--- a/docs/Informacni_system_knihovny_dokumentace.docx
+++ b/docs/Informacni_system_knihovny_dokumentace.docx
@@ -1495,7 +1495,7 @@
         <w:rPr>
           <w:noProof/>
         </w:rPr>
-        <w:t>12. listopadu 2025</w:t>
+        <w:t>14. ledna 2026</w:t>
       </w:r>
       <w:r>
         <w:fldChar w:fldCharType="end"/>
@@ -1563,7 +1563,7 @@
         <w:rPr>
           <w:noProof/>
         </w:rPr>
-        <w:t>12. listopadu 2025</w:t>
+        <w:t>14. ledna 2026</w:t>
       </w:r>
       <w:r>
         <w:fldChar w:fldCharType="end"/>
@@ -1624,6 +1624,7 @@
           <w:docPartUnique/>
         </w:docPartObj>
       </w:sdtPr>
+      <w:sdtEndPr/>
       <w:sdtContent>
         <w:p>
           <w:pPr>
@@ -2521,7 +2522,23 @@
                 <w:rFonts w:eastAsiaTheme="majorEastAsia"/>
                 <w:noProof/>
               </w:rPr>
-              <w:t>Textová část</w:t>
+              <w:t>Text</w:t>
+            </w:r>
+            <w:r>
+              <w:rPr>
+                <w:rStyle w:val="Hypertextovodkaz"/>
+                <w:rFonts w:eastAsiaTheme="majorEastAsia"/>
+                <w:noProof/>
+              </w:rPr>
+              <w:t>o</w:t>
+            </w:r>
+            <w:r>
+              <w:rPr>
+                <w:rStyle w:val="Hypertextovodkaz"/>
+                <w:rFonts w:eastAsiaTheme="majorEastAsia"/>
+                <w:noProof/>
+              </w:rPr>
+              <w:t>vá část</w:t>
             </w:r>
             <w:r>
               <w:rPr>
@@ -5292,28 +5309,349 @@
           <w:ilvl w:val="0"/>
           <w:numId w:val="22"/>
         </w:numPr>
-        <w:rPr>
-          <w:rFonts w:eastAsiaTheme="minorEastAsia"/>
-        </w:rPr>
-      </w:pPr>
-      <w:bookmarkStart w:id="116" w:name="_Toc144753398"/>
-      <w:bookmarkStart w:id="117" w:name="_Toc144746927"/>
-      <w:bookmarkStart w:id="118" w:name="_Toc515880889"/>
-      <w:bookmarkStart w:id="119" w:name="_Toc145265092"/>
-      <w:bookmarkStart w:id="120" w:name="_Toc145265109"/>
-      <w:bookmarkStart w:id="121" w:name="_Toc145265126"/>
-      <w:bookmarkStart w:id="122" w:name="_Toc145265203"/>
-      <w:bookmarkStart w:id="123" w:name="_Toc145265392"/>
-      <w:bookmarkStart w:id="124" w:name="_Toc145265625"/>
-      <w:bookmarkStart w:id="125" w:name="_Toc145265964"/>
-      <w:bookmarkStart w:id="126" w:name="_Toc145266560"/>
-      <w:bookmarkStart w:id="127" w:name="_Toc147495627"/>
-      <w:r>
-        <w:rPr>
-          <w:rFonts w:eastAsiaTheme="minorEastAsia"/>
-        </w:rPr>
+      </w:pPr>
+      <w:r>
         <w:lastRenderedPageBreak/>
-        <w:t>Textová část</w:t>
+        <w:t>Návrh databázového modelu – tabulky</w:t>
+      </w:r>
+    </w:p>
+    <w:p>
+      <w:r>
+        <w:t>Datová vrstva informačního systému je realizována relační databází a přístup k datům zajišťuje ORM framework</w:t>
+      </w:r>
+      <w:r>
+        <w:rPr>
+          <w:rStyle w:val="apple-converted-space"/>
+        </w:rPr>
+        <w:t> </w:t>
+      </w:r>
+      <w:r>
+        <w:rPr>
+          <w:b/>
+          <w:bCs/>
+        </w:rPr>
+        <w:t>Entity Framework</w:t>
+      </w:r>
+      <w:r>
+        <w:rPr>
+          <w:rStyle w:val="apple-converted-space"/>
+        </w:rPr>
+        <w:t> </w:t>
+      </w:r>
+      <w:r>
+        <w:t>s využitím přístupu</w:t>
+      </w:r>
+      <w:r>
+        <w:rPr>
+          <w:rStyle w:val="apple-converted-space"/>
+        </w:rPr>
+        <w:t> </w:t>
+      </w:r>
+      <w:proofErr w:type="spellStart"/>
+      <w:r>
+        <w:rPr>
+          <w:b/>
+          <w:bCs/>
+        </w:rPr>
+        <w:t>Code</w:t>
+      </w:r>
+      <w:proofErr w:type="spellEnd"/>
+      <w:r>
+        <w:rPr>
+          <w:b/>
+          <w:bCs/>
+        </w:rPr>
+        <w:t xml:space="preserve"> </w:t>
+      </w:r>
+      <w:proofErr w:type="spellStart"/>
+      <w:r>
+        <w:rPr>
+          <w:b/>
+          <w:bCs/>
+        </w:rPr>
+        <w:t>First</w:t>
+      </w:r>
+      <w:proofErr w:type="spellEnd"/>
+      <w:r>
+        <w:t>. To znamená, že databázové schéma je definováno pomocí tříd v jazyce C# a tabulky jsou generovány automaticky.</w:t>
+      </w:r>
+    </w:p>
+    <w:p>
+      <w:r>
+        <w:t>V rámci druhé fáze vývoje (KB2) byl model rozšířen o evidenci objednávek nových titulů a podporu meziknihovních výpůjček. Celý model se skládá z následujících entit:</w:t>
+      </w:r>
+    </w:p>
+    <w:p>
+      <w:pPr>
+        <w:pStyle w:val="Nadpis2"/>
+      </w:pPr>
+      <w:r>
+        <w:t>Knižní fond a autoři</w:t>
+      </w:r>
+    </w:p>
+    <w:p>
+      <w:r>
+        <w:rPr>
+          <w:b/>
+          <w:bCs/>
+        </w:rPr>
+        <w:t>Titul</w:t>
+      </w:r>
+      <w:r>
+        <w:rPr>
+          <w:rStyle w:val="apple-converted-space"/>
+        </w:rPr>
+        <w:t> </w:t>
+      </w:r>
+      <w:r>
+        <w:t>– Hlavní entita systému. Reprezentuje abstraktní dílo (nikoliv fyzický kus). Uchovává informace jako název, ISBN, rok vydání, typ nosiče a stručný obsah.</w:t>
+      </w:r>
+    </w:p>
+    <w:p>
+      <w:r>
+        <w:rPr>
+          <w:b/>
+          <w:bCs/>
+        </w:rPr>
+        <w:t>Autor</w:t>
+      </w:r>
+      <w:r>
+        <w:rPr>
+          <w:rStyle w:val="apple-converted-space"/>
+        </w:rPr>
+        <w:t> </w:t>
+      </w:r>
+      <w:r>
+        <w:t xml:space="preserve">– Uchovává jména a příjmení autorů. Vazba mezi autorem a titulem je typu </w:t>
+      </w:r>
+      <w:proofErr w:type="gramStart"/>
+      <w:r>
+        <w:t>M:N</w:t>
+      </w:r>
+      <w:proofErr w:type="gramEnd"/>
+      <w:r>
+        <w:t xml:space="preserve"> (jeden titul může mít více autorů a naopak).</w:t>
+      </w:r>
+    </w:p>
+    <w:p>
+      <w:proofErr w:type="spellStart"/>
+      <w:r>
+        <w:rPr>
+          <w:b/>
+          <w:bCs/>
+        </w:rPr>
+        <w:t>Zanr</w:t>
+      </w:r>
+      <w:proofErr w:type="spellEnd"/>
+      <w:r>
+        <w:rPr>
+          <w:rStyle w:val="apple-converted-space"/>
+        </w:rPr>
+        <w:t> </w:t>
+      </w:r>
+      <w:r>
+        <w:t>– Slouží ke kategorizaci titulů (např. beletrie, sci-fi, odborná literatura).</w:t>
+      </w:r>
+    </w:p>
+    <w:p>
+      <w:r>
+        <w:rPr>
+          <w:b/>
+          <w:bCs/>
+        </w:rPr>
+        <w:t>Vydavatel</w:t>
+      </w:r>
+      <w:r>
+        <w:rPr>
+          <w:rStyle w:val="apple-converted-space"/>
+        </w:rPr>
+        <w:t> </w:t>
+      </w:r>
+      <w:r>
+        <w:t>– Evidence nakladatelství. Každý titul má vazbu na jednoho vydavatele.</w:t>
+      </w:r>
+    </w:p>
+    <w:p>
+      <w:pPr>
+        <w:pStyle w:val="Nadpis2"/>
+      </w:pPr>
+      <w:r>
+        <w:t>Evidence exemplářů a uživatelů</w:t>
+      </w:r>
+    </w:p>
+    <w:p>
+      <w:proofErr w:type="spellStart"/>
+      <w:r>
+        <w:rPr>
+          <w:b/>
+          <w:bCs/>
+        </w:rPr>
+        <w:t>Exemplar</w:t>
+      </w:r>
+      <w:proofErr w:type="spellEnd"/>
+      <w:r>
+        <w:rPr>
+          <w:rStyle w:val="apple-converted-space"/>
+        </w:rPr>
+        <w:t> </w:t>
+      </w:r>
+      <w:r>
+        <w:t>– Reprezentuje konkrétní fyzický kus knihy v knihovně. Je jednoznačně identifikován inventárním číslem a nese informaci o aktuálním stavu (Dostupný, Půjčeno, Vyřazeno, Prodáno).</w:t>
+      </w:r>
+    </w:p>
+    <w:p>
+      <w:proofErr w:type="spellStart"/>
+      <w:r>
+        <w:rPr>
+          <w:b/>
+          <w:bCs/>
+        </w:rPr>
+        <w:t>Ctenar</w:t>
+      </w:r>
+      <w:proofErr w:type="spellEnd"/>
+      <w:r>
+        <w:rPr>
+          <w:rStyle w:val="apple-converted-space"/>
+        </w:rPr>
+        <w:t> </w:t>
+      </w:r>
+      <w:r>
+        <w:t>– Entita evidující registrované uživatele. Obsahuje osobní údaje (datum narození, pohlaví, vzdělání) pro statistické účely a příznak aktivity pro zachování historie i po odhlášení čtenáře.</w:t>
+      </w:r>
+    </w:p>
+    <w:p>
+      <w:pPr>
+        <w:pStyle w:val="Nadpis2"/>
+      </w:pPr>
+      <w:r>
+        <w:t>Výpůjční proces, rezervace a finance</w:t>
+      </w:r>
+    </w:p>
+    <w:p>
+      <w:proofErr w:type="spellStart"/>
+      <w:r>
+        <w:rPr>
+          <w:b/>
+          <w:bCs/>
+        </w:rPr>
+        <w:t>Vypujcka</w:t>
+      </w:r>
+      <w:proofErr w:type="spellEnd"/>
+      <w:r>
+        <w:rPr>
+          <w:rStyle w:val="apple-converted-space"/>
+        </w:rPr>
+        <w:t> </w:t>
+      </w:r>
+      <w:r>
+        <w:t>– Záznam o pohybu exempláře. Eviduje datum zapůjčení, plánovaný termín vrácení a skutečné datum vrácení. Pro potřeby KB2 byl přidán atribut pro rozlišení meziknihovní výpůjčky.</w:t>
+      </w:r>
+    </w:p>
+    <w:p>
+      <w:r>
+        <w:rPr>
+          <w:b/>
+          <w:bCs/>
+        </w:rPr>
+        <w:t>Rezervace</w:t>
+      </w:r>
+      <w:r>
+        <w:rPr>
+          <w:rStyle w:val="apple-converted-space"/>
+        </w:rPr>
+        <w:t> </w:t>
+      </w:r>
+      <w:r>
+        <w:t>– Fronta čtenářů čekajících na vypůjčený titul. Systém automaticky určuje pořadí požadavků.</w:t>
+      </w:r>
+    </w:p>
+    <w:p>
+      <w:proofErr w:type="spellStart"/>
+      <w:r>
+        <w:rPr>
+          <w:b/>
+          <w:bCs/>
+        </w:rPr>
+        <w:t>Upominka</w:t>
+      </w:r>
+      <w:proofErr w:type="spellEnd"/>
+      <w:r>
+        <w:rPr>
+          <w:rStyle w:val="apple-converted-space"/>
+        </w:rPr>
+        <w:t> </w:t>
+      </w:r>
+      <w:r>
+        <w:t>a</w:t>
+      </w:r>
+      <w:r>
+        <w:rPr>
+          <w:rStyle w:val="apple-converted-space"/>
+        </w:rPr>
+        <w:t> </w:t>
+      </w:r>
+      <w:r>
+        <w:rPr>
+          <w:b/>
+          <w:bCs/>
+        </w:rPr>
+        <w:t>Platba</w:t>
+      </w:r>
+      <w:r>
+        <w:rPr>
+          <w:rStyle w:val="apple-converted-space"/>
+        </w:rPr>
+        <w:t> </w:t>
+      </w:r>
+      <w:r>
+        <w:t>– Entity řešící sankce za pozdní vrácení a jejich úhrady.</w:t>
+      </w:r>
+    </w:p>
+    <w:p>
+      <w:proofErr w:type="spellStart"/>
+      <w:r>
+        <w:rPr>
+          <w:b/>
+          <w:bCs/>
+        </w:rPr>
+        <w:lastRenderedPageBreak/>
+        <w:t>Objednavka</w:t>
+      </w:r>
+      <w:proofErr w:type="spellEnd"/>
+      <w:r>
+        <w:rPr>
+          <w:rStyle w:val="apple-converted-space"/>
+        </w:rPr>
+        <w:t> </w:t>
+      </w:r>
+      <w:r>
+        <w:t>– Nová entita (KB2) pro evidenci požadavků na nákup titulů, jejich stavu a ceny.</w:t>
+      </w:r>
+    </w:p>
+    <w:p>
+      <w:pPr>
+        <w:pStyle w:val="Pokraovn"/>
+      </w:pPr>
+    </w:p>
+    <w:p>
+      <w:pPr>
+        <w:pStyle w:val="Nadpis2"/>
+        <w:numPr>
+          <w:ilvl w:val="1"/>
+          <w:numId w:val="22"/>
+        </w:numPr>
+      </w:pPr>
+      <w:bookmarkStart w:id="116" w:name="_Toc145265093"/>
+      <w:bookmarkStart w:id="117" w:name="_Toc145265110"/>
+      <w:bookmarkStart w:id="118" w:name="_Toc145265127"/>
+      <w:bookmarkStart w:id="119" w:name="_Toc145265204"/>
+      <w:bookmarkStart w:id="120" w:name="_Toc145265393"/>
+      <w:bookmarkStart w:id="121" w:name="_Toc145265626"/>
+      <w:bookmarkStart w:id="122" w:name="_Toc145265965"/>
+      <w:bookmarkStart w:id="123" w:name="_Toc145266561"/>
+      <w:bookmarkStart w:id="124" w:name="_Toc147495628"/>
+      <w:r>
+        <w:t>Styly</w:t>
       </w:r>
       <w:bookmarkEnd w:id="116"/>
       <w:bookmarkEnd w:id="117"/>
@@ -5324,915 +5662,835 @@
       <w:bookmarkEnd w:id="122"/>
       <w:bookmarkEnd w:id="123"/>
       <w:bookmarkEnd w:id="124"/>
+    </w:p>
+    <w:p>
+      <w:pPr>
+        <w:pStyle w:val="Pokraovn"/>
+      </w:pPr>
+      <w:r>
+        <w:t xml:space="preserve">Normální </w:t>
+      </w:r>
+      <w:r>
+        <w:tab/>
+      </w:r>
+      <w:r>
+        <w:tab/>
+      </w:r>
+      <w:r>
+        <w:tab/>
+      </w:r>
+      <w:r>
+        <w:t>velikost 12</w:t>
+      </w:r>
+      <w:r>
+        <w:t>pt</w:t>
+      </w:r>
+    </w:p>
+    <w:p>
+      <w:pPr>
+        <w:pStyle w:val="Pokraovn"/>
+      </w:pPr>
+      <w:r>
+        <w:rPr>
+          <w:sz w:val="23"/>
+          <w:szCs w:val="23"/>
+        </w:rPr>
+        <w:t>Nadpis 1</w:t>
+      </w:r>
+      <w:r>
+        <w:rPr>
+          <w:sz w:val="19"/>
+          <w:szCs w:val="19"/>
+        </w:rPr>
+        <w:tab/>
+      </w:r>
+      <w:r>
+        <w:rPr>
+          <w:sz w:val="19"/>
+          <w:szCs w:val="19"/>
+        </w:rPr>
+        <w:tab/>
+      </w:r>
+      <w:r>
+        <w:rPr>
+          <w:sz w:val="19"/>
+          <w:szCs w:val="19"/>
+        </w:rPr>
+        <w:tab/>
+      </w:r>
+      <w:r>
+        <w:t>veli</w:t>
+      </w:r>
+      <w:r>
+        <w:rPr>
+          <w:spacing w:val="-3"/>
+        </w:rPr>
+        <w:t>k</w:t>
+      </w:r>
+      <w:r>
+        <w:t xml:space="preserve">ost </w:t>
+      </w:r>
+      <w:r>
+        <w:t xml:space="preserve">20pt, </w:t>
+      </w:r>
+      <w:r>
+        <w:t>tučn</w:t>
+      </w:r>
+      <w:r>
+        <w:t>ě</w:t>
+      </w:r>
+    </w:p>
+    <w:p>
+      <w:pPr>
+        <w:rPr>
+          <w:color w:val="010302"/>
+        </w:rPr>
+      </w:pPr>
+      <w:r>
+        <w:rPr>
+          <w:sz w:val="23"/>
+          <w:szCs w:val="23"/>
+        </w:rPr>
+        <w:t>Nadpis 2</w:t>
+      </w:r>
+      <w:r>
+        <w:rPr>
+          <w:sz w:val="23"/>
+          <w:szCs w:val="23"/>
+        </w:rPr>
+        <w:tab/>
+      </w:r>
+      <w:r>
+        <w:rPr>
+          <w:sz w:val="23"/>
+          <w:szCs w:val="23"/>
+        </w:rPr>
+        <w:tab/>
+      </w:r>
+      <w:r>
+        <w:rPr>
+          <w:sz w:val="23"/>
+          <w:szCs w:val="23"/>
+        </w:rPr>
+        <w:tab/>
+      </w:r>
+      <w:r>
+        <w:t>v</w:t>
+      </w:r>
+      <w:r>
+        <w:rPr>
+          <w:spacing w:val="-3"/>
+        </w:rPr>
+        <w:t>e</w:t>
+      </w:r>
+      <w:r>
+        <w:t>li</w:t>
+      </w:r>
+      <w:r>
+        <w:rPr>
+          <w:spacing w:val="-5"/>
+        </w:rPr>
+        <w:t>k</w:t>
+      </w:r>
+      <w:r>
+        <w:t>ost 1</w:t>
+      </w:r>
+      <w:r>
+        <w:t>6pt, tučně</w:t>
+      </w:r>
+    </w:p>
+    <w:p>
+      <w:pPr>
+        <w:rPr>
+          <w:sz w:val="25"/>
+          <w:szCs w:val="25"/>
+        </w:rPr>
+      </w:pPr>
+      <w:r>
+        <w:rPr>
+          <w:sz w:val="23"/>
+          <w:szCs w:val="23"/>
+        </w:rPr>
+        <w:t xml:space="preserve">Nadpis 3 </w:t>
+      </w:r>
+      <w:r>
+        <w:rPr>
+          <w:sz w:val="23"/>
+          <w:szCs w:val="23"/>
+        </w:rPr>
+        <w:tab/>
+      </w:r>
+      <w:r>
+        <w:rPr>
+          <w:sz w:val="23"/>
+          <w:szCs w:val="23"/>
+        </w:rPr>
+        <w:tab/>
+      </w:r>
+      <w:r>
+        <w:rPr>
+          <w:sz w:val="23"/>
+          <w:szCs w:val="23"/>
+        </w:rPr>
+        <w:tab/>
+      </w:r>
+      <w:r>
+        <w:t>velikost 1</w:t>
+      </w:r>
+      <w:r>
+        <w:t>4pt, tučně</w:t>
+      </w:r>
+    </w:p>
+    <w:p>
+      <w:pPr>
+        <w:pStyle w:val="Nadpis3"/>
+      </w:pPr>
+      <w:bookmarkStart w:id="125" w:name="_Toc147495629"/>
+      <w:r>
+        <w:t>Řádkování</w:t>
+      </w:r>
       <w:bookmarkEnd w:id="125"/>
+    </w:p>
+    <w:p>
+      <w:r>
+        <w:t>Pro</w:t>
+      </w:r>
+      <w:r>
+        <w:rPr>
+          <w:spacing w:val="24"/>
+        </w:rPr>
+        <w:t xml:space="preserve"> </w:t>
+      </w:r>
+      <w:r>
+        <w:t>vizuální</w:t>
+      </w:r>
+      <w:r>
+        <w:rPr>
+          <w:spacing w:val="24"/>
+        </w:rPr>
+        <w:t xml:space="preserve"> </w:t>
+      </w:r>
+      <w:r>
+        <w:t>rozdělení</w:t>
+      </w:r>
+      <w:r>
+        <w:rPr>
+          <w:spacing w:val="24"/>
+        </w:rPr>
+        <w:t xml:space="preserve"> </w:t>
+      </w:r>
+      <w:r>
+        <w:rPr>
+          <w:spacing w:val="-3"/>
+        </w:rPr>
+        <w:t>n</w:t>
+      </w:r>
+      <w:r>
+        <w:t>adpisu</w:t>
+      </w:r>
+      <w:r>
+        <w:rPr>
+          <w:spacing w:val="24"/>
+        </w:rPr>
+        <w:t xml:space="preserve"> </w:t>
+      </w:r>
+      <w:r>
+        <w:t>kapitol</w:t>
+      </w:r>
+      <w:r>
+        <w:rPr>
+          <w:spacing w:val="24"/>
+        </w:rPr>
+        <w:t xml:space="preserve"> </w:t>
+      </w:r>
+      <w:r>
+        <w:t>a</w:t>
+      </w:r>
+      <w:r>
+        <w:rPr>
+          <w:spacing w:val="24"/>
+        </w:rPr>
+        <w:t xml:space="preserve"> </w:t>
+      </w:r>
+      <w:r>
+        <w:t>textu</w:t>
+      </w:r>
+      <w:r>
+        <w:rPr>
+          <w:spacing w:val="24"/>
+        </w:rPr>
+        <w:t xml:space="preserve"> </w:t>
+      </w:r>
+      <w:r>
+        <w:t>se</w:t>
+      </w:r>
+      <w:r>
+        <w:rPr>
+          <w:spacing w:val="24"/>
+        </w:rPr>
+        <w:t xml:space="preserve"> </w:t>
+      </w:r>
+      <w:r>
+        <w:t>doporučuje</w:t>
+      </w:r>
+      <w:r>
+        <w:rPr>
+          <w:spacing w:val="24"/>
+        </w:rPr>
+        <w:t xml:space="preserve"> </w:t>
+      </w:r>
+      <w:r>
+        <w:t>před</w:t>
+      </w:r>
+      <w:r>
+        <w:rPr>
+          <w:spacing w:val="24"/>
+        </w:rPr>
+        <w:t xml:space="preserve"> </w:t>
+      </w:r>
+      <w:r>
+        <w:t>nadpis</w:t>
+      </w:r>
+      <w:r>
+        <w:rPr>
+          <w:spacing w:val="-5"/>
+        </w:rPr>
+        <w:t>y</w:t>
+      </w:r>
+      <w:r>
+        <w:rPr>
+          <w:spacing w:val="26"/>
+        </w:rPr>
+        <w:t xml:space="preserve"> </w:t>
+      </w:r>
+      <w:r>
+        <w:t>kapitol</w:t>
+      </w:r>
+      <w:r>
+        <w:rPr>
+          <w:spacing w:val="24"/>
+        </w:rPr>
+        <w:t xml:space="preserve"> </w:t>
+      </w:r>
+      <w:r>
+        <w:t>vložit</w:t>
+      </w:r>
+      <w:r>
+        <w:rPr>
+          <w:spacing w:val="24"/>
+        </w:rPr>
+        <w:t xml:space="preserve"> </w:t>
+      </w:r>
+      <w:r>
+        <w:t>1</w:t>
+      </w:r>
+      <w:r>
+        <w:rPr>
+          <w:spacing w:val="-3"/>
+        </w:rPr>
+        <w:t>2</w:t>
+      </w:r>
+      <w:r>
+        <w:t xml:space="preserve"> bodů</w:t>
+      </w:r>
+      <w:r>
+        <w:t>, za nadpisy kapitol 6 bodů</w:t>
+      </w:r>
+      <w:r>
+        <w:t>, mezi jednotliv</w:t>
+      </w:r>
+      <w:r>
+        <w:rPr>
+          <w:spacing w:val="-8"/>
+        </w:rPr>
+        <w:t>é</w:t>
+      </w:r>
+      <w:r>
+        <w:t xml:space="preserve"> odstavc</w:t>
+      </w:r>
+      <w:r>
+        <w:t>e</w:t>
+      </w:r>
+      <w:r>
+        <w:t xml:space="preserve"> v</w:t>
+      </w:r>
+      <w:r>
+        <w:t> </w:t>
+      </w:r>
+      <w:r>
+        <w:t>textu</w:t>
+      </w:r>
+      <w:r>
+        <w:t xml:space="preserve"> se vkládá</w:t>
+      </w:r>
+      <w:r>
+        <w:t xml:space="preserve"> 6 bodů.</w:t>
+      </w:r>
+      <w:r>
+        <w:rPr>
+          <w:spacing w:val="36"/>
+        </w:rPr>
+        <w:t xml:space="preserve"> </w:t>
+      </w:r>
+      <w:r>
+        <w:t>Mezi</w:t>
+      </w:r>
+      <w:r>
+        <w:rPr>
+          <w:spacing w:val="36"/>
+        </w:rPr>
+        <w:t xml:space="preserve"> </w:t>
+      </w:r>
+      <w:r>
+        <w:t>odstavce</w:t>
+      </w:r>
+      <w:r>
+        <w:rPr>
+          <w:spacing w:val="39"/>
+        </w:rPr>
+        <w:t xml:space="preserve"> </w:t>
+      </w:r>
+      <w:r>
+        <w:t>se</w:t>
+      </w:r>
+      <w:r>
+        <w:rPr>
+          <w:spacing w:val="36"/>
+        </w:rPr>
+        <w:t xml:space="preserve"> </w:t>
+      </w:r>
+      <w:r>
+        <w:t>tedy nevkládá</w:t>
+      </w:r>
+      <w:r>
+        <w:rPr>
+          <w:spacing w:val="36"/>
+        </w:rPr>
+        <w:t xml:space="preserve"> </w:t>
+      </w:r>
+      <w:r>
+        <w:t>prázdn</w:t>
+      </w:r>
+      <w:r>
+        <w:rPr>
+          <w:spacing w:val="-5"/>
+        </w:rPr>
+        <w:t>ý</w:t>
+      </w:r>
+      <w:r>
+        <w:rPr>
+          <w:spacing w:val="39"/>
+        </w:rPr>
+        <w:t xml:space="preserve"> </w:t>
+      </w:r>
+      <w:r>
+        <w:t>řádek</w:t>
+      </w:r>
+      <w:r>
+        <w:rPr>
+          <w:spacing w:val="36"/>
+        </w:rPr>
+        <w:t xml:space="preserve"> </w:t>
+      </w:r>
+      <w:r>
+        <w:t xml:space="preserve">prostřednictvím </w:t>
+      </w:r>
+      <w:proofErr w:type="spellStart"/>
+      <w:r>
+        <w:t>ENTERu</w:t>
+      </w:r>
+      <w:proofErr w:type="spellEnd"/>
+      <w:r>
+        <w:t>,</w:t>
+      </w:r>
+      <w:r>
+        <w:rPr>
+          <w:spacing w:val="-19"/>
+        </w:rPr>
+        <w:t xml:space="preserve"> </w:t>
+      </w:r>
+      <w:r>
+        <w:t>ale</w:t>
+      </w:r>
+      <w:r>
+        <w:rPr>
+          <w:spacing w:val="-19"/>
+        </w:rPr>
+        <w:t xml:space="preserve"> </w:t>
+      </w:r>
+      <w:r>
+        <w:t>prostřednictvím</w:t>
+      </w:r>
+      <w:r>
+        <w:rPr>
+          <w:spacing w:val="-19"/>
+        </w:rPr>
+        <w:t xml:space="preserve"> </w:t>
+      </w:r>
+      <w:r>
+        <w:t>odsazení</w:t>
+      </w:r>
+      <w:r>
+        <w:rPr>
+          <w:spacing w:val="-19"/>
+        </w:rPr>
+        <w:t xml:space="preserve"> </w:t>
+      </w:r>
+      <w:r>
+        <w:t>odstavce.</w:t>
+      </w:r>
+      <w:r>
+        <w:rPr>
+          <w:spacing w:val="-19"/>
+        </w:rPr>
+        <w:t xml:space="preserve"> </w:t>
+      </w:r>
+      <w:r>
+        <w:t>Řádkování</w:t>
+      </w:r>
+      <w:r>
+        <w:rPr>
+          <w:spacing w:val="-19"/>
+        </w:rPr>
+        <w:t xml:space="preserve"> v z</w:t>
+      </w:r>
+      <w:r>
+        <w:t>ákladním</w:t>
+      </w:r>
+      <w:r>
+        <w:rPr>
+          <w:spacing w:val="-19"/>
+        </w:rPr>
+        <w:t xml:space="preserve"> </w:t>
+      </w:r>
+      <w:r>
+        <w:t>textu</w:t>
+      </w:r>
+      <w:r>
+        <w:t xml:space="preserve"> (styl normální)</w:t>
+      </w:r>
+      <w:r>
+        <w:rPr>
+          <w:spacing w:val="-19"/>
+        </w:rPr>
+        <w:t xml:space="preserve"> </w:t>
+      </w:r>
+      <w:r>
+        <w:t>velikost 1,5</w:t>
+      </w:r>
+      <w:r>
+        <w:rPr>
+          <w:spacing w:val="-5"/>
+        </w:rPr>
+        <w:t xml:space="preserve"> </w:t>
+      </w:r>
+      <w:r>
+        <w:t xml:space="preserve">bodů. </w:t>
+      </w:r>
+    </w:p>
+    <w:p>
+      <w:pPr>
+        <w:pStyle w:val="Nadpis3"/>
+      </w:pPr>
+      <w:bookmarkStart w:id="126" w:name="_Toc147495630"/>
+      <w:r>
+        <w:t>Zvýrazňování textu</w:t>
+      </w:r>
       <w:bookmarkEnd w:id="126"/>
+    </w:p>
+    <w:p>
+      <w:r>
+        <w:t>Důležité myšlenky zvýra</w:t>
+      </w:r>
+      <w:r>
+        <w:t>z</w:t>
+      </w:r>
+      <w:r>
+        <w:t xml:space="preserve">ňovat pomocí </w:t>
+      </w:r>
+      <w:r>
+        <w:rPr>
+          <w:b/>
+        </w:rPr>
+        <w:t xml:space="preserve">tučného </w:t>
+      </w:r>
+      <w:r>
+        <w:t xml:space="preserve">písma nebo </w:t>
+      </w:r>
+      <w:r>
+        <w:rPr>
+          <w:i/>
+        </w:rPr>
+        <w:t>kurzívou</w:t>
+      </w:r>
+      <w:r>
+        <w:t xml:space="preserve"> nepoužívat </w:t>
+      </w:r>
+      <w:r>
+        <w:rPr>
+          <w:u w:val="single"/>
+        </w:rPr>
+        <w:t>podtržení</w:t>
+      </w:r>
+      <w:r>
+        <w:t>.</w:t>
+      </w:r>
+      <w:r>
+        <w:rPr>
+          <w:u w:val="single"/>
+        </w:rPr>
+        <w:t xml:space="preserve"> </w:t>
+      </w:r>
+      <w:r>
+        <w:t>Používat jednotnou barvu písma, doporučuje se černá.</w:t>
+      </w:r>
+    </w:p>
+    <w:p>
+      <w:pPr>
+        <w:pStyle w:val="Nadpis3"/>
+      </w:pPr>
+      <w:bookmarkStart w:id="127" w:name="_Toc147495631"/>
+      <w:r>
+        <w:t>Členění textu</w:t>
+      </w:r>
       <w:bookmarkEnd w:id="127"/>
     </w:p>
     <w:p>
       <w:r>
-        <w:t>C</w:t>
-      </w:r>
-      <w:r>
-        <w:t xml:space="preserve">elý text </w:t>
-      </w:r>
-      <w:r>
-        <w:t xml:space="preserve">je </w:t>
-      </w:r>
-      <w:r>
-        <w:t>psán fontem Times New Roman. Použitá velikost písma je 12pt kromě nadpisů a je užito řádkování 1,5. K tomu je v této šabloně určen styl</w:t>
-      </w:r>
-      <w:r>
-        <w:rPr>
-          <w:i/>
-        </w:rPr>
-        <w:t xml:space="preserve"> Normální</w:t>
-      </w:r>
-      <w:r>
-        <w:t>. Minimální rozsah maturitní práce (úvod, vlastní text práce a závěr) je 15 stran. Jednou stranou je myšlena jedna normostrana, jež má 1800 znaků včetně mezer (tj. přibližně 250 slov). Minimální rozsah maturitní práce je tedy přibližně 3750</w:t>
-      </w:r>
-      <w:r>
-        <w:t xml:space="preserve"> slov</w:t>
+        <w:t>Z</w:t>
+      </w:r>
+      <w:r>
+        <w:t>arovnání textu do blo</w:t>
+      </w:r>
+      <w:r>
+        <w:t>k</w:t>
+      </w:r>
+      <w:r>
+        <w:t>u (vpravo i vlevo). Nepoužívat odsazení textu. Číslování kapitol od čísla 1. Za nadpisy kapitol se neuvádí dvojtečka, ani tečka, ani zdroj. Hlavní kapitoly začínají na nové stránce. Ostatní podkapitoly se oddělují od konce předcházející kapitol</w:t>
+      </w:r>
+      <w:r>
+        <w:t>y</w:t>
+      </w:r>
+      <w:r>
+        <w:t xml:space="preserve"> mezerou o velikosti 12 </w:t>
+      </w:r>
+      <w:r>
+        <w:t>b</w:t>
+      </w:r>
+      <w:r>
+        <w:t>odů</w:t>
       </w:r>
       <w:r>
         <w:t>.</w:t>
       </w:r>
       <w:r>
         <w:t xml:space="preserve"> </w:t>
-      </w:r>
-      <w:r>
-        <w:fldChar w:fldCharType="begin"/>
-      </w:r>
-      <w:r>
-        <w:instrText xml:space="preserve"> REF _Ref147318297 \r \h </w:instrText>
-      </w:r>
-      <w:r>
-        <w:fldChar w:fldCharType="separate"/>
-      </w:r>
-      <w:r>
-        <w:t>[2]</w:t>
-      </w:r>
-      <w:r>
-        <w:fldChar w:fldCharType="end"/>
       </w:r>
     </w:p>
     <w:p>
       <w:pPr>
+        <w:pStyle w:val="Nadpis3"/>
+      </w:pPr>
+      <w:bookmarkStart w:id="128" w:name="_Toc147495632"/>
+      <w:r>
+        <w:t>Číslování stran</w:t>
+      </w:r>
+      <w:bookmarkEnd w:id="128"/>
+    </w:p>
+    <w:p>
+      <w:pPr>
+        <w:rPr>
+          <w:color w:val="010302"/>
+        </w:rPr>
+      </w:pPr>
+      <w:r>
+        <w:t>Stran</w:t>
+      </w:r>
+      <w:r>
+        <w:rPr>
+          <w:spacing w:val="-5"/>
+        </w:rPr>
+        <w:t>y</w:t>
+      </w:r>
+      <w:r>
+        <w:rPr>
+          <w:spacing w:val="24"/>
+        </w:rPr>
+        <w:t xml:space="preserve"> </w:t>
+      </w:r>
+      <w:r>
+        <w:t>číslovat</w:t>
+      </w:r>
+      <w:r>
+        <w:rPr>
+          <w:spacing w:val="24"/>
+        </w:rPr>
+        <w:t xml:space="preserve"> </w:t>
+      </w:r>
+      <w:r>
+        <w:t>dole</w:t>
+      </w:r>
+      <w:r>
+        <w:rPr>
+          <w:spacing w:val="24"/>
+        </w:rPr>
+        <w:t xml:space="preserve"> </w:t>
+      </w:r>
+      <w:r>
+        <w:t>uprostřed.</w:t>
+      </w:r>
+      <w:r>
+        <w:rPr>
+          <w:spacing w:val="24"/>
+        </w:rPr>
+        <w:t xml:space="preserve"> </w:t>
+      </w:r>
+      <w:r>
+        <w:t>Stran</w:t>
+      </w:r>
+      <w:r>
+        <w:rPr>
+          <w:spacing w:val="-5"/>
+        </w:rPr>
+        <w:t>y</w:t>
+      </w:r>
+      <w:r>
+        <w:rPr>
+          <w:spacing w:val="24"/>
+        </w:rPr>
+        <w:t xml:space="preserve"> </w:t>
+      </w:r>
+      <w:r>
+        <w:t>se</w:t>
+      </w:r>
+      <w:r>
+        <w:rPr>
+          <w:spacing w:val="24"/>
+        </w:rPr>
+        <w:t xml:space="preserve"> </w:t>
+      </w:r>
+      <w:r>
+        <w:t>počítají</w:t>
+      </w:r>
+      <w:r>
+        <w:rPr>
+          <w:spacing w:val="24"/>
+        </w:rPr>
+        <w:t xml:space="preserve"> </w:t>
+      </w:r>
+      <w:r>
+        <w:t>od</w:t>
+      </w:r>
+      <w:r>
+        <w:rPr>
+          <w:spacing w:val="24"/>
+        </w:rPr>
+        <w:t xml:space="preserve"> </w:t>
+      </w:r>
+      <w:r>
+        <w:t>titulního</w:t>
+      </w:r>
+      <w:r>
+        <w:rPr>
+          <w:spacing w:val="21"/>
+        </w:rPr>
+        <w:t xml:space="preserve"> </w:t>
+      </w:r>
+      <w:r>
+        <w:t>listu</w:t>
+      </w:r>
+      <w:r>
+        <w:rPr>
+          <w:spacing w:val="-3"/>
+        </w:rPr>
+        <w:t>,</w:t>
+      </w:r>
+      <w:r>
+        <w:rPr>
+          <w:spacing w:val="24"/>
+        </w:rPr>
+        <w:t xml:space="preserve"> </w:t>
+      </w:r>
+      <w:r>
+        <w:t>uvádějí</w:t>
+      </w:r>
+      <w:r>
+        <w:rPr>
+          <w:spacing w:val="24"/>
+        </w:rPr>
+        <w:t xml:space="preserve"> </w:t>
+      </w:r>
+      <w:r>
+        <w:t>se</w:t>
+      </w:r>
+      <w:r>
+        <w:rPr>
+          <w:spacing w:val="24"/>
+        </w:rPr>
+        <w:t xml:space="preserve"> </w:t>
+      </w:r>
+      <w:r>
+        <w:t>však</w:t>
+      </w:r>
+      <w:r>
+        <w:rPr>
+          <w:spacing w:val="24"/>
+        </w:rPr>
+        <w:t xml:space="preserve"> </w:t>
+      </w:r>
+      <w:r>
+        <w:t>až</w:t>
+      </w:r>
+      <w:r>
+        <w:rPr>
+          <w:spacing w:val="24"/>
+        </w:rPr>
+        <w:t xml:space="preserve"> </w:t>
+      </w:r>
+      <w:r>
+        <w:t>od vlastního textu (počínaje úvodem) – ted</w:t>
+      </w:r>
+      <w:r>
+        <w:rPr>
+          <w:spacing w:val="-5"/>
+        </w:rPr>
+        <w:t>y</w:t>
+      </w:r>
+      <w:r>
+        <w:t xml:space="preserve"> první uváděné číslo může b</w:t>
+      </w:r>
+      <w:r>
+        <w:rPr>
+          <w:spacing w:val="-8"/>
+        </w:rPr>
+        <w:t>ý</w:t>
+      </w:r>
+      <w:r>
+        <w:t xml:space="preserve">t např. </w:t>
+      </w:r>
+      <w:r>
+        <w:t>6</w:t>
+      </w:r>
+      <w:r>
+        <w:t>.</w:t>
+      </w:r>
+    </w:p>
+    <w:p>
+      <w:pPr>
         <w:pStyle w:val="Nadpis2"/>
-        <w:numPr>
-          <w:ilvl w:val="1"/>
-          <w:numId w:val="22"/>
-        </w:numPr>
-      </w:pPr>
-      <w:bookmarkStart w:id="128" w:name="_Toc145265093"/>
-      <w:bookmarkStart w:id="129" w:name="_Toc145265110"/>
-      <w:bookmarkStart w:id="130" w:name="_Toc145265127"/>
-      <w:bookmarkStart w:id="131" w:name="_Toc145265204"/>
-      <w:bookmarkStart w:id="132" w:name="_Toc145265393"/>
-      <w:bookmarkStart w:id="133" w:name="_Toc145265626"/>
-      <w:bookmarkStart w:id="134" w:name="_Toc145265965"/>
-      <w:bookmarkStart w:id="135" w:name="_Toc145266561"/>
-      <w:bookmarkStart w:id="136" w:name="_Toc147495628"/>
-      <w:r>
-        <w:t>Styly</w:t>
-      </w:r>
-      <w:bookmarkEnd w:id="128"/>
+      </w:pPr>
+      <w:bookmarkStart w:id="129" w:name="_Toc144753399"/>
+      <w:bookmarkStart w:id="130" w:name="_Toc144746928"/>
+      <w:bookmarkStart w:id="131" w:name="_Toc515880890"/>
+      <w:bookmarkStart w:id="132" w:name="_Toc147495633"/>
+      <w:r>
+        <w:lastRenderedPageBreak/>
+        <w:t>Vytvoření obsahu</w:t>
+      </w:r>
       <w:bookmarkEnd w:id="129"/>
       <w:bookmarkEnd w:id="130"/>
       <w:bookmarkEnd w:id="131"/>
       <w:bookmarkEnd w:id="132"/>
-      <w:bookmarkEnd w:id="133"/>
-      <w:bookmarkEnd w:id="134"/>
-      <w:bookmarkEnd w:id="135"/>
-      <w:bookmarkEnd w:id="136"/>
-    </w:p>
-    <w:p>
-      <w:pPr>
-        <w:pStyle w:val="Pokraovn"/>
-      </w:pPr>
-      <w:r>
-        <w:t xml:space="preserve">Normální </w:t>
-      </w:r>
-      <w:r>
-        <w:tab/>
-      </w:r>
-      <w:r>
-        <w:tab/>
-      </w:r>
-      <w:r>
-        <w:tab/>
-      </w:r>
-      <w:r>
-        <w:t>velikost 12</w:t>
-      </w:r>
-      <w:r>
-        <w:t>pt</w:t>
-      </w:r>
-    </w:p>
-    <w:p>
-      <w:pPr>
-        <w:pStyle w:val="Pokraovn"/>
-      </w:pPr>
-      <w:r>
-        <w:rPr>
-          <w:sz w:val="23"/>
-          <w:szCs w:val="23"/>
-        </w:rPr>
-        <w:t>Nadpis 1</w:t>
-      </w:r>
-      <w:r>
-        <w:rPr>
-          <w:sz w:val="19"/>
-          <w:szCs w:val="19"/>
-        </w:rPr>
-        <w:tab/>
-      </w:r>
-      <w:r>
-        <w:rPr>
-          <w:sz w:val="19"/>
-          <w:szCs w:val="19"/>
-        </w:rPr>
-        <w:tab/>
-      </w:r>
-      <w:r>
-        <w:rPr>
-          <w:sz w:val="19"/>
-          <w:szCs w:val="19"/>
-        </w:rPr>
-        <w:tab/>
-      </w:r>
-      <w:r>
-        <w:t>veli</w:t>
-      </w:r>
-      <w:r>
-        <w:rPr>
-          <w:spacing w:val="-3"/>
-        </w:rPr>
-        <w:t>k</w:t>
-      </w:r>
-      <w:r>
-        <w:t xml:space="preserve">ost </w:t>
-      </w:r>
-      <w:r>
-        <w:t xml:space="preserve">20pt, </w:t>
-      </w:r>
-      <w:r>
-        <w:t>tučn</w:t>
-      </w:r>
-      <w:r>
-        <w:t>ě</w:t>
-      </w:r>
-    </w:p>
-    <w:p>
-      <w:pPr>
-        <w:rPr>
-          <w:color w:val="010302"/>
-        </w:rPr>
-      </w:pPr>
-      <w:r>
-        <w:rPr>
-          <w:sz w:val="23"/>
-          <w:szCs w:val="23"/>
-        </w:rPr>
-        <w:t>Nadpis 2</w:t>
-      </w:r>
-      <w:r>
-        <w:rPr>
-          <w:sz w:val="23"/>
-          <w:szCs w:val="23"/>
-        </w:rPr>
-        <w:tab/>
-      </w:r>
-      <w:r>
-        <w:rPr>
-          <w:sz w:val="23"/>
-          <w:szCs w:val="23"/>
-        </w:rPr>
-        <w:tab/>
-      </w:r>
-      <w:r>
-        <w:rPr>
-          <w:sz w:val="23"/>
-          <w:szCs w:val="23"/>
-        </w:rPr>
-        <w:tab/>
-      </w:r>
-      <w:r>
-        <w:t>v</w:t>
-      </w:r>
-      <w:r>
-        <w:rPr>
-          <w:spacing w:val="-3"/>
-        </w:rPr>
-        <w:t>e</w:t>
-      </w:r>
-      <w:r>
-        <w:t>li</w:t>
-      </w:r>
-      <w:r>
-        <w:rPr>
-          <w:spacing w:val="-5"/>
-        </w:rPr>
-        <w:t>k</w:t>
-      </w:r>
-      <w:r>
-        <w:t>ost 1</w:t>
-      </w:r>
-      <w:r>
-        <w:t>6pt, tučně</w:t>
-      </w:r>
-    </w:p>
-    <w:p>
-      <w:pPr>
-        <w:rPr>
-          <w:sz w:val="25"/>
-          <w:szCs w:val="25"/>
-        </w:rPr>
-      </w:pPr>
-      <w:r>
-        <w:rPr>
-          <w:sz w:val="23"/>
-          <w:szCs w:val="23"/>
-        </w:rPr>
-        <w:t xml:space="preserve">Nadpis 3 </w:t>
-      </w:r>
-      <w:r>
-        <w:rPr>
-          <w:sz w:val="23"/>
-          <w:szCs w:val="23"/>
-        </w:rPr>
-        <w:tab/>
-      </w:r>
-      <w:r>
-        <w:rPr>
-          <w:sz w:val="23"/>
-          <w:szCs w:val="23"/>
-        </w:rPr>
-        <w:tab/>
-      </w:r>
-      <w:r>
-        <w:rPr>
-          <w:sz w:val="23"/>
-          <w:szCs w:val="23"/>
-        </w:rPr>
-        <w:tab/>
-      </w:r>
-      <w:r>
-        <w:t>velikost 1</w:t>
-      </w:r>
-      <w:r>
-        <w:t>4pt, tučně</w:t>
-      </w:r>
-    </w:p>
-    <w:p>
-      <w:pPr>
-        <w:pStyle w:val="Nadpis3"/>
-      </w:pPr>
-      <w:bookmarkStart w:id="137" w:name="_Toc147495629"/>
-      <w:r>
-        <w:t>Řádkování</w:t>
-      </w:r>
-      <w:bookmarkEnd w:id="137"/>
-    </w:p>
-    <w:p>
-      <w:r>
-        <w:t>Pro</w:t>
-      </w:r>
-      <w:r>
-        <w:rPr>
-          <w:spacing w:val="24"/>
-        </w:rPr>
-        <w:t xml:space="preserve"> </w:t>
-      </w:r>
-      <w:r>
-        <w:t>vizuální</w:t>
-      </w:r>
-      <w:r>
-        <w:rPr>
-          <w:spacing w:val="24"/>
-        </w:rPr>
-        <w:t xml:space="preserve"> </w:t>
-      </w:r>
-      <w:r>
-        <w:t>rozdělení</w:t>
-      </w:r>
-      <w:r>
-        <w:rPr>
-          <w:spacing w:val="24"/>
-        </w:rPr>
-        <w:t xml:space="preserve"> </w:t>
-      </w:r>
-      <w:r>
-        <w:rPr>
-          <w:spacing w:val="-3"/>
-        </w:rPr>
-        <w:t>n</w:t>
-      </w:r>
-      <w:r>
-        <w:t>adpisu</w:t>
-      </w:r>
-      <w:r>
-        <w:rPr>
-          <w:spacing w:val="24"/>
-        </w:rPr>
-        <w:t xml:space="preserve"> </w:t>
-      </w:r>
-      <w:r>
-        <w:t>kapitol</w:t>
-      </w:r>
-      <w:r>
-        <w:rPr>
-          <w:spacing w:val="24"/>
-        </w:rPr>
-        <w:t xml:space="preserve"> </w:t>
-      </w:r>
-      <w:r>
-        <w:t>a</w:t>
-      </w:r>
-      <w:r>
-        <w:rPr>
-          <w:spacing w:val="24"/>
-        </w:rPr>
-        <w:t xml:space="preserve"> </w:t>
-      </w:r>
-      <w:r>
-        <w:t>textu</w:t>
-      </w:r>
-      <w:r>
-        <w:rPr>
-          <w:spacing w:val="24"/>
-        </w:rPr>
-        <w:t xml:space="preserve"> </w:t>
-      </w:r>
-      <w:r>
-        <w:t>se</w:t>
-      </w:r>
-      <w:r>
-        <w:rPr>
-          <w:spacing w:val="24"/>
-        </w:rPr>
-        <w:t xml:space="preserve"> </w:t>
-      </w:r>
-      <w:r>
-        <w:t>doporučuje</w:t>
-      </w:r>
-      <w:r>
-        <w:rPr>
-          <w:spacing w:val="24"/>
-        </w:rPr>
-        <w:t xml:space="preserve"> </w:t>
-      </w:r>
-      <w:r>
-        <w:t>před</w:t>
-      </w:r>
-      <w:r>
-        <w:rPr>
-          <w:spacing w:val="24"/>
-        </w:rPr>
-        <w:t xml:space="preserve"> </w:t>
-      </w:r>
-      <w:r>
-        <w:t>nadpis</w:t>
-      </w:r>
-      <w:r>
-        <w:rPr>
-          <w:spacing w:val="-5"/>
-        </w:rPr>
-        <w:t>y</w:t>
-      </w:r>
-      <w:r>
-        <w:rPr>
-          <w:spacing w:val="26"/>
-        </w:rPr>
-        <w:t xml:space="preserve"> </w:t>
-      </w:r>
-      <w:r>
-        <w:t>kapitol</w:t>
-      </w:r>
-      <w:r>
-        <w:rPr>
-          <w:spacing w:val="24"/>
-        </w:rPr>
-        <w:t xml:space="preserve"> </w:t>
-      </w:r>
-      <w:r>
-        <w:t>vložit</w:t>
-      </w:r>
-      <w:r>
-        <w:rPr>
-          <w:spacing w:val="24"/>
-        </w:rPr>
-        <w:t xml:space="preserve"> </w:t>
-      </w:r>
-      <w:r>
-        <w:t>1</w:t>
-      </w:r>
-      <w:r>
-        <w:rPr>
-          <w:spacing w:val="-3"/>
-        </w:rPr>
-        <w:t>2</w:t>
-      </w:r>
-      <w:r>
-        <w:t xml:space="preserve"> bodů</w:t>
-      </w:r>
-      <w:r>
-        <w:t>, za nadpisy kapitol 6 bodů</w:t>
-      </w:r>
-      <w:r>
-        <w:t>, mezi jednotliv</w:t>
-      </w:r>
-      <w:r>
-        <w:rPr>
-          <w:spacing w:val="-8"/>
-        </w:rPr>
-        <w:t>é</w:t>
-      </w:r>
-      <w:r>
-        <w:t xml:space="preserve"> odstavc</w:t>
-      </w:r>
-      <w:r>
-        <w:t>e</w:t>
-      </w:r>
-      <w:r>
-        <w:t xml:space="preserve"> v</w:t>
-      </w:r>
-      <w:r>
-        <w:t> </w:t>
-      </w:r>
-      <w:r>
-        <w:t>textu</w:t>
-      </w:r>
-      <w:r>
-        <w:t xml:space="preserve"> se vkládá</w:t>
-      </w:r>
-      <w:r>
-        <w:t xml:space="preserve"> 6 bodů.</w:t>
-      </w:r>
-      <w:r>
-        <w:rPr>
-          <w:spacing w:val="36"/>
-        </w:rPr>
-        <w:t xml:space="preserve"> </w:t>
-      </w:r>
-      <w:r>
-        <w:t>Mezi</w:t>
-      </w:r>
-      <w:r>
-        <w:rPr>
-          <w:spacing w:val="36"/>
-        </w:rPr>
-        <w:t xml:space="preserve"> </w:t>
-      </w:r>
-      <w:r>
-        <w:t>odstavce</w:t>
-      </w:r>
-      <w:r>
-        <w:rPr>
-          <w:spacing w:val="39"/>
-        </w:rPr>
-        <w:t xml:space="preserve"> </w:t>
-      </w:r>
-      <w:r>
-        <w:t>se</w:t>
-      </w:r>
-      <w:r>
-        <w:rPr>
-          <w:spacing w:val="36"/>
-        </w:rPr>
-        <w:t xml:space="preserve"> </w:t>
-      </w:r>
-      <w:r>
-        <w:t>tedy nevkládá</w:t>
-      </w:r>
-      <w:r>
-        <w:rPr>
-          <w:spacing w:val="36"/>
-        </w:rPr>
-        <w:t xml:space="preserve"> </w:t>
-      </w:r>
-      <w:r>
-        <w:t>prázdn</w:t>
-      </w:r>
-      <w:r>
-        <w:rPr>
-          <w:spacing w:val="-5"/>
-        </w:rPr>
-        <w:t>ý</w:t>
-      </w:r>
-      <w:r>
-        <w:rPr>
-          <w:spacing w:val="39"/>
-        </w:rPr>
-        <w:t xml:space="preserve"> </w:t>
-      </w:r>
-      <w:r>
-        <w:t>řádek</w:t>
-      </w:r>
-      <w:r>
-        <w:rPr>
-          <w:spacing w:val="36"/>
-        </w:rPr>
-        <w:t xml:space="preserve"> </w:t>
-      </w:r>
-      <w:r>
-        <w:t xml:space="preserve">prostřednictvím </w:t>
-      </w:r>
-      <w:proofErr w:type="spellStart"/>
-      <w:r>
-        <w:t>ENTERu</w:t>
-      </w:r>
-      <w:proofErr w:type="spellEnd"/>
-      <w:r>
-        <w:t>,</w:t>
-      </w:r>
-      <w:r>
-        <w:rPr>
-          <w:spacing w:val="-19"/>
-        </w:rPr>
-        <w:t xml:space="preserve"> </w:t>
-      </w:r>
-      <w:r>
-        <w:t>ale</w:t>
-      </w:r>
-      <w:r>
-        <w:rPr>
-          <w:spacing w:val="-19"/>
-        </w:rPr>
-        <w:t xml:space="preserve"> </w:t>
-      </w:r>
-      <w:r>
-        <w:t>prostřednictvím</w:t>
-      </w:r>
-      <w:r>
-        <w:rPr>
-          <w:spacing w:val="-19"/>
-        </w:rPr>
-        <w:t xml:space="preserve"> </w:t>
-      </w:r>
-      <w:r>
-        <w:t>odsazení</w:t>
-      </w:r>
-      <w:r>
-        <w:rPr>
-          <w:spacing w:val="-19"/>
-        </w:rPr>
-        <w:t xml:space="preserve"> </w:t>
-      </w:r>
-      <w:r>
-        <w:t>odstavce.</w:t>
-      </w:r>
-      <w:r>
-        <w:rPr>
-          <w:spacing w:val="-19"/>
-        </w:rPr>
-        <w:t xml:space="preserve"> </w:t>
-      </w:r>
-      <w:r>
-        <w:t>Řádkování</w:t>
-      </w:r>
-      <w:r>
-        <w:rPr>
-          <w:spacing w:val="-19"/>
-        </w:rPr>
-        <w:t xml:space="preserve"> v z</w:t>
-      </w:r>
-      <w:r>
-        <w:t>ákladním</w:t>
-      </w:r>
-      <w:r>
-        <w:rPr>
-          <w:spacing w:val="-19"/>
-        </w:rPr>
-        <w:t xml:space="preserve"> </w:t>
-      </w:r>
-      <w:r>
-        <w:t>textu</w:t>
-      </w:r>
-      <w:r>
-        <w:t xml:space="preserve"> (styl normální)</w:t>
-      </w:r>
-      <w:r>
-        <w:rPr>
-          <w:spacing w:val="-19"/>
-        </w:rPr>
-        <w:t xml:space="preserve"> </w:t>
-      </w:r>
-      <w:r>
-        <w:t>velikost 1,5</w:t>
-      </w:r>
-      <w:r>
-        <w:rPr>
-          <w:spacing w:val="-5"/>
-        </w:rPr>
-        <w:t xml:space="preserve"> </w:t>
-      </w:r>
-      <w:r>
-        <w:t xml:space="preserve">bodů. </w:t>
-      </w:r>
-    </w:p>
-    <w:p>
-      <w:pPr>
-        <w:pStyle w:val="Nadpis3"/>
-      </w:pPr>
-      <w:bookmarkStart w:id="138" w:name="_Toc147495630"/>
-      <w:r>
-        <w:t>Zvýrazňování textu</w:t>
-      </w:r>
-      <w:bookmarkEnd w:id="138"/>
-    </w:p>
-    <w:p>
-      <w:r>
-        <w:t>Důležité myšlenky zvýra</w:t>
-      </w:r>
-      <w:r>
-        <w:t>z</w:t>
-      </w:r>
-      <w:r>
-        <w:t xml:space="preserve">ňovat pomocí </w:t>
-      </w:r>
-      <w:r>
-        <w:rPr>
-          <w:b/>
-        </w:rPr>
-        <w:t xml:space="preserve">tučného </w:t>
-      </w:r>
-      <w:r>
-        <w:t xml:space="preserve">písma nebo </w:t>
-      </w:r>
-      <w:r>
-        <w:rPr>
-          <w:i/>
-        </w:rPr>
-        <w:t>kurzívou</w:t>
-      </w:r>
-      <w:r>
-        <w:t xml:space="preserve"> nepoužívat </w:t>
-      </w:r>
-      <w:r>
-        <w:rPr>
-          <w:u w:val="single"/>
-        </w:rPr>
-        <w:t>podtržení</w:t>
-      </w:r>
-      <w:r>
-        <w:t>.</w:t>
-      </w:r>
-      <w:r>
-        <w:rPr>
-          <w:u w:val="single"/>
-        </w:rPr>
-        <w:t xml:space="preserve"> </w:t>
-      </w:r>
-      <w:r>
-        <w:t>Používat jednotnou barvu písma, doporučuje se černá.</w:t>
-      </w:r>
-    </w:p>
-    <w:p>
-      <w:pPr>
-        <w:pStyle w:val="Nadpis3"/>
-      </w:pPr>
-      <w:bookmarkStart w:id="139" w:name="_Toc147495631"/>
-      <w:r>
-        <w:t>Členění textu</w:t>
-      </w:r>
-      <w:bookmarkEnd w:id="139"/>
-    </w:p>
-    <w:p>
-      <w:r>
-        <w:t>Z</w:t>
-      </w:r>
-      <w:r>
-        <w:t>arovnání textu do blo</w:t>
-      </w:r>
-      <w:r>
-        <w:t>k</w:t>
-      </w:r>
-      <w:r>
-        <w:t>u (vpravo i vlevo). Nepoužívat odsazení textu. Číslování kapitol od čísla 1. Za nadpisy kapitol se neuvádí dvojtečka, ani tečka, ani zdroj. Hlavní kapitoly začínají na nové stránce. Ostatní podkapitoly se oddělují od konce předcházející kapitol</w:t>
-      </w:r>
-      <w:r>
-        <w:t>y</w:t>
-      </w:r>
-      <w:r>
-        <w:t xml:space="preserve"> mezerou o velikosti 12 </w:t>
-      </w:r>
-      <w:r>
-        <w:t>b</w:t>
-      </w:r>
-      <w:r>
-        <w:t>odů</w:t>
-      </w:r>
-      <w:r>
-        <w:t>.</w:t>
-      </w:r>
-      <w:r>
-        <w:t xml:space="preserve"> </w:t>
-      </w:r>
-    </w:p>
-    <w:p>
-      <w:pPr>
-        <w:pStyle w:val="Nadpis3"/>
-      </w:pPr>
-      <w:bookmarkStart w:id="140" w:name="_Toc147495632"/>
-      <w:r>
-        <w:t>Číslování stran</w:t>
-      </w:r>
-      <w:bookmarkEnd w:id="140"/>
-    </w:p>
-    <w:p>
-      <w:pPr>
-        <w:rPr>
-          <w:color w:val="010302"/>
-        </w:rPr>
-      </w:pPr>
-      <w:r>
-        <w:t>Stran</w:t>
-      </w:r>
-      <w:r>
-        <w:rPr>
-          <w:spacing w:val="-5"/>
-        </w:rPr>
-        <w:t>y</w:t>
-      </w:r>
-      <w:r>
-        <w:rPr>
-          <w:spacing w:val="24"/>
-        </w:rPr>
-        <w:t xml:space="preserve"> </w:t>
-      </w:r>
-      <w:r>
-        <w:t>číslovat</w:t>
-      </w:r>
-      <w:r>
-        <w:rPr>
-          <w:spacing w:val="24"/>
-        </w:rPr>
-        <w:t xml:space="preserve"> </w:t>
-      </w:r>
-      <w:r>
-        <w:t>dole</w:t>
-      </w:r>
-      <w:r>
-        <w:rPr>
-          <w:spacing w:val="24"/>
-        </w:rPr>
-        <w:t xml:space="preserve"> </w:t>
-      </w:r>
-      <w:r>
-        <w:t>uprostřed.</w:t>
-      </w:r>
-      <w:r>
-        <w:rPr>
-          <w:spacing w:val="24"/>
-        </w:rPr>
-        <w:t xml:space="preserve"> </w:t>
-      </w:r>
-      <w:r>
-        <w:t>Stran</w:t>
-      </w:r>
-      <w:r>
-        <w:rPr>
-          <w:spacing w:val="-5"/>
-        </w:rPr>
-        <w:t>y</w:t>
-      </w:r>
-      <w:r>
-        <w:rPr>
-          <w:spacing w:val="24"/>
-        </w:rPr>
-        <w:t xml:space="preserve"> </w:t>
-      </w:r>
-      <w:r>
-        <w:t>se</w:t>
-      </w:r>
-      <w:r>
-        <w:rPr>
-          <w:spacing w:val="24"/>
-        </w:rPr>
-        <w:t xml:space="preserve"> </w:t>
-      </w:r>
-      <w:r>
-        <w:t>počítají</w:t>
-      </w:r>
-      <w:r>
-        <w:rPr>
-          <w:spacing w:val="24"/>
-        </w:rPr>
-        <w:t xml:space="preserve"> </w:t>
-      </w:r>
-      <w:r>
-        <w:t>od</w:t>
-      </w:r>
-      <w:r>
-        <w:rPr>
-          <w:spacing w:val="24"/>
-        </w:rPr>
-        <w:t xml:space="preserve"> </w:t>
-      </w:r>
-      <w:r>
-        <w:t>titulního</w:t>
-      </w:r>
-      <w:r>
-        <w:rPr>
-          <w:spacing w:val="21"/>
-        </w:rPr>
-        <w:t xml:space="preserve"> </w:t>
-      </w:r>
-      <w:r>
-        <w:t>listu</w:t>
-      </w:r>
-      <w:r>
-        <w:rPr>
-          <w:spacing w:val="-3"/>
-        </w:rPr>
-        <w:t>,</w:t>
-      </w:r>
-      <w:r>
-        <w:rPr>
-          <w:spacing w:val="24"/>
-        </w:rPr>
-        <w:t xml:space="preserve"> </w:t>
-      </w:r>
-      <w:r>
-        <w:t>uvádějí</w:t>
-      </w:r>
-      <w:r>
-        <w:rPr>
-          <w:spacing w:val="24"/>
-        </w:rPr>
-        <w:t xml:space="preserve"> </w:t>
-      </w:r>
-      <w:r>
-        <w:t>se</w:t>
-      </w:r>
-      <w:r>
-        <w:rPr>
-          <w:spacing w:val="24"/>
-        </w:rPr>
-        <w:t xml:space="preserve"> </w:t>
-      </w:r>
-      <w:r>
-        <w:t>však</w:t>
-      </w:r>
-      <w:r>
-        <w:rPr>
-          <w:spacing w:val="24"/>
-        </w:rPr>
-        <w:t xml:space="preserve"> </w:t>
-      </w:r>
-      <w:r>
-        <w:t>až</w:t>
-      </w:r>
-      <w:r>
-        <w:rPr>
-          <w:spacing w:val="24"/>
-        </w:rPr>
-        <w:t xml:space="preserve"> </w:t>
-      </w:r>
-      <w:r>
-        <w:t>od vlastního textu (počínaje úvodem) – ted</w:t>
-      </w:r>
-      <w:r>
-        <w:rPr>
-          <w:spacing w:val="-5"/>
-        </w:rPr>
-        <w:t>y</w:t>
-      </w:r>
-      <w:r>
-        <w:t xml:space="preserve"> první uváděné číslo může b</w:t>
-      </w:r>
-      <w:r>
-        <w:rPr>
-          <w:spacing w:val="-8"/>
-        </w:rPr>
-        <w:t>ý</w:t>
-      </w:r>
-      <w:r>
-        <w:t xml:space="preserve">t např. </w:t>
-      </w:r>
-      <w:r>
-        <w:t>6</w:t>
-      </w:r>
-      <w:r>
-        <w:t>.</w:t>
-      </w:r>
-    </w:p>
-    <w:p>
-      <w:pPr>
-        <w:pStyle w:val="Nadpis2"/>
-      </w:pPr>
-      <w:bookmarkStart w:id="141" w:name="_Toc144753399"/>
-      <w:bookmarkStart w:id="142" w:name="_Toc144746928"/>
-      <w:bookmarkStart w:id="143" w:name="_Toc515880890"/>
-      <w:bookmarkStart w:id="144" w:name="_Toc147495633"/>
-      <w:r>
-        <w:lastRenderedPageBreak/>
-        <w:t>Vytvoření obsahu</w:t>
-      </w:r>
-      <w:bookmarkEnd w:id="141"/>
-      <w:bookmarkEnd w:id="142"/>
-      <w:bookmarkEnd w:id="143"/>
-      <w:bookmarkEnd w:id="144"/>
     </w:p>
     <w:p>
       <w:pPr>
@@ -6363,188 +6621,162 @@
       <w:pPr>
         <w:pStyle w:val="Titulek"/>
       </w:pPr>
-      <w:bookmarkStart w:id="145" w:name="_Toc147493613"/>
-      <w:bookmarkStart w:id="146" w:name="_Toc147493921"/>
+      <w:bookmarkStart w:id="133" w:name="_Toc147493613"/>
+      <w:bookmarkStart w:id="134" w:name="_Toc147493921"/>
       <w:r>
         <w:t xml:space="preserve">Obr. </w:t>
       </w:r>
-      <w:r>
-        <w:fldChar w:fldCharType="begin"/>
-      </w:r>
-      <w:r>
-        <w:instrText xml:space="preserve"> STYLEREF 1 \s </w:instrText>
-      </w:r>
-      <w:r>
-        <w:fldChar w:fldCharType="separate"/>
-      </w:r>
-      <w:r>
-        <w:rPr>
-          <w:noProof/>
-        </w:rPr>
-        <w:t>2</w:t>
-      </w:r>
-      <w:r>
-        <w:rPr>
-          <w:noProof/>
-        </w:rPr>
-        <w:fldChar w:fldCharType="end"/>
-      </w:r>
+      <w:fldSimple w:instr=" STYLEREF 1 \s ">
+        <w:r>
+          <w:rPr>
+            <w:noProof/>
+          </w:rPr>
+          <w:t>2</w:t>
+        </w:r>
+      </w:fldSimple>
       <w:r>
         <w:t>.</w:t>
       </w:r>
-      <w:r>
-        <w:fldChar w:fldCharType="begin"/>
-      </w:r>
-      <w:r>
-        <w:instrText xml:space="preserve"> SEQ Obr. \* ARABIC \s 1 </w:instrText>
-      </w:r>
-      <w:r>
-        <w:fldChar w:fldCharType="separate"/>
-      </w:r>
-      <w:r>
-        <w:rPr>
-          <w:noProof/>
-        </w:rPr>
-        <w:t>1</w:t>
-      </w:r>
-      <w:r>
-        <w:rPr>
-          <w:noProof/>
-        </w:rPr>
-        <w:fldChar w:fldCharType="end"/>
-      </w:r>
+      <w:fldSimple w:instr=" SEQ Obr. \* ARABIC \s 1 ">
+        <w:r>
+          <w:rPr>
+            <w:noProof/>
+          </w:rPr>
+          <w:t>1</w:t>
+        </w:r>
+      </w:fldSimple>
       <w:r>
         <w:t xml:space="preserve"> Obsah</w:t>
       </w:r>
+      <w:bookmarkEnd w:id="133"/>
+      <w:bookmarkEnd w:id="134"/>
+    </w:p>
+    <w:p>
+      <w:r>
+        <w:t>Text obsahu se píše od jednotné svislice (se zřetelem k nejdelšímu číselnému označení).</w:t>
+      </w:r>
+    </w:p>
+    <w:p>
+      <w:pPr>
+        <w:pStyle w:val="Nadpis2"/>
+      </w:pPr>
+      <w:bookmarkStart w:id="135" w:name="_Toc144753400"/>
+      <w:bookmarkStart w:id="136" w:name="_Toc144746929"/>
+      <w:bookmarkStart w:id="137" w:name="_Toc515880891"/>
+      <w:bookmarkStart w:id="138" w:name="_Toc147495634"/>
+      <w:r>
+        <w:rPr>
+          <w:rFonts w:eastAsiaTheme="minorEastAsia"/>
+        </w:rPr>
+        <w:t>Psaní úvodu</w:t>
+      </w:r>
+      <w:bookmarkEnd w:id="135"/>
+      <w:bookmarkEnd w:id="136"/>
+      <w:bookmarkEnd w:id="137"/>
+      <w:bookmarkEnd w:id="138"/>
+    </w:p>
+    <w:p>
+      <w:pPr>
+        <w:rPr>
+          <w:rFonts w:eastAsiaTheme="minorEastAsia"/>
+        </w:rPr>
+      </w:pPr>
+      <w:r>
+        <w:rPr>
+          <w:rFonts w:eastAsiaTheme="minorEastAsia"/>
+        </w:rPr>
+        <w:t>Úvod může být osobitějšího rázu. První odstavec by měl obsahovat motivaci či důvod, který autora přiměl k volbě daného tématu s ohledem na přínos práce. V dalších odstavcích může být popsán obsah jednotlivých kapitol.</w:t>
+      </w:r>
+    </w:p>
+    <w:p>
+      <w:pPr>
+        <w:pStyle w:val="Nadpis2"/>
+        <w:rPr>
+          <w:rFonts w:eastAsiaTheme="minorEastAsia"/>
+        </w:rPr>
+      </w:pPr>
+      <w:bookmarkStart w:id="139" w:name="_Toc144753401"/>
+      <w:bookmarkStart w:id="140" w:name="_Toc144746930"/>
+      <w:bookmarkStart w:id="141" w:name="_Toc515880892"/>
+      <w:bookmarkStart w:id="142" w:name="_Toc147495635"/>
+      <w:r>
+        <w:rPr>
+          <w:rFonts w:eastAsiaTheme="minorEastAsia"/>
+        </w:rPr>
+        <w:lastRenderedPageBreak/>
+        <w:t>Struktura odstavců</w:t>
+      </w:r>
+      <w:bookmarkEnd w:id="139"/>
+      <w:bookmarkEnd w:id="140"/>
+      <w:bookmarkEnd w:id="141"/>
+      <w:bookmarkEnd w:id="142"/>
+    </w:p>
+    <w:p>
+      <w:r>
+        <w:t>V případě, že věta vychází se spojkou na konci řádku, je spojka vždy přesunuta pomocí Shift + Enter na následující řádek. Hodnoty s jednotkami musí mít mezi číslem a</w:t>
+      </w:r>
+      <w:r>
+        <w:t> </w:t>
+      </w:r>
+      <w:r>
+        <w:t>označením jednotky jednu mezeru. To lze uskutečnit pomocí Shift + Ctrl + Mezerník (tzv. pevná mezera).</w:t>
+      </w:r>
+    </w:p>
+    <w:p>
+      <w:pPr>
+        <w:rPr>
+          <w:rFonts w:eastAsiaTheme="minorEastAsia"/>
+        </w:rPr>
+      </w:pPr>
+      <w:r>
+        <w:rPr>
+          <w:rFonts w:eastAsiaTheme="minorEastAsia"/>
+        </w:rPr>
+        <w:t xml:space="preserve">Text práce by měl být napsán v neutrální formě, tj. ve 3. osobě v trpném rodě. V textu by se neměli objevovat slangové výrazy, citově zabarvená slova ani podmiňovací způsob (s výjimkou je-li, uvažujeme-li apod.). Autor by se měl vyhnout přílišnému opakování slov či užívání nadbytečných výrazů. </w:t>
+      </w:r>
+    </w:p>
+    <w:p>
+      <w:r>
+        <w:t>Forma textu:</w:t>
+      </w:r>
+    </w:p>
+    <w:p>
+      <w:pPr>
+        <w:pStyle w:val="Odrky"/>
+      </w:pPr>
+      <w:r>
+        <w:t>v neurčité formě (bylo zjištěno, navrhuje se…);</w:t>
+      </w:r>
+    </w:p>
+    <w:p>
+      <w:pPr>
+        <w:pStyle w:val="Odrky"/>
+      </w:pPr>
+      <w:r>
+        <w:t>v 1.  osobě jednotného čísla (zjistil jsem, navrhuji …) – zvláště vhodné v kapitolách, které jsou vlastní prací autora.</w:t>
+      </w:r>
+    </w:p>
+    <w:p>
+      <w:pPr>
+        <w:pStyle w:val="Nadpis2"/>
+        <w:rPr>
+          <w:rFonts w:eastAsiaTheme="minorEastAsia"/>
+        </w:rPr>
+      </w:pPr>
+      <w:bookmarkStart w:id="143" w:name="_Toc144753402"/>
+      <w:bookmarkStart w:id="144" w:name="_Toc144746931"/>
+      <w:bookmarkStart w:id="145" w:name="_Toc515880893"/>
+      <w:bookmarkStart w:id="146" w:name="_Toc147495636"/>
+      <w:r>
+        <w:rPr>
+          <w:rFonts w:eastAsiaTheme="minorEastAsia"/>
+        </w:rPr>
+        <w:t>Obrázky, tabulky a rovnice</w:t>
+      </w:r>
+      <w:bookmarkEnd w:id="143"/>
+      <w:bookmarkEnd w:id="144"/>
       <w:bookmarkEnd w:id="145"/>
       <w:bookmarkEnd w:id="146"/>
-    </w:p>
-    <w:p>
-      <w:r>
-        <w:t>Text obsahu se píše od jednotné svislice (se zřetelem k nejdelšímu číselnému označení).</w:t>
-      </w:r>
-    </w:p>
-    <w:p>
-      <w:pPr>
-        <w:pStyle w:val="Nadpis2"/>
-      </w:pPr>
-      <w:bookmarkStart w:id="147" w:name="_Toc144753400"/>
-      <w:bookmarkStart w:id="148" w:name="_Toc144746929"/>
-      <w:bookmarkStart w:id="149" w:name="_Toc515880891"/>
-      <w:bookmarkStart w:id="150" w:name="_Toc147495634"/>
-      <w:r>
-        <w:rPr>
-          <w:rFonts w:eastAsiaTheme="minorEastAsia"/>
-        </w:rPr>
-        <w:t>Psaní úvodu</w:t>
-      </w:r>
-      <w:bookmarkEnd w:id="147"/>
-      <w:bookmarkEnd w:id="148"/>
-      <w:bookmarkEnd w:id="149"/>
-      <w:bookmarkEnd w:id="150"/>
-    </w:p>
-    <w:p>
-      <w:pPr>
-        <w:rPr>
-          <w:rFonts w:eastAsiaTheme="minorEastAsia"/>
-        </w:rPr>
-      </w:pPr>
-      <w:r>
-        <w:rPr>
-          <w:rFonts w:eastAsiaTheme="minorEastAsia"/>
-        </w:rPr>
-        <w:t>Úvod může být osobitějšího rázu. První odstavec by měl obsahovat motivaci či důvod, který autora přiměl k volbě daného tématu s ohledem na přínos práce. V dalších odstavcích může být popsán obsah jednotlivých kapitol.</w:t>
-      </w:r>
-    </w:p>
-    <w:p>
-      <w:pPr>
-        <w:pStyle w:val="Nadpis2"/>
-        <w:rPr>
-          <w:rFonts w:eastAsiaTheme="minorEastAsia"/>
-        </w:rPr>
-      </w:pPr>
-      <w:bookmarkStart w:id="151" w:name="_Toc144753401"/>
-      <w:bookmarkStart w:id="152" w:name="_Toc144746930"/>
-      <w:bookmarkStart w:id="153" w:name="_Toc515880892"/>
-      <w:bookmarkStart w:id="154" w:name="_Toc147495635"/>
-      <w:r>
-        <w:rPr>
-          <w:rFonts w:eastAsiaTheme="minorEastAsia"/>
-        </w:rPr>
-        <w:lastRenderedPageBreak/>
-        <w:t>Struktura odstavců</w:t>
-      </w:r>
-      <w:bookmarkEnd w:id="151"/>
-      <w:bookmarkEnd w:id="152"/>
-      <w:bookmarkEnd w:id="153"/>
-      <w:bookmarkEnd w:id="154"/>
-    </w:p>
-    <w:p>
-      <w:r>
-        <w:t>V případě, že věta vychází se spojkou na konci řádku, je spojka vždy přesunuta pomocí Shift + Enter na následující řádek. Hodnoty s jednotkami musí mít mezi číslem a</w:t>
-      </w:r>
-      <w:r>
-        <w:t> </w:t>
-      </w:r>
-      <w:r>
-        <w:t>označením jednotky jednu mezeru. To lze uskutečnit pomocí Shift + Ctrl + Mezerník (tzv. pevná mezera).</w:t>
-      </w:r>
-    </w:p>
-    <w:p>
-      <w:pPr>
-        <w:rPr>
-          <w:rFonts w:eastAsiaTheme="minorEastAsia"/>
-        </w:rPr>
-      </w:pPr>
-      <w:r>
-        <w:rPr>
-          <w:rFonts w:eastAsiaTheme="minorEastAsia"/>
-        </w:rPr>
-        <w:t xml:space="preserve">Text práce by měl být napsán v neutrální formě, tj. ve 3. osobě v trpném rodě. V textu by se neměli objevovat slangové výrazy, citově zabarvená slova ani podmiňovací způsob (s výjimkou je-li, uvažujeme-li apod.). Autor by se měl vyhnout přílišnému opakování slov či užívání nadbytečných výrazů. </w:t>
-      </w:r>
-    </w:p>
-    <w:p>
-      <w:r>
-        <w:t>Forma textu:</w:t>
-      </w:r>
-    </w:p>
-    <w:p>
-      <w:pPr>
-        <w:pStyle w:val="Odrky"/>
-      </w:pPr>
-      <w:r>
-        <w:t>v neurčité formě (bylo zjištěno, navrhuje se…);</w:t>
-      </w:r>
-    </w:p>
-    <w:p>
-      <w:pPr>
-        <w:pStyle w:val="Odrky"/>
-      </w:pPr>
-      <w:r>
-        <w:t>v 1.  osobě jednotného čísla (zjistil jsem, navrhuji …) – zvláště vhodné v kapitolách, které jsou vlastní prací autora.</w:t>
-      </w:r>
-    </w:p>
-    <w:p>
-      <w:pPr>
-        <w:pStyle w:val="Nadpis2"/>
-        <w:rPr>
-          <w:rFonts w:eastAsiaTheme="minorEastAsia"/>
-        </w:rPr>
-      </w:pPr>
-      <w:bookmarkStart w:id="155" w:name="_Toc144753402"/>
-      <w:bookmarkStart w:id="156" w:name="_Toc144746931"/>
-      <w:bookmarkStart w:id="157" w:name="_Toc515880893"/>
-      <w:bookmarkStart w:id="158" w:name="_Toc147495636"/>
-      <w:r>
-        <w:rPr>
-          <w:rFonts w:eastAsiaTheme="minorEastAsia"/>
-        </w:rPr>
-        <w:t>Obrázky, tabulky a rovnice</w:t>
-      </w:r>
-      <w:bookmarkEnd w:id="155"/>
-      <w:bookmarkEnd w:id="156"/>
-      <w:bookmarkEnd w:id="157"/>
-      <w:bookmarkEnd w:id="158"/>
     </w:p>
     <w:p>
       <w:r>
@@ -6934,61 +7166,35 @@
       <w:pPr>
         <w:pStyle w:val="Titulek"/>
       </w:pPr>
-      <w:bookmarkStart w:id="159" w:name="_Toc147493614"/>
-      <w:bookmarkStart w:id="160" w:name="_Toc147493922"/>
+      <w:bookmarkStart w:id="147" w:name="_Toc147493614"/>
+      <w:bookmarkStart w:id="148" w:name="_Toc147493922"/>
       <w:r>
         <w:t xml:space="preserve">Obr. </w:t>
       </w:r>
-      <w:r>
-        <w:fldChar w:fldCharType="begin"/>
-      </w:r>
-      <w:r>
-        <w:instrText xml:space="preserve"> STYLEREF 1 \s </w:instrText>
-      </w:r>
-      <w:r>
-        <w:fldChar w:fldCharType="separate"/>
-      </w:r>
-      <w:r>
-        <w:rPr>
-          <w:noProof/>
-        </w:rPr>
-        <w:t>2</w:t>
-      </w:r>
-      <w:r>
-        <w:rPr>
-          <w:noProof/>
-        </w:rPr>
-        <w:fldChar w:fldCharType="end"/>
-      </w:r>
+      <w:fldSimple w:instr=" STYLEREF 1 \s ">
+        <w:r>
+          <w:rPr>
+            <w:noProof/>
+          </w:rPr>
+          <w:t>2</w:t>
+        </w:r>
+      </w:fldSimple>
       <w:r>
         <w:t>.</w:t>
       </w:r>
-      <w:r>
-        <w:fldChar w:fldCharType="begin"/>
-      </w:r>
-      <w:r>
-        <w:instrText xml:space="preserve"> SEQ Obr. \* ARABIC \s 1 </w:instrText>
-      </w:r>
-      <w:r>
-        <w:fldChar w:fldCharType="separate"/>
-      </w:r>
-      <w:r>
-        <w:rPr>
-          <w:noProof/>
-        </w:rPr>
-        <w:t>2</w:t>
-      </w:r>
-      <w:r>
-        <w:rPr>
-          <w:noProof/>
-        </w:rPr>
-        <w:fldChar w:fldCharType="end"/>
-      </w:r>
+      <w:fldSimple w:instr=" SEQ Obr. \* ARABIC \s 1 ">
+        <w:r>
+          <w:rPr>
+            <w:noProof/>
+          </w:rPr>
+          <w:t>2</w:t>
+        </w:r>
+      </w:fldSimple>
       <w:r>
         <w:t xml:space="preserve"> Příklad umístění legendy obrázku</w:t>
       </w:r>
-      <w:bookmarkEnd w:id="159"/>
-      <w:bookmarkEnd w:id="160"/>
+      <w:bookmarkEnd w:id="147"/>
+      <w:bookmarkEnd w:id="148"/>
     </w:p>
     <w:p>
       <w:r>
@@ -7005,59 +7211,33 @@
       <w:pPr>
         <w:pStyle w:val="Titulek"/>
       </w:pPr>
-      <w:bookmarkStart w:id="161" w:name="_Toc147493615"/>
+      <w:bookmarkStart w:id="149" w:name="_Toc147493615"/>
       <w:r>
         <w:t xml:space="preserve">Tab. </w:t>
       </w:r>
-      <w:r>
-        <w:fldChar w:fldCharType="begin"/>
-      </w:r>
-      <w:r>
-        <w:instrText xml:space="preserve"> STYLEREF 1 \s </w:instrText>
-      </w:r>
-      <w:r>
-        <w:fldChar w:fldCharType="separate"/>
-      </w:r>
-      <w:r>
-        <w:rPr>
-          <w:noProof/>
-        </w:rPr>
-        <w:t>2</w:t>
-      </w:r>
-      <w:r>
-        <w:rPr>
-          <w:noProof/>
-        </w:rPr>
-        <w:fldChar w:fldCharType="end"/>
-      </w:r>
+      <w:fldSimple w:instr=" STYLEREF 1 \s ">
+        <w:r>
+          <w:rPr>
+            <w:noProof/>
+          </w:rPr>
+          <w:t>2</w:t>
+        </w:r>
+      </w:fldSimple>
       <w:r>
         <w:t>.</w:t>
       </w:r>
-      <w:r>
-        <w:fldChar w:fldCharType="begin"/>
-      </w:r>
-      <w:r>
-        <w:instrText xml:space="preserve"> SEQ Tab. \* ARABIC \s 1 </w:instrText>
-      </w:r>
-      <w:r>
-        <w:fldChar w:fldCharType="separate"/>
-      </w:r>
-      <w:r>
-        <w:rPr>
-          <w:noProof/>
-        </w:rPr>
-        <w:t>1</w:t>
-      </w:r>
-      <w:r>
-        <w:rPr>
-          <w:noProof/>
-        </w:rPr>
-        <w:fldChar w:fldCharType="end"/>
-      </w:r>
+      <w:fldSimple w:instr=" SEQ Tab. \* ARABIC \s 1 ">
+        <w:r>
+          <w:rPr>
+            <w:noProof/>
+          </w:rPr>
+          <w:t>1</w:t>
+        </w:r>
+      </w:fldSimple>
       <w:r>
         <w:t xml:space="preserve"> Legenda k tabulce</w:t>
       </w:r>
-      <w:bookmarkEnd w:id="161"/>
+      <w:bookmarkEnd w:id="149"/>
     </w:p>
     <w:tbl>
       <w:tblPr>
@@ -7295,8 +7475,8 @@
       </w:tr>
     </w:tbl>
     <w:p>
-      <w:bookmarkStart w:id="162" w:name="_Toc144746932"/>
-      <w:bookmarkStart w:id="163" w:name="_Toc515880894"/>
+      <w:bookmarkStart w:id="150" w:name="_Toc144746932"/>
+      <w:bookmarkStart w:id="151" w:name="_Toc515880894"/>
       <w:r>
         <w:t>T</w:t>
       </w:r>
@@ -7313,14 +7493,14 @@
       <w:pPr>
         <w:pStyle w:val="Nadpis2"/>
       </w:pPr>
-      <w:bookmarkStart w:id="164" w:name="_Toc147495637"/>
+      <w:bookmarkStart w:id="152" w:name="_Toc147495637"/>
       <w:r>
         <w:lastRenderedPageBreak/>
         <w:t>Řazení a struktura kapitol</w:t>
       </w:r>
-      <w:bookmarkEnd w:id="162"/>
-      <w:bookmarkEnd w:id="163"/>
-      <w:bookmarkEnd w:id="164"/>
+      <w:bookmarkEnd w:id="150"/>
+      <w:bookmarkEnd w:id="151"/>
+      <w:bookmarkEnd w:id="152"/>
     </w:p>
     <w:p>
       <w:r>
@@ -7331,17 +7511,17 @@
       <w:pPr>
         <w:pStyle w:val="Nadpis2"/>
       </w:pPr>
-      <w:bookmarkStart w:id="165" w:name="_Toc144753404"/>
-      <w:bookmarkStart w:id="166" w:name="_Toc144746934"/>
-      <w:bookmarkStart w:id="167" w:name="_Toc515880896"/>
-      <w:bookmarkStart w:id="168" w:name="_Toc147495638"/>
+      <w:bookmarkStart w:id="153" w:name="_Toc144753404"/>
+      <w:bookmarkStart w:id="154" w:name="_Toc144746934"/>
+      <w:bookmarkStart w:id="155" w:name="_Toc515880896"/>
+      <w:bookmarkStart w:id="156" w:name="_Toc147495638"/>
       <w:r>
         <w:t>Závěr</w:t>
       </w:r>
-      <w:bookmarkEnd w:id="165"/>
-      <w:bookmarkEnd w:id="166"/>
-      <w:bookmarkEnd w:id="167"/>
-      <w:bookmarkEnd w:id="168"/>
+      <w:bookmarkEnd w:id="153"/>
+      <w:bookmarkEnd w:id="154"/>
+      <w:bookmarkEnd w:id="155"/>
+      <w:bookmarkEnd w:id="156"/>
     </w:p>
     <w:p>
       <w:r>
@@ -7442,26 +7622,26 @@
       <w:pPr>
         <w:pStyle w:val="Nadpis2"/>
       </w:pPr>
-      <w:bookmarkStart w:id="169" w:name="_Toc144753405"/>
-      <w:bookmarkStart w:id="170" w:name="_Toc144746935"/>
-      <w:bookmarkStart w:id="171" w:name="_Toc515880897"/>
-      <w:bookmarkStart w:id="172" w:name="_Toc147495639"/>
+      <w:bookmarkStart w:id="157" w:name="_Toc144753405"/>
+      <w:bookmarkStart w:id="158" w:name="_Toc144746935"/>
+      <w:bookmarkStart w:id="159" w:name="_Toc515880897"/>
+      <w:bookmarkStart w:id="160" w:name="_Toc147495639"/>
       <w:r>
         <w:rPr>
           <w:rFonts w:eastAsiaTheme="minorEastAsia"/>
         </w:rPr>
         <w:t xml:space="preserve">Seznam použitých </w:t>
       </w:r>
-      <w:bookmarkEnd w:id="169"/>
-      <w:bookmarkEnd w:id="170"/>
-      <w:bookmarkEnd w:id="171"/>
+      <w:bookmarkEnd w:id="157"/>
+      <w:bookmarkEnd w:id="158"/>
+      <w:bookmarkEnd w:id="159"/>
       <w:r>
         <w:rPr>
           <w:rFonts w:eastAsiaTheme="minorEastAsia"/>
         </w:rPr>
         <w:t>zdrojů</w:t>
       </w:r>
-      <w:bookmarkEnd w:id="172"/>
+      <w:bookmarkEnd w:id="160"/>
     </w:p>
     <w:p>
       <w:r>
@@ -7569,6 +7749,7 @@
           <w:id w:val="-143280339"/>
           <w:citation/>
         </w:sdtPr>
+        <w:sdtEndPr/>
         <w:sdtContent>
           <w:r>
             <w:fldChar w:fldCharType="begin"/>
@@ -7777,219 +7958,219 @@
       <w:pPr>
         <w:pStyle w:val="Nadpis2"/>
       </w:pPr>
-      <w:bookmarkStart w:id="173" w:name="_Toc144753406"/>
-      <w:bookmarkStart w:id="174" w:name="_Toc144746936"/>
-      <w:bookmarkStart w:id="175" w:name="_Toc515880898"/>
-      <w:bookmarkStart w:id="176" w:name="_Toc147495640"/>
+      <w:bookmarkStart w:id="161" w:name="_Toc144753406"/>
+      <w:bookmarkStart w:id="162" w:name="_Toc144746936"/>
+      <w:bookmarkStart w:id="163" w:name="_Toc515880898"/>
+      <w:bookmarkStart w:id="164" w:name="_Toc147495640"/>
       <w:r>
         <w:t>Seznam použitých symbolů a zkratek</w:t>
+      </w:r>
+      <w:bookmarkEnd w:id="161"/>
+      <w:bookmarkEnd w:id="162"/>
+      <w:bookmarkEnd w:id="163"/>
+      <w:bookmarkEnd w:id="164"/>
+    </w:p>
+    <w:p>
+      <w:r>
+        <w:t xml:space="preserve">Seznam symbolů a zkratech je vytvořen pomocí tabulky. Zkratky a názvy veličin jsou psány stylem </w:t>
+      </w:r>
+      <w:r>
+        <w:rPr>
+          <w:i/>
+        </w:rPr>
+        <w:t>Normální</w:t>
+      </w:r>
+      <w:r>
+        <w:t xml:space="preserve"> a jednotky jsou vytvořeny pomocí nástroje </w:t>
+      </w:r>
+      <w:r>
+        <w:rPr>
+          <w:i/>
+        </w:rPr>
+        <w:t>rovnice</w:t>
+      </w:r>
+      <w:r>
+        <w:t>. Pro přidání řádku je potřeba kliknout pravým tlačítkem myši do posledního řádku tabulky a</w:t>
+      </w:r>
+      <w:r>
+        <w:t> </w:t>
+      </w:r>
+      <w:r>
+        <w:t>z</w:t>
+      </w:r>
+      <w:r>
+        <w:t> </w:t>
+      </w:r>
+      <w:r>
+        <w:t>nabídky</w:t>
+      </w:r>
+      <w:r>
+        <w:rPr>
+          <w:i/>
+        </w:rPr>
+        <w:t xml:space="preserve"> vložit</w:t>
+      </w:r>
+      <w:r>
+        <w:t xml:space="preserve"> vybrat možnost </w:t>
+      </w:r>
+      <w:r>
+        <w:rPr>
+          <w:i/>
+        </w:rPr>
+        <w:t>vložit pod</w:t>
+      </w:r>
+      <w:r>
+        <w:t xml:space="preserve">. Pro odstranění pak obdobně vybrat možnost </w:t>
+      </w:r>
+      <w:r>
+        <w:rPr>
+          <w:i/>
+        </w:rPr>
+        <w:t>odstranit celý řádek</w:t>
+      </w:r>
+      <w:r>
+        <w:t>.</w:t>
+      </w:r>
+    </w:p>
+    <w:p>
+      <w:pPr>
+        <w:pStyle w:val="Nadpis2"/>
+      </w:pPr>
+      <w:bookmarkStart w:id="165" w:name="_Toc144753407"/>
+      <w:bookmarkStart w:id="166" w:name="_Toc144746937"/>
+      <w:bookmarkStart w:id="167" w:name="_Toc515880899"/>
+      <w:bookmarkStart w:id="168" w:name="_Toc147495641"/>
+      <w:r>
+        <w:lastRenderedPageBreak/>
+        <w:t>Seznamy</w:t>
+      </w:r>
+      <w:r>
+        <w:t xml:space="preserve"> použitých obrázků a tabulek</w:t>
+      </w:r>
+      <w:bookmarkEnd w:id="165"/>
+      <w:bookmarkEnd w:id="166"/>
+      <w:bookmarkEnd w:id="167"/>
+      <w:bookmarkEnd w:id="168"/>
+    </w:p>
+    <w:p>
+      <w:r>
+        <w:t>Tyto seznamy se vytvářejí automaticky dle použitých stylů. Seznamy je potřeba aktualizovat kliknutím pravého tlačítka myši na první položku seznamu a následným výběrem možnosti aktualizovat pole (nebo kliknutím na první položku seznamu a</w:t>
+      </w:r>
+      <w:r>
+        <w:t> </w:t>
+      </w:r>
+      <w:r>
+        <w:t>stiskem F9).</w:t>
+      </w:r>
+    </w:p>
+    <w:p>
+      <w:pPr>
+        <w:pStyle w:val="Nadpis2"/>
+      </w:pPr>
+      <w:bookmarkStart w:id="169" w:name="_Toc144753408"/>
+      <w:bookmarkStart w:id="170" w:name="_Toc144746938"/>
+      <w:bookmarkStart w:id="171" w:name="_Toc515880900"/>
+      <w:bookmarkStart w:id="172" w:name="_Toc147495642"/>
+      <w:r>
+        <w:t>Seznam příloh</w:t>
+      </w:r>
+      <w:bookmarkEnd w:id="169"/>
+      <w:bookmarkEnd w:id="170"/>
+      <w:bookmarkEnd w:id="171"/>
+      <w:bookmarkEnd w:id="172"/>
+    </w:p>
+    <w:p>
+      <w:r>
+        <w:t>Seznam příloh je nutné vyplnit ručně.</w:t>
+      </w:r>
+    </w:p>
+    <w:p>
+      <w:pPr>
+        <w:pStyle w:val="uvodzaver"/>
+      </w:pPr>
+      <w:bookmarkStart w:id="173" w:name="_Toc144753409"/>
+      <w:bookmarkStart w:id="174" w:name="_Toc144746940"/>
+      <w:bookmarkStart w:id="175" w:name="_Toc515880902"/>
+      <w:bookmarkStart w:id="176" w:name="_Toc147495643"/>
+      <w:r>
+        <w:lastRenderedPageBreak/>
+        <w:t>Z</w:t>
       </w:r>
       <w:bookmarkEnd w:id="173"/>
       <w:bookmarkEnd w:id="174"/>
       <w:bookmarkEnd w:id="175"/>
+      <w:r>
+        <w:t>ávěr</w:t>
+      </w:r>
       <w:bookmarkEnd w:id="176"/>
     </w:p>
     <w:p>
       <w:r>
-        <w:t xml:space="preserve">Seznam symbolů a zkratech je vytvořen pomocí tabulky. Zkratky a názvy veličin jsou psány stylem </w:t>
-      </w:r>
-      <w:r>
-        <w:rPr>
-          <w:i/>
-        </w:rPr>
-        <w:t>Normální</w:t>
-      </w:r>
-      <w:r>
-        <w:t xml:space="preserve"> a jednotky jsou vytvořeny pomocí nástroje </w:t>
-      </w:r>
-      <w:r>
-        <w:rPr>
-          <w:i/>
-        </w:rPr>
-        <w:t>rovnice</w:t>
-      </w:r>
-      <w:r>
-        <w:t>. Pro přidání řádku je potřeba kliknout pravým tlačítkem myši do posledního řádku tabulky a</w:t>
-      </w:r>
-      <w:r>
-        <w:t> </w:t>
-      </w:r>
-      <w:r>
-        <w:t>z</w:t>
-      </w:r>
-      <w:r>
-        <w:t> </w:t>
-      </w:r>
-      <w:r>
-        <w:t>nabídky</w:t>
-      </w:r>
-      <w:r>
-        <w:rPr>
-          <w:i/>
-        </w:rPr>
-        <w:t xml:space="preserve"> vložit</w:t>
-      </w:r>
-      <w:r>
-        <w:t xml:space="preserve"> vybrat možnost </w:t>
-      </w:r>
-      <w:r>
-        <w:rPr>
-          <w:i/>
-        </w:rPr>
-        <w:t>vložit pod</w:t>
-      </w:r>
-      <w:r>
-        <w:t xml:space="preserve">. Pro odstranění pak obdobně vybrat možnost </w:t>
-      </w:r>
-      <w:r>
-        <w:rPr>
-          <w:i/>
-        </w:rPr>
-        <w:t>odstranit celý řádek</w:t>
-      </w:r>
-      <w:r>
-        <w:t>.</w:t>
+        <w:t xml:space="preserve">Vytvořená šablona maturitních prací </w:t>
+      </w:r>
+      <w:r>
+        <w:t>obsahuje</w:t>
+      </w:r>
+      <w:r>
+        <w:t xml:space="preserve"> formální požadavky maturitních prací</w:t>
+      </w:r>
+      <w:r>
+        <w:t xml:space="preserve"> na SPŠT Třebíč. Jedná se zejména o</w:t>
+      </w:r>
+      <w:r>
+        <w:t xml:space="preserve"> </w:t>
+      </w:r>
+      <w:r>
+        <w:t>upravené styly v dokumentu</w:t>
+      </w:r>
+      <w:r>
+        <w:t>, podrobný popis jednotlivých částí maturitní pr</w:t>
+      </w:r>
+      <w:r>
+        <w:t>á</w:t>
+      </w:r>
+      <w:r>
+        <w:t>c</w:t>
+      </w:r>
+      <w:r>
+        <w:t>e</w:t>
+      </w:r>
+      <w:r>
+        <w:t xml:space="preserve"> a je</w:t>
+      </w:r>
+      <w:r>
+        <w:t>jího</w:t>
+      </w:r>
+      <w:r>
+        <w:t xml:space="preserve"> obsahu, snadno editovatelné záhlaví a zápatí s automatickým číslováním stránek a propojení stylů se seznamy a obsahem.</w:t>
       </w:r>
     </w:p>
+    <w:p/>
     <w:p>
       <w:pPr>
-        <w:pStyle w:val="Nadpis2"/>
-      </w:pPr>
-      <w:bookmarkStart w:id="177" w:name="_Toc144753407"/>
-      <w:bookmarkStart w:id="178" w:name="_Toc144746937"/>
-      <w:bookmarkStart w:id="179" w:name="_Toc515880899"/>
-      <w:bookmarkStart w:id="180" w:name="_Toc147495641"/>
+        <w:pStyle w:val="uvodzaver"/>
+      </w:pPr>
+      <w:bookmarkStart w:id="177" w:name="_Toc144753410"/>
+      <w:bookmarkStart w:id="178" w:name="_Toc144746941"/>
+      <w:bookmarkStart w:id="179" w:name="_Toc515880903"/>
+      <w:bookmarkStart w:id="180" w:name="_Toc147495644"/>
       <w:r>
         <w:lastRenderedPageBreak/>
-        <w:t>Seznamy</w:t>
-      </w:r>
-      <w:r>
-        <w:t xml:space="preserve"> použitých obrázků a tabulek</w:t>
+        <w:t>S</w:t>
       </w:r>
       <w:bookmarkEnd w:id="177"/>
       <w:bookmarkEnd w:id="178"/>
       <w:bookmarkEnd w:id="179"/>
+      <w:r>
+        <w:t>eznam použitých zdrojů</w:t>
+      </w:r>
       <w:bookmarkEnd w:id="180"/>
     </w:p>
     <w:p>
-      <w:r>
-        <w:t>Tyto seznamy se vytvářejí automaticky dle použitých stylů. Seznamy je potřeba aktualizovat kliknutím pravého tlačítka myši na první položku seznamu a následným výběrem možnosti aktualizovat pole (nebo kliknutím na první položku seznamu a</w:t>
-      </w:r>
-      <w:r>
-        <w:t> </w:t>
-      </w:r>
-      <w:r>
-        <w:t>stiskem F9).</w:t>
-      </w:r>
-    </w:p>
-    <w:p>
-      <w:pPr>
-        <w:pStyle w:val="Nadpis2"/>
-      </w:pPr>
-      <w:bookmarkStart w:id="181" w:name="_Toc144753408"/>
-      <w:bookmarkStart w:id="182" w:name="_Toc144746938"/>
-      <w:bookmarkStart w:id="183" w:name="_Toc515880900"/>
-      <w:bookmarkStart w:id="184" w:name="_Toc147495642"/>
-      <w:r>
-        <w:t>Seznam příloh</w:t>
-      </w:r>
-      <w:bookmarkEnd w:id="181"/>
-      <w:bookmarkEnd w:id="182"/>
-      <w:bookmarkEnd w:id="183"/>
-      <w:bookmarkEnd w:id="184"/>
-    </w:p>
-    <w:p>
-      <w:r>
-        <w:t>Seznam příloh je nutné vyplnit ručně.</w:t>
-      </w:r>
-    </w:p>
-    <w:p>
-      <w:pPr>
-        <w:pStyle w:val="uvodzaver"/>
-      </w:pPr>
-      <w:bookmarkStart w:id="185" w:name="_Toc144753409"/>
-      <w:bookmarkStart w:id="186" w:name="_Toc144746940"/>
-      <w:bookmarkStart w:id="187" w:name="_Toc515880902"/>
-      <w:bookmarkStart w:id="188" w:name="_Toc147495643"/>
-      <w:r>
-        <w:lastRenderedPageBreak/>
-        <w:t>Z</w:t>
-      </w:r>
-      <w:bookmarkEnd w:id="185"/>
-      <w:bookmarkEnd w:id="186"/>
-      <w:bookmarkEnd w:id="187"/>
-      <w:r>
-        <w:t>ávěr</w:t>
-      </w:r>
-      <w:bookmarkEnd w:id="188"/>
-    </w:p>
-    <w:p>
-      <w:r>
-        <w:t xml:space="preserve">Vytvořená šablona maturitních prací </w:t>
-      </w:r>
-      <w:r>
-        <w:t>obsahuje</w:t>
-      </w:r>
-      <w:r>
-        <w:t xml:space="preserve"> formální požadavky maturitních prací</w:t>
-      </w:r>
-      <w:r>
-        <w:t xml:space="preserve"> na SPŠT Třebíč. Jedná se zejména o</w:t>
-      </w:r>
-      <w:r>
-        <w:t xml:space="preserve"> </w:t>
-      </w:r>
-      <w:r>
-        <w:t>upravené styly v dokumentu</w:t>
-      </w:r>
-      <w:r>
-        <w:t>, podrobný popis jednotlivých částí maturitní pr</w:t>
-      </w:r>
-      <w:r>
-        <w:t>á</w:t>
-      </w:r>
-      <w:r>
-        <w:t>c</w:t>
-      </w:r>
-      <w:r>
-        <w:t>e</w:t>
-      </w:r>
-      <w:r>
-        <w:t xml:space="preserve"> a je</w:t>
-      </w:r>
-      <w:r>
-        <w:t>jího</w:t>
-      </w:r>
-      <w:r>
-        <w:t xml:space="preserve"> obsahu, snadno editovatelné záhlaví a zápatí s automatickým číslováním stránek a propojení stylů se seznamy a obsahem.</w:t>
-      </w:r>
-    </w:p>
-    <w:p/>
-    <w:p>
-      <w:pPr>
-        <w:pStyle w:val="uvodzaver"/>
-      </w:pPr>
-      <w:bookmarkStart w:id="189" w:name="_Toc144753410"/>
-      <w:bookmarkStart w:id="190" w:name="_Toc144746941"/>
-      <w:bookmarkStart w:id="191" w:name="_Toc515880903"/>
-      <w:bookmarkStart w:id="192" w:name="_Toc147495644"/>
-      <w:r>
-        <w:lastRenderedPageBreak/>
-        <w:t>S</w:t>
-      </w:r>
-      <w:bookmarkEnd w:id="189"/>
-      <w:bookmarkEnd w:id="190"/>
-      <w:bookmarkEnd w:id="191"/>
-      <w:r>
-        <w:t>eznam použitých zdrojů</w:t>
-      </w:r>
-      <w:bookmarkEnd w:id="192"/>
-    </w:p>
-    <w:p>
       <w:pPr>
         <w:pStyle w:val="Seznampouitliteratury"/>
       </w:pPr>
-      <w:bookmarkStart w:id="193" w:name="_Ref147318269"/>
+      <w:bookmarkStart w:id="181" w:name="_Ref147318269"/>
       <w:r>
         <w:rPr>
           <w:caps/>
@@ -8048,7 +8229,7 @@
       <w:r>
         <w:t>].</w:t>
       </w:r>
-      <w:bookmarkEnd w:id="193"/>
+      <w:bookmarkEnd w:id="181"/>
       <w:r>
         <w:t xml:space="preserve"> </w:t>
       </w:r>
@@ -8057,7 +8238,7 @@
       <w:pPr>
         <w:pStyle w:val="Seznampouitliteratury"/>
       </w:pPr>
-      <w:bookmarkStart w:id="194" w:name="_Ref147318297"/>
+      <w:bookmarkStart w:id="182" w:name="_Ref147318297"/>
       <w:r>
         <w:rPr>
           <w:caps/>
@@ -8106,13 +8287,13 @@
       <w:r>
         <w:t>. [cit. 2023-09-11].</w:t>
       </w:r>
-      <w:bookmarkEnd w:id="194"/>
+      <w:bookmarkEnd w:id="182"/>
     </w:p>
     <w:p>
       <w:pPr>
         <w:pStyle w:val="Seznampouitliteratury"/>
       </w:pPr>
-      <w:bookmarkStart w:id="195" w:name="_Ref147317991"/>
+      <w:bookmarkStart w:id="183" w:name="_Ref147317991"/>
       <w:r>
         <w:rPr>
           <w:caps/>
@@ -8192,7 +8373,7 @@
       <w:r>
         <w:t>].</w:t>
       </w:r>
-      <w:bookmarkEnd w:id="195"/>
+      <w:bookmarkEnd w:id="183"/>
     </w:p>
     <w:p>
       <w:pPr>
@@ -8208,21 +8389,21 @@
       <w:pPr>
         <w:pStyle w:val="uvodzaver"/>
       </w:pPr>
-      <w:bookmarkStart w:id="196" w:name="_Toc144753411"/>
-      <w:bookmarkStart w:id="197" w:name="_Toc144746942"/>
-      <w:bookmarkStart w:id="198" w:name="_Toc515880904"/>
-      <w:bookmarkStart w:id="199" w:name="_Toc147495645"/>
+      <w:bookmarkStart w:id="184" w:name="_Toc144753411"/>
+      <w:bookmarkStart w:id="185" w:name="_Toc144746942"/>
+      <w:bookmarkStart w:id="186" w:name="_Toc515880904"/>
+      <w:bookmarkStart w:id="187" w:name="_Toc147495645"/>
       <w:r>
         <w:lastRenderedPageBreak/>
         <w:t>S</w:t>
       </w:r>
-      <w:bookmarkEnd w:id="196"/>
-      <w:bookmarkEnd w:id="197"/>
-      <w:bookmarkEnd w:id="198"/>
+      <w:bookmarkEnd w:id="184"/>
+      <w:bookmarkEnd w:id="185"/>
+      <w:bookmarkEnd w:id="186"/>
       <w:r>
         <w:t>eznam použitých symbolů a zkratek</w:t>
       </w:r>
-      <w:bookmarkEnd w:id="199"/>
+      <w:bookmarkEnd w:id="187"/>
     </w:p>
     <w:tbl>
       <w:tblPr>
@@ -8608,21 +8789,21 @@
       <w:pPr>
         <w:pStyle w:val="uvodzaver"/>
       </w:pPr>
-      <w:bookmarkStart w:id="200" w:name="_Toc144753412"/>
-      <w:bookmarkStart w:id="201" w:name="_Toc144746943"/>
-      <w:bookmarkStart w:id="202" w:name="_Toc515880905"/>
-      <w:bookmarkStart w:id="203" w:name="_Toc147495646"/>
+      <w:bookmarkStart w:id="188" w:name="_Toc144753412"/>
+      <w:bookmarkStart w:id="189" w:name="_Toc144746943"/>
+      <w:bookmarkStart w:id="190" w:name="_Toc515880905"/>
+      <w:bookmarkStart w:id="191" w:name="_Toc147495646"/>
       <w:r>
         <w:lastRenderedPageBreak/>
         <w:t>S</w:t>
       </w:r>
-      <w:bookmarkEnd w:id="200"/>
-      <w:bookmarkEnd w:id="201"/>
-      <w:bookmarkEnd w:id="202"/>
+      <w:bookmarkEnd w:id="188"/>
+      <w:bookmarkEnd w:id="189"/>
+      <w:bookmarkEnd w:id="190"/>
       <w:r>
         <w:t>eznam obrázků</w:t>
       </w:r>
-      <w:bookmarkEnd w:id="203"/>
+      <w:bookmarkEnd w:id="191"/>
     </w:p>
     <w:p>
       <w:pPr>
@@ -8788,12 +8969,12 @@
       <w:pPr>
         <w:pStyle w:val="uvodzaver"/>
       </w:pPr>
-      <w:bookmarkStart w:id="204" w:name="_Toc147495647"/>
+      <w:bookmarkStart w:id="192" w:name="_Toc147495647"/>
       <w:r>
         <w:lastRenderedPageBreak/>
         <w:t>Seznam tabulek</w:t>
       </w:r>
-      <w:bookmarkEnd w:id="204"/>
+      <w:bookmarkEnd w:id="192"/>
     </w:p>
     <w:p>
       <w:pPr>
@@ -8903,29 +9084,29 @@
       <w:pPr>
         <w:pStyle w:val="uvodzaver"/>
       </w:pPr>
-      <w:bookmarkStart w:id="205" w:name="_Toc144753414"/>
-      <w:bookmarkStart w:id="206" w:name="_Toc144746945"/>
-      <w:bookmarkStart w:id="207" w:name="_Toc515880907"/>
-      <w:bookmarkStart w:id="208" w:name="_Toc147495648"/>
+      <w:bookmarkStart w:id="193" w:name="_Toc144753414"/>
+      <w:bookmarkStart w:id="194" w:name="_Toc144746945"/>
+      <w:bookmarkStart w:id="195" w:name="_Toc515880907"/>
+      <w:bookmarkStart w:id="196" w:name="_Toc147495648"/>
       <w:r>
         <w:lastRenderedPageBreak/>
         <w:t>S</w:t>
       </w:r>
-      <w:bookmarkEnd w:id="205"/>
-      <w:bookmarkEnd w:id="206"/>
-      <w:bookmarkEnd w:id="207"/>
+      <w:bookmarkEnd w:id="193"/>
+      <w:bookmarkEnd w:id="194"/>
+      <w:bookmarkEnd w:id="195"/>
       <w:r>
         <w:t>eznam příloh</w:t>
       </w:r>
-      <w:bookmarkEnd w:id="208"/>
+      <w:bookmarkEnd w:id="196"/>
     </w:p>
     <w:p>
       <w:r>
         <w:t>Prázdná šablona maturitní práce</w:t>
       </w:r>
-      <w:bookmarkStart w:id="209" w:name="_Toc144746946"/>
+      <w:bookmarkStart w:id="197" w:name="_Toc144746946"/>
       <w:bookmarkEnd w:id="1"/>
-      <w:bookmarkEnd w:id="209"/>
+      <w:bookmarkEnd w:id="197"/>
     </w:p>
     <w:sectPr>
       <w:footerReference w:type="default" r:id="rId16"/>
@@ -10020,6 +10201,155 @@
     </w:lvl>
   </w:abstractNum>
   <w:abstractNum w:abstractNumId="10" w15:restartNumberingAfterBreak="0">
+    <w:nsid w:val="28724F50"/>
+    <w:multiLevelType w:val="multilevel"/>
+    <w:tmpl w:val="F314FD0C"/>
+    <w:lvl w:ilvl="0">
+      <w:start w:val="1"/>
+      <w:numFmt w:val="bullet"/>
+      <w:lvlText w:val=""/>
+      <w:lvlJc w:val="left"/>
+      <w:pPr>
+        <w:tabs>
+          <w:tab w:val="num" w:pos="720"/>
+        </w:tabs>
+        <w:ind w:left="720" w:hanging="360"/>
+      </w:pPr>
+      <w:rPr>
+        <w:rFonts w:ascii="Symbol" w:hAnsi="Symbol" w:hint="default"/>
+        <w:sz w:val="20"/>
+      </w:rPr>
+    </w:lvl>
+    <w:lvl w:ilvl="1" w:tentative="1">
+      <w:start w:val="1"/>
+      <w:numFmt w:val="bullet"/>
+      <w:lvlText w:val="o"/>
+      <w:lvlJc w:val="left"/>
+      <w:pPr>
+        <w:tabs>
+          <w:tab w:val="num" w:pos="1440"/>
+        </w:tabs>
+        <w:ind w:left="1440" w:hanging="360"/>
+      </w:pPr>
+      <w:rPr>
+        <w:rFonts w:ascii="Courier New" w:hAnsi="Courier New" w:hint="default"/>
+        <w:sz w:val="20"/>
+      </w:rPr>
+    </w:lvl>
+    <w:lvl w:ilvl="2" w:tentative="1">
+      <w:start w:val="1"/>
+      <w:numFmt w:val="bullet"/>
+      <w:lvlText w:val=""/>
+      <w:lvlJc w:val="left"/>
+      <w:pPr>
+        <w:tabs>
+          <w:tab w:val="num" w:pos="2160"/>
+        </w:tabs>
+        <w:ind w:left="2160" w:hanging="360"/>
+      </w:pPr>
+      <w:rPr>
+        <w:rFonts w:ascii="Wingdings" w:hAnsi="Wingdings" w:hint="default"/>
+        <w:sz w:val="20"/>
+      </w:rPr>
+    </w:lvl>
+    <w:lvl w:ilvl="3" w:tentative="1">
+      <w:start w:val="1"/>
+      <w:numFmt w:val="bullet"/>
+      <w:lvlText w:val=""/>
+      <w:lvlJc w:val="left"/>
+      <w:pPr>
+        <w:tabs>
+          <w:tab w:val="num" w:pos="2880"/>
+        </w:tabs>
+        <w:ind w:left="2880" w:hanging="360"/>
+      </w:pPr>
+      <w:rPr>
+        <w:rFonts w:ascii="Wingdings" w:hAnsi="Wingdings" w:hint="default"/>
+        <w:sz w:val="20"/>
+      </w:rPr>
+    </w:lvl>
+    <w:lvl w:ilvl="4" w:tentative="1">
+      <w:start w:val="1"/>
+      <w:numFmt w:val="bullet"/>
+      <w:lvlText w:val=""/>
+      <w:lvlJc w:val="left"/>
+      <w:pPr>
+        <w:tabs>
+          <w:tab w:val="num" w:pos="3600"/>
+        </w:tabs>
+        <w:ind w:left="3600" w:hanging="360"/>
+      </w:pPr>
+      <w:rPr>
+        <w:rFonts w:ascii="Wingdings" w:hAnsi="Wingdings" w:hint="default"/>
+        <w:sz w:val="20"/>
+      </w:rPr>
+    </w:lvl>
+    <w:lvl w:ilvl="5" w:tentative="1">
+      <w:start w:val="1"/>
+      <w:numFmt w:val="bullet"/>
+      <w:lvlText w:val=""/>
+      <w:lvlJc w:val="left"/>
+      <w:pPr>
+        <w:tabs>
+          <w:tab w:val="num" w:pos="4320"/>
+        </w:tabs>
+        <w:ind w:left="4320" w:hanging="360"/>
+      </w:pPr>
+      <w:rPr>
+        <w:rFonts w:ascii="Wingdings" w:hAnsi="Wingdings" w:hint="default"/>
+        <w:sz w:val="20"/>
+      </w:rPr>
+    </w:lvl>
+    <w:lvl w:ilvl="6" w:tentative="1">
+      <w:start w:val="1"/>
+      <w:numFmt w:val="bullet"/>
+      <w:lvlText w:val=""/>
+      <w:lvlJc w:val="left"/>
+      <w:pPr>
+        <w:tabs>
+          <w:tab w:val="num" w:pos="5040"/>
+        </w:tabs>
+        <w:ind w:left="5040" w:hanging="360"/>
+      </w:pPr>
+      <w:rPr>
+        <w:rFonts w:ascii="Wingdings" w:hAnsi="Wingdings" w:hint="default"/>
+        <w:sz w:val="20"/>
+      </w:rPr>
+    </w:lvl>
+    <w:lvl w:ilvl="7" w:tentative="1">
+      <w:start w:val="1"/>
+      <w:numFmt w:val="bullet"/>
+      <w:lvlText w:val=""/>
+      <w:lvlJc w:val="left"/>
+      <w:pPr>
+        <w:tabs>
+          <w:tab w:val="num" w:pos="5760"/>
+        </w:tabs>
+        <w:ind w:left="5760" w:hanging="360"/>
+      </w:pPr>
+      <w:rPr>
+        <w:rFonts w:ascii="Wingdings" w:hAnsi="Wingdings" w:hint="default"/>
+        <w:sz w:val="20"/>
+      </w:rPr>
+    </w:lvl>
+    <w:lvl w:ilvl="8" w:tentative="1">
+      <w:start w:val="1"/>
+      <w:numFmt w:val="bullet"/>
+      <w:lvlText w:val=""/>
+      <w:lvlJc w:val="left"/>
+      <w:pPr>
+        <w:tabs>
+          <w:tab w:val="num" w:pos="6480"/>
+        </w:tabs>
+        <w:ind w:left="6480" w:hanging="360"/>
+      </w:pPr>
+      <w:rPr>
+        <w:rFonts w:ascii="Wingdings" w:hAnsi="Wingdings" w:hint="default"/>
+        <w:sz w:val="20"/>
+      </w:rPr>
+    </w:lvl>
+  </w:abstractNum>
+  <w:abstractNum w:abstractNumId="11" w15:restartNumberingAfterBreak="0">
     <w:nsid w:val="289B6CFA"/>
     <w:multiLevelType w:val="multilevel"/>
     <w:tmpl w:val="9F68EEB2"/>
@@ -10159,7 +10489,7 @@
       </w:rPr>
     </w:lvl>
   </w:abstractNum>
-  <w:abstractNum w:abstractNumId="11" w15:restartNumberingAfterBreak="0">
+  <w:abstractNum w:abstractNumId="12" w15:restartNumberingAfterBreak="0">
     <w:nsid w:val="34EE3BB1"/>
     <w:multiLevelType w:val="hybridMultilevel"/>
     <w:tmpl w:val="A2ECBE10"/>
@@ -10248,7 +10578,7 @@
       </w:pPr>
     </w:lvl>
   </w:abstractNum>
-  <w:abstractNum w:abstractNumId="12" w15:restartNumberingAfterBreak="0">
+  <w:abstractNum w:abstractNumId="13" w15:restartNumberingAfterBreak="0">
     <w:nsid w:val="3690772F"/>
     <w:multiLevelType w:val="hybridMultilevel"/>
     <w:tmpl w:val="6FA21FD0"/>
@@ -10334,7 +10664,7 @@
       </w:pPr>
     </w:lvl>
   </w:abstractNum>
-  <w:abstractNum w:abstractNumId="13" w15:restartNumberingAfterBreak="0">
+  <w:abstractNum w:abstractNumId="14" w15:restartNumberingAfterBreak="0">
     <w:nsid w:val="3AE76216"/>
     <w:multiLevelType w:val="hybridMultilevel"/>
     <w:tmpl w:val="827664C0"/>
@@ -10447,7 +10777,7 @@
       </w:rPr>
     </w:lvl>
   </w:abstractNum>
-  <w:abstractNum w:abstractNumId="14" w15:restartNumberingAfterBreak="0">
+  <w:abstractNum w:abstractNumId="15" w15:restartNumberingAfterBreak="0">
     <w:nsid w:val="3BDF2CCD"/>
     <w:multiLevelType w:val="hybridMultilevel"/>
     <w:tmpl w:val="43244100"/>
@@ -10536,7 +10866,7 @@
       </w:pPr>
     </w:lvl>
   </w:abstractNum>
-  <w:abstractNum w:abstractNumId="15" w15:restartNumberingAfterBreak="0">
+  <w:abstractNum w:abstractNumId="16" w15:restartNumberingAfterBreak="0">
     <w:nsid w:val="3F8E6498"/>
     <w:multiLevelType w:val="multilevel"/>
     <w:tmpl w:val="0405001D"/>
@@ -10649,7 +10979,156 @@
       </w:pPr>
     </w:lvl>
   </w:abstractNum>
-  <w:abstractNum w:abstractNumId="16" w15:restartNumberingAfterBreak="0">
+  <w:abstractNum w:abstractNumId="17" w15:restartNumberingAfterBreak="0">
+    <w:nsid w:val="51515D93"/>
+    <w:multiLevelType w:val="multilevel"/>
+    <w:tmpl w:val="14B0F396"/>
+    <w:lvl w:ilvl="0">
+      <w:start w:val="1"/>
+      <w:numFmt w:val="bullet"/>
+      <w:lvlText w:val=""/>
+      <w:lvlJc w:val="left"/>
+      <w:pPr>
+        <w:tabs>
+          <w:tab w:val="num" w:pos="720"/>
+        </w:tabs>
+        <w:ind w:left="720" w:hanging="360"/>
+      </w:pPr>
+      <w:rPr>
+        <w:rFonts w:ascii="Symbol" w:hAnsi="Symbol" w:hint="default"/>
+        <w:sz w:val="20"/>
+      </w:rPr>
+    </w:lvl>
+    <w:lvl w:ilvl="1" w:tentative="1">
+      <w:start w:val="1"/>
+      <w:numFmt w:val="bullet"/>
+      <w:lvlText w:val="o"/>
+      <w:lvlJc w:val="left"/>
+      <w:pPr>
+        <w:tabs>
+          <w:tab w:val="num" w:pos="1440"/>
+        </w:tabs>
+        <w:ind w:left="1440" w:hanging="360"/>
+      </w:pPr>
+      <w:rPr>
+        <w:rFonts w:ascii="Courier New" w:hAnsi="Courier New" w:hint="default"/>
+        <w:sz w:val="20"/>
+      </w:rPr>
+    </w:lvl>
+    <w:lvl w:ilvl="2" w:tentative="1">
+      <w:start w:val="1"/>
+      <w:numFmt w:val="bullet"/>
+      <w:lvlText w:val=""/>
+      <w:lvlJc w:val="left"/>
+      <w:pPr>
+        <w:tabs>
+          <w:tab w:val="num" w:pos="2160"/>
+        </w:tabs>
+        <w:ind w:left="2160" w:hanging="360"/>
+      </w:pPr>
+      <w:rPr>
+        <w:rFonts w:ascii="Wingdings" w:hAnsi="Wingdings" w:hint="default"/>
+        <w:sz w:val="20"/>
+      </w:rPr>
+    </w:lvl>
+    <w:lvl w:ilvl="3" w:tentative="1">
+      <w:start w:val="1"/>
+      <w:numFmt w:val="bullet"/>
+      <w:lvlText w:val=""/>
+      <w:lvlJc w:val="left"/>
+      <w:pPr>
+        <w:tabs>
+          <w:tab w:val="num" w:pos="2880"/>
+        </w:tabs>
+        <w:ind w:left="2880" w:hanging="360"/>
+      </w:pPr>
+      <w:rPr>
+        <w:rFonts w:ascii="Wingdings" w:hAnsi="Wingdings" w:hint="default"/>
+        <w:sz w:val="20"/>
+      </w:rPr>
+    </w:lvl>
+    <w:lvl w:ilvl="4" w:tentative="1">
+      <w:start w:val="1"/>
+      <w:numFmt w:val="bullet"/>
+      <w:lvlText w:val=""/>
+      <w:lvlJc w:val="left"/>
+      <w:pPr>
+        <w:tabs>
+          <w:tab w:val="num" w:pos="3600"/>
+        </w:tabs>
+        <w:ind w:left="3600" w:hanging="360"/>
+      </w:pPr>
+      <w:rPr>
+        <w:rFonts w:ascii="Wingdings" w:hAnsi="Wingdings" w:hint="default"/>
+        <w:sz w:val="20"/>
+      </w:rPr>
+    </w:lvl>
+    <w:lvl w:ilvl="5" w:tentative="1">
+      <w:start w:val="1"/>
+      <w:numFmt w:val="bullet"/>
+      <w:lvlText w:val=""/>
+      <w:lvlJc w:val="left"/>
+      <w:pPr>
+        <w:tabs>
+          <w:tab w:val="num" w:pos="4320"/>
+        </w:tabs>
+        <w:ind w:left="4320" w:hanging="360"/>
+      </w:pPr>
+      <w:rPr>
+        <w:rFonts w:ascii="Wingdings" w:hAnsi="Wingdings" w:hint="default"/>
+        <w:sz w:val="20"/>
+      </w:rPr>
+    </w:lvl>
+    <w:lvl w:ilvl="6" w:tentative="1">
+      <w:start w:val="1"/>
+      <w:numFmt w:val="bullet"/>
+      <w:lvlText w:val=""/>
+      <w:lvlJc w:val="left"/>
+      <w:pPr>
+        <w:tabs>
+          <w:tab w:val="num" w:pos="5040"/>
+        </w:tabs>
+        <w:ind w:left="5040" w:hanging="360"/>
+      </w:pPr>
+      <w:rPr>
+        <w:rFonts w:ascii="Wingdings" w:hAnsi="Wingdings" w:hint="default"/>
+        <w:sz w:val="20"/>
+      </w:rPr>
+    </w:lvl>
+    <w:lvl w:ilvl="7" w:tentative="1">
+      <w:start w:val="1"/>
+      <w:numFmt w:val="bullet"/>
+      <w:lvlText w:val=""/>
+      <w:lvlJc w:val="left"/>
+      <w:pPr>
+        <w:tabs>
+          <w:tab w:val="num" w:pos="5760"/>
+        </w:tabs>
+        <w:ind w:left="5760" w:hanging="360"/>
+      </w:pPr>
+      <w:rPr>
+        <w:rFonts w:ascii="Wingdings" w:hAnsi="Wingdings" w:hint="default"/>
+        <w:sz w:val="20"/>
+      </w:rPr>
+    </w:lvl>
+    <w:lvl w:ilvl="8" w:tentative="1">
+      <w:start w:val="1"/>
+      <w:numFmt w:val="bullet"/>
+      <w:lvlText w:val=""/>
+      <w:lvlJc w:val="left"/>
+      <w:pPr>
+        <w:tabs>
+          <w:tab w:val="num" w:pos="6480"/>
+        </w:tabs>
+        <w:ind w:left="6480" w:hanging="360"/>
+      </w:pPr>
+      <w:rPr>
+        <w:rFonts w:ascii="Wingdings" w:hAnsi="Wingdings" w:hint="default"/>
+        <w:sz w:val="20"/>
+      </w:rPr>
+    </w:lvl>
+  </w:abstractNum>
+  <w:abstractNum w:abstractNumId="18" w15:restartNumberingAfterBreak="0">
     <w:nsid w:val="585218DE"/>
     <w:multiLevelType w:val="hybridMultilevel"/>
     <w:tmpl w:val="771E21C8"/>
@@ -10739,7 +11218,156 @@
       </w:pPr>
     </w:lvl>
   </w:abstractNum>
-  <w:abstractNum w:abstractNumId="17" w15:restartNumberingAfterBreak="0">
+  <w:abstractNum w:abstractNumId="19" w15:restartNumberingAfterBreak="0">
+    <w:nsid w:val="5B39721F"/>
+    <w:multiLevelType w:val="multilevel"/>
+    <w:tmpl w:val="C046AF6C"/>
+    <w:lvl w:ilvl="0">
+      <w:start w:val="1"/>
+      <w:numFmt w:val="bullet"/>
+      <w:lvlText w:val=""/>
+      <w:lvlJc w:val="left"/>
+      <w:pPr>
+        <w:tabs>
+          <w:tab w:val="num" w:pos="720"/>
+        </w:tabs>
+        <w:ind w:left="720" w:hanging="360"/>
+      </w:pPr>
+      <w:rPr>
+        <w:rFonts w:ascii="Symbol" w:hAnsi="Symbol" w:hint="default"/>
+        <w:sz w:val="20"/>
+      </w:rPr>
+    </w:lvl>
+    <w:lvl w:ilvl="1" w:tentative="1">
+      <w:start w:val="1"/>
+      <w:numFmt w:val="bullet"/>
+      <w:lvlText w:val="o"/>
+      <w:lvlJc w:val="left"/>
+      <w:pPr>
+        <w:tabs>
+          <w:tab w:val="num" w:pos="1440"/>
+        </w:tabs>
+        <w:ind w:left="1440" w:hanging="360"/>
+      </w:pPr>
+      <w:rPr>
+        <w:rFonts w:ascii="Courier New" w:hAnsi="Courier New" w:hint="default"/>
+        <w:sz w:val="20"/>
+      </w:rPr>
+    </w:lvl>
+    <w:lvl w:ilvl="2" w:tentative="1">
+      <w:start w:val="1"/>
+      <w:numFmt w:val="bullet"/>
+      <w:lvlText w:val=""/>
+      <w:lvlJc w:val="left"/>
+      <w:pPr>
+        <w:tabs>
+          <w:tab w:val="num" w:pos="2160"/>
+        </w:tabs>
+        <w:ind w:left="2160" w:hanging="360"/>
+      </w:pPr>
+      <w:rPr>
+        <w:rFonts w:ascii="Wingdings" w:hAnsi="Wingdings" w:hint="default"/>
+        <w:sz w:val="20"/>
+      </w:rPr>
+    </w:lvl>
+    <w:lvl w:ilvl="3" w:tentative="1">
+      <w:start w:val="1"/>
+      <w:numFmt w:val="bullet"/>
+      <w:lvlText w:val=""/>
+      <w:lvlJc w:val="left"/>
+      <w:pPr>
+        <w:tabs>
+          <w:tab w:val="num" w:pos="2880"/>
+        </w:tabs>
+        <w:ind w:left="2880" w:hanging="360"/>
+      </w:pPr>
+      <w:rPr>
+        <w:rFonts w:ascii="Wingdings" w:hAnsi="Wingdings" w:hint="default"/>
+        <w:sz w:val="20"/>
+      </w:rPr>
+    </w:lvl>
+    <w:lvl w:ilvl="4" w:tentative="1">
+      <w:start w:val="1"/>
+      <w:numFmt w:val="bullet"/>
+      <w:lvlText w:val=""/>
+      <w:lvlJc w:val="left"/>
+      <w:pPr>
+        <w:tabs>
+          <w:tab w:val="num" w:pos="3600"/>
+        </w:tabs>
+        <w:ind w:left="3600" w:hanging="360"/>
+      </w:pPr>
+      <w:rPr>
+        <w:rFonts w:ascii="Wingdings" w:hAnsi="Wingdings" w:hint="default"/>
+        <w:sz w:val="20"/>
+      </w:rPr>
+    </w:lvl>
+    <w:lvl w:ilvl="5" w:tentative="1">
+      <w:start w:val="1"/>
+      <w:numFmt w:val="bullet"/>
+      <w:lvlText w:val=""/>
+      <w:lvlJc w:val="left"/>
+      <w:pPr>
+        <w:tabs>
+          <w:tab w:val="num" w:pos="4320"/>
+        </w:tabs>
+        <w:ind w:left="4320" w:hanging="360"/>
+      </w:pPr>
+      <w:rPr>
+        <w:rFonts w:ascii="Wingdings" w:hAnsi="Wingdings" w:hint="default"/>
+        <w:sz w:val="20"/>
+      </w:rPr>
+    </w:lvl>
+    <w:lvl w:ilvl="6" w:tentative="1">
+      <w:start w:val="1"/>
+      <w:numFmt w:val="bullet"/>
+      <w:lvlText w:val=""/>
+      <w:lvlJc w:val="left"/>
+      <w:pPr>
+        <w:tabs>
+          <w:tab w:val="num" w:pos="5040"/>
+        </w:tabs>
+        <w:ind w:left="5040" w:hanging="360"/>
+      </w:pPr>
+      <w:rPr>
+        <w:rFonts w:ascii="Wingdings" w:hAnsi="Wingdings" w:hint="default"/>
+        <w:sz w:val="20"/>
+      </w:rPr>
+    </w:lvl>
+    <w:lvl w:ilvl="7" w:tentative="1">
+      <w:start w:val="1"/>
+      <w:numFmt w:val="bullet"/>
+      <w:lvlText w:val=""/>
+      <w:lvlJc w:val="left"/>
+      <w:pPr>
+        <w:tabs>
+          <w:tab w:val="num" w:pos="5760"/>
+        </w:tabs>
+        <w:ind w:left="5760" w:hanging="360"/>
+      </w:pPr>
+      <w:rPr>
+        <w:rFonts w:ascii="Wingdings" w:hAnsi="Wingdings" w:hint="default"/>
+        <w:sz w:val="20"/>
+      </w:rPr>
+    </w:lvl>
+    <w:lvl w:ilvl="8" w:tentative="1">
+      <w:start w:val="1"/>
+      <w:numFmt w:val="bullet"/>
+      <w:lvlText w:val=""/>
+      <w:lvlJc w:val="left"/>
+      <w:pPr>
+        <w:tabs>
+          <w:tab w:val="num" w:pos="6480"/>
+        </w:tabs>
+        <w:ind w:left="6480" w:hanging="360"/>
+      </w:pPr>
+      <w:rPr>
+        <w:rFonts w:ascii="Wingdings" w:hAnsi="Wingdings" w:hint="default"/>
+        <w:sz w:val="20"/>
+      </w:rPr>
+    </w:lvl>
+  </w:abstractNum>
+  <w:abstractNum w:abstractNumId="20" w15:restartNumberingAfterBreak="0">
     <w:nsid w:val="5C3C31AD"/>
     <w:multiLevelType w:val="multilevel"/>
     <w:tmpl w:val="0405001D"/>
@@ -10852,7 +11480,7 @@
       </w:pPr>
     </w:lvl>
   </w:abstractNum>
-  <w:abstractNum w:abstractNumId="18" w15:restartNumberingAfterBreak="0">
+  <w:abstractNum w:abstractNumId="21" w15:restartNumberingAfterBreak="0">
     <w:nsid w:val="6A3D7283"/>
     <w:multiLevelType w:val="hybridMultilevel"/>
     <w:tmpl w:val="D37829CE"/>
@@ -10965,7 +11593,7 @@
       </w:rPr>
     </w:lvl>
   </w:abstractNum>
-  <w:abstractNum w:abstractNumId="19" w15:restartNumberingAfterBreak="0">
+  <w:abstractNum w:abstractNumId="22" w15:restartNumberingAfterBreak="0">
     <w:nsid w:val="6C8911A1"/>
     <w:multiLevelType w:val="hybridMultilevel"/>
     <w:tmpl w:val="105CDC72"/>
@@ -11054,7 +11682,7 @@
       </w:pPr>
     </w:lvl>
   </w:abstractNum>
-  <w:abstractNum w:abstractNumId="20" w15:restartNumberingAfterBreak="0">
+  <w:abstractNum w:abstractNumId="23" w15:restartNumberingAfterBreak="0">
     <w:nsid w:val="719E0C15"/>
     <w:multiLevelType w:val="multilevel"/>
     <w:tmpl w:val="1D769FDC"/>
@@ -11194,7 +11822,7 @@
       </w:rPr>
     </w:lvl>
   </w:abstractNum>
-  <w:abstractNum w:abstractNumId="21" w15:restartNumberingAfterBreak="0">
+  <w:abstractNum w:abstractNumId="24" w15:restartNumberingAfterBreak="0">
     <w:nsid w:val="72784433"/>
     <w:multiLevelType w:val="multilevel"/>
     <w:tmpl w:val="3F0AB2BE"/>
@@ -11280,7 +11908,7 @@
       </w:pPr>
     </w:lvl>
   </w:abstractNum>
-  <w:abstractNum w:abstractNumId="22" w15:restartNumberingAfterBreak="0">
+  <w:abstractNum w:abstractNumId="25" w15:restartNumberingAfterBreak="0">
     <w:nsid w:val="7E973A09"/>
     <w:multiLevelType w:val="multilevel"/>
     <w:tmpl w:val="2BAE0280"/>
@@ -11379,16 +12007,16 @@
     <w:abstractNumId w:val="3"/>
   </w:num>
   <w:num w:numId="2" w16cid:durableId="889875461">
+    <w:abstractNumId w:val="23"/>
+  </w:num>
+  <w:num w:numId="3" w16cid:durableId="970793117">
+    <w:abstractNumId w:val="16"/>
+  </w:num>
+  <w:num w:numId="4" w16cid:durableId="816384018">
     <w:abstractNumId w:val="20"/>
   </w:num>
-  <w:num w:numId="3" w16cid:durableId="970793117">
-    <w:abstractNumId w:val="15"/>
-  </w:num>
-  <w:num w:numId="4" w16cid:durableId="816384018">
-    <w:abstractNumId w:val="17"/>
-  </w:num>
   <w:num w:numId="5" w16cid:durableId="1309749222">
-    <w:abstractNumId w:val="10"/>
+    <w:abstractNumId w:val="11"/>
   </w:num>
   <w:num w:numId="6" w16cid:durableId="157430654">
     <w:abstractNumId w:val="4"/>
@@ -11409,37 +12037,37 @@
     <w:abstractNumId w:val="0"/>
   </w:num>
   <w:num w:numId="12" w16cid:durableId="1484347640">
-    <w:abstractNumId w:val="21"/>
+    <w:abstractNumId w:val="24"/>
   </w:num>
   <w:num w:numId="13" w16cid:durableId="2084833244">
-    <w:abstractNumId w:val="12"/>
+    <w:abstractNumId w:val="13"/>
   </w:num>
   <w:num w:numId="14" w16cid:durableId="118302840">
     <w:abstractNumId w:val="5"/>
   </w:num>
   <w:num w:numId="15" w16cid:durableId="1230310491">
-    <w:abstractNumId w:val="13"/>
+    <w:abstractNumId w:val="14"/>
   </w:num>
   <w:num w:numId="16" w16cid:durableId="1017079818">
-    <w:abstractNumId w:val="14"/>
+    <w:abstractNumId w:val="15"/>
   </w:num>
   <w:num w:numId="17" w16cid:durableId="261449875">
-    <w:abstractNumId w:val="11"/>
+    <w:abstractNumId w:val="12"/>
   </w:num>
   <w:num w:numId="18" w16cid:durableId="1373769758">
-    <w:abstractNumId w:val="18"/>
+    <w:abstractNumId w:val="21"/>
   </w:num>
   <w:num w:numId="19" w16cid:durableId="1462647131">
     <w:abstractNumId w:val="9"/>
   </w:num>
   <w:num w:numId="20" w16cid:durableId="1461456097">
-    <w:abstractNumId w:val="22"/>
+    <w:abstractNumId w:val="25"/>
   </w:num>
   <w:num w:numId="21" w16cid:durableId="1427923201">
     <w:abstractNumId w:val="7"/>
   </w:num>
   <w:num w:numId="22" w16cid:durableId="931626667">
-    <w:abstractNumId w:val="22"/>
+    <w:abstractNumId w:val="25"/>
     <w:lvlOverride w:ilvl="0">
       <w:startOverride w:val="1"/>
     </w:lvlOverride>
@@ -11475,25 +12103,34 @@
     <w:abstractNumId w:val="5"/>
   </w:num>
   <w:num w:numId="25" w16cid:durableId="1388869403">
+    <w:abstractNumId w:val="25"/>
+  </w:num>
+  <w:num w:numId="26" w16cid:durableId="383526124">
+    <w:abstractNumId w:val="14"/>
+  </w:num>
+  <w:num w:numId="27" w16cid:durableId="64110085">
+    <w:abstractNumId w:val="25"/>
+  </w:num>
+  <w:num w:numId="28" w16cid:durableId="1262491970">
+    <w:abstractNumId w:val="25"/>
+  </w:num>
+  <w:num w:numId="29" w16cid:durableId="1457604283">
+    <w:abstractNumId w:val="25"/>
+  </w:num>
+  <w:num w:numId="30" w16cid:durableId="278147869">
     <w:abstractNumId w:val="22"/>
   </w:num>
-  <w:num w:numId="26" w16cid:durableId="383526124">
-    <w:abstractNumId w:val="13"/>
+  <w:num w:numId="31" w16cid:durableId="711345007">
+    <w:abstractNumId w:val="18"/>
   </w:num>
-  <w:num w:numId="27" w16cid:durableId="64110085">
-    <w:abstractNumId w:val="22"/>
+  <w:num w:numId="32" w16cid:durableId="889728255">
+    <w:abstractNumId w:val="17"/>
   </w:num>
-  <w:num w:numId="28" w16cid:durableId="1262491970">
-    <w:abstractNumId w:val="22"/>
-  </w:num>
-  <w:num w:numId="29" w16cid:durableId="1457604283">
-    <w:abstractNumId w:val="22"/>
-  </w:num>
-  <w:num w:numId="30" w16cid:durableId="278147869">
+  <w:num w:numId="33" w16cid:durableId="998196075">
     <w:abstractNumId w:val="19"/>
   </w:num>
-  <w:num w:numId="31" w16cid:durableId="711345007">
-    <w:abstractNumId w:val="16"/>
+  <w:num w:numId="34" w16cid:durableId="721441017">
+    <w:abstractNumId w:val="10"/>
   </w:num>
 </w:numbering>
 </file>
@@ -12167,6 +12804,7 @@
   <w:style w:type="character" w:default="1" w:styleId="Standardnpsmoodstavce">
     <w:name w:val="Default Paragraph Font"/>
     <w:uiPriority w:val="1"/>
+    <w:semiHidden/>
     <w:unhideWhenUsed/>
   </w:style>
   <w:style w:type="table" w:default="1" w:styleId="Normlntabulka">
@@ -13311,6 +13949,27 @@
       <w:lang w:eastAsia="cs-CZ"/>
     </w:rPr>
   </w:style>
+  <w:style w:type="paragraph" w:styleId="Normlnweb">
+    <w:name w:val="Normal (Web)"/>
+    <w:basedOn w:val="Normln"/>
+    <w:uiPriority w:val="99"/>
+    <w:semiHidden/>
+    <w:unhideWhenUsed/>
+    <w:rsid w:val="007A7FFD"/>
+    <w:pPr>
+      <w:spacing w:before="100" w:beforeAutospacing="1" w:after="100" w:afterAutospacing="1" w:line="240" w:lineRule="auto"/>
+      <w:jc w:val="left"/>
+    </w:pPr>
+    <w:rPr>
+      <w:color w:val="auto"/>
+      <w:szCs w:val="24"/>
+    </w:rPr>
+  </w:style>
+  <w:style w:type="character" w:customStyle="1" w:styleId="apple-converted-space">
+    <w:name w:val="apple-converted-space"/>
+    <w:basedOn w:val="Standardnpsmoodstavce"/>
+    <w:rsid w:val="007A7FFD"/>
+  </w:style>
 </w:styles>
 </file>
 

--- a/docs/Informacni_system_knihovny_dokumentace.docx
+++ b/docs/Informacni_system_knihovny_dokumentace.docx
@@ -1495,7 +1495,7 @@
         <w:rPr>
           <w:noProof/>
         </w:rPr>
-        <w:t>14. ledna 2026</w:t>
+        <w:t>18. února 2026</w:t>
       </w:r>
       <w:r>
         <w:fldChar w:fldCharType="end"/>
@@ -1563,7 +1563,7 @@
         <w:rPr>
           <w:noProof/>
         </w:rPr>
-        <w:t>14. ledna 2026</w:t>
+        <w:t>18. února 2026</w:t>
       </w:r>
       <w:r>
         <w:fldChar w:fldCharType="end"/>
@@ -1624,7 +1624,6 @@
           <w:docPartUnique/>
         </w:docPartObj>
       </w:sdtPr>
-      <w:sdtEndPr/>
       <w:sdtContent>
         <w:p>
           <w:pPr>
@@ -2522,23 +2521,7 @@
                 <w:rFonts w:eastAsiaTheme="majorEastAsia"/>
                 <w:noProof/>
               </w:rPr>
-              <w:t>Text</w:t>
-            </w:r>
-            <w:r>
-              <w:rPr>
-                <w:rStyle w:val="Hypertextovodkaz"/>
-                <w:rFonts w:eastAsiaTheme="majorEastAsia"/>
-                <w:noProof/>
-              </w:rPr>
-              <w:t>o</w:t>
-            </w:r>
-            <w:r>
-              <w:rPr>
-                <w:rStyle w:val="Hypertextovodkaz"/>
-                <w:rFonts w:eastAsiaTheme="majorEastAsia"/>
-                <w:noProof/>
-              </w:rPr>
-              <w:t>vá část</w:t>
+              <w:t>Textová část</w:t>
             </w:r>
             <w:r>
               <w:rPr>
@@ -4522,72 +4505,828 @@
       <w:bookmarkEnd w:id="19"/>
     </w:p>
     <w:p>
-      <w:r>
-        <w:t>Veřejné knihovny se v posledních letech stále více digitalizují. Správa knihovního fondu, čtenářů a výpůjček se přesouvá do informačních systémů, které umožňují rychlejší práci knihovníků a přesnější evidenci.</w:t>
-      </w:r>
-    </w:p>
-    <w:p/>
-    <w:p>
-      <w:r>
-        <w:t>Cílem této práce je návrh a implementace desktopového informačního systému pro veřejnou knihovnu. Systém bude určen pouze pro knihovníky – nebude tedy obsahovat veřejný portál pro čtenáře. Základem bude evidence titulů a čtenářů, výpůjčky, rezervace a generování upomínek.</w:t>
-      </w:r>
-    </w:p>
-    <w:p/>
-    <w:p>
-      <w:r>
-        <w:t xml:space="preserve">Projekt je rozdělen do čtyř kontrolních bodů (KB1–KB4), kde každý přináší postupný rozvoj systému. V rámci KB1 je hlavním úkolem analýza požadavků, návrh architektury, databázového modelu a uživatelského rozhraní, a také vytvoření </w:t>
-      </w:r>
-      <w:proofErr w:type="spellStart"/>
-      <w:r>
-        <w:t>repozitáře</w:t>
-      </w:r>
-      <w:proofErr w:type="spellEnd"/>
-      <w:r>
-        <w:t xml:space="preserve"> s inicializovaným řešením.</w:t>
-      </w:r>
-      <w:r>
-        <w:br w:type="page"/>
+      <w:pPr>
+        <w:pStyle w:val="Normlnweb"/>
+        <w:rPr>
+          <w:color w:val="000000"/>
+        </w:rPr>
+      </w:pPr>
+      <w:r>
+        <w:rPr>
+          <w:color w:val="000000"/>
+        </w:rPr>
+        <w:t xml:space="preserve">Cílem tohoto projektu bylo navrhnout a implementovat desktopovou aplikaci pro správu malé až střední knihovny. Aplikace slouží k evidenci knižního fondu, správě registrovaných </w:t>
+      </w:r>
+      <w:proofErr w:type="gramStart"/>
+      <w:r>
+        <w:rPr>
+          <w:color w:val="000000"/>
+        </w:rPr>
+        <w:t>čtenářů</w:t>
+      </w:r>
+      <w:proofErr w:type="gramEnd"/>
+      <w:r>
+        <w:rPr>
+          <w:color w:val="000000"/>
+        </w:rPr>
+        <w:t xml:space="preserve"> a především k automatizaci výpůjčního procesu.</w:t>
       </w:r>
     </w:p>
     <w:p>
       <w:pPr>
+        <w:pStyle w:val="Normlnweb"/>
+        <w:rPr>
+          <w:color w:val="000000"/>
+        </w:rPr>
+      </w:pPr>
+      <w:r>
+        <w:rPr>
+          <w:color w:val="000000"/>
+        </w:rPr>
+        <w:t>Hlavní motivací pro vznik systému byla potřeba nahradit papírovou evidenci moderním digitálním řešením, které zrychlí odbavení čtenářů, eliminuje chybovost a poskytne knihovníkům okamžitý přehled o stavu knihovny (např. kdo má jakou knihu půjčenou a zda není v prodlení).</w:t>
+      </w:r>
+    </w:p>
+    <w:p>
+      <w:pPr>
+        <w:pStyle w:val="Normlnweb"/>
+        <w:rPr>
+          <w:color w:val="000000"/>
+        </w:rPr>
+      </w:pPr>
+      <w:r>
+        <w:rPr>
+          <w:color w:val="000000"/>
+        </w:rPr>
+        <w:t>Aplikace je navržena s důrazem na jednoduchost ovládání (uživatelsky přívětivé rozhraní) a robustnost dat (využití relační databáze)</w:t>
+      </w:r>
+      <w:r>
+        <w:t>.</w:t>
+      </w:r>
+      <w:r>
+        <w:br w:type="page"/>
+      </w:r>
+    </w:p>
+    <w:p>
+      <w:pPr>
         <w:pStyle w:val="Nadpis1"/>
-      </w:pPr>
-      <w:bookmarkStart w:id="20" w:name="_Toc515880878"/>
-      <w:bookmarkStart w:id="21" w:name="_Toc144746918"/>
-      <w:bookmarkStart w:id="22" w:name="_Toc144753389"/>
-      <w:bookmarkStart w:id="23" w:name="_Toc145263658"/>
-      <w:bookmarkStart w:id="24" w:name="_Toc145265084"/>
-      <w:bookmarkStart w:id="25" w:name="_Toc145265101"/>
-      <w:bookmarkStart w:id="26" w:name="_Toc145265118"/>
-      <w:bookmarkStart w:id="27" w:name="_Toc145265195"/>
-      <w:bookmarkStart w:id="28" w:name="_Toc145265384"/>
-      <w:bookmarkStart w:id="29" w:name="_Toc145265617"/>
-      <w:bookmarkStart w:id="30" w:name="_Toc145265956"/>
-      <w:bookmarkStart w:id="31" w:name="_Toc145266552"/>
-      <w:bookmarkStart w:id="32" w:name="_Toc147495619"/>
+        <w:rPr>
+          <w:sz w:val="36"/>
+        </w:rPr>
+      </w:pPr>
+      <w:bookmarkStart w:id="20" w:name="_Toc144753398"/>
+      <w:bookmarkStart w:id="21" w:name="_Toc144746927"/>
+      <w:bookmarkStart w:id="22" w:name="_Toc515880889"/>
+      <w:bookmarkStart w:id="23" w:name="_Toc145265092"/>
+      <w:bookmarkStart w:id="24" w:name="_Toc145265109"/>
+      <w:bookmarkStart w:id="25" w:name="_Toc145265126"/>
+      <w:bookmarkStart w:id="26" w:name="_Toc145265203"/>
+      <w:bookmarkStart w:id="27" w:name="_Toc145265392"/>
+      <w:bookmarkStart w:id="28" w:name="_Toc145265625"/>
+      <w:bookmarkStart w:id="29" w:name="_Toc145265964"/>
+      <w:bookmarkStart w:id="30" w:name="_Toc145266560"/>
+      <w:bookmarkStart w:id="31" w:name="_Toc147495627"/>
       <w:r>
         <w:lastRenderedPageBreak/>
-        <w:t>Struktura</w:t>
-      </w:r>
-      <w:r>
+        <w:t>Teoretická část</w:t>
+      </w:r>
+    </w:p>
+    <w:p>
+      <w:pPr>
+        <w:pStyle w:val="Normlnweb"/>
+        <w:rPr>
+          <w:color w:val="000000"/>
+        </w:rPr>
+      </w:pPr>
+      <w:r>
+        <w:rPr>
+          <w:color w:val="000000"/>
+        </w:rPr>
+        <w:t>Pro implementaci projektu byly zvoleny moderní technologie na platformě Microsoft .NET, které jsou standardem pro vývoj podnikových aplikací.</w:t>
+      </w:r>
+    </w:p>
+    <w:p>
+      <w:pPr>
+        <w:pStyle w:val="Nadpis2"/>
+      </w:pPr>
+      <w:r>
+        <w:t>Použité technologie</w:t>
+      </w:r>
+    </w:p>
+    <w:p>
+      <w:pPr>
+        <w:pStyle w:val="Normlnweb"/>
+        <w:numPr>
+          <w:ilvl w:val="0"/>
+          <w:numId w:val="32"/>
+        </w:numPr>
+        <w:rPr>
+          <w:color w:val="000000"/>
+        </w:rPr>
+      </w:pPr>
+      <w:r>
+        <w:rPr>
+          <w:b/>
+          <w:bCs/>
+          <w:color w:val="000000"/>
+        </w:rPr>
+        <w:t>Jazyk C# a .NET Framework:</w:t>
+      </w:r>
+      <w:r>
+        <w:rPr>
+          <w:rStyle w:val="apple-converted-space"/>
+          <w:rFonts w:eastAsiaTheme="majorEastAsia"/>
+          <w:color w:val="000000"/>
+        </w:rPr>
+        <w:t> </w:t>
+      </w:r>
+      <w:r>
+        <w:rPr>
+          <w:color w:val="000000"/>
+        </w:rPr>
+        <w:t>Robustní, objektově orientovaný jazyk, který poskytuje silnou typovou kontrolu a rozsáhlou standardní knihovnu.</w:t>
+      </w:r>
+    </w:p>
+    <w:p>
+      <w:pPr>
+        <w:pStyle w:val="Normlnweb"/>
+        <w:numPr>
+          <w:ilvl w:val="0"/>
+          <w:numId w:val="32"/>
+        </w:numPr>
+        <w:rPr>
+          <w:color w:val="000000"/>
+        </w:rPr>
+      </w:pPr>
+      <w:r>
+        <w:rPr>
+          <w:b/>
+          <w:bCs/>
+          <w:color w:val="000000"/>
+        </w:rPr>
+        <w:t xml:space="preserve">Windows </w:t>
+      </w:r>
+      <w:proofErr w:type="spellStart"/>
+      <w:r>
+        <w:rPr>
+          <w:b/>
+          <w:bCs/>
+          <w:color w:val="000000"/>
+        </w:rPr>
+        <w:t>Forms</w:t>
+      </w:r>
+      <w:proofErr w:type="spellEnd"/>
+      <w:r>
+        <w:rPr>
+          <w:b/>
+          <w:bCs/>
+          <w:color w:val="000000"/>
+        </w:rPr>
+        <w:t xml:space="preserve"> (</w:t>
+      </w:r>
+      <w:proofErr w:type="spellStart"/>
+      <w:r>
+        <w:rPr>
+          <w:b/>
+          <w:bCs/>
+          <w:color w:val="000000"/>
+        </w:rPr>
+        <w:t>WinForms</w:t>
+      </w:r>
+      <w:proofErr w:type="spellEnd"/>
+      <w:r>
+        <w:rPr>
+          <w:b/>
+          <w:bCs/>
+          <w:color w:val="000000"/>
+        </w:rPr>
+        <w:t>):</w:t>
+      </w:r>
+      <w:r>
+        <w:rPr>
+          <w:rStyle w:val="apple-converted-space"/>
+          <w:rFonts w:eastAsiaTheme="majorEastAsia"/>
+          <w:color w:val="000000"/>
+        </w:rPr>
+        <w:t> </w:t>
+      </w:r>
+      <w:r>
+        <w:rPr>
+          <w:color w:val="000000"/>
+        </w:rPr>
+        <w:t>Technologie pro tvorbu grafického uživatelského rozhraní (GUI). Byla zvolena pro svou snadnou použitelnost a rychlý vývoj desktopových oken.</w:t>
+      </w:r>
+    </w:p>
+    <w:p>
+      <w:pPr>
+        <w:pStyle w:val="Normlnweb"/>
+        <w:numPr>
+          <w:ilvl w:val="0"/>
+          <w:numId w:val="32"/>
+        </w:numPr>
+        <w:rPr>
+          <w:color w:val="000000"/>
+        </w:rPr>
+      </w:pPr>
+      <w:r>
+        <w:rPr>
+          <w:b/>
+          <w:bCs/>
+          <w:color w:val="000000"/>
+        </w:rPr>
+        <w:t>Entity Framework 6 (</w:t>
+      </w:r>
+      <w:proofErr w:type="spellStart"/>
+      <w:r>
+        <w:rPr>
+          <w:b/>
+          <w:bCs/>
+          <w:color w:val="000000"/>
+        </w:rPr>
+        <w:t>Code</w:t>
+      </w:r>
+      <w:proofErr w:type="spellEnd"/>
+      <w:r>
+        <w:rPr>
+          <w:b/>
+          <w:bCs/>
+          <w:color w:val="000000"/>
+        </w:rPr>
         <w:t xml:space="preserve"> </w:t>
       </w:r>
-      <w:r>
-        <w:t>m</w:t>
-      </w:r>
-      <w:r>
-        <w:t>atur</w:t>
-      </w:r>
-      <w:r>
-        <w:t>i</w:t>
-      </w:r>
-      <w:r>
-        <w:t xml:space="preserve">tní </w:t>
-      </w:r>
-      <w:r>
-        <w:t>práce</w:t>
-      </w:r>
+      <w:proofErr w:type="spellStart"/>
+      <w:r>
+        <w:rPr>
+          <w:b/>
+          <w:bCs/>
+          <w:color w:val="000000"/>
+        </w:rPr>
+        <w:t>First</w:t>
+      </w:r>
+      <w:proofErr w:type="spellEnd"/>
+      <w:r>
+        <w:rPr>
+          <w:b/>
+          <w:bCs/>
+          <w:color w:val="000000"/>
+        </w:rPr>
+        <w:t>):</w:t>
+      </w:r>
+      <w:r>
+        <w:rPr>
+          <w:rStyle w:val="apple-converted-space"/>
+          <w:rFonts w:eastAsiaTheme="majorEastAsia"/>
+          <w:color w:val="000000"/>
+        </w:rPr>
+        <w:t> </w:t>
+      </w:r>
+      <w:r>
+        <w:rPr>
+          <w:color w:val="000000"/>
+        </w:rPr>
+        <w:t>ORM (</w:t>
+      </w:r>
+      <w:proofErr w:type="spellStart"/>
+      <w:r>
+        <w:rPr>
+          <w:color w:val="000000"/>
+        </w:rPr>
+        <w:t>Object-Relational</w:t>
+      </w:r>
+      <w:proofErr w:type="spellEnd"/>
+      <w:r>
+        <w:rPr>
+          <w:color w:val="000000"/>
+        </w:rPr>
+        <w:t xml:space="preserve"> </w:t>
+      </w:r>
+      <w:proofErr w:type="spellStart"/>
+      <w:r>
+        <w:rPr>
+          <w:color w:val="000000"/>
+        </w:rPr>
+        <w:t>Mapping</w:t>
+      </w:r>
+      <w:proofErr w:type="spellEnd"/>
+      <w:r>
+        <w:rPr>
+          <w:color w:val="000000"/>
+        </w:rPr>
+        <w:t>) nástroj, který umožňuje pracovat s databází pomocí C# objektů. Přístup</w:t>
+      </w:r>
+      <w:r>
+        <w:rPr>
+          <w:rStyle w:val="apple-converted-space"/>
+          <w:rFonts w:eastAsiaTheme="majorEastAsia"/>
+          <w:color w:val="000000"/>
+        </w:rPr>
+        <w:t> </w:t>
+      </w:r>
+      <w:proofErr w:type="spellStart"/>
+      <w:r>
+        <w:rPr>
+          <w:b/>
+          <w:bCs/>
+          <w:color w:val="000000"/>
+        </w:rPr>
+        <w:t>Code</w:t>
+      </w:r>
+      <w:proofErr w:type="spellEnd"/>
+      <w:r>
+        <w:rPr>
+          <w:b/>
+          <w:bCs/>
+          <w:color w:val="000000"/>
+        </w:rPr>
+        <w:t xml:space="preserve"> </w:t>
+      </w:r>
+      <w:proofErr w:type="spellStart"/>
+      <w:r>
+        <w:rPr>
+          <w:b/>
+          <w:bCs/>
+          <w:color w:val="000000"/>
+        </w:rPr>
+        <w:t>First</w:t>
+      </w:r>
+      <w:proofErr w:type="spellEnd"/>
+      <w:r>
+        <w:rPr>
+          <w:rStyle w:val="apple-converted-space"/>
+          <w:rFonts w:eastAsiaTheme="majorEastAsia"/>
+          <w:color w:val="000000"/>
+        </w:rPr>
+        <w:t> </w:t>
+      </w:r>
+      <w:r>
+        <w:rPr>
+          <w:color w:val="000000"/>
+        </w:rPr>
+        <w:t>znamená, že jsme nejdříve definovali třídy (entity) v kódu a Entity Framework podle nich automaticky vygeneroval databázové schéma.</w:t>
+      </w:r>
+    </w:p>
+    <w:p>
+      <w:pPr>
+        <w:pStyle w:val="Normlnweb"/>
+        <w:numPr>
+          <w:ilvl w:val="0"/>
+          <w:numId w:val="32"/>
+        </w:numPr>
+        <w:rPr>
+          <w:color w:val="000000"/>
+        </w:rPr>
+      </w:pPr>
+      <w:r>
+        <w:rPr>
+          <w:b/>
+          <w:bCs/>
+          <w:color w:val="000000"/>
+        </w:rPr>
+        <w:t xml:space="preserve">SQL Server </w:t>
+      </w:r>
+      <w:proofErr w:type="spellStart"/>
+      <w:r>
+        <w:rPr>
+          <w:b/>
+          <w:bCs/>
+          <w:color w:val="000000"/>
+        </w:rPr>
+        <w:t>LocalDB</w:t>
+      </w:r>
+      <w:proofErr w:type="spellEnd"/>
+      <w:r>
+        <w:rPr>
+          <w:b/>
+          <w:bCs/>
+          <w:color w:val="000000"/>
+        </w:rPr>
+        <w:t>:</w:t>
+      </w:r>
+      <w:r>
+        <w:rPr>
+          <w:rStyle w:val="apple-converted-space"/>
+          <w:rFonts w:eastAsiaTheme="majorEastAsia"/>
+          <w:color w:val="000000"/>
+        </w:rPr>
+        <w:t> </w:t>
+      </w:r>
+      <w:r>
+        <w:rPr>
+          <w:color w:val="000000"/>
+        </w:rPr>
+        <w:t>Odlehčená verze SQL Serveru určená pro vývojáře. Nevyžaduje složitou instalaci a databáze je uložena v souboru</w:t>
+      </w:r>
+      <w:r>
+        <w:rPr>
+          <w:rStyle w:val="apple-converted-space"/>
+          <w:rFonts w:eastAsiaTheme="majorEastAsia"/>
+          <w:color w:val="000000"/>
+        </w:rPr>
+        <w:t> </w:t>
+      </w:r>
+      <w:r>
+        <w:rPr>
+          <w:rStyle w:val="KdHTML"/>
+          <w:rFonts w:eastAsiaTheme="majorEastAsia"/>
+          <w:color w:val="000000"/>
+        </w:rPr>
+        <w:t>.</w:t>
+      </w:r>
+      <w:proofErr w:type="spellStart"/>
+      <w:r>
+        <w:rPr>
+          <w:rStyle w:val="KdHTML"/>
+          <w:rFonts w:eastAsiaTheme="majorEastAsia"/>
+          <w:color w:val="000000"/>
+        </w:rPr>
+        <w:t>mdf</w:t>
+      </w:r>
+      <w:proofErr w:type="spellEnd"/>
+      <w:r>
+        <w:rPr>
+          <w:rStyle w:val="apple-converted-space"/>
+          <w:rFonts w:eastAsiaTheme="majorEastAsia"/>
+          <w:color w:val="000000"/>
+        </w:rPr>
+        <w:t> </w:t>
+      </w:r>
+      <w:r>
+        <w:rPr>
+          <w:color w:val="000000"/>
+        </w:rPr>
+        <w:t>přímo u uživatele.</w:t>
+      </w:r>
+    </w:p>
+    <w:p>
+      <w:pPr>
+        <w:pStyle w:val="Normlnweb"/>
+        <w:numPr>
+          <w:ilvl w:val="0"/>
+          <w:numId w:val="32"/>
+        </w:numPr>
+        <w:rPr>
+          <w:color w:val="000000"/>
+        </w:rPr>
+      </w:pPr>
+      <w:r>
+        <w:rPr>
+          <w:b/>
+          <w:bCs/>
+          <w:color w:val="000000"/>
+        </w:rPr>
+        <w:t>LINQ (</w:t>
+      </w:r>
+      <w:proofErr w:type="spellStart"/>
+      <w:r>
+        <w:rPr>
+          <w:b/>
+          <w:bCs/>
+          <w:color w:val="000000"/>
+        </w:rPr>
+        <w:t>Language</w:t>
+      </w:r>
+      <w:proofErr w:type="spellEnd"/>
+      <w:r>
+        <w:rPr>
+          <w:b/>
+          <w:bCs/>
+          <w:color w:val="000000"/>
+        </w:rPr>
+        <w:t xml:space="preserve"> </w:t>
+      </w:r>
+      <w:proofErr w:type="spellStart"/>
+      <w:r>
+        <w:rPr>
+          <w:b/>
+          <w:bCs/>
+          <w:color w:val="000000"/>
+        </w:rPr>
+        <w:t>Integrated</w:t>
+      </w:r>
+      <w:proofErr w:type="spellEnd"/>
+      <w:r>
+        <w:rPr>
+          <w:b/>
+          <w:bCs/>
+          <w:color w:val="000000"/>
+        </w:rPr>
+        <w:t xml:space="preserve"> </w:t>
+      </w:r>
+      <w:proofErr w:type="spellStart"/>
+      <w:r>
+        <w:rPr>
+          <w:b/>
+          <w:bCs/>
+          <w:color w:val="000000"/>
+        </w:rPr>
+        <w:t>Query</w:t>
+      </w:r>
+      <w:proofErr w:type="spellEnd"/>
+      <w:r>
+        <w:rPr>
+          <w:b/>
+          <w:bCs/>
+          <w:color w:val="000000"/>
+        </w:rPr>
+        <w:t>):</w:t>
+      </w:r>
+      <w:r>
+        <w:rPr>
+          <w:rStyle w:val="apple-converted-space"/>
+          <w:rFonts w:eastAsiaTheme="majorEastAsia"/>
+          <w:color w:val="000000"/>
+        </w:rPr>
+        <w:t> </w:t>
+      </w:r>
+      <w:r>
+        <w:rPr>
+          <w:color w:val="000000"/>
+        </w:rPr>
+        <w:t>Použito pro efektivní dotazování nad daty (filtrování, řazení, vyhledávání) přímo v kódu C#.</w:t>
+      </w:r>
+    </w:p>
+    <w:p>
+      <w:pPr>
+        <w:pStyle w:val="Nadpis2"/>
+      </w:pPr>
+      <w:r>
+        <w:t>Architektura aplikace</w:t>
+      </w:r>
+    </w:p>
+    <w:p>
+      <w:pPr>
+        <w:pStyle w:val="Normlnweb"/>
+        <w:rPr>
+          <w:color w:val="000000"/>
+        </w:rPr>
+      </w:pPr>
+      <w:r>
+        <w:rPr>
+          <w:color w:val="000000"/>
+        </w:rPr>
+        <w:t>Aplikace je rozdělena do</w:t>
+      </w:r>
+      <w:r>
+        <w:rPr>
+          <w:rStyle w:val="apple-converted-space"/>
+          <w:rFonts w:eastAsiaTheme="majorEastAsia"/>
+          <w:color w:val="000000"/>
+        </w:rPr>
+        <w:t> </w:t>
+      </w:r>
+      <w:r>
+        <w:rPr>
+          <w:b/>
+          <w:bCs/>
+          <w:color w:val="000000"/>
+        </w:rPr>
+        <w:t>třívrstvé architektury</w:t>
+      </w:r>
+      <w:r>
+        <w:rPr>
+          <w:rStyle w:val="apple-converted-space"/>
+          <w:rFonts w:eastAsiaTheme="majorEastAsia"/>
+          <w:color w:val="000000"/>
+        </w:rPr>
+        <w:t> </w:t>
+      </w:r>
+      <w:r>
+        <w:rPr>
+          <w:color w:val="000000"/>
+        </w:rPr>
+        <w:t>(</w:t>
+      </w:r>
+      <w:proofErr w:type="spellStart"/>
+      <w:r>
+        <w:rPr>
+          <w:color w:val="000000"/>
+        </w:rPr>
+        <w:t>Three-Tier</w:t>
+      </w:r>
+      <w:proofErr w:type="spellEnd"/>
+      <w:r>
+        <w:rPr>
+          <w:color w:val="000000"/>
+        </w:rPr>
+        <w:t xml:space="preserve"> </w:t>
+      </w:r>
+      <w:proofErr w:type="spellStart"/>
+      <w:r>
+        <w:rPr>
+          <w:color w:val="000000"/>
+        </w:rPr>
+        <w:t>Architecture</w:t>
+      </w:r>
+      <w:proofErr w:type="spellEnd"/>
+      <w:r>
+        <w:rPr>
+          <w:color w:val="000000"/>
+        </w:rPr>
+        <w:t>), což zajišťuje přehlednost kódu a oddělení zodpovědností:</w:t>
+      </w:r>
+    </w:p>
+    <w:p>
+      <w:pPr>
+        <w:pStyle w:val="Normlnweb"/>
+        <w:numPr>
+          <w:ilvl w:val="0"/>
+          <w:numId w:val="33"/>
+        </w:numPr>
+        <w:rPr>
+          <w:color w:val="000000"/>
+        </w:rPr>
+      </w:pPr>
+      <w:r>
+        <w:rPr>
+          <w:b/>
+          <w:bCs/>
+          <w:color w:val="000000"/>
+        </w:rPr>
+        <w:t>Datová vrstva (</w:t>
+      </w:r>
+      <w:proofErr w:type="spellStart"/>
+      <w:r>
+        <w:rPr>
+          <w:rStyle w:val="KdHTML"/>
+          <w:rFonts w:eastAsiaTheme="majorEastAsia"/>
+          <w:b/>
+          <w:bCs/>
+          <w:color w:val="000000"/>
+        </w:rPr>
+        <w:t>Library.Data</w:t>
+      </w:r>
+      <w:proofErr w:type="spellEnd"/>
+      <w:r>
+        <w:rPr>
+          <w:b/>
+          <w:bCs/>
+          <w:color w:val="000000"/>
+        </w:rPr>
+        <w:t>):</w:t>
+      </w:r>
+      <w:r>
+        <w:rPr>
+          <w:rStyle w:val="apple-converted-space"/>
+          <w:rFonts w:eastAsiaTheme="majorEastAsia"/>
+          <w:color w:val="000000"/>
+        </w:rPr>
+        <w:t> </w:t>
+      </w:r>
+      <w:r>
+        <w:rPr>
+          <w:color w:val="000000"/>
+        </w:rPr>
+        <w:t>Obsahuje definice entit (tabulek) a kontext databáze (</w:t>
+      </w:r>
+      <w:proofErr w:type="spellStart"/>
+      <w:r>
+        <w:rPr>
+          <w:rStyle w:val="KdHTML"/>
+          <w:rFonts w:eastAsiaTheme="majorEastAsia"/>
+          <w:color w:val="000000"/>
+        </w:rPr>
+        <w:t>DbContext</w:t>
+      </w:r>
+      <w:proofErr w:type="spellEnd"/>
+      <w:r>
+        <w:rPr>
+          <w:color w:val="000000"/>
+        </w:rPr>
+        <w:t>). Zde se řeší přímý přístup k datům.</w:t>
+      </w:r>
+    </w:p>
+    <w:p>
+      <w:pPr>
+        <w:pStyle w:val="Normlnweb"/>
+        <w:numPr>
+          <w:ilvl w:val="0"/>
+          <w:numId w:val="33"/>
+        </w:numPr>
+        <w:rPr>
+          <w:color w:val="000000"/>
+        </w:rPr>
+      </w:pPr>
+      <w:r>
+        <w:rPr>
+          <w:b/>
+          <w:bCs/>
+          <w:color w:val="000000"/>
+        </w:rPr>
+        <w:t>Byznys vrstva (</w:t>
+      </w:r>
+      <w:proofErr w:type="spellStart"/>
+      <w:r>
+        <w:rPr>
+          <w:rStyle w:val="KdHTML"/>
+          <w:rFonts w:eastAsiaTheme="majorEastAsia"/>
+          <w:b/>
+          <w:bCs/>
+          <w:color w:val="000000"/>
+        </w:rPr>
+        <w:t>Library.Business</w:t>
+      </w:r>
+      <w:proofErr w:type="spellEnd"/>
+      <w:r>
+        <w:rPr>
+          <w:b/>
+          <w:bCs/>
+          <w:color w:val="000000"/>
+        </w:rPr>
+        <w:t>):</w:t>
+      </w:r>
+      <w:r>
+        <w:rPr>
+          <w:rStyle w:val="apple-converted-space"/>
+          <w:rFonts w:eastAsiaTheme="majorEastAsia"/>
+          <w:color w:val="000000"/>
+        </w:rPr>
+        <w:t> </w:t>
+      </w:r>
+      <w:r>
+        <w:rPr>
+          <w:color w:val="000000"/>
+        </w:rPr>
+        <w:t>Obsahuje logiku aplikace (</w:t>
+      </w:r>
+      <w:proofErr w:type="spellStart"/>
+      <w:r>
+        <w:rPr>
+          <w:color w:val="000000"/>
+        </w:rPr>
+        <w:t>Services</w:t>
+      </w:r>
+      <w:proofErr w:type="spellEnd"/>
+      <w:r>
+        <w:rPr>
+          <w:color w:val="000000"/>
+        </w:rPr>
+        <w:t>). Zde se provádí výpočty (např. pokuty), validace a transformace dat předtím, než se pošlou do uživatelského rozhraní.</w:t>
+      </w:r>
+    </w:p>
+    <w:p>
+      <w:pPr>
+        <w:pStyle w:val="Normlnweb"/>
+        <w:numPr>
+          <w:ilvl w:val="0"/>
+          <w:numId w:val="33"/>
+        </w:numPr>
+        <w:rPr>
+          <w:color w:val="000000"/>
+        </w:rPr>
+      </w:pPr>
+      <w:r>
+        <w:rPr>
+          <w:b/>
+          <w:bCs/>
+          <w:color w:val="000000"/>
+        </w:rPr>
+        <w:t>Prezentační vrstva (</w:t>
+      </w:r>
+      <w:proofErr w:type="spellStart"/>
+      <w:r>
+        <w:rPr>
+          <w:rStyle w:val="KdHTML"/>
+          <w:rFonts w:eastAsiaTheme="majorEastAsia"/>
+          <w:b/>
+          <w:bCs/>
+          <w:color w:val="000000"/>
+        </w:rPr>
+        <w:t>Library.UI</w:t>
+      </w:r>
+      <w:proofErr w:type="spellEnd"/>
+      <w:r>
+        <w:rPr>
+          <w:b/>
+          <w:bCs/>
+          <w:color w:val="000000"/>
+        </w:rPr>
+        <w:t>):</w:t>
+      </w:r>
+      <w:r>
+        <w:rPr>
+          <w:rStyle w:val="apple-converted-space"/>
+          <w:rFonts w:eastAsiaTheme="majorEastAsia"/>
+          <w:color w:val="000000"/>
+        </w:rPr>
+        <w:t> </w:t>
+      </w:r>
+      <w:r>
+        <w:rPr>
+          <w:color w:val="000000"/>
+        </w:rPr>
+        <w:t>Samotné formuláře a ovládací prvky. Tato vrstva neobsahuje žádnou složitou logiku, pouze zobrazuje data a reaguje na vstupy uživatele.</w:t>
+      </w:r>
+    </w:p>
+    <w:p>
+      <w:pPr>
+        <w:pStyle w:val="Nadpis1"/>
+        <w:rPr>
+          <w:sz w:val="36"/>
+        </w:rPr>
+      </w:pPr>
+      <w:bookmarkStart w:id="32" w:name="_Toc144753409"/>
+      <w:bookmarkStart w:id="33" w:name="_Toc144746940"/>
+      <w:bookmarkStart w:id="34" w:name="_Toc515880902"/>
+      <w:bookmarkStart w:id="35" w:name="_Toc147495643"/>
       <w:bookmarkEnd w:id="20"/>
       <w:bookmarkEnd w:id="21"/>
       <w:bookmarkEnd w:id="22"/>
@@ -4600,3810 +5339,874 @@
       <w:bookmarkEnd w:id="29"/>
       <w:bookmarkEnd w:id="30"/>
       <w:bookmarkEnd w:id="31"/>
-      <w:bookmarkEnd w:id="32"/>
+      <w:r>
+        <w:lastRenderedPageBreak/>
+        <w:t>Praktická část</w:t>
+      </w:r>
     </w:p>
     <w:p>
-      <w:r>
-        <w:t>Práce se předkládá ve formátu A4 na výšku, psaná textovým editorem v elektronické podobě. Součástí práce je titulní strana a obsah. Okraje se volí širší levý okraj, tedy vlevo 4 cm, nahoře a dole 3 cm, vpravo 2,5 cm, zápatí pro číslování stránek 1,</w:t>
-      </w:r>
-      <w:r>
-        <w:t>2</w:t>
-      </w:r>
-      <w:r>
-        <w:t>5 cm, což odpovídá přibližně rozsahu 80 znaků na řádek včetně mezer a 30 řádků na stránku.</w:t>
+      <w:pPr>
+        <w:pStyle w:val="Normlnweb"/>
+        <w:rPr>
+          <w:color w:val="000000"/>
+        </w:rPr>
+      </w:pPr>
+      <w:r>
+        <w:rPr>
+          <w:color w:val="000000"/>
+        </w:rPr>
+        <w:t>Praktická část popisuje konkrétní implementaci funkcí a strukturu dat.</w:t>
       </w:r>
     </w:p>
     <w:p>
-      <w:r>
-        <w:t>Záhlaví je prázdné. Zápatí obsahuje číslování stránek zarovnané na střed. První číslovanou stranou je stránka s úvodem.</w:t>
+      <w:pPr>
+        <w:pStyle w:val="Nadpis2"/>
+      </w:pPr>
+      <w:r>
+        <w:t>Datový model</w:t>
       </w:r>
     </w:p>
     <w:p>
       <w:pPr>
+        <w:pStyle w:val="Normlnweb"/>
+        <w:rPr>
+          <w:color w:val="000000"/>
+        </w:rPr>
+      </w:pPr>
+      <w:r>
+        <w:rPr>
+          <w:color w:val="000000"/>
+        </w:rPr>
+        <w:t>Jádrem systému je relační databáze skládající se z následujících entit:</w:t>
+      </w:r>
+    </w:p>
+    <w:p>
+      <w:pPr>
+        <w:pStyle w:val="Normlnweb"/>
+        <w:numPr>
+          <w:ilvl w:val="0"/>
+          <w:numId w:val="34"/>
+        </w:numPr>
+        <w:rPr>
+          <w:color w:val="000000"/>
+        </w:rPr>
+      </w:pPr>
+      <w:proofErr w:type="spellStart"/>
+      <w:r>
+        <w:rPr>
+          <w:b/>
+          <w:bCs/>
+          <w:color w:val="000000"/>
+        </w:rPr>
+        <w:t>Book</w:t>
+      </w:r>
+      <w:proofErr w:type="spellEnd"/>
+      <w:r>
+        <w:rPr>
+          <w:b/>
+          <w:bCs/>
+          <w:color w:val="000000"/>
+        </w:rPr>
+        <w:t xml:space="preserve"> (Kniha):</w:t>
+      </w:r>
+      <w:r>
+        <w:rPr>
+          <w:rStyle w:val="apple-converted-space"/>
+          <w:rFonts w:eastAsiaTheme="majorEastAsia"/>
+          <w:color w:val="000000"/>
+        </w:rPr>
+        <w:t> </w:t>
+      </w:r>
+      <w:r>
+        <w:rPr>
+          <w:color w:val="000000"/>
+        </w:rPr>
+        <w:t>Obsahuje název, rok vydání, popis a vazby na Autora, Žánr a Vydavatele.</w:t>
+      </w:r>
+    </w:p>
+    <w:p>
+      <w:pPr>
+        <w:pStyle w:val="Normlnweb"/>
+        <w:numPr>
+          <w:ilvl w:val="0"/>
+          <w:numId w:val="34"/>
+        </w:numPr>
+        <w:rPr>
+          <w:color w:val="000000"/>
+        </w:rPr>
+      </w:pPr>
+      <w:proofErr w:type="spellStart"/>
+      <w:r>
+        <w:rPr>
+          <w:b/>
+          <w:bCs/>
+          <w:color w:val="000000"/>
+        </w:rPr>
+        <w:t>Reader</w:t>
+      </w:r>
+      <w:proofErr w:type="spellEnd"/>
+      <w:r>
+        <w:rPr>
+          <w:b/>
+          <w:bCs/>
+          <w:color w:val="000000"/>
+        </w:rPr>
+        <w:t xml:space="preserve"> (Čtenář):</w:t>
+      </w:r>
+      <w:r>
+        <w:rPr>
+          <w:rStyle w:val="apple-converted-space"/>
+          <w:rFonts w:eastAsiaTheme="majorEastAsia"/>
+          <w:color w:val="000000"/>
+        </w:rPr>
+        <w:t> </w:t>
+      </w:r>
+      <w:r>
+        <w:rPr>
+          <w:color w:val="000000"/>
+        </w:rPr>
+        <w:t>Uchovává osobní údaje (jméno, email, datum narození).</w:t>
+      </w:r>
+    </w:p>
+    <w:p>
+      <w:pPr>
+        <w:pStyle w:val="Normlnweb"/>
+        <w:numPr>
+          <w:ilvl w:val="0"/>
+          <w:numId w:val="34"/>
+        </w:numPr>
+        <w:rPr>
+          <w:color w:val="000000"/>
+        </w:rPr>
+      </w:pPr>
+      <w:r>
+        <w:rPr>
+          <w:b/>
+          <w:bCs/>
+          <w:color w:val="000000"/>
+        </w:rPr>
+        <w:t>Loan (Výpůjčka):</w:t>
+      </w:r>
+      <w:r>
+        <w:rPr>
+          <w:rStyle w:val="apple-converted-space"/>
+          <w:rFonts w:eastAsiaTheme="majorEastAsia"/>
+          <w:color w:val="000000"/>
+        </w:rPr>
+        <w:t> </w:t>
+      </w:r>
+      <w:r>
+        <w:rPr>
+          <w:color w:val="000000"/>
+        </w:rPr>
+        <w:t>Spojovací tabulka mezi Čtenářem a Knihou. Eviduje datum vypůjčení, termín vrácení a datum skutečného vrácení.</w:t>
+      </w:r>
+    </w:p>
+    <w:p>
+      <w:pPr>
+        <w:pStyle w:val="Normlnweb"/>
+        <w:numPr>
+          <w:ilvl w:val="0"/>
+          <w:numId w:val="34"/>
+        </w:numPr>
+        <w:rPr>
+          <w:color w:val="000000"/>
+        </w:rPr>
+      </w:pPr>
+      <w:proofErr w:type="spellStart"/>
+      <w:r>
+        <w:rPr>
+          <w:b/>
+          <w:bCs/>
+          <w:color w:val="000000"/>
+        </w:rPr>
+        <w:t>Author</w:t>
+      </w:r>
+      <w:proofErr w:type="spellEnd"/>
+      <w:r>
+        <w:rPr>
+          <w:b/>
+          <w:bCs/>
+          <w:color w:val="000000"/>
+        </w:rPr>
+        <w:t xml:space="preserve">, </w:t>
+      </w:r>
+      <w:proofErr w:type="spellStart"/>
+      <w:r>
+        <w:rPr>
+          <w:b/>
+          <w:bCs/>
+          <w:color w:val="000000"/>
+        </w:rPr>
+        <w:t>Genre</w:t>
+      </w:r>
+      <w:proofErr w:type="spellEnd"/>
+      <w:r>
+        <w:rPr>
+          <w:b/>
+          <w:bCs/>
+          <w:color w:val="000000"/>
+        </w:rPr>
+        <w:t>, Publisher:</w:t>
+      </w:r>
+      <w:r>
+        <w:rPr>
+          <w:rStyle w:val="apple-converted-space"/>
+          <w:rFonts w:eastAsiaTheme="majorEastAsia"/>
+          <w:color w:val="000000"/>
+        </w:rPr>
+        <w:t> </w:t>
+      </w:r>
+      <w:r>
+        <w:rPr>
+          <w:color w:val="000000"/>
+        </w:rPr>
+        <w:t>Číselníky pro normalizaci databáze.</w:t>
+      </w:r>
+    </w:p>
+    <w:p>
+      <w:pPr>
+        <w:pStyle w:val="Normlnweb"/>
+        <w:rPr>
+          <w:color w:val="000000"/>
+        </w:rPr>
+      </w:pPr>
+      <w:r>
+        <w:rPr>
+          <w:color w:val="000000"/>
+        </w:rPr>
+        <w:t>Vztahy mezi tabulkami jsou řešeny pomocí cizích klíčů (</w:t>
+      </w:r>
+      <w:proofErr w:type="spellStart"/>
+      <w:r>
+        <w:rPr>
+          <w:color w:val="000000"/>
+        </w:rPr>
+        <w:t>Foreign</w:t>
+      </w:r>
+      <w:proofErr w:type="spellEnd"/>
+      <w:r>
+        <w:rPr>
+          <w:color w:val="000000"/>
+        </w:rPr>
+        <w:t xml:space="preserve"> </w:t>
+      </w:r>
+      <w:proofErr w:type="spellStart"/>
+      <w:r>
+        <w:rPr>
+          <w:color w:val="000000"/>
+        </w:rPr>
+        <w:t>Keys</w:t>
+      </w:r>
+      <w:proofErr w:type="spellEnd"/>
+      <w:r>
+        <w:rPr>
+          <w:color w:val="000000"/>
+        </w:rPr>
+        <w:t xml:space="preserve">), přičemž jedna kniha může mít mnoho výpůjček (vztah </w:t>
+      </w:r>
+      <w:proofErr w:type="gramStart"/>
+      <w:r>
+        <w:rPr>
+          <w:color w:val="000000"/>
+        </w:rPr>
+        <w:t>1:N</w:t>
+      </w:r>
+      <w:proofErr w:type="gramEnd"/>
+      <w:r>
+        <w:rPr>
+          <w:color w:val="000000"/>
+        </w:rPr>
+        <w:t>).</w:t>
+      </w:r>
+    </w:p>
+    <w:p>
+      <w:pPr>
         <w:pStyle w:val="Nadpis2"/>
       </w:pPr>
-      <w:bookmarkStart w:id="33" w:name="_Toc515880879"/>
-      <w:bookmarkStart w:id="34" w:name="_Toc144746919"/>
-      <w:bookmarkStart w:id="35" w:name="_Toc144753390"/>
-      <w:bookmarkStart w:id="36" w:name="_Toc145263659"/>
-      <w:bookmarkStart w:id="37" w:name="_Toc145265085"/>
-      <w:bookmarkStart w:id="38" w:name="_Toc145265102"/>
-      <w:bookmarkStart w:id="39" w:name="_Toc145265119"/>
-      <w:bookmarkStart w:id="40" w:name="_Toc145265196"/>
-      <w:bookmarkStart w:id="41" w:name="_Toc145265385"/>
-      <w:bookmarkStart w:id="42" w:name="_Toc145265618"/>
-      <w:bookmarkStart w:id="43" w:name="_Toc145265957"/>
-      <w:bookmarkStart w:id="44" w:name="_Toc145266553"/>
-      <w:bookmarkStart w:id="45" w:name="_Toc147495620"/>
-      <w:r>
-        <w:t>Titulní</w:t>
-      </w:r>
-      <w:r>
-        <w:t xml:space="preserve"> list</w:t>
-      </w:r>
+      <w:r>
+        <w:t>Implementované funkce</w:t>
+      </w:r>
+    </w:p>
+    <w:p>
+      <w:pPr>
+        <w:pStyle w:val="Nadpis3"/>
+      </w:pPr>
+      <w:r>
+        <w:t xml:space="preserve"> Správa knih a čtenářů (CRUD)</w:t>
+      </w:r>
+    </w:p>
+    <w:p>
+      <w:pPr>
+        <w:pStyle w:val="Normlnweb"/>
+        <w:rPr>
+          <w:color w:val="000000"/>
+        </w:rPr>
+      </w:pPr>
+      <w:r>
+        <w:rPr>
+          <w:color w:val="000000"/>
+        </w:rPr>
+        <w:t>Systém umožňuje přidávat nové knihy a registrovat čtenáře. Byl implementován</w:t>
+      </w:r>
+      <w:r>
+        <w:rPr>
+          <w:rStyle w:val="apple-converted-space"/>
+          <w:rFonts w:eastAsiaTheme="majorEastAsia"/>
+          <w:color w:val="000000"/>
+        </w:rPr>
+        <w:t> </w:t>
+      </w:r>
+      <w:r>
+        <w:rPr>
+          <w:b/>
+          <w:bCs/>
+          <w:color w:val="000000"/>
+        </w:rPr>
+        <w:t>"chytrý formulář"</w:t>
+      </w:r>
+      <w:r>
+        <w:rPr>
+          <w:rStyle w:val="apple-converted-space"/>
+          <w:rFonts w:eastAsiaTheme="majorEastAsia"/>
+          <w:color w:val="000000"/>
+        </w:rPr>
+        <w:t> </w:t>
+      </w:r>
+      <w:r>
+        <w:rPr>
+          <w:color w:val="000000"/>
+        </w:rPr>
+        <w:t>pro přidání knihy – pokud uživatel zadá nového autora nebo žánr, systém ho automaticky vytvoří na pozadí, aniž by uživatel musel opustit okno. Součástí je i funkce</w:t>
+      </w:r>
+      <w:r>
+        <w:rPr>
+          <w:rStyle w:val="apple-converted-space"/>
+          <w:rFonts w:eastAsiaTheme="majorEastAsia"/>
+          <w:color w:val="000000"/>
+        </w:rPr>
+        <w:t> </w:t>
+      </w:r>
+      <w:r>
+        <w:rPr>
+          <w:b/>
+          <w:bCs/>
+          <w:color w:val="000000"/>
+        </w:rPr>
+        <w:t>mazání</w:t>
+      </w:r>
+      <w:r>
+        <w:rPr>
+          <w:rStyle w:val="apple-converted-space"/>
+          <w:rFonts w:eastAsiaTheme="majorEastAsia"/>
+          <w:color w:val="000000"/>
+        </w:rPr>
+        <w:t> </w:t>
+      </w:r>
+      <w:r>
+        <w:rPr>
+          <w:color w:val="000000"/>
+        </w:rPr>
+        <w:t>záznamů s kontrolou integrity (nelze smazat knihu, která je aktuálně půjčená).</w:t>
+      </w:r>
+    </w:p>
+    <w:p>
+      <w:pPr>
+        <w:pStyle w:val="Nadpis3"/>
+      </w:pPr>
+      <w:r>
+        <w:t>Vyhledávání</w:t>
+      </w:r>
+    </w:p>
+    <w:p>
+      <w:pPr>
+        <w:pStyle w:val="Normlnweb"/>
+        <w:rPr>
+          <w:color w:val="000000"/>
+        </w:rPr>
+      </w:pPr>
+      <w:r>
+        <w:rPr>
+          <w:color w:val="000000"/>
+        </w:rPr>
+        <w:t>Nad seznamy knih a čtenářů bylo implementováno</w:t>
+      </w:r>
+      <w:r>
+        <w:rPr>
+          <w:rStyle w:val="apple-converted-space"/>
+          <w:rFonts w:eastAsiaTheme="majorEastAsia"/>
+          <w:color w:val="000000"/>
+        </w:rPr>
+        <w:t> </w:t>
+      </w:r>
+      <w:r>
+        <w:rPr>
+          <w:b/>
+          <w:bCs/>
+          <w:color w:val="000000"/>
+        </w:rPr>
+        <w:t>dynamické vyhledávání</w:t>
+      </w:r>
+      <w:r>
+        <w:rPr>
+          <w:color w:val="000000"/>
+        </w:rPr>
+        <w:t>. Uživatel může filtrovat záznamy v reálném čase podle názvu knihy, jména autora nebo jména čtenáře.</w:t>
+      </w:r>
+    </w:p>
+    <w:p>
+      <w:pPr>
+        <w:pStyle w:val="Nadpis3"/>
+      </w:pPr>
+      <w:r>
+        <w:t>Výpůjční proces a pokuty</w:t>
+      </w:r>
+    </w:p>
+    <w:p>
+      <w:pPr>
+        <w:pStyle w:val="Normlnweb"/>
+        <w:rPr>
+          <w:color w:val="000000"/>
+        </w:rPr>
+      </w:pPr>
+      <w:r>
+        <w:rPr>
+          <w:color w:val="000000"/>
+        </w:rPr>
+        <w:t>Toto je klíčová funkčnost systému.</w:t>
+      </w:r>
+    </w:p>
+    <w:p>
+      <w:pPr>
+        <w:pStyle w:val="Normlnweb"/>
+        <w:numPr>
+          <w:ilvl w:val="0"/>
+          <w:numId w:val="35"/>
+        </w:numPr>
+        <w:rPr>
+          <w:color w:val="000000"/>
+        </w:rPr>
+      </w:pPr>
+      <w:r>
+        <w:rPr>
+          <w:b/>
+          <w:bCs/>
+          <w:color w:val="000000"/>
+        </w:rPr>
+        <w:t>Půjčení:</w:t>
+      </w:r>
+      <w:r>
+        <w:rPr>
+          <w:rStyle w:val="apple-converted-space"/>
+          <w:rFonts w:eastAsiaTheme="majorEastAsia"/>
+          <w:color w:val="000000"/>
+        </w:rPr>
+        <w:t> </w:t>
+      </w:r>
+      <w:r>
+        <w:rPr>
+          <w:color w:val="000000"/>
+        </w:rPr>
+        <w:t>Knihovník vybere čtenáře a knihu. Systém zkontroluje dostupnost a vytvoří záznam.</w:t>
+      </w:r>
+    </w:p>
+    <w:p>
+      <w:pPr>
+        <w:pStyle w:val="Normlnweb"/>
+        <w:numPr>
+          <w:ilvl w:val="0"/>
+          <w:numId w:val="35"/>
+        </w:numPr>
+        <w:rPr>
+          <w:color w:val="000000"/>
+        </w:rPr>
+      </w:pPr>
+      <w:r>
+        <w:rPr>
+          <w:b/>
+          <w:bCs/>
+          <w:color w:val="000000"/>
+        </w:rPr>
+        <w:t>Vrácení:</w:t>
+      </w:r>
+      <w:r>
+        <w:rPr>
+          <w:rStyle w:val="apple-converted-space"/>
+          <w:rFonts w:eastAsiaTheme="majorEastAsia"/>
+          <w:color w:val="000000"/>
+        </w:rPr>
+        <w:t> </w:t>
+      </w:r>
+      <w:r>
+        <w:rPr>
+          <w:color w:val="000000"/>
+        </w:rPr>
+        <w:t>Při vracení systém automaticky vypočítá</w:t>
+      </w:r>
+      <w:r>
+        <w:rPr>
+          <w:rStyle w:val="apple-converted-space"/>
+          <w:rFonts w:eastAsiaTheme="majorEastAsia"/>
+          <w:color w:val="000000"/>
+        </w:rPr>
+        <w:t> </w:t>
+      </w:r>
+      <w:r>
+        <w:rPr>
+          <w:b/>
+          <w:bCs/>
+          <w:color w:val="000000"/>
+        </w:rPr>
+        <w:t>počet dní prodlení</w:t>
+      </w:r>
+      <w:r>
+        <w:rPr>
+          <w:color w:val="000000"/>
+        </w:rPr>
+        <w:t>.</w:t>
+      </w:r>
+    </w:p>
+    <w:p>
+      <w:pPr>
+        <w:pStyle w:val="Normlnweb"/>
+        <w:numPr>
+          <w:ilvl w:val="0"/>
+          <w:numId w:val="35"/>
+        </w:numPr>
+        <w:rPr>
+          <w:color w:val="000000"/>
+        </w:rPr>
+      </w:pPr>
+      <w:r>
+        <w:rPr>
+          <w:b/>
+          <w:bCs/>
+          <w:color w:val="000000"/>
+        </w:rPr>
+        <w:t>Výpočet pokuty:</w:t>
+      </w:r>
+      <w:r>
+        <w:rPr>
+          <w:rStyle w:val="apple-converted-space"/>
+          <w:rFonts w:eastAsiaTheme="majorEastAsia"/>
+          <w:color w:val="000000"/>
+        </w:rPr>
+        <w:t> </w:t>
+      </w:r>
+      <w:r>
+        <w:rPr>
+          <w:color w:val="000000"/>
+        </w:rPr>
+        <w:t>Pokud je kniha vrácena po termínu, systém aplikuje algoritmus (např. 5 Kč za den) a vypočítá dlužnou částku, kterou ihned zobrazí.</w:t>
+      </w:r>
+    </w:p>
+    <w:p>
+      <w:pPr>
+        <w:pStyle w:val="Nadpis3"/>
+      </w:pPr>
+      <w:r>
+        <w:lastRenderedPageBreak/>
+        <w:t>Dashboard a Statistiky</w:t>
+      </w:r>
+    </w:p>
+    <w:p>
+      <w:pPr>
+        <w:pStyle w:val="Normlnweb"/>
+        <w:rPr>
+          <w:color w:val="000000"/>
+        </w:rPr>
+      </w:pPr>
+      <w:r>
+        <w:rPr>
+          <w:color w:val="000000"/>
+        </w:rPr>
+        <w:t>Úvodní obrazovka aplikace slouží jako manažerský přehled. Zobrazuje klíčové metriky v reálném čase:</w:t>
+      </w:r>
+    </w:p>
+    <w:p>
+      <w:pPr>
+        <w:pStyle w:val="Normlnweb"/>
+        <w:numPr>
+          <w:ilvl w:val="0"/>
+          <w:numId w:val="36"/>
+        </w:numPr>
+        <w:rPr>
+          <w:color w:val="000000"/>
+        </w:rPr>
+      </w:pPr>
+      <w:r>
+        <w:rPr>
+          <w:color w:val="000000"/>
+        </w:rPr>
+        <w:t>Celkový počet knih a čtenářů.</w:t>
+      </w:r>
+    </w:p>
+    <w:p>
+      <w:pPr>
+        <w:pStyle w:val="Normlnweb"/>
+        <w:numPr>
+          <w:ilvl w:val="0"/>
+          <w:numId w:val="36"/>
+        </w:numPr>
+        <w:rPr>
+          <w:color w:val="000000"/>
+        </w:rPr>
+      </w:pPr>
+      <w:r>
+        <w:rPr>
+          <w:color w:val="000000"/>
+        </w:rPr>
+        <w:t>Počet aktuálně vypůjčených knih.</w:t>
+      </w:r>
+    </w:p>
+    <w:p>
+      <w:pPr>
+        <w:pStyle w:val="Normlnweb"/>
+        <w:numPr>
+          <w:ilvl w:val="0"/>
+          <w:numId w:val="36"/>
+        </w:numPr>
+        <w:rPr>
+          <w:color w:val="000000"/>
+        </w:rPr>
+      </w:pPr>
+      <w:r>
+        <w:rPr>
+          <w:b/>
+          <w:bCs/>
+          <w:color w:val="000000"/>
+        </w:rPr>
+        <w:t>Finanční statistika:</w:t>
+      </w:r>
+      <w:r>
+        <w:rPr>
+          <w:rStyle w:val="apple-converted-space"/>
+          <w:rFonts w:eastAsiaTheme="majorEastAsia"/>
+          <w:color w:val="000000"/>
+        </w:rPr>
+        <w:t> </w:t>
+      </w:r>
+      <w:r>
+        <w:rPr>
+          <w:color w:val="000000"/>
+        </w:rPr>
+        <w:t>Součet všech vybraných pokut (získaný pomocí LINQ agregace nad historií výpůjček).</w:t>
+      </w:r>
+    </w:p>
+    <w:p>
+      <w:pPr>
+        <w:pStyle w:val="Nadpis3"/>
+      </w:pPr>
+      <w:r>
+        <w:t xml:space="preserve"> Historie</w:t>
+      </w:r>
+    </w:p>
+    <w:p>
+      <w:pPr>
+        <w:pStyle w:val="Normlnweb"/>
+        <w:rPr>
+          <w:color w:val="000000"/>
+        </w:rPr>
+      </w:pPr>
+      <w:r>
+        <w:rPr>
+          <w:color w:val="000000"/>
+        </w:rPr>
+        <w:t>Aplikace uchovává kompletní historii všech proběhlých výpůjček, což umožňuje zpětnou kontrolu aktivity knihovny.</w:t>
+      </w:r>
+    </w:p>
+    <w:p>
+      <w:pPr>
+        <w:pStyle w:val="Nadpis3"/>
+      </w:pPr>
+      <w:r>
+        <w:t>Uživatelské rozhraní</w:t>
+      </w:r>
+    </w:p>
+    <w:p>
+      <w:pPr>
+        <w:pStyle w:val="Normlnweb"/>
+        <w:rPr>
+          <w:color w:val="000000"/>
+        </w:rPr>
+      </w:pPr>
+      <w:r>
+        <w:rPr>
+          <w:color w:val="000000"/>
+        </w:rPr>
+        <w:t>Aplikace využívá ovládací prvek</w:t>
+      </w:r>
+      <w:r>
+        <w:rPr>
+          <w:rStyle w:val="apple-converted-space"/>
+          <w:rFonts w:eastAsiaTheme="majorEastAsia"/>
+          <w:color w:val="000000"/>
+        </w:rPr>
+        <w:t> </w:t>
+      </w:r>
+      <w:proofErr w:type="spellStart"/>
+      <w:r>
+        <w:rPr>
+          <w:rStyle w:val="KdHTML"/>
+          <w:rFonts w:eastAsiaTheme="majorEastAsia"/>
+          <w:color w:val="000000"/>
+        </w:rPr>
+        <w:t>TabControl</w:t>
+      </w:r>
+      <w:proofErr w:type="spellEnd"/>
+      <w:r>
+        <w:rPr>
+          <w:rStyle w:val="apple-converted-space"/>
+          <w:rFonts w:eastAsiaTheme="majorEastAsia"/>
+          <w:color w:val="000000"/>
+        </w:rPr>
+        <w:t> </w:t>
+      </w:r>
+      <w:r>
+        <w:rPr>
+          <w:color w:val="000000"/>
+        </w:rPr>
+        <w:t>pro snadnou navigaci mezi moduly (Dashboard, Knihy, Čtenáři, Výpůjčky, Historie). Data jsou prezentována v tabulkách</w:t>
+      </w:r>
+      <w:r>
+        <w:rPr>
+          <w:rStyle w:val="apple-converted-space"/>
+          <w:rFonts w:eastAsiaTheme="majorEastAsia"/>
+          <w:color w:val="000000"/>
+        </w:rPr>
+        <w:t> </w:t>
+      </w:r>
+      <w:proofErr w:type="spellStart"/>
+      <w:r>
+        <w:rPr>
+          <w:rStyle w:val="KdHTML"/>
+          <w:rFonts w:eastAsiaTheme="majorEastAsia"/>
+          <w:color w:val="000000"/>
+        </w:rPr>
+        <w:t>DataGridView</w:t>
+      </w:r>
+      <w:proofErr w:type="spellEnd"/>
+      <w:r>
+        <w:rPr>
+          <w:color w:val="000000"/>
+        </w:rPr>
+        <w:t>, které byly upraveny pro lepší čitelnost (skrytí systémových ID, počeštění hlaviček sloupců).</w:t>
+      </w:r>
+    </w:p>
+    <w:p>
+      <w:pPr>
+        <w:pStyle w:val="uvodzaver"/>
+        <w:rPr>
+          <w:sz w:val="24"/>
+          <w:szCs w:val="24"/>
+        </w:rPr>
+      </w:pPr>
+    </w:p>
+    <w:p>
+      <w:pPr>
+        <w:pStyle w:val="uvodzaver"/>
+        <w:rPr>
+          <w:sz w:val="24"/>
+          <w:szCs w:val="24"/>
+        </w:rPr>
+      </w:pPr>
+      <w:r>
+        <w:rPr>
+          <w:sz w:val="24"/>
+          <w:szCs w:val="24"/>
+        </w:rPr>
+        <w:lastRenderedPageBreak/>
+        <w:t>Z</w:t>
+      </w:r>
+      <w:bookmarkEnd w:id="32"/>
       <w:bookmarkEnd w:id="33"/>
       <w:bookmarkEnd w:id="34"/>
+      <w:r>
+        <w:rPr>
+          <w:sz w:val="24"/>
+          <w:szCs w:val="24"/>
+        </w:rPr>
+        <w:t>ávěr</w:t>
+      </w:r>
       <w:bookmarkEnd w:id="35"/>
+    </w:p>
+    <w:p>
+      <w:pPr>
+        <w:rPr>
+          <w:szCs w:val="24"/>
+        </w:rPr>
+      </w:pPr>
+      <w:r>
+        <w:rPr>
+          <w:rFonts w:ascii="-webkit-standard" w:hAnsi="-webkit-standard"/>
+          <w:szCs w:val="24"/>
+        </w:rPr>
+        <w:t>Vytvořená aplikace splňuje všechny požadavky zadání. Podařilo se vytvořit funkční, stabilní a uživatelsky přívětivý systém, který efektivně řeší problematiku správy knihovny. Díky použití vrstvené architektury je systém snadno rozšiřitelný o další funkce do budoucna (např. export dat do Excelu nebo přihlašování uživatelů).</w:t>
+      </w:r>
+    </w:p>
+    <w:p>
+      <w:pPr>
+        <w:pStyle w:val="uvodzaver"/>
+        <w:rPr>
+          <w:sz w:val="24"/>
+          <w:szCs w:val="24"/>
+        </w:rPr>
+      </w:pPr>
+      <w:bookmarkStart w:id="36" w:name="_Toc144753410"/>
+      <w:bookmarkStart w:id="37" w:name="_Toc144746941"/>
+      <w:bookmarkStart w:id="38" w:name="_Toc515880903"/>
+      <w:bookmarkStart w:id="39" w:name="_Toc147495644"/>
+      <w:r>
+        <w:rPr>
+          <w:sz w:val="24"/>
+          <w:szCs w:val="24"/>
+        </w:rPr>
+        <w:lastRenderedPageBreak/>
+        <w:t>S</w:t>
+      </w:r>
       <w:bookmarkEnd w:id="36"/>
       <w:bookmarkEnd w:id="37"/>
       <w:bookmarkEnd w:id="38"/>
+      <w:r>
+        <w:rPr>
+          <w:sz w:val="24"/>
+          <w:szCs w:val="24"/>
+        </w:rPr>
+        <w:t>eznam použitých zdrojů</w:t>
+      </w:r>
       <w:bookmarkEnd w:id="39"/>
+    </w:p>
+    <w:p>
+      <w:pPr>
+        <w:pStyle w:val="uvodzaver"/>
+        <w:rPr>
+          <w:sz w:val="24"/>
+          <w:szCs w:val="24"/>
+        </w:rPr>
+      </w:pPr>
+      <w:bookmarkStart w:id="40" w:name="_Toc144753411"/>
+      <w:bookmarkStart w:id="41" w:name="_Toc144746942"/>
+      <w:bookmarkStart w:id="42" w:name="_Toc515880904"/>
+      <w:bookmarkStart w:id="43" w:name="_Toc147495645"/>
+      <w:r>
+        <w:rPr>
+          <w:sz w:val="24"/>
+          <w:szCs w:val="24"/>
+        </w:rPr>
+        <w:lastRenderedPageBreak/>
+        <w:t>S</w:t>
+      </w:r>
       <w:bookmarkEnd w:id="40"/>
       <w:bookmarkEnd w:id="41"/>
       <w:bookmarkEnd w:id="42"/>
+      <w:r>
+        <w:rPr>
+          <w:sz w:val="24"/>
+          <w:szCs w:val="24"/>
+        </w:rPr>
+        <w:t>eznam použitých symbolů a zkratek</w:t>
+      </w:r>
       <w:bookmarkEnd w:id="43"/>
-      <w:bookmarkEnd w:id="44"/>
-      <w:bookmarkEnd w:id="45"/>
-    </w:p>
-    <w:p>
-      <w:r>
-        <w:t>Titulní list maturitní práce změňte. Obsahuje název školy s logem, text Maturitní práce, název práce, Profilová část maturitní zkoušky, studijní obor, třídu, školní rok, jméno a příjmení autora.</w:t>
-      </w:r>
-    </w:p>
-    <w:p>
-      <w:pPr>
-        <w:pStyle w:val="Nadpis2"/>
-        <w:rPr>
-          <w:rFonts w:eastAsiaTheme="minorEastAsia"/>
-        </w:rPr>
-      </w:pPr>
-      <w:bookmarkStart w:id="46" w:name="_Toc515880880"/>
-      <w:bookmarkStart w:id="47" w:name="_Toc144746920"/>
-      <w:bookmarkStart w:id="48" w:name="_Toc144753391"/>
-      <w:bookmarkStart w:id="49" w:name="_Toc145263660"/>
-      <w:bookmarkStart w:id="50" w:name="_Toc145265086"/>
-      <w:bookmarkStart w:id="51" w:name="_Toc145265103"/>
-      <w:bookmarkStart w:id="52" w:name="_Toc145265120"/>
-      <w:bookmarkStart w:id="53" w:name="_Toc145265197"/>
-      <w:bookmarkStart w:id="54" w:name="_Toc145265386"/>
-      <w:bookmarkStart w:id="55" w:name="_Toc145265619"/>
-      <w:bookmarkStart w:id="56" w:name="_Toc145265958"/>
-      <w:bookmarkStart w:id="57" w:name="_Toc145266554"/>
-      <w:bookmarkStart w:id="58" w:name="_Toc147495621"/>
-      <w:r>
-        <w:rPr>
-          <w:rFonts w:eastAsiaTheme="minorEastAsia"/>
-        </w:rPr>
-        <w:t>Zadání maturitní práce</w:t>
-      </w:r>
-      <w:bookmarkEnd w:id="46"/>
-      <w:bookmarkEnd w:id="47"/>
-      <w:bookmarkEnd w:id="48"/>
-      <w:bookmarkEnd w:id="49"/>
-      <w:bookmarkEnd w:id="50"/>
-      <w:bookmarkEnd w:id="51"/>
-      <w:bookmarkEnd w:id="52"/>
-      <w:bookmarkEnd w:id="53"/>
-      <w:bookmarkEnd w:id="54"/>
-      <w:bookmarkEnd w:id="55"/>
-      <w:bookmarkEnd w:id="56"/>
-      <w:bookmarkEnd w:id="57"/>
-      <w:bookmarkEnd w:id="58"/>
-    </w:p>
-    <w:p>
-      <w:r>
-        <w:rPr>
-          <w:rFonts w:eastAsiaTheme="minorEastAsia"/>
-        </w:rPr>
-        <w:t xml:space="preserve">Zadání maturitní práce autorů je k nalezení v </w:t>
-      </w:r>
-      <w:proofErr w:type="spellStart"/>
-      <w:r>
-        <w:rPr>
-          <w:rFonts w:eastAsiaTheme="minorEastAsia"/>
-        </w:rPr>
-        <w:t>Moodl</w:t>
-      </w:r>
-      <w:r>
-        <w:rPr>
-          <w:rFonts w:eastAsiaTheme="minorEastAsia"/>
-        </w:rPr>
-        <w:t>e</w:t>
-      </w:r>
-      <w:proofErr w:type="spellEnd"/>
-      <w:r>
-        <w:rPr>
-          <w:rFonts w:eastAsiaTheme="minorEastAsia"/>
-        </w:rPr>
-        <w:t xml:space="preserve">. Stáhněte si ho ve formátu </w:t>
-      </w:r>
-      <w:proofErr w:type="spellStart"/>
-      <w:r>
-        <w:rPr>
-          <w:rFonts w:eastAsiaTheme="minorEastAsia"/>
-        </w:rPr>
-        <w:t>pdf</w:t>
-      </w:r>
-      <w:proofErr w:type="spellEnd"/>
-      <w:r>
-        <w:rPr>
-          <w:rFonts w:eastAsiaTheme="minorEastAsia"/>
-        </w:rPr>
-        <w:t xml:space="preserve">. Převeďte ho do formátu obrázku </w:t>
-      </w:r>
-      <w:proofErr w:type="spellStart"/>
-      <w:r>
-        <w:rPr>
-          <w:rFonts w:eastAsiaTheme="minorEastAsia"/>
-        </w:rPr>
-        <w:t>jpg</w:t>
-      </w:r>
-      <w:proofErr w:type="spellEnd"/>
-      <w:r>
-        <w:rPr>
-          <w:rFonts w:eastAsiaTheme="minorEastAsia"/>
-        </w:rPr>
-        <w:t xml:space="preserve"> nebo </w:t>
-      </w:r>
-      <w:proofErr w:type="spellStart"/>
-      <w:r>
-        <w:rPr>
-          <w:rFonts w:eastAsiaTheme="minorEastAsia"/>
-        </w:rPr>
-        <w:t>png</w:t>
-      </w:r>
-      <w:proofErr w:type="spellEnd"/>
-      <w:r>
-        <w:rPr>
-          <w:rFonts w:eastAsiaTheme="minorEastAsia"/>
-        </w:rPr>
-        <w:t>. A vložte na dané místo v dokumentu</w:t>
-      </w:r>
-      <w:r>
-        <w:t xml:space="preserve">, je změněno obtékání textu obrázku na obdélníkové (popřípadě odškrtnuto posouvání s textem) a obrázek je roztažen přes celou první stranu. </w:t>
-      </w:r>
-    </w:p>
-    <w:p>
-      <w:pPr>
-        <w:pStyle w:val="Nadpis2"/>
-      </w:pPr>
-      <w:bookmarkStart w:id="59" w:name="_Toc515880882"/>
-      <w:bookmarkStart w:id="60" w:name="_Toc144746921"/>
-      <w:bookmarkStart w:id="61" w:name="_Toc144753392"/>
-      <w:bookmarkStart w:id="62" w:name="_Toc145263661"/>
-      <w:bookmarkStart w:id="63" w:name="_Toc145265087"/>
-      <w:bookmarkStart w:id="64" w:name="_Toc145265104"/>
-      <w:bookmarkStart w:id="65" w:name="_Toc145265121"/>
-      <w:bookmarkStart w:id="66" w:name="_Toc145265198"/>
-      <w:bookmarkStart w:id="67" w:name="_Toc145265387"/>
-      <w:bookmarkStart w:id="68" w:name="_Toc145265620"/>
-      <w:bookmarkStart w:id="69" w:name="_Toc145265959"/>
-      <w:bookmarkStart w:id="70" w:name="_Toc145266555"/>
-      <w:bookmarkStart w:id="71" w:name="_Toc147495622"/>
-      <w:r>
-        <w:t>Abstrakt</w:t>
-      </w:r>
-      <w:bookmarkEnd w:id="59"/>
-      <w:bookmarkEnd w:id="60"/>
-      <w:bookmarkEnd w:id="61"/>
-      <w:bookmarkEnd w:id="62"/>
-      <w:bookmarkEnd w:id="63"/>
-      <w:bookmarkEnd w:id="64"/>
-      <w:bookmarkEnd w:id="65"/>
-      <w:bookmarkEnd w:id="66"/>
-      <w:bookmarkEnd w:id="67"/>
-      <w:bookmarkEnd w:id="68"/>
-      <w:bookmarkEnd w:id="69"/>
-      <w:bookmarkEnd w:id="70"/>
-      <w:bookmarkEnd w:id="71"/>
-    </w:p>
-    <w:p>
-      <w:r>
-        <w:t>Abstrakt je krátká, výstižná charakteristika obsahu dokumentu a připravuje ho zpravidla sám autor, aby mohl čtenáře ve zkratce informovat o obsahu maturitní práce.</w:t>
-      </w:r>
-      <w:r>
-        <w:t xml:space="preserve"> </w:t>
-      </w:r>
-      <w:r>
-        <w:t>Abstrakt maturitní práce tvoří jeden odstavec obsahující shrnutí hlavních bodů práce. Jako první by měl abstrakt obsahovat motivaci či důvod existence celé práce z hlediska jejího přínosu. Dále abstrakt vyjadřuje cíle, metody, výsledky a závěry obsažené v dokumentu. Neměly by v něm být obecně známé skutečnosti. Je stručný (obvykle nepřesahuje 400 slov), psaný v odborném stylu. Neměl by obsahovat matematické výrazy a odkazy na literaturu.</w:t>
-      </w:r>
-    </w:p>
-    <w:p>
-      <w:pPr>
-        <w:pStyle w:val="Nadpis2"/>
-      </w:pPr>
-      <w:bookmarkStart w:id="72" w:name="_Toc144753393"/>
-      <w:bookmarkStart w:id="73" w:name="_Toc144746922"/>
-      <w:bookmarkStart w:id="74" w:name="_Toc515880883"/>
-      <w:bookmarkStart w:id="75" w:name="_Toc145265088"/>
-      <w:bookmarkStart w:id="76" w:name="_Toc145265105"/>
-      <w:bookmarkStart w:id="77" w:name="_Toc145265122"/>
-      <w:bookmarkStart w:id="78" w:name="_Toc145265199"/>
-      <w:bookmarkStart w:id="79" w:name="_Toc145265388"/>
-      <w:bookmarkStart w:id="80" w:name="_Toc145265621"/>
-      <w:bookmarkStart w:id="81" w:name="_Toc145265960"/>
-      <w:bookmarkStart w:id="82" w:name="_Toc145266556"/>
-      <w:bookmarkStart w:id="83" w:name="_Toc147495623"/>
-      <w:r>
-        <w:t>Klíčová slova</w:t>
-      </w:r>
-      <w:bookmarkEnd w:id="72"/>
-      <w:bookmarkEnd w:id="73"/>
-      <w:bookmarkEnd w:id="74"/>
-      <w:bookmarkEnd w:id="75"/>
-      <w:bookmarkEnd w:id="76"/>
-      <w:bookmarkEnd w:id="77"/>
-      <w:bookmarkEnd w:id="78"/>
-      <w:bookmarkEnd w:id="79"/>
-      <w:bookmarkEnd w:id="80"/>
-      <w:bookmarkEnd w:id="81"/>
-      <w:bookmarkEnd w:id="82"/>
-      <w:bookmarkEnd w:id="83"/>
-    </w:p>
-    <w:p>
-      <w:pPr>
-        <w:rPr>
-          <w:sz w:val="23"/>
-          <w:szCs w:val="23"/>
-        </w:rPr>
-      </w:pPr>
-      <w:r>
-        <w:t xml:space="preserve">Klíčová slova jsou slova či sousloví vystihující danou problematiku. Běžný počet klíčových slov je okolo pěti. Není vhodné používat příliš mnoho klíčových slov. Snažte se využít co nejvýstižnější klíčová slova. </w:t>
-      </w:r>
-      <w:r>
-        <w:rPr>
-          <w:sz w:val="23"/>
-          <w:szCs w:val="23"/>
-        </w:rPr>
-        <w:t>Klíčová</w:t>
-      </w:r>
-      <w:r>
-        <w:rPr>
-          <w:spacing w:val="10"/>
-          <w:sz w:val="23"/>
-          <w:szCs w:val="23"/>
-        </w:rPr>
-        <w:t xml:space="preserve"> </w:t>
-      </w:r>
-      <w:r>
-        <w:rPr>
-          <w:sz w:val="23"/>
-          <w:szCs w:val="23"/>
-        </w:rPr>
-        <w:t>slova</w:t>
-      </w:r>
-      <w:r>
-        <w:rPr>
-          <w:spacing w:val="10"/>
-          <w:sz w:val="23"/>
-          <w:szCs w:val="23"/>
-        </w:rPr>
-        <w:t xml:space="preserve"> </w:t>
-      </w:r>
-      <w:r>
-        <w:rPr>
-          <w:sz w:val="23"/>
-          <w:szCs w:val="23"/>
-        </w:rPr>
-        <w:t>se</w:t>
-      </w:r>
-      <w:r>
-        <w:rPr>
-          <w:spacing w:val="10"/>
-          <w:sz w:val="23"/>
-          <w:szCs w:val="23"/>
-        </w:rPr>
-        <w:t xml:space="preserve"> p</w:t>
-      </w:r>
-      <w:r>
-        <w:rPr>
-          <w:sz w:val="23"/>
-          <w:szCs w:val="23"/>
-        </w:rPr>
-        <w:t>íšo</w:t>
-      </w:r>
-      <w:r>
-        <w:rPr>
-          <w:spacing w:val="-3"/>
-          <w:sz w:val="23"/>
-          <w:szCs w:val="23"/>
-        </w:rPr>
-        <w:t>u</w:t>
-      </w:r>
-      <w:r>
-        <w:rPr>
-          <w:spacing w:val="10"/>
-          <w:sz w:val="23"/>
-          <w:szCs w:val="23"/>
-        </w:rPr>
-        <w:t xml:space="preserve"> </w:t>
-      </w:r>
-      <w:r>
-        <w:rPr>
-          <w:sz w:val="23"/>
-          <w:szCs w:val="23"/>
-        </w:rPr>
-        <w:t>mal</w:t>
-      </w:r>
-      <w:r>
-        <w:rPr>
-          <w:spacing w:val="-8"/>
-          <w:sz w:val="23"/>
-          <w:szCs w:val="23"/>
-        </w:rPr>
-        <w:t>ý</w:t>
-      </w:r>
-      <w:r>
-        <w:rPr>
-          <w:sz w:val="23"/>
-          <w:szCs w:val="23"/>
-        </w:rPr>
-        <w:t>mi</w:t>
-      </w:r>
-      <w:r>
-        <w:rPr>
-          <w:spacing w:val="10"/>
-          <w:sz w:val="23"/>
-          <w:szCs w:val="23"/>
-        </w:rPr>
-        <w:t xml:space="preserve"> </w:t>
-      </w:r>
-      <w:r>
-        <w:rPr>
-          <w:sz w:val="23"/>
-          <w:szCs w:val="23"/>
-        </w:rPr>
-        <w:lastRenderedPageBreak/>
-        <w:t>písmen</w:t>
-      </w:r>
-      <w:r>
-        <w:rPr>
-          <w:spacing w:val="-5"/>
-          <w:sz w:val="23"/>
-          <w:szCs w:val="23"/>
-        </w:rPr>
-        <w:t>y</w:t>
-      </w:r>
-      <w:r>
-        <w:rPr>
-          <w:sz w:val="23"/>
-          <w:szCs w:val="23"/>
-        </w:rPr>
-        <w:t>,</w:t>
-      </w:r>
-      <w:r>
-        <w:rPr>
-          <w:spacing w:val="10"/>
-          <w:sz w:val="23"/>
-          <w:szCs w:val="23"/>
-        </w:rPr>
-        <w:t xml:space="preserve"> </w:t>
-      </w:r>
-      <w:r>
-        <w:rPr>
-          <w:sz w:val="23"/>
-          <w:szCs w:val="23"/>
-        </w:rPr>
-        <w:t>kter</w:t>
-      </w:r>
-      <w:r>
-        <w:rPr>
-          <w:sz w:val="23"/>
-          <w:szCs w:val="23"/>
-        </w:rPr>
-        <w:t>á</w:t>
-      </w:r>
-      <w:r>
-        <w:rPr>
-          <w:spacing w:val="10"/>
-          <w:sz w:val="23"/>
-          <w:szCs w:val="23"/>
-        </w:rPr>
-        <w:t xml:space="preserve"> </w:t>
-      </w:r>
-      <w:r>
-        <w:rPr>
-          <w:sz w:val="23"/>
-          <w:szCs w:val="23"/>
-        </w:rPr>
-        <w:t>jsou</w:t>
-      </w:r>
-      <w:r>
-        <w:rPr>
-          <w:spacing w:val="10"/>
-          <w:sz w:val="23"/>
-          <w:szCs w:val="23"/>
-        </w:rPr>
-        <w:t xml:space="preserve"> </w:t>
-      </w:r>
-      <w:r>
-        <w:rPr>
-          <w:sz w:val="23"/>
-          <w:szCs w:val="23"/>
-        </w:rPr>
-        <w:t>oddělen</w:t>
-      </w:r>
-      <w:r>
-        <w:rPr>
-          <w:spacing w:val="-8"/>
-          <w:sz w:val="23"/>
-          <w:szCs w:val="23"/>
-        </w:rPr>
-        <w:t>y</w:t>
-      </w:r>
-      <w:r>
-        <w:rPr>
-          <w:spacing w:val="12"/>
-          <w:sz w:val="23"/>
-          <w:szCs w:val="23"/>
-        </w:rPr>
-        <w:t xml:space="preserve"> </w:t>
-      </w:r>
-      <w:r>
-        <w:rPr>
-          <w:sz w:val="23"/>
-          <w:szCs w:val="23"/>
-        </w:rPr>
-        <w:t>čárkami,</w:t>
-      </w:r>
-      <w:r>
-        <w:rPr>
-          <w:spacing w:val="10"/>
-          <w:sz w:val="23"/>
-          <w:szCs w:val="23"/>
-        </w:rPr>
-        <w:t xml:space="preserve"> </w:t>
-      </w:r>
-      <w:r>
-        <w:rPr>
-          <w:sz w:val="23"/>
-          <w:szCs w:val="23"/>
-        </w:rPr>
-        <w:t>za</w:t>
-      </w:r>
-      <w:r>
-        <w:rPr>
-          <w:spacing w:val="10"/>
-          <w:sz w:val="23"/>
-          <w:szCs w:val="23"/>
-        </w:rPr>
-        <w:t xml:space="preserve"> </w:t>
-      </w:r>
-      <w:r>
-        <w:rPr>
-          <w:sz w:val="23"/>
-          <w:szCs w:val="23"/>
-        </w:rPr>
-        <w:t>p</w:t>
-      </w:r>
-      <w:r>
-        <w:rPr>
-          <w:spacing w:val="-3"/>
-          <w:sz w:val="23"/>
-          <w:szCs w:val="23"/>
-        </w:rPr>
-        <w:t>o</w:t>
-      </w:r>
-      <w:r>
-        <w:rPr>
-          <w:sz w:val="23"/>
-          <w:szCs w:val="23"/>
-        </w:rPr>
-        <w:t>sledním slovem není čárka ani tečka Abstrakt a klíčová slova včetně an</w:t>
-      </w:r>
-      <w:r>
-        <w:rPr>
-          <w:spacing w:val="-3"/>
-          <w:sz w:val="23"/>
-          <w:szCs w:val="23"/>
-        </w:rPr>
-        <w:t>g</w:t>
-      </w:r>
-      <w:r>
-        <w:rPr>
-          <w:sz w:val="23"/>
-          <w:szCs w:val="23"/>
-        </w:rPr>
-        <w:t>lické verze překladu jsou umístěn</w:t>
-      </w:r>
-      <w:r>
-        <w:rPr>
-          <w:spacing w:val="-5"/>
-          <w:sz w:val="23"/>
-          <w:szCs w:val="23"/>
-        </w:rPr>
-        <w:t>y</w:t>
-      </w:r>
-      <w:r>
-        <w:rPr>
-          <w:sz w:val="23"/>
-          <w:szCs w:val="23"/>
-        </w:rPr>
-        <w:t xml:space="preserve"> na jedné straně</w:t>
-      </w:r>
-      <w:r>
-        <w:rPr>
-          <w:sz w:val="23"/>
-          <w:szCs w:val="23"/>
-        </w:rPr>
-        <w:t>.</w:t>
-      </w:r>
-    </w:p>
-    <w:p>
-      <w:pPr>
-        <w:pStyle w:val="Nadpis2"/>
-      </w:pPr>
-      <w:bookmarkStart w:id="84" w:name="_Toc145265089"/>
-      <w:bookmarkStart w:id="85" w:name="_Toc145265106"/>
-      <w:bookmarkStart w:id="86" w:name="_Toc145265123"/>
-      <w:bookmarkStart w:id="87" w:name="_Toc145265200"/>
-      <w:bookmarkStart w:id="88" w:name="_Toc145265389"/>
-      <w:bookmarkStart w:id="89" w:name="_Toc145265622"/>
-      <w:bookmarkStart w:id="90" w:name="_Toc145265961"/>
-      <w:bookmarkStart w:id="91" w:name="_Toc145266557"/>
-      <w:bookmarkStart w:id="92" w:name="_Toc147495624"/>
-      <w:r>
-        <w:t>Poděkování a prohlášení</w:t>
-      </w:r>
-      <w:bookmarkEnd w:id="84"/>
-      <w:bookmarkEnd w:id="85"/>
-      <w:bookmarkEnd w:id="86"/>
-      <w:bookmarkEnd w:id="87"/>
-      <w:bookmarkEnd w:id="88"/>
-      <w:bookmarkEnd w:id="89"/>
-      <w:bookmarkEnd w:id="90"/>
-      <w:bookmarkEnd w:id="91"/>
-      <w:bookmarkEnd w:id="92"/>
-    </w:p>
-    <w:p>
-      <w:r>
-        <w:t>Poděkování se píše v horní části stránky a prohlášení v dolní části stejné stránky.</w:t>
-      </w:r>
-    </w:p>
-    <w:p>
-      <w:pPr>
-        <w:pStyle w:val="Nadpis3"/>
-      </w:pPr>
-      <w:bookmarkStart w:id="93" w:name="_Toc144753395"/>
-      <w:bookmarkStart w:id="94" w:name="_Toc144746924"/>
-      <w:bookmarkStart w:id="95" w:name="_Toc515880887"/>
-      <w:bookmarkStart w:id="96" w:name="_Toc145265090"/>
-      <w:bookmarkStart w:id="97" w:name="_Toc145265107"/>
-      <w:bookmarkStart w:id="98" w:name="_Toc145265124"/>
-      <w:bookmarkStart w:id="99" w:name="_Toc145265201"/>
-      <w:bookmarkStart w:id="100" w:name="_Toc145265390"/>
-      <w:bookmarkStart w:id="101" w:name="_Toc145265623"/>
-      <w:bookmarkStart w:id="102" w:name="_Toc145265962"/>
-      <w:bookmarkStart w:id="103" w:name="_Toc145266558"/>
-      <w:bookmarkStart w:id="104" w:name="_Toc147495625"/>
-      <w:r>
-        <w:t>Poděkování</w:t>
-      </w:r>
-      <w:bookmarkEnd w:id="93"/>
-      <w:bookmarkEnd w:id="94"/>
-      <w:bookmarkEnd w:id="95"/>
-      <w:bookmarkEnd w:id="96"/>
-      <w:bookmarkEnd w:id="97"/>
-      <w:bookmarkEnd w:id="98"/>
-      <w:bookmarkEnd w:id="99"/>
-      <w:bookmarkEnd w:id="100"/>
-      <w:bookmarkEnd w:id="101"/>
-      <w:bookmarkEnd w:id="102"/>
-      <w:bookmarkEnd w:id="103"/>
-      <w:bookmarkEnd w:id="104"/>
-    </w:p>
-    <w:p>
-      <w:pPr>
-        <w:rPr>
-          <w:rFonts w:eastAsiaTheme="minorEastAsia"/>
-        </w:rPr>
-      </w:pPr>
-      <w:r>
-        <w:rPr>
-          <w:rFonts w:eastAsiaTheme="minorEastAsia"/>
-        </w:rPr>
-        <w:t xml:space="preserve">Tato část není povinná (lze ji zcela odstranit), nicméně je doporučeno </w:t>
-      </w:r>
-      <w:r>
-        <w:rPr>
-          <w:rFonts w:eastAsiaTheme="minorEastAsia"/>
-        </w:rPr>
-        <w:t>poděkovat vedoucímu práce</w:t>
-      </w:r>
-      <w:r>
-        <w:rPr>
-          <w:rFonts w:eastAsiaTheme="minorEastAsia"/>
-        </w:rPr>
-        <w:t>. Lze také uvést jména členů rodiny nebo obecně kohokoliv, kdo významným způsobem napomohl v řešení práce. Ručně psaný podpis je pouze v tištěné podobě.</w:t>
-      </w:r>
-    </w:p>
-    <w:p>
-      <w:pPr>
-        <w:pStyle w:val="Nadpis3"/>
-        <w:numPr>
-          <w:ilvl w:val="2"/>
-          <w:numId w:val="22"/>
-        </w:numPr>
-      </w:pPr>
-      <w:bookmarkStart w:id="105" w:name="_Toc144753396"/>
-      <w:bookmarkStart w:id="106" w:name="_Toc144746925"/>
-      <w:bookmarkStart w:id="107" w:name="_Toc145265091"/>
-      <w:bookmarkStart w:id="108" w:name="_Toc145265108"/>
-      <w:bookmarkStart w:id="109" w:name="_Toc145265125"/>
-      <w:bookmarkStart w:id="110" w:name="_Toc145265202"/>
-      <w:bookmarkStart w:id="111" w:name="_Toc145265391"/>
-      <w:bookmarkStart w:id="112" w:name="_Toc145265624"/>
-      <w:bookmarkStart w:id="113" w:name="_Toc145265963"/>
-      <w:bookmarkStart w:id="114" w:name="_Toc145266559"/>
-      <w:bookmarkStart w:id="115" w:name="_Toc147495626"/>
-      <w:r>
-        <w:t>Prohlášení</w:t>
-      </w:r>
-      <w:bookmarkEnd w:id="105"/>
-      <w:bookmarkEnd w:id="106"/>
-      <w:bookmarkEnd w:id="107"/>
-      <w:bookmarkEnd w:id="108"/>
-      <w:bookmarkEnd w:id="109"/>
-      <w:bookmarkEnd w:id="110"/>
-      <w:bookmarkEnd w:id="111"/>
-      <w:bookmarkEnd w:id="112"/>
-      <w:bookmarkEnd w:id="113"/>
-      <w:bookmarkEnd w:id="114"/>
-      <w:bookmarkEnd w:id="115"/>
-    </w:p>
-    <w:p>
-      <w:r>
-        <w:rPr>
-          <w:rFonts w:eastAsiaTheme="minorEastAsia"/>
-        </w:rPr>
-        <w:t>Tuto část není nutné upravovat</w:t>
-      </w:r>
-      <w:r>
-        <w:rPr>
-          <w:rFonts w:eastAsiaTheme="minorEastAsia"/>
-        </w:rPr>
-        <w:t xml:space="preserve">. Pouze část </w:t>
-      </w:r>
-      <w:r>
-        <w:rPr>
-          <w:i/>
-        </w:rPr>
-        <w:t>vypracoval/a, uvedl/a, použil/a</w:t>
-      </w:r>
-      <w:r>
-        <w:t xml:space="preserve"> </w:t>
-      </w:r>
-      <w:r>
-        <w:rPr>
-          <w:rFonts w:eastAsiaTheme="minorEastAsia"/>
-        </w:rPr>
-        <w:t>může být autory upravena tak</w:t>
-      </w:r>
-      <w:r>
-        <w:rPr>
-          <w:rFonts w:eastAsiaTheme="minorEastAsia"/>
-        </w:rPr>
-        <w:t>,</w:t>
-      </w:r>
-      <w:r>
-        <w:rPr>
-          <w:rFonts w:eastAsiaTheme="minorEastAsia"/>
-        </w:rPr>
-        <w:t xml:space="preserve"> aby gramaticky korespondovala s jejich pohlavím.</w:t>
-      </w:r>
-    </w:p>
-    <w:p>
-      <w:pPr>
-        <w:pStyle w:val="Nadpis1"/>
-        <w:numPr>
-          <w:ilvl w:val="0"/>
-          <w:numId w:val="22"/>
-        </w:numPr>
-      </w:pPr>
-      <w:r>
-        <w:lastRenderedPageBreak/>
-        <w:t>Návrh databázového modelu – tabulky</w:t>
-      </w:r>
-    </w:p>
-    <w:p>
-      <w:r>
-        <w:t>Datová vrstva informačního systému je realizována relační databází a přístup k datům zajišťuje ORM framework</w:t>
-      </w:r>
-      <w:r>
-        <w:rPr>
-          <w:rStyle w:val="apple-converted-space"/>
-        </w:rPr>
-        <w:t> </w:t>
-      </w:r>
-      <w:r>
-        <w:rPr>
-          <w:b/>
-          <w:bCs/>
-        </w:rPr>
-        <w:t>Entity Framework</w:t>
-      </w:r>
-      <w:r>
-        <w:rPr>
-          <w:rStyle w:val="apple-converted-space"/>
-        </w:rPr>
-        <w:t> </w:t>
-      </w:r>
-      <w:r>
-        <w:t>s využitím přístupu</w:t>
-      </w:r>
-      <w:r>
-        <w:rPr>
-          <w:rStyle w:val="apple-converted-space"/>
-        </w:rPr>
-        <w:t> </w:t>
-      </w:r>
-      <w:proofErr w:type="spellStart"/>
-      <w:r>
-        <w:rPr>
-          <w:b/>
-          <w:bCs/>
-        </w:rPr>
-        <w:t>Code</w:t>
-      </w:r>
-      <w:proofErr w:type="spellEnd"/>
-      <w:r>
-        <w:rPr>
-          <w:b/>
-          <w:bCs/>
-        </w:rPr>
-        <w:t xml:space="preserve"> </w:t>
-      </w:r>
-      <w:proofErr w:type="spellStart"/>
-      <w:r>
-        <w:rPr>
-          <w:b/>
-          <w:bCs/>
-        </w:rPr>
-        <w:t>First</w:t>
-      </w:r>
-      <w:proofErr w:type="spellEnd"/>
-      <w:r>
-        <w:t>. To znamená, že databázové schéma je definováno pomocí tříd v jazyce C# a tabulky jsou generovány automaticky.</w:t>
-      </w:r>
-    </w:p>
-    <w:p>
-      <w:r>
-        <w:t>V rámci druhé fáze vývoje (KB2) byl model rozšířen o evidenci objednávek nových titulů a podporu meziknihovních výpůjček. Celý model se skládá z následujících entit:</w:t>
-      </w:r>
-    </w:p>
-    <w:p>
-      <w:pPr>
-        <w:pStyle w:val="Nadpis2"/>
-      </w:pPr>
-      <w:r>
-        <w:t>Knižní fond a autoři</w:t>
-      </w:r>
-    </w:p>
-    <w:p>
-      <w:r>
-        <w:rPr>
-          <w:b/>
-          <w:bCs/>
-        </w:rPr>
-        <w:t>Titul</w:t>
-      </w:r>
-      <w:r>
-        <w:rPr>
-          <w:rStyle w:val="apple-converted-space"/>
-        </w:rPr>
-        <w:t> </w:t>
-      </w:r>
-      <w:r>
-        <w:t>– Hlavní entita systému. Reprezentuje abstraktní dílo (nikoliv fyzický kus). Uchovává informace jako název, ISBN, rok vydání, typ nosiče a stručný obsah.</w:t>
-      </w:r>
-    </w:p>
-    <w:p>
-      <w:r>
-        <w:rPr>
-          <w:b/>
-          <w:bCs/>
-        </w:rPr>
-        <w:t>Autor</w:t>
-      </w:r>
-      <w:r>
-        <w:rPr>
-          <w:rStyle w:val="apple-converted-space"/>
-        </w:rPr>
-        <w:t> </w:t>
-      </w:r>
-      <w:r>
-        <w:t xml:space="preserve">– Uchovává jména a příjmení autorů. Vazba mezi autorem a titulem je typu </w:t>
-      </w:r>
-      <w:proofErr w:type="gramStart"/>
-      <w:r>
-        <w:t>M:N</w:t>
-      </w:r>
-      <w:proofErr w:type="gramEnd"/>
-      <w:r>
-        <w:t xml:space="preserve"> (jeden titul může mít více autorů a naopak).</w:t>
-      </w:r>
-    </w:p>
-    <w:p>
-      <w:proofErr w:type="spellStart"/>
-      <w:r>
-        <w:rPr>
-          <w:b/>
-          <w:bCs/>
-        </w:rPr>
-        <w:t>Zanr</w:t>
-      </w:r>
-      <w:proofErr w:type="spellEnd"/>
-      <w:r>
-        <w:rPr>
-          <w:rStyle w:val="apple-converted-space"/>
-        </w:rPr>
-        <w:t> </w:t>
-      </w:r>
-      <w:r>
-        <w:t>– Slouží ke kategorizaci titulů (např. beletrie, sci-fi, odborná literatura).</w:t>
-      </w:r>
-    </w:p>
-    <w:p>
-      <w:r>
-        <w:rPr>
-          <w:b/>
-          <w:bCs/>
-        </w:rPr>
-        <w:t>Vydavatel</w:t>
-      </w:r>
-      <w:r>
-        <w:rPr>
-          <w:rStyle w:val="apple-converted-space"/>
-        </w:rPr>
-        <w:t> </w:t>
-      </w:r>
-      <w:r>
-        <w:t>– Evidence nakladatelství. Každý titul má vazbu na jednoho vydavatele.</w:t>
-      </w:r>
-    </w:p>
-    <w:p>
-      <w:pPr>
-        <w:pStyle w:val="Nadpis2"/>
-      </w:pPr>
-      <w:r>
-        <w:t>Evidence exemplářů a uživatelů</w:t>
-      </w:r>
-    </w:p>
-    <w:p>
-      <w:proofErr w:type="spellStart"/>
-      <w:r>
-        <w:rPr>
-          <w:b/>
-          <w:bCs/>
-        </w:rPr>
-        <w:t>Exemplar</w:t>
-      </w:r>
-      <w:proofErr w:type="spellEnd"/>
-      <w:r>
-        <w:rPr>
-          <w:rStyle w:val="apple-converted-space"/>
-        </w:rPr>
-        <w:t> </w:t>
-      </w:r>
-      <w:r>
-        <w:t>– Reprezentuje konkrétní fyzický kus knihy v knihovně. Je jednoznačně identifikován inventárním číslem a nese informaci o aktuálním stavu (Dostupný, Půjčeno, Vyřazeno, Prodáno).</w:t>
-      </w:r>
-    </w:p>
-    <w:p>
-      <w:proofErr w:type="spellStart"/>
-      <w:r>
-        <w:rPr>
-          <w:b/>
-          <w:bCs/>
-        </w:rPr>
-        <w:t>Ctenar</w:t>
-      </w:r>
-      <w:proofErr w:type="spellEnd"/>
-      <w:r>
-        <w:rPr>
-          <w:rStyle w:val="apple-converted-space"/>
-        </w:rPr>
-        <w:t> </w:t>
-      </w:r>
-      <w:r>
-        <w:t>– Entita evidující registrované uživatele. Obsahuje osobní údaje (datum narození, pohlaví, vzdělání) pro statistické účely a příznak aktivity pro zachování historie i po odhlášení čtenáře.</w:t>
-      </w:r>
-    </w:p>
-    <w:p>
-      <w:pPr>
-        <w:pStyle w:val="Nadpis2"/>
-      </w:pPr>
-      <w:r>
-        <w:t>Výpůjční proces, rezervace a finance</w:t>
-      </w:r>
-    </w:p>
-    <w:p>
-      <w:proofErr w:type="spellStart"/>
-      <w:r>
-        <w:rPr>
-          <w:b/>
-          <w:bCs/>
-        </w:rPr>
-        <w:t>Vypujcka</w:t>
-      </w:r>
-      <w:proofErr w:type="spellEnd"/>
-      <w:r>
-        <w:rPr>
-          <w:rStyle w:val="apple-converted-space"/>
-        </w:rPr>
-        <w:t> </w:t>
-      </w:r>
-      <w:r>
-        <w:t>– Záznam o pohybu exempláře. Eviduje datum zapůjčení, plánovaný termín vrácení a skutečné datum vrácení. Pro potřeby KB2 byl přidán atribut pro rozlišení meziknihovní výpůjčky.</w:t>
-      </w:r>
-    </w:p>
-    <w:p>
-      <w:r>
-        <w:rPr>
-          <w:b/>
-          <w:bCs/>
-        </w:rPr>
-        <w:t>Rezervace</w:t>
-      </w:r>
-      <w:r>
-        <w:rPr>
-          <w:rStyle w:val="apple-converted-space"/>
-        </w:rPr>
-        <w:t> </w:t>
-      </w:r>
-      <w:r>
-        <w:t>– Fronta čtenářů čekajících na vypůjčený titul. Systém automaticky určuje pořadí požadavků.</w:t>
-      </w:r>
-    </w:p>
-    <w:p>
-      <w:proofErr w:type="spellStart"/>
-      <w:r>
-        <w:rPr>
-          <w:b/>
-          <w:bCs/>
-        </w:rPr>
-        <w:t>Upominka</w:t>
-      </w:r>
-      <w:proofErr w:type="spellEnd"/>
-      <w:r>
-        <w:rPr>
-          <w:rStyle w:val="apple-converted-space"/>
-        </w:rPr>
-        <w:t> </w:t>
-      </w:r>
-      <w:r>
-        <w:t>a</w:t>
-      </w:r>
-      <w:r>
-        <w:rPr>
-          <w:rStyle w:val="apple-converted-space"/>
-        </w:rPr>
-        <w:t> </w:t>
-      </w:r>
-      <w:r>
-        <w:rPr>
-          <w:b/>
-          <w:bCs/>
-        </w:rPr>
-        <w:t>Platba</w:t>
-      </w:r>
-      <w:r>
-        <w:rPr>
-          <w:rStyle w:val="apple-converted-space"/>
-        </w:rPr>
-        <w:t> </w:t>
-      </w:r>
-      <w:r>
-        <w:t>– Entity řešící sankce za pozdní vrácení a jejich úhrady.</w:t>
-      </w:r>
-    </w:p>
-    <w:p>
-      <w:proofErr w:type="spellStart"/>
-      <w:r>
-        <w:rPr>
-          <w:b/>
-          <w:bCs/>
-        </w:rPr>
-        <w:lastRenderedPageBreak/>
-        <w:t>Objednavka</w:t>
-      </w:r>
-      <w:proofErr w:type="spellEnd"/>
-      <w:r>
-        <w:rPr>
-          <w:rStyle w:val="apple-converted-space"/>
-        </w:rPr>
-        <w:t> </w:t>
-      </w:r>
-      <w:r>
-        <w:t>– Nová entita (KB2) pro evidenci požadavků na nákup titulů, jejich stavu a ceny.</w:t>
-      </w:r>
-    </w:p>
-    <w:p>
-      <w:pPr>
-        <w:pStyle w:val="Pokraovn"/>
-      </w:pPr>
-    </w:p>
-    <w:p>
-      <w:pPr>
-        <w:pStyle w:val="Nadpis2"/>
-        <w:numPr>
-          <w:ilvl w:val="1"/>
-          <w:numId w:val="22"/>
-        </w:numPr>
-      </w:pPr>
-      <w:bookmarkStart w:id="116" w:name="_Toc145265093"/>
-      <w:bookmarkStart w:id="117" w:name="_Toc145265110"/>
-      <w:bookmarkStart w:id="118" w:name="_Toc145265127"/>
-      <w:bookmarkStart w:id="119" w:name="_Toc145265204"/>
-      <w:bookmarkStart w:id="120" w:name="_Toc145265393"/>
-      <w:bookmarkStart w:id="121" w:name="_Toc145265626"/>
-      <w:bookmarkStart w:id="122" w:name="_Toc145265965"/>
-      <w:bookmarkStart w:id="123" w:name="_Toc145266561"/>
-      <w:bookmarkStart w:id="124" w:name="_Toc147495628"/>
-      <w:r>
-        <w:t>Styly</w:t>
-      </w:r>
-      <w:bookmarkEnd w:id="116"/>
-      <w:bookmarkEnd w:id="117"/>
-      <w:bookmarkEnd w:id="118"/>
-      <w:bookmarkEnd w:id="119"/>
-      <w:bookmarkEnd w:id="120"/>
-      <w:bookmarkEnd w:id="121"/>
-      <w:bookmarkEnd w:id="122"/>
-      <w:bookmarkEnd w:id="123"/>
-      <w:bookmarkEnd w:id="124"/>
-    </w:p>
-    <w:p>
-      <w:pPr>
-        <w:pStyle w:val="Pokraovn"/>
-      </w:pPr>
-      <w:r>
-        <w:t xml:space="preserve">Normální </w:t>
-      </w:r>
-      <w:r>
-        <w:tab/>
-      </w:r>
-      <w:r>
-        <w:tab/>
-      </w:r>
-      <w:r>
-        <w:tab/>
-      </w:r>
-      <w:r>
-        <w:t>velikost 12</w:t>
-      </w:r>
-      <w:r>
-        <w:t>pt</w:t>
-      </w:r>
-    </w:p>
-    <w:p>
-      <w:pPr>
-        <w:pStyle w:val="Pokraovn"/>
-      </w:pPr>
-      <w:r>
-        <w:rPr>
-          <w:sz w:val="23"/>
-          <w:szCs w:val="23"/>
-        </w:rPr>
-        <w:t>Nadpis 1</w:t>
-      </w:r>
-      <w:r>
-        <w:rPr>
-          <w:sz w:val="19"/>
-          <w:szCs w:val="19"/>
-        </w:rPr>
-        <w:tab/>
-      </w:r>
-      <w:r>
-        <w:rPr>
-          <w:sz w:val="19"/>
-          <w:szCs w:val="19"/>
-        </w:rPr>
-        <w:tab/>
-      </w:r>
-      <w:r>
-        <w:rPr>
-          <w:sz w:val="19"/>
-          <w:szCs w:val="19"/>
-        </w:rPr>
-        <w:tab/>
-      </w:r>
-      <w:r>
-        <w:t>veli</w:t>
-      </w:r>
-      <w:r>
-        <w:rPr>
-          <w:spacing w:val="-3"/>
-        </w:rPr>
-        <w:t>k</w:t>
-      </w:r>
-      <w:r>
-        <w:t xml:space="preserve">ost </w:t>
-      </w:r>
-      <w:r>
-        <w:t xml:space="preserve">20pt, </w:t>
-      </w:r>
-      <w:r>
-        <w:t>tučn</w:t>
-      </w:r>
-      <w:r>
-        <w:t>ě</w:t>
-      </w:r>
-    </w:p>
-    <w:p>
-      <w:pPr>
-        <w:rPr>
-          <w:color w:val="010302"/>
-        </w:rPr>
-      </w:pPr>
-      <w:r>
-        <w:rPr>
-          <w:sz w:val="23"/>
-          <w:szCs w:val="23"/>
-        </w:rPr>
-        <w:t>Nadpis 2</w:t>
-      </w:r>
-      <w:r>
-        <w:rPr>
-          <w:sz w:val="23"/>
-          <w:szCs w:val="23"/>
-        </w:rPr>
-        <w:tab/>
-      </w:r>
-      <w:r>
-        <w:rPr>
-          <w:sz w:val="23"/>
-          <w:szCs w:val="23"/>
-        </w:rPr>
-        <w:tab/>
-      </w:r>
-      <w:r>
-        <w:rPr>
-          <w:sz w:val="23"/>
-          <w:szCs w:val="23"/>
-        </w:rPr>
-        <w:tab/>
-      </w:r>
-      <w:r>
-        <w:t>v</w:t>
-      </w:r>
-      <w:r>
-        <w:rPr>
-          <w:spacing w:val="-3"/>
-        </w:rPr>
-        <w:t>e</w:t>
-      </w:r>
-      <w:r>
-        <w:t>li</w:t>
-      </w:r>
-      <w:r>
-        <w:rPr>
-          <w:spacing w:val="-5"/>
-        </w:rPr>
-        <w:t>k</w:t>
-      </w:r>
-      <w:r>
-        <w:t>ost 1</w:t>
-      </w:r>
-      <w:r>
-        <w:t>6pt, tučně</w:t>
-      </w:r>
-    </w:p>
-    <w:p>
-      <w:pPr>
-        <w:rPr>
-          <w:sz w:val="25"/>
-          <w:szCs w:val="25"/>
-        </w:rPr>
-      </w:pPr>
-      <w:r>
-        <w:rPr>
-          <w:sz w:val="23"/>
-          <w:szCs w:val="23"/>
-        </w:rPr>
-        <w:t xml:space="preserve">Nadpis 3 </w:t>
-      </w:r>
-      <w:r>
-        <w:rPr>
-          <w:sz w:val="23"/>
-          <w:szCs w:val="23"/>
-        </w:rPr>
-        <w:tab/>
-      </w:r>
-      <w:r>
-        <w:rPr>
-          <w:sz w:val="23"/>
-          <w:szCs w:val="23"/>
-        </w:rPr>
-        <w:tab/>
-      </w:r>
-      <w:r>
-        <w:rPr>
-          <w:sz w:val="23"/>
-          <w:szCs w:val="23"/>
-        </w:rPr>
-        <w:tab/>
-      </w:r>
-      <w:r>
-        <w:t>velikost 1</w:t>
-      </w:r>
-      <w:r>
-        <w:t>4pt, tučně</w:t>
-      </w:r>
-    </w:p>
-    <w:p>
-      <w:pPr>
-        <w:pStyle w:val="Nadpis3"/>
-      </w:pPr>
-      <w:bookmarkStart w:id="125" w:name="_Toc147495629"/>
-      <w:r>
-        <w:t>Řádkování</w:t>
-      </w:r>
-      <w:bookmarkEnd w:id="125"/>
-    </w:p>
-    <w:p>
-      <w:r>
-        <w:t>Pro</w:t>
-      </w:r>
-      <w:r>
-        <w:rPr>
-          <w:spacing w:val="24"/>
-        </w:rPr>
-        <w:t xml:space="preserve"> </w:t>
-      </w:r>
-      <w:r>
-        <w:t>vizuální</w:t>
-      </w:r>
-      <w:r>
-        <w:rPr>
-          <w:spacing w:val="24"/>
-        </w:rPr>
-        <w:t xml:space="preserve"> </w:t>
-      </w:r>
-      <w:r>
-        <w:t>rozdělení</w:t>
-      </w:r>
-      <w:r>
-        <w:rPr>
-          <w:spacing w:val="24"/>
-        </w:rPr>
-        <w:t xml:space="preserve"> </w:t>
-      </w:r>
-      <w:r>
-        <w:rPr>
-          <w:spacing w:val="-3"/>
-        </w:rPr>
-        <w:t>n</w:t>
-      </w:r>
-      <w:r>
-        <w:t>adpisu</w:t>
-      </w:r>
-      <w:r>
-        <w:rPr>
-          <w:spacing w:val="24"/>
-        </w:rPr>
-        <w:t xml:space="preserve"> </w:t>
-      </w:r>
-      <w:r>
-        <w:t>kapitol</w:t>
-      </w:r>
-      <w:r>
-        <w:rPr>
-          <w:spacing w:val="24"/>
-        </w:rPr>
-        <w:t xml:space="preserve"> </w:t>
-      </w:r>
-      <w:r>
-        <w:t>a</w:t>
-      </w:r>
-      <w:r>
-        <w:rPr>
-          <w:spacing w:val="24"/>
-        </w:rPr>
-        <w:t xml:space="preserve"> </w:t>
-      </w:r>
-      <w:r>
-        <w:t>textu</w:t>
-      </w:r>
-      <w:r>
-        <w:rPr>
-          <w:spacing w:val="24"/>
-        </w:rPr>
-        <w:t xml:space="preserve"> </w:t>
-      </w:r>
-      <w:r>
-        <w:t>se</w:t>
-      </w:r>
-      <w:r>
-        <w:rPr>
-          <w:spacing w:val="24"/>
-        </w:rPr>
-        <w:t xml:space="preserve"> </w:t>
-      </w:r>
-      <w:r>
-        <w:t>doporučuje</w:t>
-      </w:r>
-      <w:r>
-        <w:rPr>
-          <w:spacing w:val="24"/>
-        </w:rPr>
-        <w:t xml:space="preserve"> </w:t>
-      </w:r>
-      <w:r>
-        <w:t>před</w:t>
-      </w:r>
-      <w:r>
-        <w:rPr>
-          <w:spacing w:val="24"/>
-        </w:rPr>
-        <w:t xml:space="preserve"> </w:t>
-      </w:r>
-      <w:r>
-        <w:t>nadpis</w:t>
-      </w:r>
-      <w:r>
-        <w:rPr>
-          <w:spacing w:val="-5"/>
-        </w:rPr>
-        <w:t>y</w:t>
-      </w:r>
-      <w:r>
-        <w:rPr>
-          <w:spacing w:val="26"/>
-        </w:rPr>
-        <w:t xml:space="preserve"> </w:t>
-      </w:r>
-      <w:r>
-        <w:t>kapitol</w:t>
-      </w:r>
-      <w:r>
-        <w:rPr>
-          <w:spacing w:val="24"/>
-        </w:rPr>
-        <w:t xml:space="preserve"> </w:t>
-      </w:r>
-      <w:r>
-        <w:t>vložit</w:t>
-      </w:r>
-      <w:r>
-        <w:rPr>
-          <w:spacing w:val="24"/>
-        </w:rPr>
-        <w:t xml:space="preserve"> </w:t>
-      </w:r>
-      <w:r>
-        <w:t>1</w:t>
-      </w:r>
-      <w:r>
-        <w:rPr>
-          <w:spacing w:val="-3"/>
-        </w:rPr>
-        <w:t>2</w:t>
-      </w:r>
-      <w:r>
-        <w:t xml:space="preserve"> bodů</w:t>
-      </w:r>
-      <w:r>
-        <w:t>, za nadpisy kapitol 6 bodů</w:t>
-      </w:r>
-      <w:r>
-        <w:t>, mezi jednotliv</w:t>
-      </w:r>
-      <w:r>
-        <w:rPr>
-          <w:spacing w:val="-8"/>
-        </w:rPr>
-        <w:t>é</w:t>
-      </w:r>
-      <w:r>
-        <w:t xml:space="preserve"> odstavc</w:t>
-      </w:r>
-      <w:r>
-        <w:t>e</w:t>
-      </w:r>
-      <w:r>
-        <w:t xml:space="preserve"> v</w:t>
-      </w:r>
-      <w:r>
-        <w:t> </w:t>
-      </w:r>
-      <w:r>
-        <w:t>textu</w:t>
-      </w:r>
-      <w:r>
-        <w:t xml:space="preserve"> se vkládá</w:t>
-      </w:r>
-      <w:r>
-        <w:t xml:space="preserve"> 6 bodů.</w:t>
-      </w:r>
-      <w:r>
-        <w:rPr>
-          <w:spacing w:val="36"/>
-        </w:rPr>
-        <w:t xml:space="preserve"> </w:t>
-      </w:r>
-      <w:r>
-        <w:t>Mezi</w:t>
-      </w:r>
-      <w:r>
-        <w:rPr>
-          <w:spacing w:val="36"/>
-        </w:rPr>
-        <w:t xml:space="preserve"> </w:t>
-      </w:r>
-      <w:r>
-        <w:t>odstavce</w:t>
-      </w:r>
-      <w:r>
-        <w:rPr>
-          <w:spacing w:val="39"/>
-        </w:rPr>
-        <w:t xml:space="preserve"> </w:t>
-      </w:r>
-      <w:r>
-        <w:t>se</w:t>
-      </w:r>
-      <w:r>
-        <w:rPr>
-          <w:spacing w:val="36"/>
-        </w:rPr>
-        <w:t xml:space="preserve"> </w:t>
-      </w:r>
-      <w:r>
-        <w:t>tedy nevkládá</w:t>
-      </w:r>
-      <w:r>
-        <w:rPr>
-          <w:spacing w:val="36"/>
-        </w:rPr>
-        <w:t xml:space="preserve"> </w:t>
-      </w:r>
-      <w:r>
-        <w:t>prázdn</w:t>
-      </w:r>
-      <w:r>
-        <w:rPr>
-          <w:spacing w:val="-5"/>
-        </w:rPr>
-        <w:t>ý</w:t>
-      </w:r>
-      <w:r>
-        <w:rPr>
-          <w:spacing w:val="39"/>
-        </w:rPr>
-        <w:t xml:space="preserve"> </w:t>
-      </w:r>
-      <w:r>
-        <w:t>řádek</w:t>
-      </w:r>
-      <w:r>
-        <w:rPr>
-          <w:spacing w:val="36"/>
-        </w:rPr>
-        <w:t xml:space="preserve"> </w:t>
-      </w:r>
-      <w:r>
-        <w:t xml:space="preserve">prostřednictvím </w:t>
-      </w:r>
-      <w:proofErr w:type="spellStart"/>
-      <w:r>
-        <w:t>ENTERu</w:t>
-      </w:r>
-      <w:proofErr w:type="spellEnd"/>
-      <w:r>
-        <w:t>,</w:t>
-      </w:r>
-      <w:r>
-        <w:rPr>
-          <w:spacing w:val="-19"/>
-        </w:rPr>
-        <w:t xml:space="preserve"> </w:t>
-      </w:r>
-      <w:r>
-        <w:t>ale</w:t>
-      </w:r>
-      <w:r>
-        <w:rPr>
-          <w:spacing w:val="-19"/>
-        </w:rPr>
-        <w:t xml:space="preserve"> </w:t>
-      </w:r>
-      <w:r>
-        <w:t>prostřednictvím</w:t>
-      </w:r>
-      <w:r>
-        <w:rPr>
-          <w:spacing w:val="-19"/>
-        </w:rPr>
-        <w:t xml:space="preserve"> </w:t>
-      </w:r>
-      <w:r>
-        <w:t>odsazení</w:t>
-      </w:r>
-      <w:r>
-        <w:rPr>
-          <w:spacing w:val="-19"/>
-        </w:rPr>
-        <w:t xml:space="preserve"> </w:t>
-      </w:r>
-      <w:r>
-        <w:t>odstavce.</w:t>
-      </w:r>
-      <w:r>
-        <w:rPr>
-          <w:spacing w:val="-19"/>
-        </w:rPr>
-        <w:t xml:space="preserve"> </w:t>
-      </w:r>
-      <w:r>
-        <w:t>Řádkování</w:t>
-      </w:r>
-      <w:r>
-        <w:rPr>
-          <w:spacing w:val="-19"/>
-        </w:rPr>
-        <w:t xml:space="preserve"> v z</w:t>
-      </w:r>
-      <w:r>
-        <w:t>ákladním</w:t>
-      </w:r>
-      <w:r>
-        <w:rPr>
-          <w:spacing w:val="-19"/>
-        </w:rPr>
-        <w:t xml:space="preserve"> </w:t>
-      </w:r>
-      <w:r>
-        <w:t>textu</w:t>
-      </w:r>
-      <w:r>
-        <w:t xml:space="preserve"> (styl normální)</w:t>
-      </w:r>
-      <w:r>
-        <w:rPr>
-          <w:spacing w:val="-19"/>
-        </w:rPr>
-        <w:t xml:space="preserve"> </w:t>
-      </w:r>
-      <w:r>
-        <w:t>velikost 1,5</w:t>
-      </w:r>
-      <w:r>
-        <w:rPr>
-          <w:spacing w:val="-5"/>
-        </w:rPr>
-        <w:t xml:space="preserve"> </w:t>
-      </w:r>
-      <w:r>
-        <w:t xml:space="preserve">bodů. </w:t>
-      </w:r>
-    </w:p>
-    <w:p>
-      <w:pPr>
-        <w:pStyle w:val="Nadpis3"/>
-      </w:pPr>
-      <w:bookmarkStart w:id="126" w:name="_Toc147495630"/>
-      <w:r>
-        <w:t>Zvýrazňování textu</w:t>
-      </w:r>
-      <w:bookmarkEnd w:id="126"/>
-    </w:p>
-    <w:p>
-      <w:r>
-        <w:t>Důležité myšlenky zvýra</w:t>
-      </w:r>
-      <w:r>
-        <w:t>z</w:t>
-      </w:r>
-      <w:r>
-        <w:t xml:space="preserve">ňovat pomocí </w:t>
-      </w:r>
-      <w:r>
-        <w:rPr>
-          <w:b/>
-        </w:rPr>
-        <w:t xml:space="preserve">tučného </w:t>
-      </w:r>
-      <w:r>
-        <w:t xml:space="preserve">písma nebo </w:t>
-      </w:r>
-      <w:r>
-        <w:rPr>
-          <w:i/>
-        </w:rPr>
-        <w:t>kurzívou</w:t>
-      </w:r>
-      <w:r>
-        <w:t xml:space="preserve"> nepoužívat </w:t>
-      </w:r>
-      <w:r>
-        <w:rPr>
-          <w:u w:val="single"/>
-        </w:rPr>
-        <w:t>podtržení</w:t>
-      </w:r>
-      <w:r>
-        <w:t>.</w:t>
-      </w:r>
-      <w:r>
-        <w:rPr>
-          <w:u w:val="single"/>
-        </w:rPr>
-        <w:t xml:space="preserve"> </w:t>
-      </w:r>
-      <w:r>
-        <w:t>Používat jednotnou barvu písma, doporučuje se černá.</w:t>
-      </w:r>
-    </w:p>
-    <w:p>
-      <w:pPr>
-        <w:pStyle w:val="Nadpis3"/>
-      </w:pPr>
-      <w:bookmarkStart w:id="127" w:name="_Toc147495631"/>
-      <w:r>
-        <w:t>Členění textu</w:t>
-      </w:r>
-      <w:bookmarkEnd w:id="127"/>
-    </w:p>
-    <w:p>
-      <w:r>
-        <w:t>Z</w:t>
-      </w:r>
-      <w:r>
-        <w:t>arovnání textu do blo</w:t>
-      </w:r>
-      <w:r>
-        <w:t>k</w:t>
-      </w:r>
-      <w:r>
-        <w:t>u (vpravo i vlevo). Nepoužívat odsazení textu. Číslování kapitol od čísla 1. Za nadpisy kapitol se neuvádí dvojtečka, ani tečka, ani zdroj. Hlavní kapitoly začínají na nové stránce. Ostatní podkapitoly se oddělují od konce předcházející kapitol</w:t>
-      </w:r>
-      <w:r>
-        <w:t>y</w:t>
-      </w:r>
-      <w:r>
-        <w:t xml:space="preserve"> mezerou o velikosti 12 </w:t>
-      </w:r>
-      <w:r>
-        <w:t>b</w:t>
-      </w:r>
-      <w:r>
-        <w:t>odů</w:t>
-      </w:r>
-      <w:r>
-        <w:t>.</w:t>
-      </w:r>
-      <w:r>
-        <w:t xml:space="preserve"> </w:t>
-      </w:r>
-    </w:p>
-    <w:p>
-      <w:pPr>
-        <w:pStyle w:val="Nadpis3"/>
-      </w:pPr>
-      <w:bookmarkStart w:id="128" w:name="_Toc147495632"/>
-      <w:r>
-        <w:t>Číslování stran</w:t>
-      </w:r>
-      <w:bookmarkEnd w:id="128"/>
-    </w:p>
-    <w:p>
-      <w:pPr>
-        <w:rPr>
-          <w:color w:val="010302"/>
-        </w:rPr>
-      </w:pPr>
-      <w:r>
-        <w:t>Stran</w:t>
-      </w:r>
-      <w:r>
-        <w:rPr>
-          <w:spacing w:val="-5"/>
-        </w:rPr>
-        <w:t>y</w:t>
-      </w:r>
-      <w:r>
-        <w:rPr>
-          <w:spacing w:val="24"/>
-        </w:rPr>
-        <w:t xml:space="preserve"> </w:t>
-      </w:r>
-      <w:r>
-        <w:t>číslovat</w:t>
-      </w:r>
-      <w:r>
-        <w:rPr>
-          <w:spacing w:val="24"/>
-        </w:rPr>
-        <w:t xml:space="preserve"> </w:t>
-      </w:r>
-      <w:r>
-        <w:t>dole</w:t>
-      </w:r>
-      <w:r>
-        <w:rPr>
-          <w:spacing w:val="24"/>
-        </w:rPr>
-        <w:t xml:space="preserve"> </w:t>
-      </w:r>
-      <w:r>
-        <w:t>uprostřed.</w:t>
-      </w:r>
-      <w:r>
-        <w:rPr>
-          <w:spacing w:val="24"/>
-        </w:rPr>
-        <w:t xml:space="preserve"> </w:t>
-      </w:r>
-      <w:r>
-        <w:t>Stran</w:t>
-      </w:r>
-      <w:r>
-        <w:rPr>
-          <w:spacing w:val="-5"/>
-        </w:rPr>
-        <w:t>y</w:t>
-      </w:r>
-      <w:r>
-        <w:rPr>
-          <w:spacing w:val="24"/>
-        </w:rPr>
-        <w:t xml:space="preserve"> </w:t>
-      </w:r>
-      <w:r>
-        <w:t>se</w:t>
-      </w:r>
-      <w:r>
-        <w:rPr>
-          <w:spacing w:val="24"/>
-        </w:rPr>
-        <w:t xml:space="preserve"> </w:t>
-      </w:r>
-      <w:r>
-        <w:t>počítají</w:t>
-      </w:r>
-      <w:r>
-        <w:rPr>
-          <w:spacing w:val="24"/>
-        </w:rPr>
-        <w:t xml:space="preserve"> </w:t>
-      </w:r>
-      <w:r>
-        <w:t>od</w:t>
-      </w:r>
-      <w:r>
-        <w:rPr>
-          <w:spacing w:val="24"/>
-        </w:rPr>
-        <w:t xml:space="preserve"> </w:t>
-      </w:r>
-      <w:r>
-        <w:t>titulního</w:t>
-      </w:r>
-      <w:r>
-        <w:rPr>
-          <w:spacing w:val="21"/>
-        </w:rPr>
-        <w:t xml:space="preserve"> </w:t>
-      </w:r>
-      <w:r>
-        <w:t>listu</w:t>
-      </w:r>
-      <w:r>
-        <w:rPr>
-          <w:spacing w:val="-3"/>
-        </w:rPr>
-        <w:t>,</w:t>
-      </w:r>
-      <w:r>
-        <w:rPr>
-          <w:spacing w:val="24"/>
-        </w:rPr>
-        <w:t xml:space="preserve"> </w:t>
-      </w:r>
-      <w:r>
-        <w:t>uvádějí</w:t>
-      </w:r>
-      <w:r>
-        <w:rPr>
-          <w:spacing w:val="24"/>
-        </w:rPr>
-        <w:t xml:space="preserve"> </w:t>
-      </w:r>
-      <w:r>
-        <w:t>se</w:t>
-      </w:r>
-      <w:r>
-        <w:rPr>
-          <w:spacing w:val="24"/>
-        </w:rPr>
-        <w:t xml:space="preserve"> </w:t>
-      </w:r>
-      <w:r>
-        <w:t>však</w:t>
-      </w:r>
-      <w:r>
-        <w:rPr>
-          <w:spacing w:val="24"/>
-        </w:rPr>
-        <w:t xml:space="preserve"> </w:t>
-      </w:r>
-      <w:r>
-        <w:t>až</w:t>
-      </w:r>
-      <w:r>
-        <w:rPr>
-          <w:spacing w:val="24"/>
-        </w:rPr>
-        <w:t xml:space="preserve"> </w:t>
-      </w:r>
-      <w:r>
-        <w:t>od vlastního textu (počínaje úvodem) – ted</w:t>
-      </w:r>
-      <w:r>
-        <w:rPr>
-          <w:spacing w:val="-5"/>
-        </w:rPr>
-        <w:t>y</w:t>
-      </w:r>
-      <w:r>
-        <w:t xml:space="preserve"> první uváděné číslo může b</w:t>
-      </w:r>
-      <w:r>
-        <w:rPr>
-          <w:spacing w:val="-8"/>
-        </w:rPr>
-        <w:t>ý</w:t>
-      </w:r>
-      <w:r>
-        <w:t xml:space="preserve">t např. </w:t>
-      </w:r>
-      <w:r>
-        <w:t>6</w:t>
-      </w:r>
-      <w:r>
-        <w:t>.</w:t>
-      </w:r>
-    </w:p>
-    <w:p>
-      <w:pPr>
-        <w:pStyle w:val="Nadpis2"/>
-      </w:pPr>
-      <w:bookmarkStart w:id="129" w:name="_Toc144753399"/>
-      <w:bookmarkStart w:id="130" w:name="_Toc144746928"/>
-      <w:bookmarkStart w:id="131" w:name="_Toc515880890"/>
-      <w:bookmarkStart w:id="132" w:name="_Toc147495633"/>
-      <w:r>
-        <w:lastRenderedPageBreak/>
-        <w:t>Vytvoření obsahu</w:t>
-      </w:r>
-      <w:bookmarkEnd w:id="129"/>
-      <w:bookmarkEnd w:id="130"/>
-      <w:bookmarkEnd w:id="131"/>
-      <w:bookmarkEnd w:id="132"/>
-    </w:p>
-    <w:p>
-      <w:pPr>
-        <w:rPr>
-          <w:rFonts w:eastAsiaTheme="minorEastAsia"/>
-        </w:rPr>
-      </w:pPr>
-      <w:r>
-        <w:rPr>
-          <w:rFonts w:eastAsiaTheme="minorEastAsia"/>
-        </w:rPr>
-        <w:t xml:space="preserve">Obsah se tvoří automaticky dle užitých stylů. Styly </w:t>
-      </w:r>
-      <w:r>
-        <w:rPr>
-          <w:rFonts w:eastAsiaTheme="minorEastAsia"/>
-          <w:i/>
-        </w:rPr>
-        <w:t>Nadpis 1</w:t>
-      </w:r>
-      <w:r>
-        <w:rPr>
-          <w:rFonts w:eastAsiaTheme="minorEastAsia"/>
-        </w:rPr>
-        <w:t xml:space="preserve">, </w:t>
-      </w:r>
-      <w:r>
-        <w:rPr>
-          <w:rFonts w:eastAsiaTheme="minorEastAsia"/>
-          <w:i/>
-        </w:rPr>
-        <w:t>Nadpis 2</w:t>
-      </w:r>
-      <w:r>
-        <w:rPr>
-          <w:rFonts w:eastAsiaTheme="minorEastAsia"/>
-        </w:rPr>
-        <w:t xml:space="preserve"> a </w:t>
-      </w:r>
-      <w:r>
-        <w:rPr>
-          <w:rFonts w:eastAsiaTheme="minorEastAsia"/>
-          <w:i/>
-        </w:rPr>
-        <w:t xml:space="preserve">Nadpis 3 </w:t>
-      </w:r>
-      <w:r>
-        <w:rPr>
-          <w:rFonts w:eastAsiaTheme="minorEastAsia"/>
-        </w:rPr>
-        <w:t xml:space="preserve">slouží k víceúrovňovému vrstvení kapitol. Styl </w:t>
-      </w:r>
-      <w:proofErr w:type="spellStart"/>
-      <w:r>
-        <w:rPr>
-          <w:rFonts w:eastAsiaTheme="minorEastAsia"/>
-          <w:i/>
-        </w:rPr>
-        <w:t>NadpisBezObs</w:t>
-      </w:r>
-      <w:proofErr w:type="spellEnd"/>
-      <w:r>
-        <w:rPr>
-          <w:rFonts w:eastAsiaTheme="minorEastAsia"/>
-        </w:rPr>
-        <w:t xml:space="preserve"> se v obsahu nezobrazí (viz strana 4, 5 – nadpisy nejsou v obsahu). Z hlediska přehlednosti není doporučeno využívat více než tři úrovně nadpisů. Pro projevení změn je nutné obsah ručně aktualizovat. </w:t>
-      </w:r>
-    </w:p>
-    <w:p>
-      <w:pPr>
-        <w:keepNext/>
-      </w:pPr>
-      <w:r>
-        <w:rPr>
-          <w:noProof/>
-        </w:rPr>
-        <w:drawing>
-          <wp:inline distT="0" distB="0" distL="0" distR="0" wp14:anchorId="133ACF1B" wp14:editId="1603A125">
-            <wp:extent cx="5219700" cy="4191000"/>
-            <wp:effectExtent l="0" t="0" r="0" b="0"/>
-            <wp:docPr id="69" name="Obrázek 69"/>
-            <wp:cNvGraphicFramePr>
-              <a:graphicFrameLocks xmlns:a="http://schemas.openxmlformats.org/drawingml/2006/main" noChangeAspect="1"/>
-            </wp:cNvGraphicFramePr>
-            <a:graphic xmlns:a="http://schemas.openxmlformats.org/drawingml/2006/main">
-              <a:graphicData uri="http://schemas.openxmlformats.org/drawingml/2006/picture">
-                <pic:pic xmlns:pic="http://schemas.openxmlformats.org/drawingml/2006/picture">
-                  <pic:nvPicPr>
-                    <pic:cNvPr id="0" name="Picture 1"/>
-                    <pic:cNvPicPr>
-                      <a:picLocks noChangeAspect="1" noChangeArrowheads="1"/>
-                    </pic:cNvPicPr>
-                  </pic:nvPicPr>
-                  <pic:blipFill>
-                    <a:blip r:embed="rId11">
-                      <a:extLst>
-                        <a:ext uri="{28A0092B-C50C-407E-A947-70E740481C1C}">
-                          <a14:useLocalDpi xmlns:a14="http://schemas.microsoft.com/office/drawing/2010/main" val="0"/>
-                        </a:ext>
-                      </a:extLst>
-                    </a:blip>
-                    <a:srcRect/>
-                    <a:stretch>
-                      <a:fillRect/>
-                    </a:stretch>
-                  </pic:blipFill>
-                  <pic:spPr bwMode="auto">
-                    <a:xfrm>
-                      <a:off x="0" y="0"/>
-                      <a:ext cx="5219700" cy="4191000"/>
-                    </a:xfrm>
-                    <a:prstGeom prst="rect">
-                      <a:avLst/>
-                    </a:prstGeom>
-                    <a:noFill/>
-                    <a:ln>
-                      <a:noFill/>
-                    </a:ln>
-                  </pic:spPr>
-                </pic:pic>
-              </a:graphicData>
-            </a:graphic>
-          </wp:inline>
-        </w:drawing>
-      </w:r>
-    </w:p>
-    <w:p>
-      <w:pPr>
-        <w:pStyle w:val="Titulek"/>
-      </w:pPr>
-      <w:bookmarkStart w:id="133" w:name="_Toc147493613"/>
-      <w:bookmarkStart w:id="134" w:name="_Toc147493921"/>
-      <w:r>
-        <w:t xml:space="preserve">Obr. </w:t>
-      </w:r>
-      <w:fldSimple w:instr=" STYLEREF 1 \s ">
-        <w:r>
-          <w:rPr>
-            <w:noProof/>
-          </w:rPr>
-          <w:t>2</w:t>
-        </w:r>
-      </w:fldSimple>
-      <w:r>
-        <w:t>.</w:t>
-      </w:r>
-      <w:fldSimple w:instr=" SEQ Obr. \* ARABIC \s 1 ">
-        <w:r>
-          <w:rPr>
-            <w:noProof/>
-          </w:rPr>
-          <w:t>1</w:t>
-        </w:r>
-      </w:fldSimple>
-      <w:r>
-        <w:t xml:space="preserve"> Obsah</w:t>
-      </w:r>
-      <w:bookmarkEnd w:id="133"/>
-      <w:bookmarkEnd w:id="134"/>
-    </w:p>
-    <w:p>
-      <w:r>
-        <w:t>Text obsahu se píše od jednotné svislice (se zřetelem k nejdelšímu číselnému označení).</w:t>
-      </w:r>
-    </w:p>
-    <w:p>
-      <w:pPr>
-        <w:pStyle w:val="Nadpis2"/>
-      </w:pPr>
-      <w:bookmarkStart w:id="135" w:name="_Toc144753400"/>
-      <w:bookmarkStart w:id="136" w:name="_Toc144746929"/>
-      <w:bookmarkStart w:id="137" w:name="_Toc515880891"/>
-      <w:bookmarkStart w:id="138" w:name="_Toc147495634"/>
-      <w:r>
-        <w:rPr>
-          <w:rFonts w:eastAsiaTheme="minorEastAsia"/>
-        </w:rPr>
-        <w:t>Psaní úvodu</w:t>
-      </w:r>
-      <w:bookmarkEnd w:id="135"/>
-      <w:bookmarkEnd w:id="136"/>
-      <w:bookmarkEnd w:id="137"/>
-      <w:bookmarkEnd w:id="138"/>
-    </w:p>
-    <w:p>
-      <w:pPr>
-        <w:rPr>
-          <w:rFonts w:eastAsiaTheme="minorEastAsia"/>
-        </w:rPr>
-      </w:pPr>
-      <w:r>
-        <w:rPr>
-          <w:rFonts w:eastAsiaTheme="minorEastAsia"/>
-        </w:rPr>
-        <w:t>Úvod může být osobitějšího rázu. První odstavec by měl obsahovat motivaci či důvod, který autora přiměl k volbě daného tématu s ohledem na přínos práce. V dalších odstavcích může být popsán obsah jednotlivých kapitol.</w:t>
-      </w:r>
-    </w:p>
-    <w:p>
-      <w:pPr>
-        <w:pStyle w:val="Nadpis2"/>
-        <w:rPr>
-          <w:rFonts w:eastAsiaTheme="minorEastAsia"/>
-        </w:rPr>
-      </w:pPr>
-      <w:bookmarkStart w:id="139" w:name="_Toc144753401"/>
-      <w:bookmarkStart w:id="140" w:name="_Toc144746930"/>
-      <w:bookmarkStart w:id="141" w:name="_Toc515880892"/>
-      <w:bookmarkStart w:id="142" w:name="_Toc147495635"/>
-      <w:r>
-        <w:rPr>
-          <w:rFonts w:eastAsiaTheme="minorEastAsia"/>
-        </w:rPr>
-        <w:lastRenderedPageBreak/>
-        <w:t>Struktura odstavců</w:t>
-      </w:r>
-      <w:bookmarkEnd w:id="139"/>
-      <w:bookmarkEnd w:id="140"/>
-      <w:bookmarkEnd w:id="141"/>
-      <w:bookmarkEnd w:id="142"/>
-    </w:p>
-    <w:p>
-      <w:r>
-        <w:t>V případě, že věta vychází se spojkou na konci řádku, je spojka vždy přesunuta pomocí Shift + Enter na následující řádek. Hodnoty s jednotkami musí mít mezi číslem a</w:t>
-      </w:r>
-      <w:r>
-        <w:t> </w:t>
-      </w:r>
-      <w:r>
-        <w:t>označením jednotky jednu mezeru. To lze uskutečnit pomocí Shift + Ctrl + Mezerník (tzv. pevná mezera).</w:t>
-      </w:r>
-    </w:p>
-    <w:p>
-      <w:pPr>
-        <w:rPr>
-          <w:rFonts w:eastAsiaTheme="minorEastAsia"/>
-        </w:rPr>
-      </w:pPr>
-      <w:r>
-        <w:rPr>
-          <w:rFonts w:eastAsiaTheme="minorEastAsia"/>
-        </w:rPr>
-        <w:t xml:space="preserve">Text práce by měl být napsán v neutrální formě, tj. ve 3. osobě v trpném rodě. V textu by se neměli objevovat slangové výrazy, citově zabarvená slova ani podmiňovací způsob (s výjimkou je-li, uvažujeme-li apod.). Autor by se měl vyhnout přílišnému opakování slov či užívání nadbytečných výrazů. </w:t>
-      </w:r>
-    </w:p>
-    <w:p>
-      <w:r>
-        <w:t>Forma textu:</w:t>
-      </w:r>
-    </w:p>
-    <w:p>
-      <w:pPr>
-        <w:pStyle w:val="Odrky"/>
-      </w:pPr>
-      <w:r>
-        <w:t>v neurčité formě (bylo zjištěno, navrhuje se…);</w:t>
-      </w:r>
-    </w:p>
-    <w:p>
-      <w:pPr>
-        <w:pStyle w:val="Odrky"/>
-      </w:pPr>
-      <w:r>
-        <w:t>v 1.  osobě jednotného čísla (zjistil jsem, navrhuji …) – zvláště vhodné v kapitolách, které jsou vlastní prací autora.</w:t>
-      </w:r>
-    </w:p>
-    <w:p>
-      <w:pPr>
-        <w:pStyle w:val="Nadpis2"/>
-        <w:rPr>
-          <w:rFonts w:eastAsiaTheme="minorEastAsia"/>
-        </w:rPr>
-      </w:pPr>
-      <w:bookmarkStart w:id="143" w:name="_Toc144753402"/>
-      <w:bookmarkStart w:id="144" w:name="_Toc144746931"/>
-      <w:bookmarkStart w:id="145" w:name="_Toc515880893"/>
-      <w:bookmarkStart w:id="146" w:name="_Toc147495636"/>
-      <w:r>
-        <w:rPr>
-          <w:rFonts w:eastAsiaTheme="minorEastAsia"/>
-        </w:rPr>
-        <w:t>Obrázky, tabulky a rovnice</w:t>
-      </w:r>
-      <w:bookmarkEnd w:id="143"/>
-      <w:bookmarkEnd w:id="144"/>
-      <w:bookmarkEnd w:id="145"/>
-      <w:bookmarkEnd w:id="146"/>
-    </w:p>
-    <w:p>
-      <w:r>
-        <w:t>Popisek obrázku a tabulky se vkládá kliknutím pravého tlačítka myši na objekt a</w:t>
-      </w:r>
-      <w:r>
-        <w:t> </w:t>
-      </w:r>
-      <w:r>
-        <w:t xml:space="preserve">výběrem možnosti </w:t>
-      </w:r>
-      <w:r>
-        <w:rPr>
-          <w:i/>
-        </w:rPr>
-        <w:t>Vložit titulek</w:t>
-      </w:r>
-      <w:r>
-        <w:t>. Následně je vybrán typ objektu (</w:t>
-      </w:r>
-      <w:r>
-        <w:rPr>
-          <w:i/>
-        </w:rPr>
-        <w:t>Tab.</w:t>
-      </w:r>
-      <w:r>
-        <w:t xml:space="preserve"> nebo </w:t>
-      </w:r>
-      <w:r>
-        <w:rPr>
-          <w:i/>
-        </w:rPr>
-        <w:t>Obr.</w:t>
-      </w:r>
-      <w:r>
-        <w:t>) a</w:t>
-      </w:r>
-      <w:r>
-        <w:t> </w:t>
-      </w:r>
-      <w:r>
-        <w:t xml:space="preserve">jeho poloha (obrázky pod objekt, tabulky nad objekt). Styl popisku je Times New Roman 11 kurzíva uprostřed. Seznamy obrázků a tabulek na konci dokumentu jsou automaticky vygenerovány. Obrázky a tabulky mají vždy i slovní popis a rovnice jsou bez slovního popisu. </w:t>
-      </w:r>
-      <w:r>
-        <w:t xml:space="preserve">Za titulek obrázku nepatří tečka. </w:t>
-      </w:r>
-      <w:r>
-        <w:fldChar w:fldCharType="begin"/>
-      </w:r>
-      <w:r>
-        <w:instrText xml:space="preserve"> REF _Ref147317991 \r \h </w:instrText>
-      </w:r>
-      <w:r>
-        <w:fldChar w:fldCharType="separate"/>
-      </w:r>
-      <w:r>
-        <w:t>[3]</w:t>
-      </w:r>
-      <w:r>
-        <w:fldChar w:fldCharType="end"/>
-      </w:r>
-      <w:r>
-        <w:t xml:space="preserve"> </w:t>
-      </w:r>
-      <w:r>
-        <w:t>Číslování obrázků, tabulek a</w:t>
-      </w:r>
-      <w:r>
-        <w:t> </w:t>
-      </w:r>
-      <w:r>
-        <w:t xml:space="preserve">rovnic je provedeno dle </w:t>
-      </w:r>
-      <w:r>
-        <w:rPr>
-          <w:b/>
-        </w:rPr>
-        <w:t>hlavní kapitoly</w:t>
-      </w:r>
-      <w:r>
-        <w:t xml:space="preserve">, v níž se vyskytují a jejich pořadí v této kapitole. Nástroj </w:t>
-      </w:r>
-      <w:r>
-        <w:rPr>
-          <w:i/>
-        </w:rPr>
-        <w:t>Vložit Titulek</w:t>
-      </w:r>
-      <w:r>
-        <w:t xml:space="preserve"> čísluje popisky obrázků a tabulek automaticky</w:t>
-      </w:r>
-      <w:r>
-        <w:t xml:space="preserve">. </w:t>
-      </w:r>
-      <w:r>
-        <w:t xml:space="preserve">V případě že dojde k editaci, odstranění nebo přesunu již existujícího popisku je nutné dokument aktualizovat. Pro samotné vkládání rovnic je užit nástroj </w:t>
-      </w:r>
-      <w:r>
-        <w:rPr>
-          <w:i/>
-        </w:rPr>
-        <w:t>Rovnice</w:t>
-      </w:r>
-      <w:r>
-        <w:t xml:space="preserve"> v záložce </w:t>
-      </w:r>
-      <w:r>
-        <w:rPr>
-          <w:i/>
-        </w:rPr>
-        <w:t>Vložení</w:t>
-      </w:r>
-      <w:r>
-        <w:t xml:space="preserve"> (rovnice jsou vždy psány kurzívou). </w:t>
-      </w:r>
-    </w:p>
-    <w:p/>
-    <w:tbl>
-      <w:tblPr>
-        <w:tblStyle w:val="Mkatabulky"/>
-        <w:tblW w:w="8463" w:type="dxa"/>
-        <w:tblInd w:w="0" w:type="dxa"/>
-        <w:tblBorders>
-          <w:top w:val="none" w:sz="0" w:space="0" w:color="auto"/>
-          <w:left w:val="none" w:sz="0" w:space="0" w:color="auto"/>
-          <w:bottom w:val="none" w:sz="0" w:space="0" w:color="auto"/>
-          <w:right w:val="none" w:sz="0" w:space="0" w:color="auto"/>
-          <w:insideH w:val="none" w:sz="0" w:space="0" w:color="auto"/>
-          <w:insideV w:val="none" w:sz="0" w:space="0" w:color="auto"/>
-        </w:tblBorders>
-        <w:tblLayout w:type="fixed"/>
-        <w:tblCellMar>
-          <w:top w:w="170" w:type="dxa"/>
-        </w:tblCellMar>
-        <w:tblLook w:val="04A0" w:firstRow="1" w:lastRow="0" w:firstColumn="1" w:lastColumn="0" w:noHBand="0" w:noVBand="1"/>
-      </w:tblPr>
-      <w:tblGrid>
-        <w:gridCol w:w="6946"/>
-        <w:gridCol w:w="1517"/>
-      </w:tblGrid>
-      <w:tr>
-        <w:tc>
-          <w:tcPr>
-            <w:tcW w:w="6946" w:type="dxa"/>
-            <w:hideMark/>
-          </w:tcPr>
-          <w:p>
-            <w:pPr>
-              <w:rPr>
-                <w:rFonts w:eastAsia="Calibri"/>
-              </w:rPr>
-            </w:pPr>
-            <m:oMathPara>
-              <m:oMath>
-                <m:r>
-                  <w:rPr>
-                    <w:rFonts w:ascii="Cambria Math" w:hAnsi="Cambria Math"/>
-                  </w:rPr>
-                  <m:t>dS</m:t>
-                </m:r>
-                <m:r>
-                  <m:rPr>
-                    <m:sty m:val="p"/>
-                  </m:rPr>
-                  <w:rPr>
-                    <w:rFonts w:ascii="Cambria Math" w:hAnsi="Cambria Math"/>
-                  </w:rPr>
-                  <m:t>=</m:t>
-                </m:r>
-                <m:f>
-                  <m:fPr>
-                    <m:ctrlPr>
-                      <w:rPr>
-                        <w:rFonts w:ascii="Cambria Math" w:hAnsi="Cambria Math"/>
-                      </w:rPr>
-                    </m:ctrlPr>
-                  </m:fPr>
-                  <m:num>
-                    <m:r>
-                      <w:rPr>
-                        <w:rFonts w:ascii="Cambria Math" w:hAnsi="Cambria Math"/>
-                      </w:rPr>
-                      <m:t>dQ</m:t>
-                    </m:r>
-                  </m:num>
-                  <m:den>
-                    <m:r>
-                      <w:rPr>
-                        <w:rFonts w:ascii="Cambria Math" w:hAnsi="Cambria Math"/>
-                      </w:rPr>
-                      <m:t>T</m:t>
-                    </m:r>
-                  </m:den>
-                </m:f>
-                <m:r>
-                  <m:rPr>
-                    <m:sty m:val="p"/>
-                  </m:rPr>
-                  <w:rPr>
-                    <w:rFonts w:ascii="Cambria Math" w:eastAsiaTheme="minorEastAsia" w:hAnsi="Cambria Math"/>
-                  </w:rPr>
-                  <m:t>⟹∆</m:t>
-                </m:r>
-                <m:r>
-                  <w:rPr>
-                    <w:rFonts w:ascii="Cambria Math" w:eastAsiaTheme="minorEastAsia" w:hAnsi="Cambria Math"/>
-                  </w:rPr>
-                  <m:t>S</m:t>
-                </m:r>
-                <m:r>
-                  <m:rPr>
-                    <m:sty m:val="p"/>
-                  </m:rPr>
-                  <w:rPr>
-                    <w:rFonts w:ascii="Cambria Math" w:eastAsiaTheme="minorEastAsia" w:hAnsi="Cambria Math"/>
-                  </w:rPr>
-                  <m:t>=</m:t>
-                </m:r>
-                <m:nary>
-                  <m:naryPr>
-                    <m:limLoc m:val="subSup"/>
-                    <m:ctrlPr>
-                      <w:rPr>
-                        <w:rFonts w:ascii="Cambria Math" w:eastAsiaTheme="minorEastAsia" w:hAnsi="Cambria Math"/>
-                      </w:rPr>
-                    </m:ctrlPr>
-                  </m:naryPr>
-                  <m:sub>
-                    <m:r>
-                      <m:rPr>
-                        <m:sty m:val="p"/>
-                      </m:rPr>
-                      <w:rPr>
-                        <w:rFonts w:ascii="Cambria Math" w:eastAsiaTheme="minorEastAsia" w:hAnsi="Cambria Math"/>
-                      </w:rPr>
-                      <m:t>1</m:t>
-                    </m:r>
-                  </m:sub>
-                  <m:sup>
-                    <m:r>
-                      <m:rPr>
-                        <m:sty m:val="p"/>
-                      </m:rPr>
-                      <w:rPr>
-                        <w:rFonts w:ascii="Cambria Math" w:eastAsiaTheme="minorEastAsia" w:hAnsi="Cambria Math"/>
-                      </w:rPr>
-                      <m:t>2</m:t>
-                    </m:r>
-                  </m:sup>
-                  <m:e>
-                    <m:f>
-                      <m:fPr>
-                        <m:ctrlPr>
-                          <w:rPr>
-                            <w:rFonts w:ascii="Cambria Math" w:eastAsiaTheme="minorEastAsia" w:hAnsi="Cambria Math"/>
-                          </w:rPr>
-                        </m:ctrlPr>
-                      </m:fPr>
-                      <m:num>
-                        <m:r>
-                          <m:rPr>
-                            <m:sty m:val="p"/>
-                          </m:rPr>
-                          <w:rPr>
-                            <w:rFonts w:ascii="Cambria Math" w:eastAsiaTheme="minorEastAsia" w:hAnsi="Cambria Math"/>
-                          </w:rPr>
-                          <m:t>1</m:t>
-                        </m:r>
-                      </m:num>
-                      <m:den>
-                        <m:r>
-                          <w:rPr>
-                            <w:rFonts w:ascii="Cambria Math" w:eastAsiaTheme="minorEastAsia" w:hAnsi="Cambria Math"/>
-                          </w:rPr>
-                          <m:t>T</m:t>
-                        </m:r>
-                      </m:den>
-                    </m:f>
-                    <m:r>
-                      <w:rPr>
-                        <w:rFonts w:ascii="Cambria Math" w:eastAsiaTheme="minorEastAsia" w:hAnsi="Cambria Math"/>
-                      </w:rPr>
-                      <m:t>dQ</m:t>
-                    </m:r>
-                  </m:e>
-                </m:nary>
-              </m:oMath>
-            </m:oMathPara>
-          </w:p>
-        </w:tc>
-        <w:tc>
-          <w:tcPr>
-            <w:tcW w:w="1517" w:type="dxa"/>
-            <w:vAlign w:val="center"/>
-            <w:hideMark/>
-          </w:tcPr>
-          <w:p>
-            <w:pPr>
-              <w:pStyle w:val="Rovnice"/>
-              <w:ind w:firstLine="0"/>
-            </w:pPr>
-          </w:p>
-          <w:p>
-            <w:pPr>
-              <w:pStyle w:val="Pokraovn"/>
-            </w:pPr>
-          </w:p>
-        </w:tc>
-      </w:tr>
-    </w:tbl>
-    <w:p>
-      <w:pPr>
-        <w:rPr>
-          <w:noProof/>
-        </w:rPr>
-      </w:pPr>
-      <w:r>
-        <w:rPr>
-          <w:noProof/>
-        </w:rPr>
-        <w:lastRenderedPageBreak/>
-        <w:t>Vzorec pro měření entropie</w:t>
-      </w:r>
-      <w:r>
-        <w:rPr>
-          <w:noProof/>
-        </w:rPr>
-        <w:t>. Rovnice jsou bez slovního popisu.</w:t>
-      </w:r>
-    </w:p>
-    <w:p>
-      <w:pPr>
-        <w:keepNext/>
-      </w:pPr>
-      <w:r>
-        <w:rPr>
-          <w:noProof/>
-        </w:rPr>
-        <w:drawing>
-          <wp:inline distT="0" distB="0" distL="0" distR="0" wp14:anchorId="694589AA" wp14:editId="2BBF379E">
-            <wp:extent cx="4697730" cy="3740150"/>
-            <wp:effectExtent l="0" t="0" r="7620" b="0"/>
-            <wp:docPr id="64" name="Obrázek 64" descr="https://i.stack.imgur.com/yBqXs.png"/>
-            <wp:cNvGraphicFramePr/>
-            <a:graphic xmlns:a="http://schemas.openxmlformats.org/drawingml/2006/main">
-              <a:graphicData uri="http://schemas.openxmlformats.org/drawingml/2006/picture">
-                <pic:pic xmlns:pic="http://schemas.openxmlformats.org/drawingml/2006/picture">
-                  <pic:nvPicPr>
-                    <pic:cNvPr id="64" name="Obrázek 64" descr="https://i.stack.imgur.com/yBqXs.png"/>
-                    <pic:cNvPicPr/>
-                  </pic:nvPicPr>
-                  <pic:blipFill>
-                    <a:blip r:embed="rId12">
-                      <a:extLst>
-                        <a:ext uri="{28A0092B-C50C-407E-A947-70E740481C1C}">
-                          <a14:useLocalDpi xmlns:a14="http://schemas.microsoft.com/office/drawing/2010/main" val="0"/>
-                        </a:ext>
-                      </a:extLst>
-                    </a:blip>
-                    <a:srcRect/>
-                    <a:stretch>
-                      <a:fillRect/>
-                    </a:stretch>
-                  </pic:blipFill>
-                  <pic:spPr bwMode="auto">
-                    <a:xfrm>
-                      <a:off x="0" y="0"/>
-                      <a:ext cx="4697730" cy="3740150"/>
-                    </a:xfrm>
-                    <a:prstGeom prst="rect">
-                      <a:avLst/>
-                    </a:prstGeom>
-                    <a:noFill/>
-                    <a:ln>
-                      <a:noFill/>
-                    </a:ln>
-                  </pic:spPr>
-                </pic:pic>
-              </a:graphicData>
-            </a:graphic>
-          </wp:inline>
-        </w:drawing>
-      </w:r>
-    </w:p>
-    <w:p>
-      <w:pPr>
-        <w:pStyle w:val="Titulek"/>
-      </w:pPr>
-      <w:bookmarkStart w:id="147" w:name="_Toc147493614"/>
-      <w:bookmarkStart w:id="148" w:name="_Toc147493922"/>
-      <w:r>
-        <w:t xml:space="preserve">Obr. </w:t>
-      </w:r>
-      <w:fldSimple w:instr=" STYLEREF 1 \s ">
-        <w:r>
-          <w:rPr>
-            <w:noProof/>
-          </w:rPr>
-          <w:t>2</w:t>
-        </w:r>
-      </w:fldSimple>
-      <w:r>
-        <w:t>.</w:t>
-      </w:r>
-      <w:fldSimple w:instr=" SEQ Obr. \* ARABIC \s 1 ">
-        <w:r>
-          <w:rPr>
-            <w:noProof/>
-          </w:rPr>
-          <w:t>2</w:t>
-        </w:r>
-      </w:fldSimple>
-      <w:r>
-        <w:t xml:space="preserve"> Příklad umístění legendy obrázku</w:t>
-      </w:r>
-      <w:bookmarkEnd w:id="147"/>
-      <w:bookmarkEnd w:id="148"/>
-    </w:p>
-    <w:p>
-      <w:r>
-        <w:t>Titulek k</w:t>
-      </w:r>
-      <w:r>
-        <w:t>e</w:t>
-      </w:r>
-      <w:r>
-        <w:t> grafu a obrázku se píše pod objekt.</w:t>
-      </w:r>
-    </w:p>
-    <w:p>
-      <w:pPr>
-        <w:pStyle w:val="Titulek"/>
-      </w:pPr>
-      <w:bookmarkStart w:id="149" w:name="_Toc147493615"/>
-      <w:r>
-        <w:t xml:space="preserve">Tab. </w:t>
-      </w:r>
-      <w:fldSimple w:instr=" STYLEREF 1 \s ">
-        <w:r>
-          <w:rPr>
-            <w:noProof/>
-          </w:rPr>
-          <w:t>2</w:t>
-        </w:r>
-      </w:fldSimple>
-      <w:r>
-        <w:t>.</w:t>
-      </w:r>
-      <w:fldSimple w:instr=" SEQ Tab. \* ARABIC \s 1 ">
-        <w:r>
-          <w:rPr>
-            <w:noProof/>
-          </w:rPr>
-          <w:t>1</w:t>
-        </w:r>
-      </w:fldSimple>
-      <w:r>
-        <w:t xml:space="preserve"> Legenda k tabulce</w:t>
-      </w:r>
-      <w:bookmarkEnd w:id="149"/>
-    </w:p>
-    <w:tbl>
-      <w:tblPr>
-        <w:tblStyle w:val="Svtltabulkasmkou1"/>
-        <w:tblW w:w="0" w:type="auto"/>
-        <w:jc w:val="center"/>
-        <w:tblLook w:val="04A0" w:firstRow="1" w:lastRow="0" w:firstColumn="1" w:lastColumn="0" w:noHBand="0" w:noVBand="1"/>
-      </w:tblPr>
-      <w:tblGrid>
-        <w:gridCol w:w="1642"/>
-        <w:gridCol w:w="1642"/>
-        <w:gridCol w:w="1642"/>
-        <w:gridCol w:w="1642"/>
-      </w:tblGrid>
-      <w:tr>
-        <w:trPr>
-          <w:cnfStyle w:val="100000000000" w:firstRow="1" w:lastRow="0" w:firstColumn="0" w:lastColumn="0" w:oddVBand="0" w:evenVBand="0" w:oddHBand="0" w:evenHBand="0" w:firstRowFirstColumn="0" w:firstRowLastColumn="0" w:lastRowFirstColumn="0" w:lastRowLastColumn="0"/>
-          <w:jc w:val="center"/>
-        </w:trPr>
-        <w:tc>
-          <w:tcPr>
-            <w:cnfStyle w:val="001000000000" w:firstRow="0" w:lastRow="0" w:firstColumn="1" w:lastColumn="0" w:oddVBand="0" w:evenVBand="0" w:oddHBand="0" w:evenHBand="0" w:firstRowFirstColumn="0" w:firstRowLastColumn="0" w:lastRowFirstColumn="0" w:lastRowLastColumn="0"/>
-            <w:tcW w:w="1642" w:type="dxa"/>
-          </w:tcPr>
-          <w:p>
-            <w:r>
-              <w:t>Jméno</w:t>
-            </w:r>
-          </w:p>
-        </w:tc>
-        <w:tc>
-          <w:tcPr>
-            <w:tcW w:w="1642" w:type="dxa"/>
-          </w:tcPr>
-          <w:p>
-            <w:pPr>
-              <w:cnfStyle w:val="100000000000" w:firstRow="1" w:lastRow="0" w:firstColumn="0" w:lastColumn="0" w:oddVBand="0" w:evenVBand="0" w:oddHBand="0" w:evenHBand="0" w:firstRowFirstColumn="0" w:firstRowLastColumn="0" w:lastRowFirstColumn="0" w:lastRowLastColumn="0"/>
-            </w:pPr>
-            <w:r>
-              <w:t>Příjmení</w:t>
-            </w:r>
-          </w:p>
-        </w:tc>
-        <w:tc>
-          <w:tcPr>
-            <w:tcW w:w="1642" w:type="dxa"/>
-          </w:tcPr>
-          <w:p>
-            <w:pPr>
-              <w:cnfStyle w:val="100000000000" w:firstRow="1" w:lastRow="0" w:firstColumn="0" w:lastColumn="0" w:oddVBand="0" w:evenVBand="0" w:oddHBand="0" w:evenHBand="0" w:firstRowFirstColumn="0" w:firstRowLastColumn="0" w:lastRowFirstColumn="0" w:lastRowLastColumn="0"/>
-            </w:pPr>
-            <w:r>
-              <w:t>Body</w:t>
-            </w:r>
-          </w:p>
-        </w:tc>
-        <w:tc>
-          <w:tcPr>
-            <w:tcW w:w="1642" w:type="dxa"/>
-          </w:tcPr>
-          <w:p>
-            <w:pPr>
-              <w:cnfStyle w:val="100000000000" w:firstRow="1" w:lastRow="0" w:firstColumn="0" w:lastColumn="0" w:oddVBand="0" w:evenVBand="0" w:oddHBand="0" w:evenHBand="0" w:firstRowFirstColumn="0" w:firstRowLastColumn="0" w:lastRowFirstColumn="0" w:lastRowLastColumn="0"/>
-            </w:pPr>
-            <w:r>
-              <w:t>Známka</w:t>
-            </w:r>
-          </w:p>
-        </w:tc>
-      </w:tr>
-      <w:tr>
-        <w:trPr>
-          <w:jc w:val="center"/>
-        </w:trPr>
-        <w:tc>
-          <w:tcPr>
-            <w:cnfStyle w:val="001000000000" w:firstRow="0" w:lastRow="0" w:firstColumn="1" w:lastColumn="0" w:oddVBand="0" w:evenVBand="0" w:oddHBand="0" w:evenHBand="0" w:firstRowFirstColumn="0" w:firstRowLastColumn="0" w:lastRowFirstColumn="0" w:lastRowLastColumn="0"/>
-            <w:tcW w:w="1642" w:type="dxa"/>
-          </w:tcPr>
-          <w:p>
-            <w:r>
-              <w:t>Petr</w:t>
-            </w:r>
-          </w:p>
-        </w:tc>
-        <w:tc>
-          <w:tcPr>
-            <w:tcW w:w="1642" w:type="dxa"/>
-          </w:tcPr>
-          <w:p>
-            <w:pPr>
-              <w:cnfStyle w:val="000000000000" w:firstRow="0" w:lastRow="0" w:firstColumn="0" w:lastColumn="0" w:oddVBand="0" w:evenVBand="0" w:oddHBand="0" w:evenHBand="0" w:firstRowFirstColumn="0" w:firstRowLastColumn="0" w:lastRowFirstColumn="0" w:lastRowLastColumn="0"/>
-            </w:pPr>
-            <w:r>
-              <w:t>Novák</w:t>
-            </w:r>
-          </w:p>
-        </w:tc>
-        <w:tc>
-          <w:tcPr>
-            <w:tcW w:w="1642" w:type="dxa"/>
-          </w:tcPr>
-          <w:p>
-            <w:pPr>
-              <w:cnfStyle w:val="000000000000" w:firstRow="0" w:lastRow="0" w:firstColumn="0" w:lastColumn="0" w:oddVBand="0" w:evenVBand="0" w:oddHBand="0" w:evenHBand="0" w:firstRowFirstColumn="0" w:firstRowLastColumn="0" w:lastRowFirstColumn="0" w:lastRowLastColumn="0"/>
-            </w:pPr>
-            <w:r>
-              <w:t>25</w:t>
-            </w:r>
-          </w:p>
-        </w:tc>
-        <w:tc>
-          <w:tcPr>
-            <w:tcW w:w="1642" w:type="dxa"/>
-          </w:tcPr>
-          <w:p>
-            <w:pPr>
-              <w:cnfStyle w:val="000000000000" w:firstRow="0" w:lastRow="0" w:firstColumn="0" w:lastColumn="0" w:oddVBand="0" w:evenVBand="0" w:oddHBand="0" w:evenHBand="0" w:firstRowFirstColumn="0" w:firstRowLastColumn="0" w:lastRowFirstColumn="0" w:lastRowLastColumn="0"/>
-            </w:pPr>
-            <w:r>
-              <w:t>4</w:t>
-            </w:r>
-          </w:p>
-        </w:tc>
-      </w:tr>
-      <w:tr>
-        <w:trPr>
-          <w:jc w:val="center"/>
-        </w:trPr>
-        <w:tc>
-          <w:tcPr>
-            <w:cnfStyle w:val="001000000000" w:firstRow="0" w:lastRow="0" w:firstColumn="1" w:lastColumn="0" w:oddVBand="0" w:evenVBand="0" w:oddHBand="0" w:evenHBand="0" w:firstRowFirstColumn="0" w:firstRowLastColumn="0" w:lastRowFirstColumn="0" w:lastRowLastColumn="0"/>
-            <w:tcW w:w="1642" w:type="dxa"/>
-          </w:tcPr>
-          <w:p>
-            <w:r>
-              <w:t>Karel</w:t>
-            </w:r>
-          </w:p>
-        </w:tc>
-        <w:tc>
-          <w:tcPr>
-            <w:tcW w:w="1642" w:type="dxa"/>
-          </w:tcPr>
-          <w:p>
-            <w:pPr>
-              <w:cnfStyle w:val="000000000000" w:firstRow="0" w:lastRow="0" w:firstColumn="0" w:lastColumn="0" w:oddVBand="0" w:evenVBand="0" w:oddHBand="0" w:evenHBand="0" w:firstRowFirstColumn="0" w:firstRowLastColumn="0" w:lastRowFirstColumn="0" w:lastRowLastColumn="0"/>
-            </w:pPr>
-            <w:r>
-              <w:t>Kolář</w:t>
-            </w:r>
-          </w:p>
-        </w:tc>
-        <w:tc>
-          <w:tcPr>
-            <w:tcW w:w="1642" w:type="dxa"/>
-          </w:tcPr>
-          <w:p>
-            <w:pPr>
-              <w:cnfStyle w:val="000000000000" w:firstRow="0" w:lastRow="0" w:firstColumn="0" w:lastColumn="0" w:oddVBand="0" w:evenVBand="0" w:oddHBand="0" w:evenHBand="0" w:firstRowFirstColumn="0" w:firstRowLastColumn="0" w:lastRowFirstColumn="0" w:lastRowLastColumn="0"/>
-            </w:pPr>
-            <w:r>
-              <w:t>36</w:t>
-            </w:r>
-          </w:p>
-        </w:tc>
-        <w:tc>
-          <w:tcPr>
-            <w:tcW w:w="1642" w:type="dxa"/>
-          </w:tcPr>
-          <w:p>
-            <w:pPr>
-              <w:cnfStyle w:val="000000000000" w:firstRow="0" w:lastRow="0" w:firstColumn="0" w:lastColumn="0" w:oddVBand="0" w:evenVBand="0" w:oddHBand="0" w:evenHBand="0" w:firstRowFirstColumn="0" w:firstRowLastColumn="0" w:lastRowFirstColumn="0" w:lastRowLastColumn="0"/>
-            </w:pPr>
-            <w:r>
-              <w:t>3</w:t>
-            </w:r>
-          </w:p>
-        </w:tc>
-      </w:tr>
-      <w:tr>
-        <w:trPr>
-          <w:jc w:val="center"/>
-        </w:trPr>
-        <w:tc>
-          <w:tcPr>
-            <w:cnfStyle w:val="001000000000" w:firstRow="0" w:lastRow="0" w:firstColumn="1" w:lastColumn="0" w:oddVBand="0" w:evenVBand="0" w:oddHBand="0" w:evenHBand="0" w:firstRowFirstColumn="0" w:firstRowLastColumn="0" w:lastRowFirstColumn="0" w:lastRowLastColumn="0"/>
-            <w:tcW w:w="1642" w:type="dxa"/>
-          </w:tcPr>
-          <w:p>
-            <w:r>
-              <w:t>Martin</w:t>
-            </w:r>
-          </w:p>
-        </w:tc>
-        <w:tc>
-          <w:tcPr>
-            <w:tcW w:w="1642" w:type="dxa"/>
-          </w:tcPr>
-          <w:p>
-            <w:pPr>
-              <w:cnfStyle w:val="000000000000" w:firstRow="0" w:lastRow="0" w:firstColumn="0" w:lastColumn="0" w:oddVBand="0" w:evenVBand="0" w:oddHBand="0" w:evenHBand="0" w:firstRowFirstColumn="0" w:firstRowLastColumn="0" w:lastRowFirstColumn="0" w:lastRowLastColumn="0"/>
-            </w:pPr>
-            <w:r>
-              <w:t>Pokorný</w:t>
-            </w:r>
-          </w:p>
-        </w:tc>
-        <w:tc>
-          <w:tcPr>
-            <w:tcW w:w="1642" w:type="dxa"/>
-          </w:tcPr>
-          <w:p>
-            <w:pPr>
-              <w:cnfStyle w:val="000000000000" w:firstRow="0" w:lastRow="0" w:firstColumn="0" w:lastColumn="0" w:oddVBand="0" w:evenVBand="0" w:oddHBand="0" w:evenHBand="0" w:firstRowFirstColumn="0" w:firstRowLastColumn="0" w:lastRowFirstColumn="0" w:lastRowLastColumn="0"/>
-            </w:pPr>
-            <w:r>
-              <w:t>89</w:t>
-            </w:r>
-          </w:p>
-        </w:tc>
-        <w:tc>
-          <w:tcPr>
-            <w:tcW w:w="1642" w:type="dxa"/>
-          </w:tcPr>
-          <w:p>
-            <w:pPr>
-              <w:cnfStyle w:val="000000000000" w:firstRow="0" w:lastRow="0" w:firstColumn="0" w:lastColumn="0" w:oddVBand="0" w:evenVBand="0" w:oddHBand="0" w:evenHBand="0" w:firstRowFirstColumn="0" w:firstRowLastColumn="0" w:lastRowFirstColumn="0" w:lastRowLastColumn="0"/>
-            </w:pPr>
-            <w:r>
-              <w:t>1</w:t>
-            </w:r>
-          </w:p>
-        </w:tc>
-      </w:tr>
-    </w:tbl>
-    <w:p>
-      <w:bookmarkStart w:id="150" w:name="_Toc144746932"/>
-      <w:bookmarkStart w:id="151" w:name="_Toc515880894"/>
-      <w:r>
-        <w:t>T</w:t>
-      </w:r>
-      <w:r>
-        <w:t>itulek tabulky se píše nad tabulku.</w:t>
-      </w:r>
-    </w:p>
-    <w:p>
-      <w:r>
-        <w:t>Vložený objekt musí být vždy okomentován. Je nutné napsat před a za objekt alespoň jeden odstavec textu.</w:t>
-      </w:r>
-    </w:p>
-    <w:p>
-      <w:pPr>
-        <w:pStyle w:val="Nadpis2"/>
-      </w:pPr>
-      <w:bookmarkStart w:id="152" w:name="_Toc147495637"/>
-      <w:r>
-        <w:lastRenderedPageBreak/>
-        <w:t>Řazení a struktura kapitol</w:t>
-      </w:r>
-      <w:bookmarkEnd w:id="150"/>
-      <w:bookmarkEnd w:id="151"/>
-      <w:bookmarkEnd w:id="152"/>
-    </w:p>
-    <w:p>
-      <w:r>
-        <w:t>Z hlediska přehlednosti každá nová kapitola (Nadpis 1) začíná na novém listu. První kapitola bývá zaměřena na rešeršní část, tedy definice pojmů, vymezení studované oblasti apod. Druhá a následující kapitoly jsou zaměřeny na řešení samotného problému.</w:t>
-      </w:r>
-    </w:p>
-    <w:p>
-      <w:pPr>
-        <w:pStyle w:val="Nadpis2"/>
-      </w:pPr>
-      <w:bookmarkStart w:id="153" w:name="_Toc144753404"/>
-      <w:bookmarkStart w:id="154" w:name="_Toc144746934"/>
-      <w:bookmarkStart w:id="155" w:name="_Toc515880896"/>
-      <w:bookmarkStart w:id="156" w:name="_Toc147495638"/>
-      <w:r>
-        <w:t>Závěr</w:t>
-      </w:r>
-      <w:bookmarkEnd w:id="153"/>
-      <w:bookmarkEnd w:id="154"/>
-      <w:bookmarkEnd w:id="155"/>
-      <w:bookmarkEnd w:id="156"/>
-    </w:p>
-    <w:p>
-      <w:r>
-        <w:t>Závěr obsahuje stručné s</w:t>
-      </w:r>
-      <w:r>
-        <w:t xml:space="preserve">hrnutí získaných poznatků, uvedení dalších možných postupů či řešení, hodnocení dostupné odborné literatury, ze které bylo čerpáno. </w:t>
-      </w:r>
-      <w:r>
-        <w:t>Závěr by měl obsahovat kritick</w:t>
-      </w:r>
-      <w:r>
-        <w:t>é</w:t>
-      </w:r>
-      <w:r>
-        <w:t xml:space="preserve"> </w:t>
-      </w:r>
-      <w:r>
-        <w:t>porovnání</w:t>
-      </w:r>
-      <w:r>
-        <w:t xml:space="preserve"> záměru </w:t>
-      </w:r>
-      <w:r>
-        <w:t xml:space="preserve">práce </w:t>
-      </w:r>
-      <w:r>
-        <w:t>a</w:t>
-      </w:r>
-      <w:r>
-        <w:t> </w:t>
-      </w:r>
-      <w:r>
-        <w:t xml:space="preserve">dosažených výsledků, </w:t>
-      </w:r>
-      <w:r>
-        <w:t>s</w:t>
-      </w:r>
-      <w:r>
-        <w:t xml:space="preserve">rovnání </w:t>
-      </w:r>
-      <w:r>
-        <w:t xml:space="preserve">dosažených výsledků </w:t>
-      </w:r>
-      <w:r>
-        <w:t>s</w:t>
-      </w:r>
-      <w:r>
-        <w:t> </w:t>
-      </w:r>
-      <w:r>
-        <w:t>dosud známými poznatky</w:t>
-      </w:r>
-      <w:r>
-        <w:t xml:space="preserve"> a</w:t>
-      </w:r>
-      <w:r>
-        <w:t xml:space="preserve"> </w:t>
-      </w:r>
-      <w:r>
-        <w:t>popis</w:t>
-      </w:r>
-      <w:r>
-        <w:t xml:space="preserve"> odlišnost</w:t>
-      </w:r>
-      <w:r>
-        <w:t>í</w:t>
-      </w:r>
-      <w:r>
-        <w:t xml:space="preserve"> od</w:t>
-      </w:r>
-      <w:r>
-        <w:t> </w:t>
-      </w:r>
-      <w:r>
-        <w:t>do</w:t>
-      </w:r>
-      <w:r>
-        <w:t>po</w:t>
-      </w:r>
-      <w:r>
-        <w:t>sud znám</w:t>
-      </w:r>
-      <w:r>
-        <w:t>ých skutečností</w:t>
-      </w:r>
-      <w:r>
-        <w:t xml:space="preserve">. </w:t>
-      </w:r>
-      <w:r>
-        <w:t>Závěr může naznačit praktické</w:t>
-      </w:r>
-      <w:r>
-        <w:t xml:space="preserve"> uplatnění výsledků práce. </w:t>
-      </w:r>
-    </w:p>
-    <w:p>
-      <w:pPr>
-        <w:pStyle w:val="Nadpis2"/>
-      </w:pPr>
-      <w:bookmarkStart w:id="157" w:name="_Toc144753405"/>
-      <w:bookmarkStart w:id="158" w:name="_Toc144746935"/>
-      <w:bookmarkStart w:id="159" w:name="_Toc515880897"/>
-      <w:bookmarkStart w:id="160" w:name="_Toc147495639"/>
-      <w:r>
-        <w:rPr>
-          <w:rFonts w:eastAsiaTheme="minorEastAsia"/>
-        </w:rPr>
-        <w:t xml:space="preserve">Seznam použitých </w:t>
-      </w:r>
-      <w:bookmarkEnd w:id="157"/>
-      <w:bookmarkEnd w:id="158"/>
-      <w:bookmarkEnd w:id="159"/>
-      <w:r>
-        <w:rPr>
-          <w:rFonts w:eastAsiaTheme="minorEastAsia"/>
-        </w:rPr>
-        <w:t>zdrojů</w:t>
-      </w:r>
-      <w:bookmarkEnd w:id="160"/>
-    </w:p>
-    <w:p>
-      <w:r>
-        <w:t xml:space="preserve">Účelem této části je zaznamenání publikací, jež byly využity v maturitní práci. </w:t>
-      </w:r>
-    </w:p>
-    <w:p>
-      <w:pPr>
-        <w:rPr>
-          <w:color w:val="010302"/>
-        </w:rPr>
-      </w:pPr>
-      <w:r>
-        <w:t>Citace</w:t>
-      </w:r>
-      <w:r>
-        <w:rPr>
-          <w:spacing w:val="33"/>
-        </w:rPr>
-        <w:t xml:space="preserve"> </w:t>
-      </w:r>
-      <w:r>
-        <w:t>se</w:t>
-      </w:r>
-      <w:r>
-        <w:rPr>
-          <w:spacing w:val="33"/>
-        </w:rPr>
-        <w:t xml:space="preserve"> </w:t>
-      </w:r>
-      <w:r>
-        <w:t>řídí</w:t>
-      </w:r>
-      <w:r>
-        <w:rPr>
-          <w:spacing w:val="33"/>
-        </w:rPr>
-        <w:t xml:space="preserve"> </w:t>
-      </w:r>
-      <w:r>
-        <w:t>normou</w:t>
-      </w:r>
-      <w:r>
-        <w:rPr>
-          <w:spacing w:val="33"/>
-        </w:rPr>
-        <w:t xml:space="preserve"> </w:t>
-      </w:r>
-      <w:r>
-        <w:t>ČSN</w:t>
-      </w:r>
-      <w:r>
-        <w:rPr>
-          <w:spacing w:val="-21"/>
-        </w:rPr>
-        <w:t xml:space="preserve"> </w:t>
-      </w:r>
-      <w:r>
-        <w:rPr>
-          <w:spacing w:val="-6"/>
-        </w:rPr>
-        <w:t>I</w:t>
-      </w:r>
-      <w:r>
-        <w:t>SO</w:t>
-      </w:r>
-      <w:r>
-        <w:rPr>
-          <w:spacing w:val="33"/>
-        </w:rPr>
-        <w:t xml:space="preserve"> </w:t>
-      </w:r>
-      <w:r>
-        <w:t>690</w:t>
-      </w:r>
-      <w:r>
-        <w:rPr>
-          <w:spacing w:val="-21"/>
-        </w:rPr>
-        <w:t xml:space="preserve"> </w:t>
-      </w:r>
-      <w:r>
-        <w:t>Biblio</w:t>
-      </w:r>
-      <w:r>
-        <w:rPr>
-          <w:spacing w:val="-3"/>
-        </w:rPr>
-        <w:t>g</w:t>
-      </w:r>
-      <w:r>
-        <w:t>rafické</w:t>
-      </w:r>
-      <w:r>
-        <w:rPr>
-          <w:spacing w:val="33"/>
-        </w:rPr>
-        <w:t xml:space="preserve"> </w:t>
-      </w:r>
-      <w:r>
-        <w:t>citace.</w:t>
-      </w:r>
-      <w:sdt>
-        <w:sdtPr>
-          <w:id w:val="-143280339"/>
-          <w:citation/>
-        </w:sdtPr>
-        <w:sdtEndPr/>
-        <w:sdtContent>
-          <w:r>
-            <w:fldChar w:fldCharType="begin"/>
-          </w:r>
-          <w:r>
-            <w:instrText xml:space="preserve"> CITATION tWAcH9ap8QHZOQkL </w:instrText>
-          </w:r>
-          <w:r>
-            <w:fldChar w:fldCharType="separate"/>
-          </w:r>
-          <w:r>
-            <w:rPr>
-              <w:noProof/>
-            </w:rPr>
-            <w:t xml:space="preserve"> [1]</w:t>
-          </w:r>
-          <w:r>
-            <w:fldChar w:fldCharType="end"/>
-          </w:r>
-        </w:sdtContent>
-      </w:sdt>
-      <w:r>
-        <w:rPr>
-          <w:spacing w:val="33"/>
-        </w:rPr>
-        <w:t xml:space="preserve"> </w:t>
-      </w:r>
-      <w:r>
-        <w:t>V případě</w:t>
-      </w:r>
-      <w:r>
-        <w:rPr>
-          <w:spacing w:val="33"/>
-        </w:rPr>
-        <w:t xml:space="preserve"> </w:t>
-      </w:r>
-      <w:r>
-        <w:t>doslovné</w:t>
-      </w:r>
-      <w:r>
-        <w:rPr>
-          <w:spacing w:val="33"/>
-        </w:rPr>
-        <w:t xml:space="preserve"> </w:t>
-      </w:r>
-      <w:r>
-        <w:t>citace</w:t>
-      </w:r>
-      <w:r>
-        <w:rPr>
-          <w:spacing w:val="33"/>
-        </w:rPr>
-        <w:t xml:space="preserve"> </w:t>
-      </w:r>
-      <w:r>
-        <w:t>je potřebné citovan</w:t>
-      </w:r>
-      <w:r>
-        <w:rPr>
-          <w:spacing w:val="-5"/>
-        </w:rPr>
-        <w:t>ý</w:t>
-      </w:r>
-      <w:r>
-        <w:t xml:space="preserve"> text grafick</w:t>
-      </w:r>
-      <w:r>
-        <w:rPr>
-          <w:spacing w:val="-5"/>
-        </w:rPr>
-        <w:t>y</w:t>
-      </w:r>
-      <w:r>
-        <w:t xml:space="preserve"> odlišit od ostatního textu, ohraničit apostrofem, případně ještě</w:t>
-      </w:r>
-      <w:r>
-        <w:rPr>
-          <w:spacing w:val="22"/>
-        </w:rPr>
-        <w:t xml:space="preserve"> </w:t>
-      </w:r>
-      <w:r>
-        <w:t>kurzívou.</w:t>
-      </w:r>
-      <w:r>
-        <w:rPr>
-          <w:spacing w:val="22"/>
-        </w:rPr>
-        <w:t xml:space="preserve"> </w:t>
-      </w:r>
-      <w:r>
-        <w:t>Odkaz</w:t>
-      </w:r>
-      <w:r>
-        <w:rPr>
-          <w:spacing w:val="22"/>
-        </w:rPr>
-        <w:t xml:space="preserve"> </w:t>
-      </w:r>
-      <w:r>
-        <w:t>na</w:t>
-      </w:r>
-      <w:r>
-        <w:rPr>
-          <w:spacing w:val="22"/>
-        </w:rPr>
-        <w:t xml:space="preserve"> </w:t>
-      </w:r>
-      <w:r>
-        <w:t>citovan</w:t>
-      </w:r>
-      <w:r>
-        <w:rPr>
-          <w:spacing w:val="-5"/>
-        </w:rPr>
-        <w:t>ý</w:t>
-      </w:r>
-      <w:r>
-        <w:rPr>
-          <w:spacing w:val="22"/>
-        </w:rPr>
-        <w:t xml:space="preserve"> </w:t>
-      </w:r>
-      <w:r>
-        <w:t>zdroj,</w:t>
-      </w:r>
-      <w:r>
-        <w:rPr>
-          <w:spacing w:val="22"/>
-        </w:rPr>
-        <w:t xml:space="preserve"> </w:t>
-      </w:r>
-      <w:r>
-        <w:t>jehož</w:t>
-      </w:r>
-      <w:r>
-        <w:rPr>
-          <w:spacing w:val="22"/>
-        </w:rPr>
-        <w:t xml:space="preserve"> </w:t>
-      </w:r>
-      <w:r>
-        <w:t>plná</w:t>
-      </w:r>
-      <w:r>
-        <w:rPr>
-          <w:spacing w:val="22"/>
-        </w:rPr>
-        <w:t xml:space="preserve"> </w:t>
-      </w:r>
-      <w:r>
-        <w:t>citace</w:t>
-      </w:r>
-      <w:r>
-        <w:rPr>
-          <w:spacing w:val="22"/>
-        </w:rPr>
-        <w:t xml:space="preserve"> </w:t>
-      </w:r>
-      <w:r>
-        <w:t>bude</w:t>
-      </w:r>
-      <w:r>
-        <w:rPr>
-          <w:spacing w:val="22"/>
-        </w:rPr>
-        <w:t xml:space="preserve"> </w:t>
-      </w:r>
-      <w:r>
-        <w:t>uvedena</w:t>
-      </w:r>
-      <w:r>
-        <w:rPr>
-          <w:spacing w:val="22"/>
-        </w:rPr>
-        <w:t xml:space="preserve"> </w:t>
-      </w:r>
-      <w:r>
-        <w:t>v soupisu literatur</w:t>
-      </w:r>
-      <w:r>
-        <w:rPr>
-          <w:spacing w:val="-5"/>
-        </w:rPr>
-        <w:t>y</w:t>
-      </w:r>
-      <w:r>
-        <w:t xml:space="preserve"> na konci práce, se uvede přímo za doslovně citovan</w:t>
-      </w:r>
-      <w:r>
-        <w:rPr>
-          <w:spacing w:val="-5"/>
-        </w:rPr>
-        <w:t>ý</w:t>
-      </w:r>
-      <w:r>
-        <w:t xml:space="preserve"> text.</w:t>
-      </w:r>
-    </w:p>
-    <w:p>
-      <w:r>
-        <w:t>Citování zdrojů se provádí v hranatých závorkách, používá se metoda číselných odkazů. Tento seznam je vždy seřazen dle výskytu citací v textu práce. Necitování použité literatury je považováno za plagiátorství.</w:t>
-      </w:r>
-    </w:p>
-    <w:p>
-      <w:pPr>
-        <w:pStyle w:val="Nadpis2"/>
-      </w:pPr>
-      <w:bookmarkStart w:id="161" w:name="_Toc144753406"/>
-      <w:bookmarkStart w:id="162" w:name="_Toc144746936"/>
-      <w:bookmarkStart w:id="163" w:name="_Toc515880898"/>
-      <w:bookmarkStart w:id="164" w:name="_Toc147495640"/>
-      <w:r>
-        <w:t>Seznam použitých symbolů a zkratek</w:t>
-      </w:r>
-      <w:bookmarkEnd w:id="161"/>
-      <w:bookmarkEnd w:id="162"/>
-      <w:bookmarkEnd w:id="163"/>
-      <w:bookmarkEnd w:id="164"/>
-    </w:p>
-    <w:p>
-      <w:r>
-        <w:t xml:space="preserve">Seznam symbolů a zkratech je vytvořen pomocí tabulky. Zkratky a názvy veličin jsou psány stylem </w:t>
-      </w:r>
-      <w:r>
-        <w:rPr>
-          <w:i/>
-        </w:rPr>
-        <w:t>Normální</w:t>
-      </w:r>
-      <w:r>
-        <w:t xml:space="preserve"> a jednotky jsou vytvořeny pomocí nástroje </w:t>
-      </w:r>
-      <w:r>
-        <w:rPr>
-          <w:i/>
-        </w:rPr>
-        <w:t>rovnice</w:t>
-      </w:r>
-      <w:r>
-        <w:t>. Pro přidání řádku je potřeba kliknout pravým tlačítkem myši do posledního řádku tabulky a</w:t>
-      </w:r>
-      <w:r>
-        <w:t> </w:t>
-      </w:r>
-      <w:r>
-        <w:t>z</w:t>
-      </w:r>
-      <w:r>
-        <w:t> </w:t>
-      </w:r>
-      <w:r>
-        <w:t>nabídky</w:t>
-      </w:r>
-      <w:r>
-        <w:rPr>
-          <w:i/>
-        </w:rPr>
-        <w:t xml:space="preserve"> vložit</w:t>
-      </w:r>
-      <w:r>
-        <w:t xml:space="preserve"> vybrat možnost </w:t>
-      </w:r>
-      <w:r>
-        <w:rPr>
-          <w:i/>
-        </w:rPr>
-        <w:t>vložit pod</w:t>
-      </w:r>
-      <w:r>
-        <w:t xml:space="preserve">. Pro odstranění pak obdobně vybrat možnost </w:t>
-      </w:r>
-      <w:r>
-        <w:rPr>
-          <w:i/>
-        </w:rPr>
-        <w:t>odstranit celý řádek</w:t>
-      </w:r>
-      <w:r>
-        <w:t>.</w:t>
-      </w:r>
-    </w:p>
-    <w:p>
-      <w:pPr>
-        <w:pStyle w:val="Nadpis2"/>
-      </w:pPr>
-      <w:bookmarkStart w:id="165" w:name="_Toc144753407"/>
-      <w:bookmarkStart w:id="166" w:name="_Toc144746937"/>
-      <w:bookmarkStart w:id="167" w:name="_Toc515880899"/>
-      <w:bookmarkStart w:id="168" w:name="_Toc147495641"/>
-      <w:r>
-        <w:lastRenderedPageBreak/>
-        <w:t>Seznamy</w:t>
-      </w:r>
-      <w:r>
-        <w:t xml:space="preserve"> použitých obrázků a tabulek</w:t>
-      </w:r>
-      <w:bookmarkEnd w:id="165"/>
-      <w:bookmarkEnd w:id="166"/>
-      <w:bookmarkEnd w:id="167"/>
-      <w:bookmarkEnd w:id="168"/>
-    </w:p>
-    <w:p>
-      <w:r>
-        <w:t>Tyto seznamy se vytvářejí automaticky dle použitých stylů. Seznamy je potřeba aktualizovat kliknutím pravého tlačítka myši na první položku seznamu a následným výběrem možnosti aktualizovat pole (nebo kliknutím na první položku seznamu a</w:t>
-      </w:r>
-      <w:r>
-        <w:t> </w:t>
-      </w:r>
-      <w:r>
-        <w:t>stiskem F9).</w:t>
-      </w:r>
-    </w:p>
-    <w:p>
-      <w:pPr>
-        <w:pStyle w:val="Nadpis2"/>
-      </w:pPr>
-      <w:bookmarkStart w:id="169" w:name="_Toc144753408"/>
-      <w:bookmarkStart w:id="170" w:name="_Toc144746938"/>
-      <w:bookmarkStart w:id="171" w:name="_Toc515880900"/>
-      <w:bookmarkStart w:id="172" w:name="_Toc147495642"/>
-      <w:r>
-        <w:t>Seznam příloh</w:t>
-      </w:r>
-      <w:bookmarkEnd w:id="169"/>
-      <w:bookmarkEnd w:id="170"/>
-      <w:bookmarkEnd w:id="171"/>
-      <w:bookmarkEnd w:id="172"/>
-    </w:p>
-    <w:p>
-      <w:r>
-        <w:t>Seznam příloh je nutné vyplnit ručně.</w:t>
-      </w:r>
-    </w:p>
-    <w:p>
-      <w:pPr>
-        <w:pStyle w:val="uvodzaver"/>
-      </w:pPr>
-      <w:bookmarkStart w:id="173" w:name="_Toc144753409"/>
-      <w:bookmarkStart w:id="174" w:name="_Toc144746940"/>
-      <w:bookmarkStart w:id="175" w:name="_Toc515880902"/>
-      <w:bookmarkStart w:id="176" w:name="_Toc147495643"/>
-      <w:r>
-        <w:lastRenderedPageBreak/>
-        <w:t>Z</w:t>
-      </w:r>
-      <w:bookmarkEnd w:id="173"/>
-      <w:bookmarkEnd w:id="174"/>
-      <w:bookmarkEnd w:id="175"/>
-      <w:r>
-        <w:t>ávěr</w:t>
-      </w:r>
-      <w:bookmarkEnd w:id="176"/>
-    </w:p>
-    <w:p>
-      <w:r>
-        <w:t xml:space="preserve">Vytvořená šablona maturitních prací </w:t>
-      </w:r>
-      <w:r>
-        <w:t>obsahuje</w:t>
-      </w:r>
-      <w:r>
-        <w:t xml:space="preserve"> formální požadavky maturitních prací</w:t>
-      </w:r>
-      <w:r>
-        <w:t xml:space="preserve"> na SPŠT Třebíč. Jedná se zejména o</w:t>
-      </w:r>
-      <w:r>
-        <w:t xml:space="preserve"> </w:t>
-      </w:r>
-      <w:r>
-        <w:t>upravené styly v dokumentu</w:t>
-      </w:r>
-      <w:r>
-        <w:t>, podrobný popis jednotlivých částí maturitní pr</w:t>
-      </w:r>
-      <w:r>
-        <w:t>á</w:t>
-      </w:r>
-      <w:r>
-        <w:t>c</w:t>
-      </w:r>
-      <w:r>
-        <w:t>e</w:t>
-      </w:r>
-      <w:r>
-        <w:t xml:space="preserve"> a je</w:t>
-      </w:r>
-      <w:r>
-        <w:t>jího</w:t>
-      </w:r>
-      <w:r>
-        <w:t xml:space="preserve"> obsahu, snadno editovatelné záhlaví a zápatí s automatickým číslováním stránek a propojení stylů se seznamy a obsahem.</w:t>
-      </w:r>
-    </w:p>
-    <w:p/>
-    <w:p>
-      <w:pPr>
-        <w:pStyle w:val="uvodzaver"/>
-      </w:pPr>
-      <w:bookmarkStart w:id="177" w:name="_Toc144753410"/>
-      <w:bookmarkStart w:id="178" w:name="_Toc144746941"/>
-      <w:bookmarkStart w:id="179" w:name="_Toc515880903"/>
-      <w:bookmarkStart w:id="180" w:name="_Toc147495644"/>
-      <w:r>
-        <w:lastRenderedPageBreak/>
-        <w:t>S</w:t>
-      </w:r>
-      <w:bookmarkEnd w:id="177"/>
-      <w:bookmarkEnd w:id="178"/>
-      <w:bookmarkEnd w:id="179"/>
-      <w:r>
-        <w:t>eznam použitých zdrojů</w:t>
-      </w:r>
-      <w:bookmarkEnd w:id="180"/>
-    </w:p>
-    <w:p>
-      <w:pPr>
-        <w:pStyle w:val="Seznampouitliteratury"/>
-      </w:pPr>
-      <w:bookmarkStart w:id="181" w:name="_Ref147318269"/>
-      <w:r>
-        <w:rPr>
-          <w:caps/>
-        </w:rPr>
-        <w:t>Citace</w:t>
-      </w:r>
-      <w:r>
-        <w:rPr>
-          <w:caps/>
-        </w:rPr>
-        <w:t>.com</w:t>
-      </w:r>
-      <w:r>
-        <w:t xml:space="preserve">. </w:t>
-      </w:r>
-      <w:r>
-        <w:rPr>
-          <w:i/>
-        </w:rPr>
-        <w:t>Výklad normy ČSN ISO 690</w:t>
-      </w:r>
-      <w:r>
-        <w:t xml:space="preserve">. Online. </w:t>
-      </w:r>
-      <w:r>
-        <w:t xml:space="preserve">Brno: Citace.com, 2023. </w:t>
-      </w:r>
-      <w:r>
-        <w:t xml:space="preserve">Dostupné z: </w:t>
-      </w:r>
-      <w:hyperlink r:id="rId13" w:history="1">
-        <w:r>
-          <w:rPr>
-            <w:rStyle w:val="Hypertextovodkaz"/>
-            <w:color w:val="auto"/>
-            <w:u w:val="none"/>
-          </w:rPr>
-          <w:t>https://www.citace.com/Vyklad-CSN-ISO-690-2022.pdf</w:t>
-        </w:r>
-      </w:hyperlink>
-      <w:r>
-        <w:t xml:space="preserve">. </w:t>
-      </w:r>
-      <w:r>
-        <w:t>[cit. 2023-</w:t>
-      </w:r>
-      <w:r>
-        <w:t>10</w:t>
-      </w:r>
-      <w:r>
-        <w:t>-</w:t>
-      </w:r>
-      <w:r>
-        <w:t>04</w:t>
-      </w:r>
-      <w:r>
-        <w:t>].</w:t>
-      </w:r>
-      <w:bookmarkEnd w:id="181"/>
-      <w:r>
-        <w:t xml:space="preserve"> </w:t>
-      </w:r>
-    </w:p>
-    <w:p>
-      <w:pPr>
-        <w:pStyle w:val="Seznampouitliteratury"/>
-      </w:pPr>
-      <w:bookmarkStart w:id="182" w:name="_Ref147318297"/>
-      <w:r>
-        <w:rPr>
-          <w:caps/>
-        </w:rPr>
-        <w:t>Didacticus</w:t>
-      </w:r>
-      <w:r>
-        <w:t xml:space="preserve">. </w:t>
-      </w:r>
-      <w:r>
-        <w:rPr>
-          <w:i/>
-        </w:rPr>
-        <w:t>Normostrana: kolik má znaků, jak zjistit jejich počet a další důležité informace.</w:t>
-      </w:r>
-      <w:r>
-        <w:t xml:space="preserve"> Online. </w:t>
-      </w:r>
-      <w:r>
-        <w:t xml:space="preserve">Praha: </w:t>
-      </w:r>
-      <w:proofErr w:type="spellStart"/>
-      <w:r>
-        <w:t>Didacticus</w:t>
-      </w:r>
-      <w:proofErr w:type="spellEnd"/>
-      <w:r>
-        <w:t xml:space="preserve">, </w:t>
-      </w:r>
-      <w:r>
-        <w:t xml:space="preserve">c2011-2020. </w:t>
-      </w:r>
-      <w:r>
-        <w:t xml:space="preserve">Dostupné z: </w:t>
-      </w:r>
-      <w:hyperlink r:id="rId14" w:history="1">
-        <w:r>
-          <w:rPr>
-            <w:rStyle w:val="Hypertextovodkaz"/>
-            <w:color w:val="auto"/>
-            <w:u w:val="none"/>
-          </w:rPr>
-          <w:t>https://didacticus.cz/normostrana</w:t>
-        </w:r>
-      </w:hyperlink>
-      <w:r>
-        <w:t>. [cit. 2023-09-11].</w:t>
-      </w:r>
-      <w:bookmarkEnd w:id="182"/>
-    </w:p>
-    <w:p>
-      <w:pPr>
-        <w:pStyle w:val="Seznampouitliteratury"/>
-      </w:pPr>
-      <w:bookmarkStart w:id="183" w:name="_Ref147317991"/>
-      <w:r>
-        <w:rPr>
-          <w:caps/>
-        </w:rPr>
-        <w:t>Ústav pro jazyk český</w:t>
-      </w:r>
-      <w:r>
-        <w:rPr>
-          <w:caps/>
-        </w:rPr>
-        <w:t xml:space="preserve"> AV ČR. </w:t>
-      </w:r>
-      <w:r>
-        <w:t xml:space="preserve"> </w:t>
-      </w:r>
-      <w:r>
-        <w:rPr>
-          <w:i/>
-        </w:rPr>
-        <w:t>Tečka.</w:t>
-      </w:r>
-      <w:r>
-        <w:t xml:space="preserve"> </w:t>
-      </w:r>
-      <w:r>
-        <w:t>Online.</w:t>
-      </w:r>
-      <w:r>
-        <w:t xml:space="preserve"> </w:t>
-      </w:r>
-      <w:r>
-        <w:t>Internetová jazyková příručka</w:t>
-      </w:r>
-      <w:r>
-        <w:t xml:space="preserve">. </w:t>
-      </w:r>
-      <w:r>
-        <w:t>Praha: Ústav pro jazyk český AV ČR</w:t>
-      </w:r>
-      <w:r>
-        <w:t>,</w:t>
-      </w:r>
-      <w:r>
-        <w:t> </w:t>
-      </w:r>
-      <w:r>
-        <w:t xml:space="preserve">2008-2023. </w:t>
-      </w:r>
-      <w:r>
-        <w:t xml:space="preserve">Dostupné z: </w:t>
-      </w:r>
-      <w:hyperlink r:id="rId15" w:history="1">
-        <w:r>
-          <w:rPr>
-            <w:rStyle w:val="Hypertextovodkaz"/>
-            <w:color w:val="auto"/>
-            <w:u w:val="none"/>
-          </w:rPr>
-          <w:t>https://prirucka.ujc.cas.cz/</w:t>
-        </w:r>
-      </w:hyperlink>
-      <w:r>
-        <w:t xml:space="preserve">. </w:t>
-      </w:r>
-      <w:r>
-        <w:t>[cit. 2023-</w:t>
-      </w:r>
-      <w:r>
-        <w:t>10</w:t>
-      </w:r>
-      <w:r>
-        <w:t>-</w:t>
-      </w:r>
-      <w:r>
-        <w:t>04</w:t>
-      </w:r>
-      <w:r>
-        <w:t>].</w:t>
-      </w:r>
-      <w:bookmarkEnd w:id="183"/>
-    </w:p>
-    <w:p>
-      <w:pPr>
-        <w:pStyle w:val="Seznampouitliteratury"/>
-        <w:numPr>
-          <w:ilvl w:val="0"/>
-          <w:numId w:val="0"/>
-        </w:numPr>
-        <w:ind w:left="567" w:hanging="567"/>
-      </w:pPr>
-    </w:p>
-    <w:p>
-      <w:pPr>
-        <w:pStyle w:val="uvodzaver"/>
-      </w:pPr>
-      <w:bookmarkStart w:id="184" w:name="_Toc144753411"/>
-      <w:bookmarkStart w:id="185" w:name="_Toc144746942"/>
-      <w:bookmarkStart w:id="186" w:name="_Toc515880904"/>
-      <w:bookmarkStart w:id="187" w:name="_Toc147495645"/>
-      <w:r>
-        <w:lastRenderedPageBreak/>
-        <w:t>S</w:t>
-      </w:r>
-      <w:bookmarkEnd w:id="184"/>
-      <w:bookmarkEnd w:id="185"/>
-      <w:bookmarkEnd w:id="186"/>
-      <w:r>
-        <w:t>eznam použitých symbolů a zkratek</w:t>
-      </w:r>
-      <w:bookmarkEnd w:id="187"/>
     </w:p>
     <w:tbl>
       <w:tblPr>
@@ -8442,8 +6245,14 @@
           <w:p>
             <w:pPr>
               <w:spacing w:line="240" w:lineRule="auto"/>
+              <w:rPr>
+                <w:szCs w:val="24"/>
+              </w:rPr>
             </w:pPr>
             <w:r>
+              <w:rPr>
+                <w:szCs w:val="24"/>
+              </w:rPr>
               <w:t>Symbol</w:t>
             </w:r>
           </w:p>
@@ -8456,8 +6265,14 @@
           <w:p>
             <w:pPr>
               <w:spacing w:line="240" w:lineRule="auto"/>
+              <w:rPr>
+                <w:szCs w:val="24"/>
+              </w:rPr>
             </w:pPr>
             <w:r>
+              <w:rPr>
+                <w:szCs w:val="24"/>
+              </w:rPr>
               <w:t>Veličina</w:t>
             </w:r>
           </w:p>
@@ -8471,8 +6286,14 @@
             <w:pPr>
               <w:spacing w:line="240" w:lineRule="auto"/>
               <w:ind w:firstLine="0"/>
+              <w:rPr>
+                <w:szCs w:val="24"/>
+              </w:rPr>
             </w:pPr>
             <w:r>
+              <w:rPr>
+                <w:szCs w:val="24"/>
+              </w:rPr>
               <w:t>Jednotka</w:t>
             </w:r>
           </w:p>
@@ -8488,8 +6309,14 @@
           <w:p>
             <w:pPr>
               <w:spacing w:line="240" w:lineRule="auto"/>
+              <w:rPr>
+                <w:szCs w:val="24"/>
+              </w:rPr>
             </w:pPr>
             <w:r>
+              <w:rPr>
+                <w:szCs w:val="24"/>
+              </w:rPr>
               <w:t>S</w:t>
             </w:r>
           </w:p>
@@ -8503,8 +6330,14 @@
           <w:p>
             <w:pPr>
               <w:spacing w:line="240" w:lineRule="auto"/>
+              <w:rPr>
+                <w:szCs w:val="24"/>
+              </w:rPr>
             </w:pPr>
             <w:r>
+              <w:rPr>
+                <w:szCs w:val="24"/>
+              </w:rPr>
               <w:t>Entropie</w:t>
             </w:r>
           </w:p>
@@ -8518,6 +6351,9 @@
           <w:p>
             <w:pPr>
               <w:spacing w:line="240" w:lineRule="auto"/>
+              <w:rPr>
+                <w:szCs w:val="24"/>
+              </w:rPr>
             </w:pPr>
             <m:oMathPara>
               <m:oMathParaPr>
@@ -8530,6 +6366,7 @@
                   </m:rPr>
                   <w:rPr>
                     <w:rFonts w:ascii="Cambria Math" w:hAnsi="Cambria Math"/>
+                    <w:szCs w:val="24"/>
                   </w:rPr>
                   <m:t>J∙</m:t>
                 </m:r>
@@ -8538,6 +6375,7 @@
                     <m:ctrlPr>
                       <w:rPr>
                         <w:rFonts w:ascii="Cambria Math" w:hAnsi="Cambria Math"/>
+                        <w:szCs w:val="24"/>
                       </w:rPr>
                     </m:ctrlPr>
                   </m:sSupPr>
@@ -8548,6 +6386,7 @@
                       </m:rPr>
                       <w:rPr>
                         <w:rFonts w:ascii="Cambria Math" w:hAnsi="Cambria Math"/>
+                        <w:szCs w:val="24"/>
                       </w:rPr>
                       <m:t>K</m:t>
                     </m:r>
@@ -8559,6 +6398,7 @@
                       </m:rPr>
                       <w:rPr>
                         <w:rFonts w:ascii="Cambria Math" w:hAnsi="Cambria Math"/>
+                        <w:szCs w:val="24"/>
                       </w:rPr>
                       <m:t>-1</m:t>
                     </m:r>
@@ -8579,8 +6419,14 @@
           <w:p>
             <w:pPr>
               <w:spacing w:line="240" w:lineRule="auto"/>
+              <w:rPr>
+                <w:szCs w:val="24"/>
+              </w:rPr>
             </w:pPr>
             <w:r>
+              <w:rPr>
+                <w:szCs w:val="24"/>
+              </w:rPr>
               <w:t>Q</w:t>
             </w:r>
           </w:p>
@@ -8594,8 +6440,14 @@
           <w:p>
             <w:pPr>
               <w:spacing w:line="240" w:lineRule="auto"/>
+              <w:rPr>
+                <w:szCs w:val="24"/>
+              </w:rPr>
             </w:pPr>
             <w:r>
+              <w:rPr>
+                <w:szCs w:val="24"/>
+              </w:rPr>
               <w:t>Teplo</w:t>
             </w:r>
           </w:p>
@@ -8609,6 +6461,9 @@
           <w:p>
             <w:pPr>
               <w:spacing w:line="240" w:lineRule="auto"/>
+              <w:rPr>
+                <w:szCs w:val="24"/>
+              </w:rPr>
             </w:pPr>
             <m:oMathPara>
               <m:oMathParaPr>
@@ -8621,6 +6476,7 @@
                   </m:rPr>
                   <w:rPr>
                     <w:rFonts w:ascii="Cambria Math" w:hAnsi="Cambria Math"/>
+                    <w:szCs w:val="24"/>
                   </w:rPr>
                   <m:t>J</m:t>
                 </m:r>
@@ -8639,8 +6495,14 @@
           <w:p>
             <w:pPr>
               <w:spacing w:line="240" w:lineRule="auto"/>
+              <w:rPr>
+                <w:szCs w:val="24"/>
+              </w:rPr>
             </w:pPr>
             <w:r>
+              <w:rPr>
+                <w:szCs w:val="24"/>
+              </w:rPr>
               <w:t>T</w:t>
             </w:r>
           </w:p>
@@ -8654,8 +6516,14 @@
           <w:p>
             <w:pPr>
               <w:spacing w:line="240" w:lineRule="auto"/>
+              <w:rPr>
+                <w:szCs w:val="24"/>
+              </w:rPr>
             </w:pPr>
             <w:r>
+              <w:rPr>
+                <w:szCs w:val="24"/>
+              </w:rPr>
               <w:t>Termodynamická teplota</w:t>
             </w:r>
           </w:p>
@@ -8671,6 +6539,7 @@
               <w:spacing w:line="240" w:lineRule="auto"/>
               <w:rPr>
                 <w:rFonts w:eastAsia="Calibri"/>
+                <w:szCs w:val="24"/>
               </w:rPr>
             </w:pPr>
             <m:oMathPara>
@@ -8684,6 +6553,7 @@
                   </m:rPr>
                   <w:rPr>
                     <w:rFonts w:ascii="Cambria Math" w:eastAsia="Calibri" w:hAnsi="Cambria Math"/>
+                    <w:szCs w:val="24"/>
                   </w:rPr>
                   <m:t>K</m:t>
                 </m:r>
@@ -8702,8 +6572,14 @@
           <w:p>
             <w:pPr>
               <w:spacing w:line="240" w:lineRule="auto"/>
+              <w:rPr>
+                <w:szCs w:val="24"/>
+              </w:rPr>
             </w:pPr>
             <w:r>
+              <w:rPr>
+                <w:szCs w:val="24"/>
+              </w:rPr>
               <w:t>t</w:t>
             </w:r>
           </w:p>
@@ -8717,8 +6593,14 @@
           <w:p>
             <w:pPr>
               <w:spacing w:line="240" w:lineRule="auto"/>
+              <w:rPr>
+                <w:szCs w:val="24"/>
+              </w:rPr>
             </w:pPr>
             <w:r>
+              <w:rPr>
+                <w:szCs w:val="24"/>
+              </w:rPr>
               <w:t>Čas</w:t>
             </w:r>
           </w:p>
@@ -8734,6 +6616,7 @@
               <w:spacing w:line="240" w:lineRule="auto"/>
               <w:rPr>
                 <w:rFonts w:eastAsia="Calibri"/>
+                <w:szCs w:val="24"/>
               </w:rPr>
             </w:pPr>
             <m:oMathPara>
@@ -8747,6 +6630,7 @@
                   </m:rPr>
                   <w:rPr>
                     <w:rFonts w:ascii="Cambria Math" w:eastAsia="Calibri" w:hAnsi="Cambria Math"/>
+                    <w:szCs w:val="24"/>
                   </w:rPr>
                   <m:t>s</m:t>
                 </m:r>
@@ -8761,14 +6645,26 @@
             <w:tcW w:w="1385" w:type="dxa"/>
             <w:vAlign w:val="center"/>
           </w:tcPr>
-          <w:p/>
+          <w:p>
+            <w:pPr>
+              <w:rPr>
+                <w:szCs w:val="24"/>
+              </w:rPr>
+            </w:pPr>
+          </w:p>
         </w:tc>
         <w:tc>
           <w:tcPr>
             <w:tcW w:w="5078" w:type="dxa"/>
             <w:vAlign w:val="center"/>
           </w:tcPr>
-          <w:p/>
+          <w:p>
+            <w:pPr>
+              <w:rPr>
+                <w:szCs w:val="24"/>
+              </w:rPr>
+            </w:pPr>
+          </w:p>
         </w:tc>
         <w:tc>
           <w:tcPr>
@@ -8779,6 +6675,7 @@
             <w:pPr>
               <w:rPr>
                 <w:rFonts w:eastAsia="Calibri"/>
+                <w:szCs w:val="24"/>
               </w:rPr>
             </w:pPr>
           </w:p>
@@ -8788,22 +6685,34 @@
     <w:p>
       <w:pPr>
         <w:pStyle w:val="uvodzaver"/>
-      </w:pPr>
-      <w:bookmarkStart w:id="188" w:name="_Toc144753412"/>
-      <w:bookmarkStart w:id="189" w:name="_Toc144746943"/>
-      <w:bookmarkStart w:id="190" w:name="_Toc515880905"/>
-      <w:bookmarkStart w:id="191" w:name="_Toc147495646"/>
-      <w:r>
+        <w:rPr>
+          <w:sz w:val="24"/>
+          <w:szCs w:val="24"/>
+        </w:rPr>
+      </w:pPr>
+      <w:bookmarkStart w:id="44" w:name="_Toc144753412"/>
+      <w:bookmarkStart w:id="45" w:name="_Toc144746943"/>
+      <w:bookmarkStart w:id="46" w:name="_Toc515880905"/>
+      <w:bookmarkStart w:id="47" w:name="_Toc147495646"/>
+      <w:r>
+        <w:rPr>
+          <w:sz w:val="24"/>
+          <w:szCs w:val="24"/>
+        </w:rPr>
         <w:lastRenderedPageBreak/>
         <w:t>S</w:t>
       </w:r>
-      <w:bookmarkEnd w:id="188"/>
-      <w:bookmarkEnd w:id="189"/>
-      <w:bookmarkEnd w:id="190"/>
-      <w:r>
+      <w:bookmarkEnd w:id="44"/>
+      <w:bookmarkEnd w:id="45"/>
+      <w:bookmarkEnd w:id="46"/>
+      <w:r>
+        <w:rPr>
+          <w:sz w:val="24"/>
+          <w:szCs w:val="24"/>
+        </w:rPr>
         <w:t>eznam obrázků</w:t>
       </w:r>
-      <w:bookmarkEnd w:id="191"/>
+      <w:bookmarkEnd w:id="47"/>
     </w:p>
     <w:p>
       <w:pPr>
@@ -8812,76 +6721,103 @@
           <w:tab w:val="right" w:leader="dot" w:pos="8210"/>
         </w:tabs>
         <w:rPr>
-          <w:rFonts w:asciiTheme="minorHAnsi" w:eastAsiaTheme="minorEastAsia" w:hAnsiTheme="minorHAnsi" w:cstheme="minorBidi"/>
+          <w:rFonts w:eastAsiaTheme="minorEastAsia" w:cs="Times New Roman"/>
           <w:bCs w:val="0"/>
           <w:noProof/>
           <w:color w:val="auto"/>
-          <w:sz w:val="22"/>
-          <w:szCs w:val="22"/>
-        </w:rPr>
-      </w:pPr>
-      <w:r>
+          <w:szCs w:val="24"/>
+        </w:rPr>
+      </w:pPr>
+      <w:r>
+        <w:rPr>
+          <w:rFonts w:cs="Times New Roman"/>
+          <w:szCs w:val="24"/>
+        </w:rPr>
         <w:fldChar w:fldCharType="begin"/>
       </w:r>
       <w:r>
+        <w:rPr>
+          <w:rFonts w:cs="Times New Roman"/>
+          <w:szCs w:val="24"/>
+        </w:rPr>
         <w:instrText xml:space="preserve"> TOC \h \z \c "Obr." </w:instrText>
       </w:r>
       <w:r>
+        <w:rPr>
+          <w:rFonts w:cs="Times New Roman"/>
+          <w:szCs w:val="24"/>
+        </w:rPr>
         <w:fldChar w:fldCharType="separate"/>
       </w:r>
       <w:hyperlink w:anchor="_Toc147493921" w:history="1">
         <w:r>
           <w:rPr>
             <w:rStyle w:val="Hypertextovodkaz"/>
+            <w:rFonts w:cs="Times New Roman"/>
             <w:noProof/>
+            <w:szCs w:val="24"/>
           </w:rPr>
           <w:t>Obr. 2.1 Obsah</w:t>
         </w:r>
         <w:r>
           <w:rPr>
+            <w:rFonts w:cs="Times New Roman"/>
             <w:noProof/>
             <w:webHidden/>
+            <w:szCs w:val="24"/>
           </w:rPr>
           <w:tab/>
         </w:r>
         <w:r>
           <w:rPr>
+            <w:rFonts w:cs="Times New Roman"/>
             <w:noProof/>
             <w:webHidden/>
+            <w:szCs w:val="24"/>
           </w:rPr>
           <w:fldChar w:fldCharType="begin"/>
         </w:r>
         <w:r>
           <w:rPr>
+            <w:rFonts w:cs="Times New Roman"/>
             <w:noProof/>
             <w:webHidden/>
+            <w:szCs w:val="24"/>
           </w:rPr>
           <w:instrText xml:space="preserve"> PAGEREF _Toc147493921 \h </w:instrText>
         </w:r>
         <w:r>
           <w:rPr>
+            <w:rFonts w:cs="Times New Roman"/>
             <w:noProof/>
             <w:webHidden/>
+            <w:szCs w:val="24"/>
           </w:rPr>
         </w:r>
         <w:r>
           <w:rPr>
+            <w:rFonts w:cs="Times New Roman"/>
             <w:noProof/>
             <w:webHidden/>
+            <w:szCs w:val="24"/>
           </w:rPr>
           <w:fldChar w:fldCharType="separate"/>
         </w:r>
         <w:r>
           <w:rPr>
+            <w:rFonts w:cs="Times New Roman"/>
             <w:noProof/>
             <w:webHidden/>
+            <w:szCs w:val="24"/>
           </w:rPr>
           <w:t>10</w:t>
         </w:r>
         <w:r>
           <w:rPr>
+            <w:rFonts w:cs="Times New Roman"/>
             <w:noProof/>
             <w:webHidden/>
+            <w:szCs w:val="24"/>
           </w:rPr>
           <w:fldChar w:fldCharType="end"/>
         </w:r>
@@ -8894,87 +6830,118 @@
           <w:tab w:val="right" w:leader="dot" w:pos="8210"/>
         </w:tabs>
         <w:rPr>
-          <w:rFonts w:asciiTheme="minorHAnsi" w:eastAsiaTheme="minorEastAsia" w:hAnsiTheme="minorHAnsi" w:cstheme="minorBidi"/>
+          <w:rFonts w:eastAsiaTheme="minorEastAsia" w:cs="Times New Roman"/>
           <w:bCs w:val="0"/>
           <w:noProof/>
           <w:color w:val="auto"/>
-          <w:sz w:val="22"/>
-          <w:szCs w:val="22"/>
+          <w:szCs w:val="24"/>
         </w:rPr>
       </w:pPr>
       <w:hyperlink w:anchor="_Toc147493922" w:history="1">
         <w:r>
           <w:rPr>
             <w:rStyle w:val="Hypertextovodkaz"/>
+            <w:rFonts w:cs="Times New Roman"/>
             <w:noProof/>
+            <w:szCs w:val="24"/>
           </w:rPr>
           <w:t>Obr. 2.2 Příklad umístění legendy obrázku</w:t>
         </w:r>
         <w:r>
           <w:rPr>
+            <w:rFonts w:cs="Times New Roman"/>
             <w:noProof/>
             <w:webHidden/>
+            <w:szCs w:val="24"/>
           </w:rPr>
           <w:tab/>
         </w:r>
         <w:r>
           <w:rPr>
+            <w:rFonts w:cs="Times New Roman"/>
             <w:noProof/>
             <w:webHidden/>
+            <w:szCs w:val="24"/>
           </w:rPr>
           <w:fldChar w:fldCharType="begin"/>
         </w:r>
         <w:r>
           <w:rPr>
+            <w:rFonts w:cs="Times New Roman"/>
             <w:noProof/>
             <w:webHidden/>
+            <w:szCs w:val="24"/>
           </w:rPr>
           <w:instrText xml:space="preserve"> PAGEREF _Toc147493922 \h </w:instrText>
         </w:r>
         <w:r>
           <w:rPr>
+            <w:rFonts w:cs="Times New Roman"/>
             <w:noProof/>
             <w:webHidden/>
+            <w:szCs w:val="24"/>
           </w:rPr>
         </w:r>
         <w:r>
           <w:rPr>
+            <w:rFonts w:cs="Times New Roman"/>
             <w:noProof/>
             <w:webHidden/>
+            <w:szCs w:val="24"/>
           </w:rPr>
           <w:fldChar w:fldCharType="separate"/>
         </w:r>
         <w:r>
           <w:rPr>
+            <w:rFonts w:cs="Times New Roman"/>
             <w:noProof/>
             <w:webHidden/>
+            <w:szCs w:val="24"/>
           </w:rPr>
           <w:t>12</w:t>
         </w:r>
         <w:r>
           <w:rPr>
+            <w:rFonts w:cs="Times New Roman"/>
             <w:noProof/>
             <w:webHidden/>
+            <w:szCs w:val="24"/>
           </w:rPr>
           <w:fldChar w:fldCharType="end"/>
         </w:r>
       </w:hyperlink>
     </w:p>
     <w:p>
-      <w:r>
+      <w:pPr>
+        <w:rPr>
+          <w:szCs w:val="24"/>
+        </w:rPr>
+      </w:pPr>
+      <w:r>
+        <w:rPr>
+          <w:szCs w:val="24"/>
+        </w:rPr>
         <w:fldChar w:fldCharType="end"/>
       </w:r>
     </w:p>
     <w:p>
       <w:pPr>
         <w:pStyle w:val="uvodzaver"/>
-      </w:pPr>
-      <w:bookmarkStart w:id="192" w:name="_Toc147495647"/>
-      <w:r>
+        <w:rPr>
+          <w:sz w:val="24"/>
+          <w:szCs w:val="24"/>
+        </w:rPr>
+      </w:pPr>
+      <w:bookmarkStart w:id="48" w:name="_Toc147495647"/>
+      <w:r>
+        <w:rPr>
+          <w:sz w:val="24"/>
+          <w:szCs w:val="24"/>
+        </w:rPr>
         <w:lastRenderedPageBreak/>
         <w:t>Seznam tabulek</w:t>
       </w:r>
-      <w:bookmarkEnd w:id="192"/>
+      <w:bookmarkEnd w:id="48"/>
     </w:p>
     <w:p>
       <w:pPr>
@@ -8983,29 +6950,31 @@
           <w:tab w:val="right" w:leader="dot" w:pos="8210"/>
         </w:tabs>
         <w:rPr>
-          <w:rFonts w:asciiTheme="minorHAnsi" w:eastAsiaTheme="minorEastAsia" w:hAnsiTheme="minorHAnsi" w:cstheme="minorBidi"/>
+          <w:rFonts w:eastAsiaTheme="minorEastAsia" w:cs="Times New Roman"/>
           <w:bCs w:val="0"/>
           <w:noProof/>
           <w:color w:val="auto"/>
-          <w:sz w:val="22"/>
-          <w:szCs w:val="22"/>
-        </w:rPr>
-      </w:pPr>
-      <w:r>
-        <w:rPr>
-          <w:rFonts w:eastAsiaTheme="majorEastAsia"/>
+          <w:szCs w:val="24"/>
+        </w:rPr>
+      </w:pPr>
+      <w:r>
+        <w:rPr>
+          <w:rFonts w:eastAsiaTheme="majorEastAsia" w:cs="Times New Roman"/>
+          <w:szCs w:val="24"/>
         </w:rPr>
         <w:fldChar w:fldCharType="begin"/>
       </w:r>
       <w:r>
         <w:rPr>
-          <w:rFonts w:eastAsiaTheme="majorEastAsia"/>
+          <w:rFonts w:eastAsiaTheme="majorEastAsia" w:cs="Times New Roman"/>
+          <w:szCs w:val="24"/>
         </w:rPr>
         <w:instrText xml:space="preserve"> TOC \h \z \c "Tab." </w:instrText>
       </w:r>
       <w:r>
         <w:rPr>
-          <w:rFonts w:eastAsiaTheme="majorEastAsia"/>
+          <w:rFonts w:eastAsiaTheme="majorEastAsia" w:cs="Times New Roman"/>
+          <w:szCs w:val="24"/>
         </w:rPr>
         <w:fldChar w:fldCharType="separate"/>
       </w:r>
@@ -9013,55 +6982,71 @@
         <w:r>
           <w:rPr>
             <w:rStyle w:val="Hypertextovodkaz"/>
+            <w:rFonts w:cs="Times New Roman"/>
             <w:noProof/>
+            <w:szCs w:val="24"/>
           </w:rPr>
           <w:t>Tab. 2.1 Legenda k tabulce</w:t>
         </w:r>
         <w:r>
           <w:rPr>
+            <w:rFonts w:cs="Times New Roman"/>
             <w:noProof/>
             <w:webHidden/>
+            <w:szCs w:val="24"/>
           </w:rPr>
           <w:tab/>
         </w:r>
         <w:r>
           <w:rPr>
+            <w:rFonts w:cs="Times New Roman"/>
             <w:noProof/>
             <w:webHidden/>
+            <w:szCs w:val="24"/>
           </w:rPr>
           <w:fldChar w:fldCharType="begin"/>
         </w:r>
         <w:r>
           <w:rPr>
+            <w:rFonts w:cs="Times New Roman"/>
             <w:noProof/>
             <w:webHidden/>
+            <w:szCs w:val="24"/>
           </w:rPr>
           <w:instrText xml:space="preserve"> PAGEREF _Toc147493615 \h </w:instrText>
         </w:r>
         <w:r>
           <w:rPr>
+            <w:rFonts w:cs="Times New Roman"/>
             <w:noProof/>
             <w:webHidden/>
+            <w:szCs w:val="24"/>
           </w:rPr>
         </w:r>
         <w:r>
           <w:rPr>
+            <w:rFonts w:cs="Times New Roman"/>
             <w:noProof/>
             <w:webHidden/>
+            <w:szCs w:val="24"/>
           </w:rPr>
           <w:fldChar w:fldCharType="separate"/>
         </w:r>
         <w:r>
           <w:rPr>
+            <w:rFonts w:cs="Times New Roman"/>
             <w:noProof/>
             <w:webHidden/>
+            <w:szCs w:val="24"/>
           </w:rPr>
           <w:t>12</w:t>
         </w:r>
         <w:r>
           <w:rPr>
+            <w:rFonts w:cs="Times New Roman"/>
             <w:noProof/>
             <w:webHidden/>
+            <w:szCs w:val="24"/>
           </w:rPr>
           <w:fldChar w:fldCharType="end"/>
         </w:r>
@@ -9071,11 +7056,13 @@
       <w:pPr>
         <w:rPr>
           <w:rFonts w:eastAsiaTheme="majorEastAsia"/>
+          <w:szCs w:val="24"/>
         </w:rPr>
       </w:pPr>
       <w:r>
         <w:rPr>
           <w:rFonts w:eastAsiaTheme="majorEastAsia"/>
+          <w:szCs w:val="24"/>
         </w:rPr>
         <w:fldChar w:fldCharType="end"/>
       </w:r>
@@ -9083,33 +7070,48 @@
     <w:p>
       <w:pPr>
         <w:pStyle w:val="uvodzaver"/>
-      </w:pPr>
-      <w:bookmarkStart w:id="193" w:name="_Toc144753414"/>
-      <w:bookmarkStart w:id="194" w:name="_Toc144746945"/>
-      <w:bookmarkStart w:id="195" w:name="_Toc515880907"/>
-      <w:bookmarkStart w:id="196" w:name="_Toc147495648"/>
-      <w:r>
+        <w:rPr>
+          <w:sz w:val="24"/>
+          <w:szCs w:val="24"/>
+        </w:rPr>
+      </w:pPr>
+      <w:bookmarkStart w:id="49" w:name="_Toc144753414"/>
+      <w:bookmarkStart w:id="50" w:name="_Toc144746945"/>
+      <w:bookmarkStart w:id="51" w:name="_Toc515880907"/>
+      <w:bookmarkStart w:id="52" w:name="_Toc147495648"/>
+      <w:r>
+        <w:rPr>
+          <w:sz w:val="24"/>
+          <w:szCs w:val="24"/>
+        </w:rPr>
         <w:lastRenderedPageBreak/>
         <w:t>S</w:t>
       </w:r>
-      <w:bookmarkEnd w:id="193"/>
-      <w:bookmarkEnd w:id="194"/>
-      <w:bookmarkEnd w:id="195"/>
-      <w:r>
+      <w:bookmarkEnd w:id="49"/>
+      <w:bookmarkEnd w:id="50"/>
+      <w:bookmarkEnd w:id="51"/>
+      <w:r>
+        <w:rPr>
+          <w:sz w:val="24"/>
+          <w:szCs w:val="24"/>
+        </w:rPr>
         <w:t>eznam příloh</w:t>
       </w:r>
-      <w:bookmarkEnd w:id="196"/>
+      <w:bookmarkEnd w:id="52"/>
     </w:p>
     <w:p>
       <w:r>
+        <w:rPr>
+          <w:szCs w:val="24"/>
+        </w:rPr>
         <w:t>Prázdná šablona maturitní práce</w:t>
       </w:r>
-      <w:bookmarkStart w:id="197" w:name="_Toc144746946"/>
+      <w:bookmarkStart w:id="53" w:name="_Toc144746946"/>
       <w:bookmarkEnd w:id="1"/>
-      <w:bookmarkEnd w:id="197"/>
+      <w:bookmarkEnd w:id="53"/>
     </w:p>
     <w:sectPr>
-      <w:footerReference w:type="default" r:id="rId16"/>
+      <w:footerReference w:type="default" r:id="rId11"/>
       <w:pgSz w:w="11906" w:h="16838"/>
       <w:pgMar w:top="1701" w:right="1418" w:bottom="1701" w:left="2268" w:header="709" w:footer="709" w:gutter="0"/>
       <w:cols w:space="708"/>
@@ -9974,6 +7976,155 @@
     </w:lvl>
   </w:abstractNum>
   <w:abstractNum w:abstractNumId="8" w15:restartNumberingAfterBreak="0">
+    <w:nsid w:val="1A5A272E"/>
+    <w:multiLevelType w:val="multilevel"/>
+    <w:tmpl w:val="B4F6AE68"/>
+    <w:lvl w:ilvl="0">
+      <w:start w:val="1"/>
+      <w:numFmt w:val="bullet"/>
+      <w:lvlText w:val=""/>
+      <w:lvlJc w:val="left"/>
+      <w:pPr>
+        <w:tabs>
+          <w:tab w:val="num" w:pos="720"/>
+        </w:tabs>
+        <w:ind w:left="720" w:hanging="360"/>
+      </w:pPr>
+      <w:rPr>
+        <w:rFonts w:ascii="Symbol" w:hAnsi="Symbol" w:hint="default"/>
+        <w:sz w:val="20"/>
+      </w:rPr>
+    </w:lvl>
+    <w:lvl w:ilvl="1" w:tentative="1">
+      <w:start w:val="1"/>
+      <w:numFmt w:val="bullet"/>
+      <w:lvlText w:val="o"/>
+      <w:lvlJc w:val="left"/>
+      <w:pPr>
+        <w:tabs>
+          <w:tab w:val="num" w:pos="1440"/>
+        </w:tabs>
+        <w:ind w:left="1440" w:hanging="360"/>
+      </w:pPr>
+      <w:rPr>
+        <w:rFonts w:ascii="Courier New" w:hAnsi="Courier New" w:hint="default"/>
+        <w:sz w:val="20"/>
+      </w:rPr>
+    </w:lvl>
+    <w:lvl w:ilvl="2" w:tentative="1">
+      <w:start w:val="1"/>
+      <w:numFmt w:val="bullet"/>
+      <w:lvlText w:val=""/>
+      <w:lvlJc w:val="left"/>
+      <w:pPr>
+        <w:tabs>
+          <w:tab w:val="num" w:pos="2160"/>
+        </w:tabs>
+        <w:ind w:left="2160" w:hanging="360"/>
+      </w:pPr>
+      <w:rPr>
+        <w:rFonts w:ascii="Wingdings" w:hAnsi="Wingdings" w:hint="default"/>
+        <w:sz w:val="20"/>
+      </w:rPr>
+    </w:lvl>
+    <w:lvl w:ilvl="3" w:tentative="1">
+      <w:start w:val="1"/>
+      <w:numFmt w:val="bullet"/>
+      <w:lvlText w:val=""/>
+      <w:lvlJc w:val="left"/>
+      <w:pPr>
+        <w:tabs>
+          <w:tab w:val="num" w:pos="2880"/>
+        </w:tabs>
+        <w:ind w:left="2880" w:hanging="360"/>
+      </w:pPr>
+      <w:rPr>
+        <w:rFonts w:ascii="Wingdings" w:hAnsi="Wingdings" w:hint="default"/>
+        <w:sz w:val="20"/>
+      </w:rPr>
+    </w:lvl>
+    <w:lvl w:ilvl="4" w:tentative="1">
+      <w:start w:val="1"/>
+      <w:numFmt w:val="bullet"/>
+      <w:lvlText w:val=""/>
+      <w:lvlJc w:val="left"/>
+      <w:pPr>
+        <w:tabs>
+          <w:tab w:val="num" w:pos="3600"/>
+        </w:tabs>
+        <w:ind w:left="3600" w:hanging="360"/>
+      </w:pPr>
+      <w:rPr>
+        <w:rFonts w:ascii="Wingdings" w:hAnsi="Wingdings" w:hint="default"/>
+        <w:sz w:val="20"/>
+      </w:rPr>
+    </w:lvl>
+    <w:lvl w:ilvl="5" w:tentative="1">
+      <w:start w:val="1"/>
+      <w:numFmt w:val="bullet"/>
+      <w:lvlText w:val=""/>
+      <w:lvlJc w:val="left"/>
+      <w:pPr>
+        <w:tabs>
+          <w:tab w:val="num" w:pos="4320"/>
+        </w:tabs>
+        <w:ind w:left="4320" w:hanging="360"/>
+      </w:pPr>
+      <w:rPr>
+        <w:rFonts w:ascii="Wingdings" w:hAnsi="Wingdings" w:hint="default"/>
+        <w:sz w:val="20"/>
+      </w:rPr>
+    </w:lvl>
+    <w:lvl w:ilvl="6" w:tentative="1">
+      <w:start w:val="1"/>
+      <w:numFmt w:val="bullet"/>
+      <w:lvlText w:val=""/>
+      <w:lvlJc w:val="left"/>
+      <w:pPr>
+        <w:tabs>
+          <w:tab w:val="num" w:pos="5040"/>
+        </w:tabs>
+        <w:ind w:left="5040" w:hanging="360"/>
+      </w:pPr>
+      <w:rPr>
+        <w:rFonts w:ascii="Wingdings" w:hAnsi="Wingdings" w:hint="default"/>
+        <w:sz w:val="20"/>
+      </w:rPr>
+    </w:lvl>
+    <w:lvl w:ilvl="7" w:tentative="1">
+      <w:start w:val="1"/>
+      <w:numFmt w:val="bullet"/>
+      <w:lvlText w:val=""/>
+      <w:lvlJc w:val="left"/>
+      <w:pPr>
+        <w:tabs>
+          <w:tab w:val="num" w:pos="5760"/>
+        </w:tabs>
+        <w:ind w:left="5760" w:hanging="360"/>
+      </w:pPr>
+      <w:rPr>
+        <w:rFonts w:ascii="Wingdings" w:hAnsi="Wingdings" w:hint="default"/>
+        <w:sz w:val="20"/>
+      </w:rPr>
+    </w:lvl>
+    <w:lvl w:ilvl="8" w:tentative="1">
+      <w:start w:val="1"/>
+      <w:numFmt w:val="bullet"/>
+      <w:lvlText w:val=""/>
+      <w:lvlJc w:val="left"/>
+      <w:pPr>
+        <w:tabs>
+          <w:tab w:val="num" w:pos="6480"/>
+        </w:tabs>
+        <w:ind w:left="6480" w:hanging="360"/>
+      </w:pPr>
+      <w:rPr>
+        <w:rFonts w:ascii="Wingdings" w:hAnsi="Wingdings" w:hint="default"/>
+        <w:sz w:val="20"/>
+      </w:rPr>
+    </w:lvl>
+  </w:abstractNum>
+  <w:abstractNum w:abstractNumId="9" w15:restartNumberingAfterBreak="0">
     <w:nsid w:val="1D4223F3"/>
     <w:multiLevelType w:val="multilevel"/>
     <w:tmpl w:val="D50CAC46"/>
@@ -10114,7 +8265,7 @@
       </w:rPr>
     </w:lvl>
   </w:abstractNum>
-  <w:abstractNum w:abstractNumId="9" w15:restartNumberingAfterBreak="0">
+  <w:abstractNum w:abstractNumId="10" w15:restartNumberingAfterBreak="0">
     <w:nsid w:val="217244B8"/>
     <w:multiLevelType w:val="hybridMultilevel"/>
     <w:tmpl w:val="1EC4B60C"/>
@@ -10200,10 +8351,10 @@
       </w:pPr>
     </w:lvl>
   </w:abstractNum>
-  <w:abstractNum w:abstractNumId="10" w15:restartNumberingAfterBreak="0">
-    <w:nsid w:val="28724F50"/>
+  <w:abstractNum w:abstractNumId="11" w15:restartNumberingAfterBreak="0">
+    <w:nsid w:val="2482513B"/>
     <w:multiLevelType w:val="multilevel"/>
-    <w:tmpl w:val="F314FD0C"/>
+    <w:tmpl w:val="297A9A64"/>
     <w:lvl w:ilvl="0">
       <w:start w:val="1"/>
       <w:numFmt w:val="bullet"/>
@@ -10349,7 +8500,7 @@
       </w:rPr>
     </w:lvl>
   </w:abstractNum>
-  <w:abstractNum w:abstractNumId="11" w15:restartNumberingAfterBreak="0">
+  <w:abstractNum w:abstractNumId="12" w15:restartNumberingAfterBreak="0">
     <w:nsid w:val="289B6CFA"/>
     <w:multiLevelType w:val="multilevel"/>
     <w:tmpl w:val="9F68EEB2"/>
@@ -10489,7 +8640,7 @@
       </w:rPr>
     </w:lvl>
   </w:abstractNum>
-  <w:abstractNum w:abstractNumId="12" w15:restartNumberingAfterBreak="0">
+  <w:abstractNum w:abstractNumId="13" w15:restartNumberingAfterBreak="0">
     <w:nsid w:val="34EE3BB1"/>
     <w:multiLevelType w:val="hybridMultilevel"/>
     <w:tmpl w:val="A2ECBE10"/>
@@ -10578,7 +8729,7 @@
       </w:pPr>
     </w:lvl>
   </w:abstractNum>
-  <w:abstractNum w:abstractNumId="13" w15:restartNumberingAfterBreak="0">
+  <w:abstractNum w:abstractNumId="14" w15:restartNumberingAfterBreak="0">
     <w:nsid w:val="3690772F"/>
     <w:multiLevelType w:val="hybridMultilevel"/>
     <w:tmpl w:val="6FA21FD0"/>
@@ -10664,7 +8815,7 @@
       </w:pPr>
     </w:lvl>
   </w:abstractNum>
-  <w:abstractNum w:abstractNumId="14" w15:restartNumberingAfterBreak="0">
+  <w:abstractNum w:abstractNumId="15" w15:restartNumberingAfterBreak="0">
     <w:nsid w:val="3AE76216"/>
     <w:multiLevelType w:val="hybridMultilevel"/>
     <w:tmpl w:val="827664C0"/>
@@ -10777,7 +8928,7 @@
       </w:rPr>
     </w:lvl>
   </w:abstractNum>
-  <w:abstractNum w:abstractNumId="15" w15:restartNumberingAfterBreak="0">
+  <w:abstractNum w:abstractNumId="16" w15:restartNumberingAfterBreak="0">
     <w:nsid w:val="3BDF2CCD"/>
     <w:multiLevelType w:val="hybridMultilevel"/>
     <w:tmpl w:val="43244100"/>
@@ -10866,7 +9017,7 @@
       </w:pPr>
     </w:lvl>
   </w:abstractNum>
-  <w:abstractNum w:abstractNumId="16" w15:restartNumberingAfterBreak="0">
+  <w:abstractNum w:abstractNumId="17" w15:restartNumberingAfterBreak="0">
     <w:nsid w:val="3F8E6498"/>
     <w:multiLevelType w:val="multilevel"/>
     <w:tmpl w:val="0405001D"/>
@@ -10979,14 +9130,14 @@
       </w:pPr>
     </w:lvl>
   </w:abstractNum>
-  <w:abstractNum w:abstractNumId="17" w15:restartNumberingAfterBreak="0">
-    <w:nsid w:val="51515D93"/>
+  <w:abstractNum w:abstractNumId="18" w15:restartNumberingAfterBreak="0">
+    <w:nsid w:val="4700191E"/>
     <w:multiLevelType w:val="multilevel"/>
-    <w:tmpl w:val="14B0F396"/>
+    <w:tmpl w:val="76C272AA"/>
     <w:lvl w:ilvl="0">
       <w:start w:val="1"/>
-      <w:numFmt w:val="bullet"/>
-      <w:lvlText w:val=""/>
+      <w:numFmt w:val="decimal"/>
+      <w:lvlText w:val="%1."/>
       <w:lvlJc w:val="left"/>
       <w:pPr>
         <w:tabs>
@@ -10994,15 +9145,11 @@
         </w:tabs>
         <w:ind w:left="720" w:hanging="360"/>
       </w:pPr>
-      <w:rPr>
-        <w:rFonts w:ascii="Symbol" w:hAnsi="Symbol" w:hint="default"/>
-        <w:sz w:val="20"/>
-      </w:rPr>
     </w:lvl>
     <w:lvl w:ilvl="1" w:tentative="1">
       <w:start w:val="1"/>
-      <w:numFmt w:val="bullet"/>
-      <w:lvlText w:val="o"/>
+      <w:numFmt w:val="decimal"/>
+      <w:lvlText w:val="%2."/>
       <w:lvlJc w:val="left"/>
       <w:pPr>
         <w:tabs>
@@ -11010,15 +9157,11 @@
         </w:tabs>
         <w:ind w:left="1440" w:hanging="360"/>
       </w:pPr>
-      <w:rPr>
-        <w:rFonts w:ascii="Courier New" w:hAnsi="Courier New" w:hint="default"/>
-        <w:sz w:val="20"/>
-      </w:rPr>
     </w:lvl>
     <w:lvl w:ilvl="2" w:tentative="1">
       <w:start w:val="1"/>
-      <w:numFmt w:val="bullet"/>
-      <w:lvlText w:val=""/>
+      <w:numFmt w:val="decimal"/>
+      <w:lvlText w:val="%3."/>
       <w:lvlJc w:val="left"/>
       <w:pPr>
         <w:tabs>
@@ -11026,15 +9169,11 @@
         </w:tabs>
         <w:ind w:left="2160" w:hanging="360"/>
       </w:pPr>
-      <w:rPr>
-        <w:rFonts w:ascii="Wingdings" w:hAnsi="Wingdings" w:hint="default"/>
-        <w:sz w:val="20"/>
-      </w:rPr>
     </w:lvl>
     <w:lvl w:ilvl="3" w:tentative="1">
       <w:start w:val="1"/>
-      <w:numFmt w:val="bullet"/>
-      <w:lvlText w:val=""/>
+      <w:numFmt w:val="decimal"/>
+      <w:lvlText w:val="%4."/>
       <w:lvlJc w:val="left"/>
       <w:pPr>
         <w:tabs>
@@ -11042,15 +9181,11 @@
         </w:tabs>
         <w:ind w:left="2880" w:hanging="360"/>
       </w:pPr>
-      <w:rPr>
-        <w:rFonts w:ascii="Wingdings" w:hAnsi="Wingdings" w:hint="default"/>
-        <w:sz w:val="20"/>
-      </w:rPr>
     </w:lvl>
     <w:lvl w:ilvl="4" w:tentative="1">
       <w:start w:val="1"/>
-      <w:numFmt w:val="bullet"/>
-      <w:lvlText w:val=""/>
+      <w:numFmt w:val="decimal"/>
+      <w:lvlText w:val="%5."/>
       <w:lvlJc w:val="left"/>
       <w:pPr>
         <w:tabs>
@@ -11058,15 +9193,11 @@
         </w:tabs>
         <w:ind w:left="3600" w:hanging="360"/>
       </w:pPr>
-      <w:rPr>
-        <w:rFonts w:ascii="Wingdings" w:hAnsi="Wingdings" w:hint="default"/>
-        <w:sz w:val="20"/>
-      </w:rPr>
     </w:lvl>
     <w:lvl w:ilvl="5" w:tentative="1">
       <w:start w:val="1"/>
-      <w:numFmt w:val="bullet"/>
-      <w:lvlText w:val=""/>
+      <w:numFmt w:val="decimal"/>
+      <w:lvlText w:val="%6."/>
       <w:lvlJc w:val="left"/>
       <w:pPr>
         <w:tabs>
@@ -11074,15 +9205,11 @@
         </w:tabs>
         <w:ind w:left="4320" w:hanging="360"/>
       </w:pPr>
-      <w:rPr>
-        <w:rFonts w:ascii="Wingdings" w:hAnsi="Wingdings" w:hint="default"/>
-        <w:sz w:val="20"/>
-      </w:rPr>
     </w:lvl>
     <w:lvl w:ilvl="6" w:tentative="1">
       <w:start w:val="1"/>
-      <w:numFmt w:val="bullet"/>
-      <w:lvlText w:val=""/>
+      <w:numFmt w:val="decimal"/>
+      <w:lvlText w:val="%7."/>
       <w:lvlJc w:val="left"/>
       <w:pPr>
         <w:tabs>
@@ -11090,15 +9217,11 @@
         </w:tabs>
         <w:ind w:left="5040" w:hanging="360"/>
       </w:pPr>
-      <w:rPr>
-        <w:rFonts w:ascii="Wingdings" w:hAnsi="Wingdings" w:hint="default"/>
-        <w:sz w:val="20"/>
-      </w:rPr>
     </w:lvl>
     <w:lvl w:ilvl="7" w:tentative="1">
       <w:start w:val="1"/>
-      <w:numFmt w:val="bullet"/>
-      <w:lvlText w:val=""/>
+      <w:numFmt w:val="decimal"/>
+      <w:lvlText w:val="%8."/>
       <w:lvlJc w:val="left"/>
       <w:pPr>
         <w:tabs>
@@ -11106,15 +9229,11 @@
         </w:tabs>
         <w:ind w:left="5760" w:hanging="360"/>
       </w:pPr>
-      <w:rPr>
-        <w:rFonts w:ascii="Wingdings" w:hAnsi="Wingdings" w:hint="default"/>
-        <w:sz w:val="20"/>
-      </w:rPr>
     </w:lvl>
     <w:lvl w:ilvl="8" w:tentative="1">
       <w:start w:val="1"/>
-      <w:numFmt w:val="bullet"/>
-      <w:lvlText w:val=""/>
+      <w:numFmt w:val="decimal"/>
+      <w:lvlText w:val="%9."/>
       <w:lvlJc w:val="left"/>
       <w:pPr>
         <w:tabs>
@@ -11122,13 +9241,9 @@
         </w:tabs>
         <w:ind w:left="6480" w:hanging="360"/>
       </w:pPr>
-      <w:rPr>
-        <w:rFonts w:ascii="Wingdings" w:hAnsi="Wingdings" w:hint="default"/>
-        <w:sz w:val="20"/>
-      </w:rPr>
     </w:lvl>
   </w:abstractNum>
-  <w:abstractNum w:abstractNumId="18" w15:restartNumberingAfterBreak="0">
+  <w:abstractNum w:abstractNumId="19" w15:restartNumberingAfterBreak="0">
     <w:nsid w:val="585218DE"/>
     <w:multiLevelType w:val="hybridMultilevel"/>
     <w:tmpl w:val="771E21C8"/>
@@ -11216,155 +9331,6 @@
       <w:pPr>
         <w:ind w:left="6480" w:hanging="180"/>
       </w:pPr>
-    </w:lvl>
-  </w:abstractNum>
-  <w:abstractNum w:abstractNumId="19" w15:restartNumberingAfterBreak="0">
-    <w:nsid w:val="5B39721F"/>
-    <w:multiLevelType w:val="multilevel"/>
-    <w:tmpl w:val="C046AF6C"/>
-    <w:lvl w:ilvl="0">
-      <w:start w:val="1"/>
-      <w:numFmt w:val="bullet"/>
-      <w:lvlText w:val=""/>
-      <w:lvlJc w:val="left"/>
-      <w:pPr>
-        <w:tabs>
-          <w:tab w:val="num" w:pos="720"/>
-        </w:tabs>
-        <w:ind w:left="720" w:hanging="360"/>
-      </w:pPr>
-      <w:rPr>
-        <w:rFonts w:ascii="Symbol" w:hAnsi="Symbol" w:hint="default"/>
-        <w:sz w:val="20"/>
-      </w:rPr>
-    </w:lvl>
-    <w:lvl w:ilvl="1" w:tentative="1">
-      <w:start w:val="1"/>
-      <w:numFmt w:val="bullet"/>
-      <w:lvlText w:val="o"/>
-      <w:lvlJc w:val="left"/>
-      <w:pPr>
-        <w:tabs>
-          <w:tab w:val="num" w:pos="1440"/>
-        </w:tabs>
-        <w:ind w:left="1440" w:hanging="360"/>
-      </w:pPr>
-      <w:rPr>
-        <w:rFonts w:ascii="Courier New" w:hAnsi="Courier New" w:hint="default"/>
-        <w:sz w:val="20"/>
-      </w:rPr>
-    </w:lvl>
-    <w:lvl w:ilvl="2" w:tentative="1">
-      <w:start w:val="1"/>
-      <w:numFmt w:val="bullet"/>
-      <w:lvlText w:val=""/>
-      <w:lvlJc w:val="left"/>
-      <w:pPr>
-        <w:tabs>
-          <w:tab w:val="num" w:pos="2160"/>
-        </w:tabs>
-        <w:ind w:left="2160" w:hanging="360"/>
-      </w:pPr>
-      <w:rPr>
-        <w:rFonts w:ascii="Wingdings" w:hAnsi="Wingdings" w:hint="default"/>
-        <w:sz w:val="20"/>
-      </w:rPr>
-    </w:lvl>
-    <w:lvl w:ilvl="3" w:tentative="1">
-      <w:start w:val="1"/>
-      <w:numFmt w:val="bullet"/>
-      <w:lvlText w:val=""/>
-      <w:lvlJc w:val="left"/>
-      <w:pPr>
-        <w:tabs>
-          <w:tab w:val="num" w:pos="2880"/>
-        </w:tabs>
-        <w:ind w:left="2880" w:hanging="360"/>
-      </w:pPr>
-      <w:rPr>
-        <w:rFonts w:ascii="Wingdings" w:hAnsi="Wingdings" w:hint="default"/>
-        <w:sz w:val="20"/>
-      </w:rPr>
-    </w:lvl>
-    <w:lvl w:ilvl="4" w:tentative="1">
-      <w:start w:val="1"/>
-      <w:numFmt w:val="bullet"/>
-      <w:lvlText w:val=""/>
-      <w:lvlJc w:val="left"/>
-      <w:pPr>
-        <w:tabs>
-          <w:tab w:val="num" w:pos="3600"/>
-        </w:tabs>
-        <w:ind w:left="3600" w:hanging="360"/>
-      </w:pPr>
-      <w:rPr>
-        <w:rFonts w:ascii="Wingdings" w:hAnsi="Wingdings" w:hint="default"/>
-        <w:sz w:val="20"/>
-      </w:rPr>
-    </w:lvl>
-    <w:lvl w:ilvl="5" w:tentative="1">
-      <w:start w:val="1"/>
-      <w:numFmt w:val="bullet"/>
-      <w:lvlText w:val=""/>
-      <w:lvlJc w:val="left"/>
-      <w:pPr>
-        <w:tabs>
-          <w:tab w:val="num" w:pos="4320"/>
-        </w:tabs>
-        <w:ind w:left="4320" w:hanging="360"/>
-      </w:pPr>
-      <w:rPr>
-        <w:rFonts w:ascii="Wingdings" w:hAnsi="Wingdings" w:hint="default"/>
-        <w:sz w:val="20"/>
-      </w:rPr>
-    </w:lvl>
-    <w:lvl w:ilvl="6" w:tentative="1">
-      <w:start w:val="1"/>
-      <w:numFmt w:val="bullet"/>
-      <w:lvlText w:val=""/>
-      <w:lvlJc w:val="left"/>
-      <w:pPr>
-        <w:tabs>
-          <w:tab w:val="num" w:pos="5040"/>
-        </w:tabs>
-        <w:ind w:left="5040" w:hanging="360"/>
-      </w:pPr>
-      <w:rPr>
-        <w:rFonts w:ascii="Wingdings" w:hAnsi="Wingdings" w:hint="default"/>
-        <w:sz w:val="20"/>
-      </w:rPr>
-    </w:lvl>
-    <w:lvl w:ilvl="7" w:tentative="1">
-      <w:start w:val="1"/>
-      <w:numFmt w:val="bullet"/>
-      <w:lvlText w:val=""/>
-      <w:lvlJc w:val="left"/>
-      <w:pPr>
-        <w:tabs>
-          <w:tab w:val="num" w:pos="5760"/>
-        </w:tabs>
-        <w:ind w:left="5760" w:hanging="360"/>
-      </w:pPr>
-      <w:rPr>
-        <w:rFonts w:ascii="Wingdings" w:hAnsi="Wingdings" w:hint="default"/>
-        <w:sz w:val="20"/>
-      </w:rPr>
-    </w:lvl>
-    <w:lvl w:ilvl="8" w:tentative="1">
-      <w:start w:val="1"/>
-      <w:numFmt w:val="bullet"/>
-      <w:lvlText w:val=""/>
-      <w:lvlJc w:val="left"/>
-      <w:pPr>
-        <w:tabs>
-          <w:tab w:val="num" w:pos="6480"/>
-        </w:tabs>
-        <w:ind w:left="6480" w:hanging="360"/>
-      </w:pPr>
-      <w:rPr>
-        <w:rFonts w:ascii="Wingdings" w:hAnsi="Wingdings" w:hint="default"/>
-        <w:sz w:val="20"/>
-      </w:rPr>
     </w:lvl>
   </w:abstractNum>
   <w:abstractNum w:abstractNumId="20" w15:restartNumberingAfterBreak="0">
@@ -11481,6 +9447,119 @@
     </w:lvl>
   </w:abstractNum>
   <w:abstractNum w:abstractNumId="21" w15:restartNumberingAfterBreak="0">
+    <w:nsid w:val="62116F42"/>
+    <w:multiLevelType w:val="multilevel"/>
+    <w:tmpl w:val="2AD20982"/>
+    <w:lvl w:ilvl="0">
+      <w:start w:val="1"/>
+      <w:numFmt w:val="decimal"/>
+      <w:lvlText w:val="%1."/>
+      <w:lvlJc w:val="left"/>
+      <w:pPr>
+        <w:tabs>
+          <w:tab w:val="num" w:pos="720"/>
+        </w:tabs>
+        <w:ind w:left="720" w:hanging="360"/>
+      </w:pPr>
+    </w:lvl>
+    <w:lvl w:ilvl="1" w:tentative="1">
+      <w:start w:val="1"/>
+      <w:numFmt w:val="decimal"/>
+      <w:lvlText w:val="%2."/>
+      <w:lvlJc w:val="left"/>
+      <w:pPr>
+        <w:tabs>
+          <w:tab w:val="num" w:pos="1440"/>
+        </w:tabs>
+        <w:ind w:left="1440" w:hanging="360"/>
+      </w:pPr>
+    </w:lvl>
+    <w:lvl w:ilvl="2" w:tentative="1">
+      <w:start w:val="1"/>
+      <w:numFmt w:val="decimal"/>
+      <w:lvlText w:val="%3."/>
+      <w:lvlJc w:val="left"/>
+      <w:pPr>
+        <w:tabs>
+          <w:tab w:val="num" w:pos="2160"/>
+        </w:tabs>
+        <w:ind w:left="2160" w:hanging="360"/>
+      </w:pPr>
+    </w:lvl>
+    <w:lvl w:ilvl="3" w:tentative="1">
+      <w:start w:val="1"/>
+      <w:numFmt w:val="decimal"/>
+      <w:lvlText w:val="%4."/>
+      <w:lvlJc w:val="left"/>
+      <w:pPr>
+        <w:tabs>
+          <w:tab w:val="num" w:pos="2880"/>
+        </w:tabs>
+        <w:ind w:left="2880" w:hanging="360"/>
+      </w:pPr>
+    </w:lvl>
+    <w:lvl w:ilvl="4" w:tentative="1">
+      <w:start w:val="1"/>
+      <w:numFmt w:val="decimal"/>
+      <w:lvlText w:val="%5."/>
+      <w:lvlJc w:val="left"/>
+      <w:pPr>
+        <w:tabs>
+          <w:tab w:val="num" w:pos="3600"/>
+        </w:tabs>
+        <w:ind w:left="3600" w:hanging="360"/>
+      </w:pPr>
+    </w:lvl>
+    <w:lvl w:ilvl="5" w:tentative="1">
+      <w:start w:val="1"/>
+      <w:numFmt w:val="decimal"/>
+      <w:lvlText w:val="%6."/>
+      <w:lvlJc w:val="left"/>
+      <w:pPr>
+        <w:tabs>
+          <w:tab w:val="num" w:pos="4320"/>
+        </w:tabs>
+        <w:ind w:left="4320" w:hanging="360"/>
+      </w:pPr>
+    </w:lvl>
+    <w:lvl w:ilvl="6" w:tentative="1">
+      <w:start w:val="1"/>
+      <w:numFmt w:val="decimal"/>
+      <w:lvlText w:val="%7."/>
+      <w:lvlJc w:val="left"/>
+      <w:pPr>
+        <w:tabs>
+          <w:tab w:val="num" w:pos="5040"/>
+        </w:tabs>
+        <w:ind w:left="5040" w:hanging="360"/>
+      </w:pPr>
+    </w:lvl>
+    <w:lvl w:ilvl="7" w:tentative="1">
+      <w:start w:val="1"/>
+      <w:numFmt w:val="decimal"/>
+      <w:lvlText w:val="%8."/>
+      <w:lvlJc w:val="left"/>
+      <w:pPr>
+        <w:tabs>
+          <w:tab w:val="num" w:pos="5760"/>
+        </w:tabs>
+        <w:ind w:left="5760" w:hanging="360"/>
+      </w:pPr>
+    </w:lvl>
+    <w:lvl w:ilvl="8" w:tentative="1">
+      <w:start w:val="1"/>
+      <w:numFmt w:val="decimal"/>
+      <w:lvlText w:val="%9."/>
+      <w:lvlJc w:val="left"/>
+      <w:pPr>
+        <w:tabs>
+          <w:tab w:val="num" w:pos="6480"/>
+        </w:tabs>
+        <w:ind w:left="6480" w:hanging="360"/>
+      </w:pPr>
+    </w:lvl>
+  </w:abstractNum>
+  <w:abstractNum w:abstractNumId="22" w15:restartNumberingAfterBreak="0">
     <w:nsid w:val="6A3D7283"/>
     <w:multiLevelType w:val="hybridMultilevel"/>
     <w:tmpl w:val="D37829CE"/>
@@ -11593,7 +9672,7 @@
       </w:rPr>
     </w:lvl>
   </w:abstractNum>
-  <w:abstractNum w:abstractNumId="22" w15:restartNumberingAfterBreak="0">
+  <w:abstractNum w:abstractNumId="23" w15:restartNumberingAfterBreak="0">
     <w:nsid w:val="6C8911A1"/>
     <w:multiLevelType w:val="hybridMultilevel"/>
     <w:tmpl w:val="105CDC72"/>
@@ -11682,7 +9761,7 @@
       </w:pPr>
     </w:lvl>
   </w:abstractNum>
-  <w:abstractNum w:abstractNumId="23" w15:restartNumberingAfterBreak="0">
+  <w:abstractNum w:abstractNumId="24" w15:restartNumberingAfterBreak="0">
     <w:nsid w:val="719E0C15"/>
     <w:multiLevelType w:val="multilevel"/>
     <w:tmpl w:val="1D769FDC"/>
@@ -11822,7 +9901,7 @@
       </w:rPr>
     </w:lvl>
   </w:abstractNum>
-  <w:abstractNum w:abstractNumId="24" w15:restartNumberingAfterBreak="0">
+  <w:abstractNum w:abstractNumId="25" w15:restartNumberingAfterBreak="0">
     <w:nsid w:val="72784433"/>
     <w:multiLevelType w:val="multilevel"/>
     <w:tmpl w:val="3F0AB2BE"/>
@@ -11908,7 +9987,156 @@
       </w:pPr>
     </w:lvl>
   </w:abstractNum>
-  <w:abstractNum w:abstractNumId="25" w15:restartNumberingAfterBreak="0">
+  <w:abstractNum w:abstractNumId="26" w15:restartNumberingAfterBreak="0">
+    <w:nsid w:val="741755E7"/>
+    <w:multiLevelType w:val="multilevel"/>
+    <w:tmpl w:val="951E0BEA"/>
+    <w:lvl w:ilvl="0">
+      <w:start w:val="1"/>
+      <w:numFmt w:val="bullet"/>
+      <w:lvlText w:val=""/>
+      <w:lvlJc w:val="left"/>
+      <w:pPr>
+        <w:tabs>
+          <w:tab w:val="num" w:pos="720"/>
+        </w:tabs>
+        <w:ind w:left="720" w:hanging="360"/>
+      </w:pPr>
+      <w:rPr>
+        <w:rFonts w:ascii="Symbol" w:hAnsi="Symbol" w:hint="default"/>
+        <w:sz w:val="20"/>
+      </w:rPr>
+    </w:lvl>
+    <w:lvl w:ilvl="1" w:tentative="1">
+      <w:start w:val="1"/>
+      <w:numFmt w:val="bullet"/>
+      <w:lvlText w:val="o"/>
+      <w:lvlJc w:val="left"/>
+      <w:pPr>
+        <w:tabs>
+          <w:tab w:val="num" w:pos="1440"/>
+        </w:tabs>
+        <w:ind w:left="1440" w:hanging="360"/>
+      </w:pPr>
+      <w:rPr>
+        <w:rFonts w:ascii="Courier New" w:hAnsi="Courier New" w:hint="default"/>
+        <w:sz w:val="20"/>
+      </w:rPr>
+    </w:lvl>
+    <w:lvl w:ilvl="2" w:tentative="1">
+      <w:start w:val="1"/>
+      <w:numFmt w:val="bullet"/>
+      <w:lvlText w:val=""/>
+      <w:lvlJc w:val="left"/>
+      <w:pPr>
+        <w:tabs>
+          <w:tab w:val="num" w:pos="2160"/>
+        </w:tabs>
+        <w:ind w:left="2160" w:hanging="360"/>
+      </w:pPr>
+      <w:rPr>
+        <w:rFonts w:ascii="Wingdings" w:hAnsi="Wingdings" w:hint="default"/>
+        <w:sz w:val="20"/>
+      </w:rPr>
+    </w:lvl>
+    <w:lvl w:ilvl="3" w:tentative="1">
+      <w:start w:val="1"/>
+      <w:numFmt w:val="bullet"/>
+      <w:lvlText w:val=""/>
+      <w:lvlJc w:val="left"/>
+      <w:pPr>
+        <w:tabs>
+          <w:tab w:val="num" w:pos="2880"/>
+        </w:tabs>
+        <w:ind w:left="2880" w:hanging="360"/>
+      </w:pPr>
+      <w:rPr>
+        <w:rFonts w:ascii="Wingdings" w:hAnsi="Wingdings" w:hint="default"/>
+        <w:sz w:val="20"/>
+      </w:rPr>
+    </w:lvl>
+    <w:lvl w:ilvl="4" w:tentative="1">
+      <w:start w:val="1"/>
+      <w:numFmt w:val="bullet"/>
+      <w:lvlText w:val=""/>
+      <w:lvlJc w:val="left"/>
+      <w:pPr>
+        <w:tabs>
+          <w:tab w:val="num" w:pos="3600"/>
+        </w:tabs>
+        <w:ind w:left="3600" w:hanging="360"/>
+      </w:pPr>
+      <w:rPr>
+        <w:rFonts w:ascii="Wingdings" w:hAnsi="Wingdings" w:hint="default"/>
+        <w:sz w:val="20"/>
+      </w:rPr>
+    </w:lvl>
+    <w:lvl w:ilvl="5" w:tentative="1">
+      <w:start w:val="1"/>
+      <w:numFmt w:val="bullet"/>
+      <w:lvlText w:val=""/>
+      <w:lvlJc w:val="left"/>
+      <w:pPr>
+        <w:tabs>
+          <w:tab w:val="num" w:pos="4320"/>
+        </w:tabs>
+        <w:ind w:left="4320" w:hanging="360"/>
+      </w:pPr>
+      <w:rPr>
+        <w:rFonts w:ascii="Wingdings" w:hAnsi="Wingdings" w:hint="default"/>
+        <w:sz w:val="20"/>
+      </w:rPr>
+    </w:lvl>
+    <w:lvl w:ilvl="6" w:tentative="1">
+      <w:start w:val="1"/>
+      <w:numFmt w:val="bullet"/>
+      <w:lvlText w:val=""/>
+      <w:lvlJc w:val="left"/>
+      <w:pPr>
+        <w:tabs>
+          <w:tab w:val="num" w:pos="5040"/>
+        </w:tabs>
+        <w:ind w:left="5040" w:hanging="360"/>
+      </w:pPr>
+      <w:rPr>
+        <w:rFonts w:ascii="Wingdings" w:hAnsi="Wingdings" w:hint="default"/>
+        <w:sz w:val="20"/>
+      </w:rPr>
+    </w:lvl>
+    <w:lvl w:ilvl="7" w:tentative="1">
+      <w:start w:val="1"/>
+      <w:numFmt w:val="bullet"/>
+      <w:lvlText w:val=""/>
+      <w:lvlJc w:val="left"/>
+      <w:pPr>
+        <w:tabs>
+          <w:tab w:val="num" w:pos="5760"/>
+        </w:tabs>
+        <w:ind w:left="5760" w:hanging="360"/>
+      </w:pPr>
+      <w:rPr>
+        <w:rFonts w:ascii="Wingdings" w:hAnsi="Wingdings" w:hint="default"/>
+        <w:sz w:val="20"/>
+      </w:rPr>
+    </w:lvl>
+    <w:lvl w:ilvl="8" w:tentative="1">
+      <w:start w:val="1"/>
+      <w:numFmt w:val="bullet"/>
+      <w:lvlText w:val=""/>
+      <w:lvlJc w:val="left"/>
+      <w:pPr>
+        <w:tabs>
+          <w:tab w:val="num" w:pos="6480"/>
+        </w:tabs>
+        <w:ind w:left="6480" w:hanging="360"/>
+      </w:pPr>
+      <w:rPr>
+        <w:rFonts w:ascii="Wingdings" w:hAnsi="Wingdings" w:hint="default"/>
+        <w:sz w:val="20"/>
+      </w:rPr>
+    </w:lvl>
+  </w:abstractNum>
+  <w:abstractNum w:abstractNumId="27" w15:restartNumberingAfterBreak="0">
     <w:nsid w:val="7E973A09"/>
     <w:multiLevelType w:val="multilevel"/>
     <w:tmpl w:val="2BAE0280"/>
@@ -12007,22 +10235,22 @@
     <w:abstractNumId w:val="3"/>
   </w:num>
   <w:num w:numId="2" w16cid:durableId="889875461">
-    <w:abstractNumId w:val="23"/>
+    <w:abstractNumId w:val="24"/>
   </w:num>
   <w:num w:numId="3" w16cid:durableId="970793117">
-    <w:abstractNumId w:val="16"/>
+    <w:abstractNumId w:val="17"/>
   </w:num>
   <w:num w:numId="4" w16cid:durableId="816384018">
     <w:abstractNumId w:val="20"/>
   </w:num>
   <w:num w:numId="5" w16cid:durableId="1309749222">
-    <w:abstractNumId w:val="11"/>
+    <w:abstractNumId w:val="12"/>
   </w:num>
   <w:num w:numId="6" w16cid:durableId="157430654">
     <w:abstractNumId w:val="4"/>
   </w:num>
   <w:num w:numId="7" w16cid:durableId="338700982">
-    <w:abstractNumId w:val="8"/>
+    <w:abstractNumId w:val="9"/>
   </w:num>
   <w:num w:numId="8" w16cid:durableId="1212764145">
     <w:abstractNumId w:val="6"/>
@@ -12037,37 +10265,37 @@
     <w:abstractNumId w:val="0"/>
   </w:num>
   <w:num w:numId="12" w16cid:durableId="1484347640">
-    <w:abstractNumId w:val="24"/>
+    <w:abstractNumId w:val="25"/>
   </w:num>
   <w:num w:numId="13" w16cid:durableId="2084833244">
-    <w:abstractNumId w:val="13"/>
+    <w:abstractNumId w:val="14"/>
   </w:num>
   <w:num w:numId="14" w16cid:durableId="118302840">
     <w:abstractNumId w:val="5"/>
   </w:num>
   <w:num w:numId="15" w16cid:durableId="1230310491">
-    <w:abstractNumId w:val="14"/>
+    <w:abstractNumId w:val="15"/>
   </w:num>
   <w:num w:numId="16" w16cid:durableId="1017079818">
-    <w:abstractNumId w:val="15"/>
+    <w:abstractNumId w:val="16"/>
   </w:num>
   <w:num w:numId="17" w16cid:durableId="261449875">
-    <w:abstractNumId w:val="12"/>
+    <w:abstractNumId w:val="13"/>
   </w:num>
   <w:num w:numId="18" w16cid:durableId="1373769758">
-    <w:abstractNumId w:val="21"/>
+    <w:abstractNumId w:val="22"/>
   </w:num>
   <w:num w:numId="19" w16cid:durableId="1462647131">
-    <w:abstractNumId w:val="9"/>
+    <w:abstractNumId w:val="10"/>
   </w:num>
   <w:num w:numId="20" w16cid:durableId="1461456097">
-    <w:abstractNumId w:val="25"/>
+    <w:abstractNumId w:val="27"/>
   </w:num>
   <w:num w:numId="21" w16cid:durableId="1427923201">
     <w:abstractNumId w:val="7"/>
   </w:num>
   <w:num w:numId="22" w16cid:durableId="931626667">
-    <w:abstractNumId w:val="25"/>
+    <w:abstractNumId w:val="27"/>
     <w:lvlOverride w:ilvl="0">
       <w:startOverride w:val="1"/>
     </w:lvlOverride>
@@ -12103,34 +10331,40 @@
     <w:abstractNumId w:val="5"/>
   </w:num>
   <w:num w:numId="25" w16cid:durableId="1388869403">
-    <w:abstractNumId w:val="25"/>
+    <w:abstractNumId w:val="27"/>
   </w:num>
   <w:num w:numId="26" w16cid:durableId="383526124">
-    <w:abstractNumId w:val="14"/>
+    <w:abstractNumId w:val="15"/>
   </w:num>
   <w:num w:numId="27" w16cid:durableId="64110085">
-    <w:abstractNumId w:val="25"/>
+    <w:abstractNumId w:val="27"/>
   </w:num>
   <w:num w:numId="28" w16cid:durableId="1262491970">
-    <w:abstractNumId w:val="25"/>
+    <w:abstractNumId w:val="27"/>
   </w:num>
   <w:num w:numId="29" w16cid:durableId="1457604283">
-    <w:abstractNumId w:val="25"/>
+    <w:abstractNumId w:val="27"/>
   </w:num>
   <w:num w:numId="30" w16cid:durableId="278147869">
-    <w:abstractNumId w:val="22"/>
+    <w:abstractNumId w:val="23"/>
   </w:num>
   <w:num w:numId="31" w16cid:durableId="711345007">
+    <w:abstractNumId w:val="19"/>
+  </w:num>
+  <w:num w:numId="32" w16cid:durableId="896277424">
+    <w:abstractNumId w:val="8"/>
+  </w:num>
+  <w:num w:numId="33" w16cid:durableId="323557148">
+    <w:abstractNumId w:val="21"/>
+  </w:num>
+  <w:num w:numId="34" w16cid:durableId="906187796">
+    <w:abstractNumId w:val="26"/>
+  </w:num>
+  <w:num w:numId="35" w16cid:durableId="721557182">
     <w:abstractNumId w:val="18"/>
   </w:num>
-  <w:num w:numId="32" w16cid:durableId="889728255">
-    <w:abstractNumId w:val="17"/>
-  </w:num>
-  <w:num w:numId="33" w16cid:durableId="998196075">
-    <w:abstractNumId w:val="19"/>
-  </w:num>
-  <w:num w:numId="34" w16cid:durableId="721441017">
-    <w:abstractNumId w:val="10"/>
+  <w:num w:numId="36" w16cid:durableId="1034119209">
+    <w:abstractNumId w:val="11"/>
   </w:num>
 </w:numbering>
 </file>
@@ -13953,9 +12187,8 @@
     <w:name w:val="Normal (Web)"/>
     <w:basedOn w:val="Normln"/>
     <w:uiPriority w:val="99"/>
-    <w:semiHidden/>
     <w:unhideWhenUsed/>
-    <w:rsid w:val="007A7FFD"/>
+    <w:rsid w:val="00862A77"/>
     <w:pPr>
       <w:spacing w:before="100" w:beforeAutospacing="1" w:after="100" w:afterAutospacing="1" w:line="240" w:lineRule="auto"/>
       <w:jc w:val="left"/>
@@ -13968,7 +12201,20 @@
   <w:style w:type="character" w:customStyle="1" w:styleId="apple-converted-space">
     <w:name w:val="apple-converted-space"/>
     <w:basedOn w:val="Standardnpsmoodstavce"/>
-    <w:rsid w:val="007A7FFD"/>
+    <w:rsid w:val="00862A77"/>
+  </w:style>
+  <w:style w:type="character" w:styleId="KdHTML">
+    <w:name w:val="HTML Code"/>
+    <w:basedOn w:val="Standardnpsmoodstavce"/>
+    <w:uiPriority w:val="99"/>
+    <w:semiHidden/>
+    <w:unhideWhenUsed/>
+    <w:rsid w:val="00862A77"/>
+    <w:rPr>
+      <w:rFonts w:ascii="Courier New" w:eastAsia="Times New Roman" w:hAnsi="Courier New" w:cs="Courier New"/>
+      <w:sz w:val="20"/>
+      <w:szCs w:val="20"/>
+    </w:rPr>
   </w:style>
 </w:styles>
 </file>
